--- a/downloads/student/ai-3-week-17.docx
+++ b/downloads/student/ai-3-week-17.docx
@@ -1728,6 +1728,16 @@
     <w:p>
       <w:r>
         <w:t>A retrieved document can itself be wrong or outdated; source approval, date and scope still need checking.</w:t>
+      </w:r>
+    </w:p>
+    <w:p>
+      <w:r>
+        <w:t>Read the labelled picture: Why can the assistant not certify 15: 00 when the notice is missing? Point to the relevant step in the picture, then write the changed result and the rule or evidence that supports it.</w:t>
+      </w:r>
+    </w:p>
+    <w:p>
+      <w:r>
+        <w:t>Change one thing: LIB-v = 2 is unavailable. Predict the result before checking the explanation. What remains the same?</w:t>
       </w:r>
     </w:p>
     <w:p>
@@ -3773,6 +3783,187 @@
     <w:p>
       <w:r>
         <w:t>Attempt the independent case before hints. Record whether you worked alone, used a hint or followed a model. After feedback, fix the first unsupported step and explain why it changed. A later check uses a changed case, not a copied answer.</w:t>
+      </w:r>
+    </w:p>
+    <w:p>
+      <w:pPr>
+        <w:pStyle w:val="Heading1"/>
+      </w:pPr>
+      <w:r>
+        <w:t>15. Your lesson route</w:t>
+      </w:r>
+    </w:p>
+    <w:p>
+      <w:r>
+        <w:t>Start with this question: The library assistant remembers an old opening time, but a current notice can be retrieved.</w:t>
+      </w:r>
+    </w:p>
+    <w:tbl>
+      <w:tblPr>
+        <w:tblStyle w:val="LightShading-Accent1"/>
+        <w:tblW w:type="auto" w:w="0"/>
+        <w:tblLook w:firstColumn="1" w:firstRow="1" w:lastColumn="0" w:lastRow="0" w:noHBand="0" w:noVBand="1" w:val="04A0"/>
+      </w:tblPr>
+      <w:tblGrid>
+        <w:gridCol w:w="5112"/>
+        <w:gridCol w:w="5112"/>
+      </w:tblGrid>
+      <w:tr>
+        <w:trPr>
+          <w:tblHeader/>
+        </w:trPr>
+        <w:tc>
+          <w:tcPr>
+            <w:tcW w:type="dxa" w:w="5112"/>
+          </w:tcPr>
+          <w:p>
+            <w:r>
+              <w:t>By the end, I can</w:t>
+            </w:r>
+          </w:p>
+        </w:tc>
+        <w:tc>
+          <w:tcPr>
+            <w:tcW w:type="dxa" w:w="5112"/>
+          </w:tcPr>
+          <w:p>
+            <w:r>
+              <w:t>How I will show it</w:t>
+            </w:r>
+          </w:p>
+        </w:tc>
+      </w:tr>
+      <w:tr>
+        <w:tc>
+          <w:tcPr>
+            <w:tcW w:type="dxa" w:w="5112"/>
+          </w:tcPr>
+          <w:p>
+            <w:r>
+              <w:t>Explain the mechanism and terminology of retrieval and indexing</w:t>
+            </w:r>
+          </w:p>
+        </w:tc>
+        <w:tc>
+          <w:tcPr>
+            <w:tcW w:type="dxa" w:w="5112"/>
+          </w:tcPr>
+          <w:p>
+            <w:r>
+              <w:t>Explain the deciding step, show a trace or test, and state one limit.</w:t>
+            </w:r>
+          </w:p>
+        </w:tc>
+      </w:tr>
+      <w:tr>
+        <w:tc>
+          <w:tcPr>
+            <w:tcW w:type="dxa" w:w="5112"/>
+          </w:tcPr>
+          <w:p>
+            <w:r>
+              <w:t>Apply the stated procedure to a new case with a traceable result</w:t>
+            </w:r>
+          </w:p>
+        </w:tc>
+        <w:tc>
+          <w:tcPr>
+            <w:tcW w:type="dxa" w:w="5112"/>
+          </w:tcPr>
+          <w:p>
+            <w:r>
+              <w:t>Explain the deciding step, show a trace or test, and state one limit.</w:t>
+            </w:r>
+          </w:p>
+        </w:tc>
+      </w:tr>
+      <w:tr>
+        <w:tc>
+          <w:tcPr>
+            <w:tcW w:type="dxa" w:w="5112"/>
+          </w:tcPr>
+          <w:p>
+            <w:r>
+              <w:t>Identify an assumption or limitation and design a revealing follow-up</w:t>
+            </w:r>
+          </w:p>
+        </w:tc>
+        <w:tc>
+          <w:tcPr>
+            <w:tcW w:type="dxa" w:w="5112"/>
+          </w:tcPr>
+          <w:p>
+            <w:r>
+              <w:t>Explain the deciding step, show a trace or test, and state one limit.</w:t>
+            </w:r>
+          </w:p>
+        </w:tc>
+      </w:tr>
+    </w:tbl>
+    <w:p>
+      <w:r>
+        <w:t>Remember → watch and explain → try with help → investigate → try independently → keep project evidence. Your teacher may spread this lesson across several classes.</w:t>
+      </w:r>
+    </w:p>
+    <w:p>
+      <w:r>
+        <w:t>Keep your first prediction. Compare it with what the evidence shows and explain any change.</w:t>
+      </w:r>
+    </w:p>
+    <w:p>
+      <w:pPr>
+        <w:pStyle w:val="Heading1"/>
+      </w:pPr>
+      <w:r>
+        <w:t>16. Finish and return</w:t>
+      </w:r>
+    </w:p>
+    <w:p>
+      <w:r>
+        <w:t>Close your notes. Explain this goal in your own words: Explain the mechanism and terminology of retrieval and indexing</w:t>
+      </w:r>
+    </w:p>
+    <w:p>
+      <w:pPr>
+        <w:pStyle w:val="Heading3"/>
+      </w:pPr>
+      <w:r>
+        <w:t>My deciding step, evidence and one remaining question</w:t>
+      </w:r>
+    </w:p>
+    <w:p>
+      <w:r>
+        <w:t>________________________________________________________________</w:t>
+      </w:r>
+    </w:p>
+    <w:p>
+      <w:r>
+        <w:t>________________________________________________________________</w:t>
+      </w:r>
+    </w:p>
+    <w:p>
+      <w:r>
+        <w:t>________________________________________________________________</w:t>
+      </w:r>
+    </w:p>
+    <w:p>
+      <w:r>
+        <w:t>________________________________________________________________</w:t>
+      </w:r>
+    </w:p>
+    <w:p>
+      <w:r>
+        <w:t>________________________________________________________________</w:t>
+      </w:r>
+    </w:p>
+    <w:p>
+      <w:r>
+        <w:t>If you are unsure, return to the worked picture and explain one arrow. If you are ready, change an input or assumption and justify your prediction.</w:t>
+      </w:r>
+    </w:p>
+    <w:p>
+      <w:r>
+        <w:t>Save your workbook evidence. At the next review, try a different case before opening your old answer.</w:t>
       </w:r>
     </w:p>
     <w:sectPr>

--- a/downloads/student/ai-3-week-17.docx
+++ b/downloads/student/ai-3-week-17.docx
@@ -3964,6 +3964,202 @@
     <w:p>
       <w:r>
         <w:t>Save your workbook evidence. At the next review, try a different case before opening your old answer.</w:t>
+      </w:r>
+    </w:p>
+    <w:p>
+      <w:pPr>
+        <w:pStyle w:val="Heading1"/>
+      </w:pPr>
+      <w:r>
+        <w:t>17. Supported practice, repair and portfolio</w:t>
+      </w:r>
+    </w:p>
+    <w:p>
+      <w:r>
+        <w:t>Use this supported practice once, in the browser or on paper. Keep the reserved independent assessment for a separate first attempt before teacher feedback.</w:t>
+      </w:r>
+    </w:p>
+    <w:p>
+      <w:r>
+        <w:t>The library assistant remembers an old opening time, but a current notice can be retrieved.</w:t>
+      </w:r>
+    </w:p>
+    <w:p>
+      <w:pPr>
+        <w:pStyle w:val="Heading3"/>
+      </w:pPr>
+      <w:r>
+        <w:t>Practice 1: explain the deciding evidence</w:t>
+      </w:r>
+    </w:p>
+    <w:p>
+      <w:r>
+        <w:t>Which labelled step matches this detail? Answer 16: 00 and attach LIB-v = 2. Its words, rather than the earlier guess, support this claim.</w:t>
+      </w:r>
+    </w:p>
+    <w:p>
+      <w:r>
+        <w:t>1. Old guess</w:t>
+      </w:r>
+    </w:p>
+    <w:p>
+      <w:r>
+        <w:t>2. Find notice</w:t>
+      </w:r>
+    </w:p>
+    <w:p>
+      <w:r>
+        <w:t>3. Ground answer</w:t>
+      </w:r>
+    </w:p>
+    <w:p>
+      <w:pPr>
+        <w:pStyle w:val="Heading3"/>
+      </w:pPr>
+      <w:r>
+        <w:t>My selected conclusion, deciding fact and explanation</w:t>
+      </w:r>
+    </w:p>
+    <w:p>
+      <w:r>
+        <w:t>________________________________________________________________</w:t>
+      </w:r>
+    </w:p>
+    <w:p>
+      <w:r>
+        <w:t>________________________________________________________________</w:t>
+      </w:r>
+    </w:p>
+    <w:p>
+      <w:r>
+        <w:t>________________________________________________________________</w:t>
+      </w:r>
+    </w:p>
+    <w:p>
+      <w:r>
+        <w:t>________________________________________________________________</w:t>
+      </w:r>
+    </w:p>
+    <w:p>
+      <w:r>
+        <w:t>________________________________________________________________</w:t>
+      </w:r>
+    </w:p>
+    <w:p>
+      <w:r>
+        <w:t>Hint if needed: Read the steps in the pictorial case. Match the supplied detail to the stage that performs or records it.</w:t>
+      </w:r>
+    </w:p>
+    <w:p>
+      <w:r>
+        <w:t>After your attempt, compare with the supported explanation: Ground answer Answer 16: 00 and attach LIB-v = 2. Its words, rather than the earlier guess, support this claim. Read the picture in order. Answer 16: 00 and attach LIB-v = 2. Its words, rather than the earlier guess, support this claim. The arrows show which recorded input or intermediate result each decision uses. Explain the deciding step aloud before checking the changed case; pointing to the final answer alone does not show how it follows.</w:t>
+      </w:r>
+    </w:p>
+    <w:p>
+      <w:pPr>
+        <w:pStyle w:val="Heading3"/>
+      </w:pPr>
+      <w:r>
+        <w:t>Practice 2: explain the deciding evidence</w:t>
+      </w:r>
+    </w:p>
+    <w:p>
+      <w:r>
+        <w:t>Changed-case practice: LIB-v = 2 is unavailable. Which conclusion is supported by the supplied facts?</w:t>
+      </w:r>
+    </w:p>
+    <w:p>
+      <w:r>
+        <w:t>1. We can decide the result without examining the changed input or the procedure.</w:t>
+      </w:r>
+    </w:p>
+    <w:p>
+      <w:r>
+        <w:t>2. This one example guarantees correct results for every future input.</w:t>
+      </w:r>
+    </w:p>
+    <w:p>
+      <w:r>
+        <w:t>3. Report that the current time cannot be verified.</w:t>
+      </w:r>
+    </w:p>
+    <w:p>
+      <w:pPr>
+        <w:pStyle w:val="Heading3"/>
+      </w:pPr>
+      <w:r>
+        <w:t>My selected conclusion, deciding fact and explanation</w:t>
+      </w:r>
+    </w:p>
+    <w:p>
+      <w:r>
+        <w:t>________________________________________________________________</w:t>
+      </w:r>
+    </w:p>
+    <w:p>
+      <w:r>
+        <w:t>________________________________________________________________</w:t>
+      </w:r>
+    </w:p>
+    <w:p>
+      <w:r>
+        <w:t>________________________________________________________________</w:t>
+      </w:r>
+    </w:p>
+    <w:p>
+      <w:r>
+        <w:t>________________________________________________________________</w:t>
+      </w:r>
+    </w:p>
+    <w:p>
+      <w:r>
+        <w:t>________________________________________________________________</w:t>
+      </w:r>
+    </w:p>
+    <w:p>
+      <w:r>
+        <w:t>Hint if needed: Use the changed condition and the deciding step in the pictorial trace. The answer must say what follows from those facts.</w:t>
+      </w:r>
+    </w:p>
+    <w:p>
+      <w:r>
+        <w:t>After your attempt, compare with the supported explanation: Report that the current time cannot be verified. The unsupported old guess does not become current evidence when retrieval fails.</w:t>
+      </w:r>
+    </w:p>
+    <w:p>
+      <w:pPr>
+        <w:pStyle w:val="Heading3"/>
+      </w:pPr>
+      <w:r>
+        <w:t>Repair a missing building block</w:t>
+      </w:r>
+    </w:p>
+    <w:p>
+      <w:r>
+        <w:t>Review Verify Numbers and Dates (ai-3/16). Goal: Explain the mechanism and terminology of claim support and citation evaluation. Short practice: Which part can be corrected immediately from existing evidence, and which needs follow-up?. Return to this week and explain what you changed.</w:t>
+      </w:r>
+    </w:p>
+    <w:p>
+      <w:r>
+        <w:t>Review Hallucination Failure Types (ai-3/14). Goal: Explain the mechanism and terminology of generation failures and verification. Short practice: Can we conclude there will definitely be no lunch from S alone?. Return to this week and explain what you changed.</w:t>
+      </w:r>
+    </w:p>
+    <w:p>
+      <w:r>
+        <w:t>Review Visual Composition (ai-3/11). Goal: Explain the mechanism and terminology of image generation and provenance. Short practice: Which checks pass after that single change, and what still needs repair?. Return to this week and explain what you changed.</w:t>
+      </w:r>
+    </w:p>
+    <w:p>
+      <w:pPr>
+        <w:pStyle w:val="Heading3"/>
+      </w:pPr>
+      <w:r>
+        <w:t>Keep your completed work</w:t>
+      </w:r>
+    </w:p>
+    <w:p>
+      <w:r>
+        <w:t>Use Download completed work in the hosted lesson to export your answers, reflections, practice feedback and code-run evidence. Open the HTML copy to read or print it. Drafts stay in this browser when storage is available; clear drafts on a shared device.</w:t>
       </w:r>
     </w:p>
     <w:sectPr>

--- a/downloads/student/ai-3-week-17.docx
+++ b/downloads/student/ai-3-week-17.docx
@@ -42,6 +42,11 @@
       </w:r>
     </w:p>
     <w:p>
+      <w:r>
+        <w:t>Start with the target: Explain the mechanism and terminology of retrieval and indexing. Try the recall before opening notes.</w:t>
+      </w:r>
+    </w:p>
+    <w:p>
       <w:pPr>
         <w:pStyle w:val="Heading3"/>
       </w:pPr>
@@ -50,17 +55,71 @@
       </w:r>
     </w:p>
     <w:p>
-      <w:r>
-        <w:t>I can explain the mechanism and terminology of retrieval and indexing.</w:t>
-      </w:r>
-    </w:p>
-    <w:p>
-      <w:r>
+      <w:pPr>
+        <w:spacing w:line="336" w:lineRule="auto" w:after="180"/>
+      </w:pPr>
+      <w:r>
+        <w:rPr>
+          <w:b w:val="0"/>
+        </w:rPr>
+        <w:t xml:space="preserve">I can explain the </w:t>
+      </w:r>
+      <w:r>
+        <w:rPr>
+          <w:b/>
+        </w:rPr>
+        <w:t>mechanism</w:t>
+      </w:r>
+      <w:r>
+        <w:rPr>
+          <w:b w:val="0"/>
+        </w:rPr>
+        <w:t xml:space="preserve"> and terminology of </w:t>
+      </w:r>
+      <w:r>
+        <w:rPr>
+          <w:b/>
+        </w:rPr>
+        <w:t>retrieval</w:t>
+      </w:r>
+      <w:r>
+        <w:rPr>
+          <w:b w:val="0"/>
+        </w:rPr>
+        <w:t xml:space="preserve"> and </w:t>
+      </w:r>
+      <w:r>
+        <w:rPr>
+          <w:b/>
+        </w:rPr>
+        <w:t>index</w:t>
+      </w:r>
+      <w:r>
+        <w:rPr>
+          <w:b w:val="0"/>
+        </w:rPr>
+        <w:t>ing.</w:t>
+      </w:r>
+    </w:p>
+    <w:p>
+      <w:pPr>
+        <w:spacing w:line="336" w:lineRule="auto" w:after="180"/>
+      </w:pPr>
+      <w:r>
+        <w:rPr>
+          <w:b w:val="0"/>
+        </w:rPr>
         <w:t>I can apply the stated procedure to a new case with a traceable result.</w:t>
       </w:r>
     </w:p>
     <w:p>
-      <w:r>
+      <w:pPr>
+        <w:spacing w:line="336" w:lineRule="auto" w:after="180"/>
+      </w:pPr>
+      <w:r>
+        <w:rPr>
+          <w:b w:val="0"/>
+        </w:rPr>
         <w:t>I can identify an assumption or limitation and design a revealing follow-up.</w:t>
       </w:r>
     </w:p>
@@ -73,38 +132,110 @@
       </w:r>
     </w:p>
     <w:p>
-      <w:r>
+      <w:pPr>
+        <w:spacing w:line="336" w:lineRule="auto" w:after="180"/>
+      </w:pPr>
+      <w:r>
+        <w:rPr>
+          <w:b w:val="0"/>
+        </w:rPr>
         <w:t>Close your notes first. A rough first answer helps us choose the right starting point; it is not a score for your ability.</w:t>
       </w:r>
     </w:p>
     <w:p>
-      <w:r>
+      <w:pPr>
+        <w:spacing w:line="336" w:lineRule="auto" w:after="180"/>
+      </w:pPr>
+      <w:r>
+        <w:rPr>
+          <w:b w:val="0"/>
+        </w:rPr>
         <w:t>Without opening the old lesson, explain one key idea from Verify Numbers and Dates. Give an example and a mistake that the idea helps you avoid.</w:t>
       </w:r>
     </w:p>
     <w:p>
-      <w:r>
+      <w:pPr>
+        <w:spacing w:line="336" w:lineRule="auto" w:after="180"/>
+      </w:pPr>
+      <w:r>
+        <w:rPr>
+          <w:b w:val="0"/>
+        </w:rPr>
         <w:t>Without opening the old lesson, explain one key idea from Hallucination Failure Types. Give an example and a mistake that the idea helps you avoid.</w:t>
       </w:r>
     </w:p>
     <w:p>
-      <w:r>
+      <w:pPr>
+        <w:spacing w:line="336" w:lineRule="auto" w:after="180"/>
+      </w:pPr>
+      <w:r>
+        <w:rPr>
+          <w:b w:val="0"/>
+        </w:rPr>
         <w:t>Without opening the old lesson, explain one key idea from Visual Composition. Give an example and a mistake that the idea helps you avoid.</w:t>
       </w:r>
     </w:p>
     <w:p>
-      <w:r>
-        <w:t>After trying, check the relevant lesson or ask your teacher. Change the part of your explanation that the evidence shows was wrong.</w:t>
-      </w:r>
-    </w:p>
-    <w:p>
-      <w:r>
-        <w:t>Week 17: Model Memory vs Retrieval</w:t>
-      </w:r>
-    </w:p>
-    <w:p>
-      <w:r>
-        <w:t>Learned parameters are not a searchable source library.</w:t>
+      <w:pPr>
+        <w:spacing w:line="336" w:lineRule="auto" w:after="180"/>
+      </w:pPr>
+      <w:r>
+        <w:rPr>
+          <w:b w:val="0"/>
+        </w:rPr>
+        <w:t xml:space="preserve">After trying, check the relevant lesson or ask your teacher. Change the part of your explanation that the </w:t>
+      </w:r>
+      <w:r>
+        <w:rPr>
+          <w:b/>
+        </w:rPr>
+        <w:t>evidence</w:t>
+      </w:r>
+      <w:r>
+        <w:rPr>
+          <w:b w:val="0"/>
+        </w:rPr>
+        <w:t xml:space="preserve"> shows was wrong.</w:t>
+      </w:r>
+    </w:p>
+    <w:p>
+      <w:pPr>
+        <w:spacing w:line="336" w:lineRule="auto" w:after="180"/>
+      </w:pPr>
+      <w:r>
+        <w:rPr>
+          <w:b w:val="0"/>
+        </w:rPr>
+        <w:t xml:space="preserve">Week 17: Model Memory vs </w:t>
+      </w:r>
+      <w:r>
+        <w:rPr>
+          <w:b/>
+        </w:rPr>
+        <w:t>Retrieval</w:t>
+      </w:r>
+    </w:p>
+    <w:p>
+      <w:pPr>
+        <w:spacing w:line="336" w:lineRule="auto" w:after="180"/>
+      </w:pPr>
+      <w:r>
+        <w:rPr>
+          <w:b w:val="0"/>
+        </w:rPr>
+        <w:t xml:space="preserve">Learned </w:t>
+      </w:r>
+      <w:r>
+        <w:rPr>
+          <w:b/>
+        </w:rPr>
+        <w:t>parameters</w:t>
+      </w:r>
+      <w:r>
+        <w:rPr>
+          <w:b w:val="0"/>
+        </w:rPr>
+        <w:t xml:space="preserve"> are not a searchable source library.</w:t>
       </w:r>
     </w:p>
     <w:p>
@@ -144,17 +275,47 @@
       </w:r>
     </w:p>
     <w:p>
-      <w:r>
+      <w:pPr>
+        <w:spacing w:line="336" w:lineRule="auto" w:after="180"/>
+      </w:pPr>
+      <w:r>
+        <w:rPr>
+          <w:b/>
+        </w:rPr>
         <w:t>CREATOR MISSION</w:t>
       </w:r>
     </w:p>
     <w:p>
-      <w:r>
-        <w:t>Decide when to answer, retrieve, calculate, or abstain.</w:t>
-      </w:r>
-    </w:p>
-    <w:p>
-      <w:r>
+      <w:pPr>
+        <w:spacing w:line="336" w:lineRule="auto" w:after="180"/>
+      </w:pPr>
+      <w:r>
+        <w:rPr>
+          <w:b w:val="0"/>
+        </w:rPr>
+        <w:t xml:space="preserve">Decide when to answer, retrieve, calculate, or </w:t>
+      </w:r>
+      <w:r>
+        <w:rPr>
+          <w:b/>
+        </w:rPr>
+        <w:t>abstain</w:t>
+      </w:r>
+      <w:r>
+        <w:rPr>
+          <w:b w:val="0"/>
+        </w:rPr>
+        <w:t>.</w:t>
+      </w:r>
+    </w:p>
+    <w:p>
+      <w:pPr>
+        <w:spacing w:line="336" w:lineRule="auto" w:after="180"/>
+      </w:pPr>
+      <w:r>
+        <w:rPr>
+          <w:b w:val="0"/>
+        </w:rPr>
         <w:t>Creator name and date:</w:t>
       </w:r>
     </w:p>
@@ -200,8 +361,50 @@
       </w:r>
     </w:p>
     <w:p>
-      <w:r>
-        <w:t>Recall Speech pipelines and multimodal evidence. Explain why a recorded result needs its input conditions and evidence source before it can support a claim.</w:t>
+      <w:pPr>
+        <w:spacing w:line="336" w:lineRule="auto" w:after="180"/>
+      </w:pPr>
+      <w:r>
+        <w:rPr>
+          <w:b w:val="0"/>
+        </w:rPr>
+        <w:t xml:space="preserve">Recall Speech pipelines and multimodal </w:t>
+      </w:r>
+      <w:r>
+        <w:rPr>
+          <w:b/>
+        </w:rPr>
+        <w:t>evidence</w:t>
+      </w:r>
+      <w:r>
+        <w:rPr>
+          <w:b w:val="0"/>
+        </w:rPr>
+        <w:t xml:space="preserve">. Explain why a recorded result needs its </w:t>
+      </w:r>
+      <w:r>
+        <w:rPr>
+          <w:b/>
+        </w:rPr>
+        <w:t>input</w:t>
+      </w:r>
+      <w:r>
+        <w:rPr>
+          <w:b w:val="0"/>
+        </w:rPr>
+        <w:t xml:space="preserve"> conditions and </w:t>
+      </w:r>
+      <w:r>
+        <w:rPr>
+          <w:b/>
+        </w:rPr>
+        <w:t>evidence</w:t>
+      </w:r>
+      <w:r>
+        <w:rPr>
+          <w:b w:val="0"/>
+        </w:rPr>
+        <w:t xml:space="preserve"> source before it can support a claim.</w:t>
       </w:r>
     </w:p>
     <w:p>
@@ -213,8 +416,26 @@
       </w:r>
     </w:p>
     <w:p>
-      <w:r>
-        <w:t>By the end, I can explain model memory vs retrieval using a traced example and a stated limitation.</w:t>
+      <w:pPr>
+        <w:spacing w:line="336" w:lineRule="auto" w:after="180"/>
+      </w:pPr>
+      <w:r>
+        <w:rPr>
+          <w:b w:val="0"/>
+        </w:rPr>
+        <w:t xml:space="preserve">By the end, I can explain model memory vs </w:t>
+      </w:r>
+      <w:r>
+        <w:rPr>
+          <w:b/>
+        </w:rPr>
+        <w:t>retrieval</w:t>
+      </w:r>
+      <w:r>
+        <w:rPr>
+          <w:b w:val="0"/>
+        </w:rPr>
+        <w:t xml:space="preserve"> using a traced example and a stated limitation.</w:t>
       </w:r>
     </w:p>
     <w:p>
@@ -227,17 +448,52 @@
     </w:p>
     <w:p>
       <w:r>
+        <w:t>Investigate the supplied Model Memory vs Retrieval case. Separate observations, given facts and assumptions before choosing an explanation.</w:t>
+      </w:r>
+    </w:p>
+    <w:p>
+      <w:pPr>
+        <w:spacing w:line="336" w:lineRule="auto" w:after="180"/>
+      </w:pPr>
+      <w:r>
+        <w:rPr>
+          <w:b/>
+        </w:rPr>
         <w:t>PICTURE STORY</w:t>
       </w:r>
     </w:p>
     <w:p>
-      <w:r>
+      <w:pPr>
+        <w:spacing w:line="336" w:lineRule="auto" w:after="180"/>
+      </w:pPr>
+      <w:r>
+        <w:rPr>
+          <w:b w:val="0"/>
+        </w:rPr>
         <w:t>Notice → Predict → Explain</w:t>
       </w:r>
     </w:p>
     <w:p>
-      <w:r>
-        <w:t>Begin with visible evidence. Do not explain more than the picture and information support.</w:t>
+      <w:pPr>
+        <w:spacing w:line="336" w:lineRule="auto" w:after="180"/>
+      </w:pPr>
+      <w:r>
+        <w:rPr>
+          <w:b w:val="0"/>
+        </w:rPr>
+        <w:t xml:space="preserve">Begin with visible </w:t>
+      </w:r>
+      <w:r>
+        <w:rPr>
+          <w:b/>
+        </w:rPr>
+        <w:t>evidence</w:t>
+      </w:r>
+      <w:r>
+        <w:rPr>
+          <w:b w:val="0"/>
+        </w:rPr>
+        <w:t>. Do not explain more than the picture and information support.</w:t>
       </w:r>
     </w:p>
     <w:p>
@@ -277,18 +533,82 @@
       </w:r>
     </w:p>
     <w:p>
-      <w:r>
+      <w:pPr>
+        <w:pStyle w:val="Heading3"/>
+      </w:pPr>
+      <w:r>
+        <w:t>Start with this puzzle</w:t>
+      </w:r>
+    </w:p>
+    <w:p>
+      <w:pPr>
+        <w:spacing w:line="336" w:lineRule="auto" w:after="180"/>
+        <w:shd w:fill="F1F6FC"/>
+      </w:pPr>
+      <w:r>
+        <w:rPr>
+          <w:b w:val="0"/>
+        </w:rPr>
         <w:t>MYSTERY</w:t>
       </w:r>
     </w:p>
     <w:p>
-      <w:r>
-        <w:t>The learners must use model memory vs retrieval to solve a problem. What information do they have? What decision or calculation do they make? What would count as evidence that it worked?</w:t>
-      </w:r>
-    </w:p>
-    <w:p>
-      <w:r>
-        <w:t>Three observations (what you can point to):</w:t>
+      <w:pPr>
+        <w:spacing w:line="336" w:lineRule="auto" w:after="180"/>
+        <w:shd w:fill="F5F1FB"/>
+      </w:pPr>
+      <w:r>
+        <w:rPr>
+          <w:b w:val="0"/>
+        </w:rPr>
+        <w:t xml:space="preserve">The learners must use model memory vs </w:t>
+      </w:r>
+      <w:r>
+        <w:rPr>
+          <w:b/>
+        </w:rPr>
+        <w:t>retrieval</w:t>
+      </w:r>
+      <w:r>
+        <w:rPr>
+          <w:b w:val="0"/>
+        </w:rPr>
+        <w:t xml:space="preserve"> to solve a problem. What information do they have? What decision or calculation do they make? What would count as </w:t>
+      </w:r>
+      <w:r>
+        <w:rPr>
+          <w:b/>
+        </w:rPr>
+        <w:t>evidence</w:t>
+      </w:r>
+      <w:r>
+        <w:rPr>
+          <w:b w:val="0"/>
+        </w:rPr>
+        <w:t xml:space="preserve"> that it worked?</w:t>
+      </w:r>
+    </w:p>
+    <w:p>
+      <w:pPr>
+        <w:spacing w:line="336" w:lineRule="auto" w:after="180"/>
+      </w:pPr>
+      <w:r>
+        <w:rPr>
+          <w:b w:val="0"/>
+        </w:rPr>
+        <w:t xml:space="preserve">Three </w:t>
+      </w:r>
+      <w:r>
+        <w:rPr>
+          <w:b/>
+        </w:rPr>
+        <w:t>observation</w:t>
+      </w:r>
+      <w:r>
+        <w:rPr>
+          <w:b w:val="0"/>
+        </w:rPr>
+        <w:t>s (what you can point to):</w:t>
       </w:r>
     </w:p>
     <w:p>
@@ -325,8 +645,26 @@
       </w:r>
     </w:p>
     <w:p>
-      <w:r>
-        <w:t>My prediction and the clue supporting it:</w:t>
+      <w:pPr>
+        <w:spacing w:line="336" w:lineRule="auto" w:after="180"/>
+      </w:pPr>
+      <w:r>
+        <w:rPr>
+          <w:b w:val="0"/>
+        </w:rPr>
+        <w:t xml:space="preserve">My </w:t>
+      </w:r>
+      <w:r>
+        <w:rPr>
+          <w:b/>
+        </w:rPr>
+        <w:t>prediction</w:t>
+      </w:r>
+      <w:r>
+        <w:rPr>
+          <w:b w:val="0"/>
+        </w:rPr>
+        <w:t xml:space="preserve"> and the clue supporting it:</w:t>
       </w:r>
     </w:p>
     <w:p>
@@ -371,13 +709,66 @@
       </w:r>
     </w:p>
     <w:p>
-      <w:r>
-        <w:t>Retrieval returns stored records selected for a query. An index is a searchable representation of a versioned corpus; generated wording is a later operation.</w:t>
-      </w:r>
-    </w:p>
-    <w:p>
-      <w:r>
-        <w:t>Begin by writing the question the procedure is intended to answer. Identify the information already supplied, the information it will produce and the information still missing. These are constructed classroom examples; they do not require live accounts, private records or an external service. Do not treat a plausible explanation as a measured outcome.</w:t>
+      <w:pPr>
+        <w:spacing w:line="336" w:lineRule="auto" w:after="180"/>
+      </w:pPr>
+      <w:r>
+        <w:rPr>
+          <w:b/>
+        </w:rPr>
+        <w:t>Retrieval</w:t>
+      </w:r>
+      <w:r>
+        <w:rPr>
+          <w:b w:val="0"/>
+        </w:rPr>
+        <w:t xml:space="preserve"> returns stored records selected for a query. An </w:t>
+      </w:r>
+      <w:r>
+        <w:rPr>
+          <w:b/>
+        </w:rPr>
+        <w:t>index</w:t>
+      </w:r>
+      <w:r>
+        <w:rPr>
+          <w:b w:val="0"/>
+        </w:rPr>
+        <w:t xml:space="preserve"> is a searchable representation of a versioned </w:t>
+      </w:r>
+      <w:r>
+        <w:rPr>
+          <w:b/>
+        </w:rPr>
+        <w:t>corpus</w:t>
+      </w:r>
+      <w:r>
+        <w:rPr>
+          <w:b w:val="0"/>
+        </w:rPr>
+        <w:t>; generated wording is a later operation.</w:t>
+      </w:r>
+    </w:p>
+    <w:p>
+      <w:pPr>
+        <w:spacing w:line="336" w:lineRule="auto" w:after="180"/>
+      </w:pPr>
+      <w:r>
+        <w:rPr>
+          <w:b w:val="0"/>
+        </w:rPr>
+        <w:t>Begin by writing the question the procedure is intended to answer. Identify the information already supplied, the information it will produce and the information still missing.</w:t>
+      </w:r>
+    </w:p>
+    <w:p>
+      <w:pPr>
+        <w:spacing w:line="336" w:lineRule="auto" w:after="180"/>
+      </w:pPr>
+      <w:r>
+        <w:rPr>
+          <w:b w:val="0"/>
+        </w:rPr>
+        <w:t>These are constructed classroom examples; they do not require live accounts, private records or an external service. Do not treat a plausible explanation as a measured outcome.</w:t>
       </w:r>
     </w:p>
     <w:p>
@@ -390,16 +781,69 @@
     </w:p>
     <w:p>
       <w:r>
-        <w:t>VISUAL MECHANISM</w:t>
-      </w:r>
-    </w:p>
-    <w:p>
-      <w:r>
-        <w:t>Input → Process → Output</w:t>
-      </w:r>
-    </w:p>
-    <w:p>
-      <w:r>
+        <w:t>Follow the mechanism for Model Memory vs Retrieval. Connect each labelled input, deciding step and result.</w:t>
+      </w:r>
+    </w:p>
+    <w:p>
+      <w:pPr>
+        <w:spacing w:line="336" w:lineRule="auto" w:after="180"/>
+      </w:pPr>
+      <w:r>
+        <w:rPr>
+          <w:b/>
+        </w:rPr>
+        <w:t xml:space="preserve">VISUAL </w:t>
+      </w:r>
+      <w:r>
+        <w:rPr>
+          <w:b/>
+        </w:rPr>
+        <w:t>MECHANISM</w:t>
+      </w:r>
+    </w:p>
+    <w:p>
+      <w:pPr>
+        <w:spacing w:line="336" w:lineRule="auto" w:after="180"/>
+      </w:pPr>
+      <w:r>
+        <w:rPr>
+          <w:b/>
+        </w:rPr>
+        <w:t>Input</w:t>
+      </w:r>
+      <w:r>
+        <w:rPr>
+          <w:b w:val="0"/>
+        </w:rPr>
+        <w:t xml:space="preserve"> → </w:t>
+      </w:r>
+      <w:r>
+        <w:rPr>
+          <w:b/>
+        </w:rPr>
+        <w:t>Process</w:t>
+      </w:r>
+      <w:r>
+        <w:rPr>
+          <w:b w:val="0"/>
+        </w:rPr>
+        <w:t xml:space="preserve"> → </w:t>
+      </w:r>
+      <w:r>
+        <w:rPr>
+          <w:b/>
+        </w:rPr>
+        <w:t>Output</w:t>
+      </w:r>
+    </w:p>
+    <w:p>
+      <w:pPr>
+        <w:spacing w:line="336" w:lineRule="auto" w:after="180"/>
+      </w:pPr>
+      <w:r>
+        <w:rPr>
+          <w:b w:val="0"/>
+        </w:rPr>
         <w:t>Trace the information. At each stage, ask what changed and how you could test it.</w:t>
       </w:r>
     </w:p>
@@ -440,7 +884,13 @@
       </w:r>
     </w:p>
     <w:p>
-      <w:r>
+      <w:pPr>
+        <w:spacing w:line="336" w:lineRule="auto" w:after="180"/>
+      </w:pPr>
+      <w:r>
+        <w:rPr>
+          <w:b w:val="0"/>
+        </w:rPr>
         <w:t>↓</w:t>
       </w:r>
     </w:p>
@@ -481,7 +931,13 @@
       </w:r>
     </w:p>
     <w:p>
-      <w:r>
+      <w:pPr>
+        <w:spacing w:line="336" w:lineRule="auto" w:after="180"/>
+      </w:pPr>
+      <w:r>
+        <w:rPr>
+          <w:b w:val="0"/>
+        </w:rPr>
         <w:t>↓</w:t>
       </w:r>
     </w:p>
@@ -522,7 +978,13 @@
       </w:r>
     </w:p>
     <w:p>
-      <w:r>
+      <w:pPr>
+        <w:spacing w:line="336" w:lineRule="auto" w:after="180"/>
+      </w:pPr>
+      <w:r>
+        <w:rPr>
+          <w:b w:val="0"/>
+        </w:rPr>
         <w:t>Which stage could fail even when the other two are correct? Explain:</w:t>
       </w:r>
     </w:p>
@@ -568,8 +1030,26 @@
       </w:r>
     </w:p>
     <w:p>
-      <w:r>
-        <w:t>Assign stable document IDs, versions and permitted access before indexing. Retrieve only authorised records. Preserve source references and define behaviour when a document is missing, outdated or access-restricted.</w:t>
+      <w:pPr>
+        <w:spacing w:line="336" w:lineRule="auto" w:after="180"/>
+      </w:pPr>
+      <w:r>
+        <w:rPr>
+          <w:b w:val="0"/>
+        </w:rPr>
+        <w:t xml:space="preserve">Assign stable document IDs, versions and permitted access before </w:t>
+      </w:r>
+      <w:r>
+        <w:rPr>
+          <w:b/>
+        </w:rPr>
+        <w:t>index</w:t>
+      </w:r>
+      <w:r>
+        <w:rPr>
+          <w:b w:val="0"/>
+        </w:rPr>
+        <w:t>ing. Retrieve only authorised records. Preserve source references and define behaviour when a document is missing, outdated or access-restricted.</w:t>
       </w:r>
     </w:p>
     <w:p>
@@ -665,8 +1145,49 @@
       </w:r>
     </w:p>
     <w:p>
-      <w:r>
-        <w:t>Before applying the procedure, write its units, denominator or decision boundary where relevant. A partner should be able to repeat each step using the same inputs. If a required input is absent or violates the stated contract, record that condition explicitly instead of quietly replacing it with a convenient value.</w:t>
+      <w:pPr>
+        <w:spacing w:line="336" w:lineRule="auto" w:after="180"/>
+      </w:pPr>
+      <w:r>
+        <w:rPr>
+          <w:b w:val="0"/>
+        </w:rPr>
+        <w:t xml:space="preserve">Before applying the procedure, write its units, denominator or decision boundary where relevant. A partner should be able to repeat each step using the same </w:t>
+      </w:r>
+      <w:r>
+        <w:rPr>
+          <w:b/>
+        </w:rPr>
+        <w:t>input</w:t>
+      </w:r>
+      <w:r>
+        <w:rPr>
+          <w:b w:val="0"/>
+        </w:rPr>
+        <w:t>s.</w:t>
+      </w:r>
+    </w:p>
+    <w:p>
+      <w:pPr>
+        <w:spacing w:line="336" w:lineRule="auto" w:after="180"/>
+      </w:pPr>
+      <w:r>
+        <w:rPr>
+          <w:b w:val="0"/>
+        </w:rPr>
+        <w:t xml:space="preserve">If a required </w:t>
+      </w:r>
+      <w:r>
+        <w:rPr>
+          <w:b/>
+        </w:rPr>
+        <w:t>input</w:t>
+      </w:r>
+      <w:r>
+        <w:rPr>
+          <w:b w:val="0"/>
+        </w:rPr>
+        <w:t xml:space="preserve"> is absent or violates the stated contract, record that condition explicitly instead of quietly replacing it with a convenient value.</w:t>
       </w:r>
     </w:p>
     <w:p>
@@ -678,8 +1199,26 @@
       </w:r>
     </w:p>
     <w:p>
-      <w:r>
-        <w:t>Point to the input, the deciding step and the result in this week’s visual. Explain the same step in ordinary words. A picture helps when you can say what each part represents.</w:t>
+      <w:pPr>
+        <w:spacing w:line="336" w:lineRule="auto" w:after="180"/>
+      </w:pPr>
+      <w:r>
+        <w:rPr>
+          <w:b w:val="0"/>
+        </w:rPr>
+        <w:t xml:space="preserve">Point to the </w:t>
+      </w:r>
+      <w:r>
+        <w:rPr>
+          <w:b/>
+        </w:rPr>
+        <w:t>input</w:t>
+      </w:r>
+      <w:r>
+        <w:rPr>
+          <w:b w:val="0"/>
+        </w:rPr>
+        <w:t>, the deciding step and the result in this week’s visual. Explain the same step in ordinary words. A picture helps when you can say what each part represents.</w:t>
       </w:r>
     </w:p>
     <w:p>
@@ -692,16 +1231,54 @@
     </w:p>
     <w:p>
       <w:r>
+        <w:t>Compare the supplied cases for Model Memory vs Retrieval. Identify the detail that changes the conclusion.</w:t>
+      </w:r>
+    </w:p>
+    <w:p>
+      <w:pPr>
+        <w:pStyle w:val="Heading3"/>
+      </w:pPr>
+      <w:r>
+        <w:t>The case to investigate</w:t>
+      </w:r>
+    </w:p>
+    <w:p>
+      <w:pPr>
+        <w:spacing w:line="336" w:lineRule="auto" w:after="180"/>
+        <w:shd w:fill="F1F6FC"/>
+      </w:pPr>
+      <w:r>
+        <w:rPr>
+          <w:b w:val="0"/>
+        </w:rPr>
         <w:t>CASE GALLERY</w:t>
       </w:r>
     </w:p>
     <w:p>
-      <w:r>
-        <w:t>Four Tests, Four Kinds of Evidence</w:t>
-      </w:r>
-    </w:p>
-    <w:p>
-      <w:r>
+      <w:pPr>
+        <w:spacing w:line="336" w:lineRule="auto" w:after="180"/>
+      </w:pPr>
+      <w:r>
+        <w:rPr>
+          <w:b w:val="0"/>
+        </w:rPr>
+        <w:t xml:space="preserve">Four Tests, Four Kinds of </w:t>
+      </w:r>
+      <w:r>
+        <w:rPr>
+          <w:b/>
+        </w:rPr>
+        <w:t>Evidence</w:t>
+      </w:r>
+    </w:p>
+    <w:p>
+      <w:pPr>
+        <w:spacing w:line="336" w:lineRule="auto" w:after="180"/>
+      </w:pPr>
+      <w:r>
+        <w:rPr>
+          <w:b w:val="0"/>
+        </w:rPr>
         <w:t>A system is not understood until it survives more than one comfortable example.</w:t>
       </w:r>
     </w:p>
@@ -778,8 +1355,47 @@
       </w:r>
     </w:p>
     <w:p>
-      <w:r>
-        <w:t>NORMAL CASE: predict and name evidence.     BOUNDARY CASE: predict and name evidence.</w:t>
+      <w:pPr>
+        <w:pStyle w:val="Heading3"/>
+      </w:pPr>
+      <w:r>
+        <w:t>The normal case</w:t>
+      </w:r>
+    </w:p>
+    <w:p>
+      <w:pPr>
+        <w:spacing w:line="336" w:lineRule="auto" w:after="180"/>
+        <w:shd w:fill="F1F6FC"/>
+      </w:pPr>
+      <w:r>
+        <w:rPr>
+          <w:b w:val="0"/>
+        </w:rPr>
+        <w:t xml:space="preserve">NORMAL CASE: predict and name </w:t>
+      </w:r>
+      <w:r>
+        <w:rPr>
+          <w:b/>
+        </w:rPr>
+        <w:t>evidence</w:t>
+      </w:r>
+      <w:r>
+        <w:rPr>
+          <w:b w:val="0"/>
+        </w:rPr>
+        <w:t xml:space="preserve">.     BOUNDARY CASE: predict and name </w:t>
+      </w:r>
+      <w:r>
+        <w:rPr>
+          <w:b/>
+        </w:rPr>
+        <w:t>evidence</w:t>
+      </w:r>
+      <w:r>
+        <w:rPr>
+          <w:b w:val="0"/>
+        </w:rPr>
+        <w:t>.</w:t>
       </w:r>
     </w:p>
     <w:p>
@@ -855,12 +1471,58 @@
       </w:r>
     </w:p>
     <w:p>
-      <w:r>
-        <w:t>MISSING INFORMATION: predict and name evidence.     TRANSFER CASE: predict and name evidence.</w:t>
-      </w:r>
-    </w:p>
-    <w:p>
-      <w:r>
+      <w:pPr>
+        <w:pStyle w:val="Heading3"/>
+      </w:pPr>
+      <w:r>
+        <w:t>Check missing information</w:t>
+      </w:r>
+    </w:p>
+    <w:p>
+      <w:pPr>
+        <w:spacing w:line="336" w:lineRule="auto" w:after="180"/>
+        <w:shd w:fill="FFF5E6"/>
+      </w:pPr>
+      <w:r>
+        <w:rPr>
+          <w:b w:val="0"/>
+        </w:rPr>
+        <w:t xml:space="preserve">MISSING INFORMATION: predict and name </w:t>
+      </w:r>
+      <w:r>
+        <w:rPr>
+          <w:b/>
+        </w:rPr>
+        <w:t>evidence</w:t>
+      </w:r>
+      <w:r>
+        <w:rPr>
+          <w:b w:val="0"/>
+        </w:rPr>
+        <w:t xml:space="preserve">.     TRANSFER CASE: predict and name </w:t>
+      </w:r>
+      <w:r>
+        <w:rPr>
+          <w:b/>
+        </w:rPr>
+        <w:t>evidence</w:t>
+      </w:r>
+      <w:r>
+        <w:rPr>
+          <w:b w:val="0"/>
+        </w:rPr>
+        <w:t>.</w:t>
+      </w:r>
+    </w:p>
+    <w:p>
+      <w:pPr>
+        <w:spacing w:line="336" w:lineRule="auto" w:after="180"/>
+        <w:shd w:fill="F5F1FB"/>
+      </w:pPr>
+      <w:r>
+        <w:rPr>
+          <w:b w:val="0"/>
+        </w:rPr>
         <w:t>Which case is most likely to reveal a hidden assumption? Why?</w:t>
       </w:r>
     </w:p>
@@ -906,18 +1568,93 @@
       </w:r>
     </w:p>
     <w:p>
-      <w:r>
+      <w:pPr>
+        <w:pStyle w:val="Heading3"/>
+      </w:pPr>
+      <w:r>
+        <w:t>Change one thing</w:t>
+      </w:r>
+    </w:p>
+    <w:p>
+      <w:pPr>
+        <w:spacing w:line="336" w:lineRule="auto" w:after="180"/>
+        <w:shd w:fill="F5F1FB"/>
+      </w:pPr>
+      <w:r>
+        <w:rPr>
+          <w:b w:val="0"/>
+        </w:rPr>
         <w:t>Change: LIB-v = 2 is unavailable.</w:t>
       </w:r>
     </w:p>
     <w:p>
-      <w:r>
-        <w:t>Prediction: Report that the current time cannot be verified.</w:t>
-      </w:r>
-    </w:p>
-    <w:p>
-      <w:r>
-        <w:t>Reason: The unsupported old guess does not become current evidence when retrieval fails.</w:t>
+      <w:pPr>
+        <w:pStyle w:val="Heading3"/>
+      </w:pPr>
+      <w:r>
+        <w:t>Predicted result</w:t>
+      </w:r>
+    </w:p>
+    <w:p>
+      <w:pPr>
+        <w:spacing w:line="336" w:lineRule="auto" w:after="180"/>
+        <w:shd w:fill="F1F6FC"/>
+      </w:pPr>
+      <w:r>
+        <w:rPr>
+          <w:b/>
+        </w:rPr>
+        <w:t>Prediction</w:t>
+      </w:r>
+      <w:r>
+        <w:rPr>
+          <w:b w:val="0"/>
+        </w:rPr>
+        <w:t>: Report that the current time cannot be verified.</w:t>
+      </w:r>
+    </w:p>
+    <w:p>
+      <w:pPr>
+        <w:pStyle w:val="Heading3"/>
+      </w:pPr>
+      <w:r>
+        <w:t>Why the result follows</w:t>
+      </w:r>
+    </w:p>
+    <w:p>
+      <w:pPr>
+        <w:spacing w:line="336" w:lineRule="auto" w:after="180"/>
+        <w:shd w:fill="F1F6FC"/>
+      </w:pPr>
+      <w:r>
+        <w:rPr>
+          <w:b w:val="0"/>
+        </w:rPr>
+        <w:t xml:space="preserve">Reason: The unsupported old guess does not become current </w:t>
+      </w:r>
+      <w:r>
+        <w:rPr>
+          <w:b/>
+        </w:rPr>
+        <w:t>evidence</w:t>
+      </w:r>
+      <w:r>
+        <w:rPr>
+          <w:b w:val="0"/>
+        </w:rPr>
+        <w:t xml:space="preserve"> when </w:t>
+      </w:r>
+      <w:r>
+        <w:rPr>
+          <w:b/>
+        </w:rPr>
+        <w:t>retrieval</w:t>
+      </w:r>
+      <w:r>
+        <w:rPr>
+          <w:b w:val="0"/>
+        </w:rPr>
+        <w:t xml:space="preserve"> fails.</w:t>
       </w:r>
     </w:p>
     <w:p>
@@ -930,16 +1667,39 @@
     </w:p>
     <w:p>
       <w:r>
+        <w:t>Use the vocabulary of Model Memory vs Retrieval to explain a concrete decision, rather than only memorising definitions.</w:t>
+      </w:r>
+    </w:p>
+    <w:p>
+      <w:pPr>
+        <w:spacing w:line="336" w:lineRule="auto" w:after="180"/>
+      </w:pPr>
+      <w:r>
+        <w:rPr>
+          <w:b/>
+        </w:rPr>
         <w:t>VOCABULARY LAB</w:t>
       </w:r>
     </w:p>
     <w:p>
-      <w:r>
+      <w:pPr>
+        <w:spacing w:line="336" w:lineRule="auto" w:after="180"/>
+      </w:pPr>
+      <w:r>
+        <w:rPr>
+          <w:b w:val="0"/>
+        </w:rPr>
         <w:t>Words You Can Use to Reason</w:t>
       </w:r>
     </w:p>
     <w:p>
-      <w:r>
+      <w:pPr>
+        <w:spacing w:line="336" w:lineRule="auto" w:after="180"/>
+      </w:pPr>
+      <w:r>
+        <w:rPr>
+          <w:b w:val="0"/>
+        </w:rPr>
         <w:t>A definition matters when you can recognize the idea, use it, and contrast it with a near-miss.</w:t>
       </w:r>
     </w:p>
@@ -1374,17 +2134,58 @@
     </w:p>
     <w:p>
       <w:r>
-        <w:t>WORKED EVIDENCE</w:t>
-      </w:r>
-    </w:p>
-    <w:p>
-      <w:r>
+        <w:t>Follow the worked trace for Model Memory vs Retrieval, predict a step, then compare with its explanation.</w:t>
+      </w:r>
+    </w:p>
+    <w:p>
+      <w:pPr>
+        <w:spacing w:line="336" w:lineRule="auto" w:after="180"/>
+      </w:pPr>
+      <w:r>
+        <w:rPr>
+          <w:b/>
+        </w:rPr>
+        <w:t xml:space="preserve">WORKED </w:t>
+      </w:r>
+      <w:r>
+        <w:rPr>
+          <w:b/>
+        </w:rPr>
+        <w:t>EVIDENCE</w:t>
+      </w:r>
+    </w:p>
+    <w:p>
+      <w:pPr>
+        <w:spacing w:line="336" w:lineRule="auto" w:after="180"/>
+      </w:pPr>
+      <w:r>
+        <w:rPr>
+          <w:b w:val="0"/>
+        </w:rPr>
         <w:t>Reason Step by Step</w:t>
       </w:r>
     </w:p>
     <w:p>
-      <w:r>
-        <w:t>Predict first. Then check each step. A correct answer without visible reasoning is incomplete evidence.</w:t>
+      <w:pPr>
+        <w:spacing w:line="336" w:lineRule="auto" w:after="180"/>
+      </w:pPr>
+      <w:r>
+        <w:rPr>
+          <w:b w:val="0"/>
+        </w:rPr>
+        <w:t xml:space="preserve">Predict first. Then check each step. A correct answer without visible reasoning is incomplete </w:t>
+      </w:r>
+      <w:r>
+        <w:rPr>
+          <w:b/>
+        </w:rPr>
+        <w:t>evidence</w:t>
+      </w:r>
+      <w:r>
+        <w:rPr>
+          <w:b w:val="0"/>
+        </w:rPr>
+        <w:t>.</w:t>
       </w:r>
     </w:p>
     <w:p>
@@ -1424,27 +2225,85 @@
       </w:r>
     </w:p>
     <w:p>
-      <w:r>
+      <w:pPr>
+        <w:spacing w:line="336" w:lineRule="auto" w:after="180"/>
+        <w:shd w:fill="F4F9FC"/>
+      </w:pPr>
+      <w:r>
+        <w:rPr>
+          <w:b w:val="0"/>
+        </w:rPr>
         <w:t>1. Model memory may produce a plausible general explanation.</w:t>
       </w:r>
     </w:p>
     <w:p>
-      <w:r>
-        <w:t>2. A current date or exact quotation requires retrieval.</w:t>
-      </w:r>
-    </w:p>
-    <w:p>
-      <w:r>
+      <w:pPr>
+        <w:spacing w:line="336" w:lineRule="auto" w:after="180"/>
+        <w:shd w:fill="F4F9FC"/>
+      </w:pPr>
+      <w:r>
+        <w:rPr>
+          <w:b w:val="0"/>
+        </w:rPr>
+        <w:t xml:space="preserve">2. A current date or exact quotation requires </w:t>
+      </w:r>
+      <w:r>
+        <w:rPr>
+          <w:b/>
+        </w:rPr>
+        <w:t>retrieval</w:t>
+      </w:r>
+      <w:r>
+        <w:rPr>
+          <w:b w:val="0"/>
+        </w:rPr>
+        <w:t>.</w:t>
+      </w:r>
+    </w:p>
+    <w:p>
+      <w:pPr>
+        <w:spacing w:line="336" w:lineRule="auto" w:after="180"/>
+        <w:shd w:fill="F4F9FC"/>
+      </w:pPr>
+      <w:r>
+        <w:rPr>
+          <w:b w:val="0"/>
+        </w:rPr>
         <w:t>3. Arithmetic should be calculated, not guessed from patterns.</w:t>
       </w:r>
     </w:p>
     <w:p>
-      <w:r>
-        <w:t>4. When source or tool is unavailable, state the limit and abstain.</w:t>
-      </w:r>
-    </w:p>
-    <w:p>
-      <w:r>
+      <w:pPr>
+        <w:spacing w:line="336" w:lineRule="auto" w:after="180"/>
+        <w:shd w:fill="F4F9FC"/>
+      </w:pPr>
+      <w:r>
+        <w:rPr>
+          <w:b w:val="0"/>
+        </w:rPr>
+        <w:t xml:space="preserve">4. When source or tool is unavailable, state the limit and </w:t>
+      </w:r>
+      <w:r>
+        <w:rPr>
+          <w:b/>
+        </w:rPr>
+        <w:t>abstain</w:t>
+      </w:r>
+      <w:r>
+        <w:rPr>
+          <w:b w:val="0"/>
+        </w:rPr>
+        <w:t>.</w:t>
+      </w:r>
+    </w:p>
+    <w:p>
+      <w:pPr>
+        <w:spacing w:line="336" w:lineRule="auto" w:after="180"/>
+      </w:pPr>
+      <w:r>
+        <w:rPr>
+          <w:b w:val="0"/>
+        </w:rPr>
         <w:t>Recalculate, retrace, or restate the reasoning in your own representation:</w:t>
       </w:r>
     </w:p>
@@ -1482,8 +2341,27 @@
       </w:r>
     </w:p>
     <w:p>
-      <w:r>
-        <w:t>CHECK  Did the evidence answer the exact question? Did the total, path, or source record stay consistent?</w:t>
+      <w:pPr>
+        <w:spacing w:line="336" w:lineRule="auto" w:after="180"/>
+        <w:shd w:fill="F5F1FB"/>
+      </w:pPr>
+      <w:r>
+        <w:rPr>
+          <w:b w:val="0"/>
+        </w:rPr>
+        <w:t xml:space="preserve">CHECK  Did the </w:t>
+      </w:r>
+      <w:r>
+        <w:rPr>
+          <w:b/>
+        </w:rPr>
+        <w:t>evidence</w:t>
+      </w:r>
+      <w:r>
+        <w:rPr>
+          <w:b w:val="0"/>
+        </w:rPr>
+        <w:t xml:space="preserve"> answer the exact question? Did the total, path, or source record stay consistent?</w:t>
       </w:r>
     </w:p>
     <w:p>
@@ -1495,18 +2373,92 @@
       </w:r>
     </w:p>
     <w:p>
-      <w:r>
-        <w:t>Index v1 contains notice N1 for room A. Corpus v2 supersedes it with N2 for room B, but the query still returns N1. What can be reported?</w:t>
-      </w:r>
-    </w:p>
-    <w:p>
-      <w:r>
-        <w:t>The stale index returns old evidence. It cannot establish current room approval; refresh against authorised corpus v2 or report unresolved freshness.</w:t>
-      </w:r>
-    </w:p>
-    <w:p>
-      <w:r>
-        <w:t>Compare the intermediate evidence with the final statement. Explain why each number or decision follows from the stated inputs. The conclusion belongs to this scenario and procedure; changing the inputs, evaluation population or authority can change what it establishes. Retain the raw record so a later revision can be compared honestly.</w:t>
+      <w:pPr>
+        <w:spacing w:line="336" w:lineRule="auto" w:after="180"/>
+        <w:shd w:fill="F5F1FB"/>
+      </w:pPr>
+      <w:r>
+        <w:rPr>
+          <w:b/>
+        </w:rPr>
+        <w:t>Index</w:t>
+      </w:r>
+      <w:r>
+        <w:rPr>
+          <w:b w:val="0"/>
+        </w:rPr>
+        <w:t xml:space="preserve"> v1 contains notice N1 for room A. </w:t>
+      </w:r>
+      <w:r>
+        <w:rPr>
+          <w:b/>
+        </w:rPr>
+        <w:t>Corpus</w:t>
+      </w:r>
+      <w:r>
+        <w:rPr>
+          <w:b w:val="0"/>
+        </w:rPr>
+        <w:t xml:space="preserve"> v2 supersedes it with N2 for room B, but the query still returns N1. What can be reported?</w:t>
+      </w:r>
+    </w:p>
+    <w:p>
+      <w:pPr>
+        <w:spacing w:line="336" w:lineRule="auto" w:after="180"/>
+      </w:pPr>
+      <w:r>
+        <w:rPr>
+          <w:b w:val="0"/>
+        </w:rPr>
+        <w:t xml:space="preserve">The stale </w:t>
+      </w:r>
+      <w:r>
+        <w:rPr>
+          <w:b/>
+        </w:rPr>
+        <w:t>index</w:t>
+      </w:r>
+      <w:r>
+        <w:rPr>
+          <w:b w:val="0"/>
+        </w:rPr>
+        <w:t xml:space="preserve"> returns old </w:t>
+      </w:r>
+      <w:r>
+        <w:rPr>
+          <w:b/>
+        </w:rPr>
+        <w:t>evidence</w:t>
+      </w:r>
+      <w:r>
+        <w:rPr>
+          <w:b w:val="0"/>
+        </w:rPr>
+        <w:t xml:space="preserve">. It cannot establish current room approval; refresh against authorised </w:t>
+      </w:r>
+      <w:r>
+        <w:rPr>
+          <w:b/>
+        </w:rPr>
+        <w:t>corpus</w:t>
+      </w:r>
+      <w:r>
+        <w:rPr>
+          <w:b w:val="0"/>
+        </w:rPr>
+        <w:t xml:space="preserve"> v2 or report unresolved </w:t>
+      </w:r>
+      <w:r>
+        <w:rPr>
+          <w:b/>
+        </w:rPr>
+        <w:t>freshness</w:t>
+      </w:r>
+      <w:r>
+        <w:rPr>
+          <w:b w:val="0"/>
+        </w:rPr>
+        <w:t>.</w:t>
       </w:r>
     </w:p>
     <w:p>
@@ -1514,11 +2466,85 @@
         <w:pStyle w:val="Heading3"/>
       </w:pPr>
       <w:r>
+        <w:t>Worked explanation · Model Memory vs Retrieval</w:t>
+      </w:r>
+    </w:p>
+    <w:p>
+      <w:pPr>
+        <w:spacing w:line="336" w:lineRule="auto" w:after="180"/>
+        <w:shd w:fill="F1F6FC"/>
+      </w:pPr>
+      <w:r>
+        <w:rPr>
+          <w:b w:val="0"/>
+        </w:rPr>
+        <w:t xml:space="preserve">Compare the intermediate </w:t>
+      </w:r>
+      <w:r>
+        <w:rPr>
+          <w:b/>
+        </w:rPr>
+        <w:t>evidence</w:t>
+      </w:r>
+      <w:r>
+        <w:rPr>
+          <w:b w:val="0"/>
+        </w:rPr>
+        <w:t xml:space="preserve"> with the final statement. Explain why each number or decision follows from the stated </w:t>
+      </w:r>
+      <w:r>
+        <w:rPr>
+          <w:b/>
+        </w:rPr>
+        <w:t>input</w:t>
+      </w:r>
+      <w:r>
+        <w:rPr>
+          <w:b w:val="0"/>
+        </w:rPr>
+        <w:t>s.</w:t>
+      </w:r>
+    </w:p>
+    <w:p>
+      <w:pPr>
+        <w:spacing w:line="336" w:lineRule="auto" w:after="180"/>
+        <w:shd w:fill="F1F6FC"/>
+      </w:pPr>
+      <w:r>
+        <w:rPr>
+          <w:b w:val="0"/>
+        </w:rPr>
+        <w:t xml:space="preserve">The conclusion belongs to this scenario and procedure; changing the </w:t>
+      </w:r>
+      <w:r>
+        <w:rPr>
+          <w:b/>
+        </w:rPr>
+        <w:t>input</w:t>
+      </w:r>
+      <w:r>
+        <w:rPr>
+          <w:b w:val="0"/>
+        </w:rPr>
+        <w:t>s, evaluation population or authority can change what it establishes. Retain the raw record so a later revision can be compared honestly.</w:t>
+      </w:r>
+    </w:p>
+    <w:p>
+      <w:pPr>
+        <w:pStyle w:val="Heading3"/>
+      </w:pPr>
+      <w:r>
         <w:t>Learn from the worked case</w:t>
       </w:r>
     </w:p>
     <w:p>
-      <w:r>
+      <w:pPr>
+        <w:spacing w:line="336" w:lineRule="auto" w:after="180"/>
+      </w:pPr>
+      <w:r>
+        <w:rPr>
+          <w:b w:val="0"/>
+        </w:rPr>
         <w:t>Cover the result before checking it. Say what is given, choose the procedure, and follow one step at a time. Then uncover the result and explain your first mismatch. Ask why a step is allowed, not only what number it produces.</w:t>
       </w:r>
     </w:p>
@@ -1531,7 +2557,13 @@
       </w:r>
     </w:p>
     <w:p>
-      <w:r>
+      <w:pPr>
+        <w:spacing w:line="336" w:lineRule="auto" w:after="180"/>
+      </w:pPr>
+      <w:r>
+        <w:rPr>
+          <w:b w:val="0"/>
+        </w:rPr>
         <w:t>The library assistant remembers an old opening time, but a current notice can be retrieved.</w:t>
       </w:r>
     </w:p>
@@ -1544,13 +2576,55 @@
       </w:r>
     </w:p>
     <w:p>
-      <w:r>
+      <w:pPr>
+        <w:pStyle w:val="Heading3"/>
+      </w:pPr>
+      <w:r>
+        <w:t>Supplied facts</w:t>
+      </w:r>
+    </w:p>
+    <w:p>
+      <w:pPr>
+        <w:spacing w:line="336" w:lineRule="auto" w:after="180"/>
+        <w:shd w:fill="F1F6FC"/>
+      </w:pPr>
+      <w:r>
+        <w:rPr>
+          <w:b w:val="0"/>
+        </w:rPr>
         <w:t>Approved notice LIB-v = 2 says Wednesday closes at 16: 00; the model previously produced 15: 00. The question asks the current Wednesday closing time.</w:t>
       </w:r>
     </w:p>
     <w:p>
-      <w:r>
-        <w:t>All inputs and outcomes in this worked example are invented classroom data; no real model run is claimed.</w:t>
+      <w:pPr>
+        <w:pStyle w:val="Heading3"/>
+      </w:pPr>
+      <w:r>
+        <w:t>Supplied facts</w:t>
+      </w:r>
+    </w:p>
+    <w:p>
+      <w:pPr>
+        <w:spacing w:line="336" w:lineRule="auto" w:after="180"/>
+        <w:shd w:fill="F1F6FC"/>
+      </w:pPr>
+      <w:r>
+        <w:rPr>
+          <w:b w:val="0"/>
+        </w:rPr>
+        <w:t xml:space="preserve">All </w:t>
+      </w:r>
+      <w:r>
+        <w:rPr>
+          <w:b/>
+        </w:rPr>
+        <w:t>input</w:t>
+      </w:r>
+      <w:r>
+        <w:rPr>
+          <w:b w:val="0"/>
+        </w:rPr>
+        <w:t>s and outcomes in this worked example are invented classroom data; no real model run is claimed.</w:t>
       </w:r>
     </w:p>
     <w:p>
@@ -1713,30 +2787,126 @@
       </w:r>
     </w:p>
     <w:p>
-      <w:r>
-        <w:t>Read the picture in order. Answer 16: 00 and attach LIB-v = 2. Its words, rather than the earlier guess, support this claim. The arrows show which recorded input or intermediate result each decision uses. Explain the deciding step aloud before checking the changed case; pointing to the final answer alone does not show how it follows.</w:t>
-      </w:r>
-    </w:p>
-    <w:p>
       <w:pPr>
         <w:pStyle w:val="Heading3"/>
       </w:pPr>
       <w:r>
+        <w:t>Why the result follows</w:t>
+      </w:r>
+    </w:p>
+    <w:p>
+      <w:pPr>
+        <w:spacing w:line="336" w:lineRule="auto" w:after="180"/>
+        <w:shd w:fill="F1F6FC"/>
+      </w:pPr>
+      <w:r>
+        <w:rPr>
+          <w:b w:val="0"/>
+        </w:rPr>
+        <w:t xml:space="preserve">Read the picture in order. Answer 16: 00 and attach LIB-v = 2. Its words, rather than the earlier guess, support this claim. The arrows show which recorded </w:t>
+      </w:r>
+      <w:r>
+        <w:rPr>
+          <w:b/>
+        </w:rPr>
+        <w:t>input</w:t>
+      </w:r>
+      <w:r>
+        <w:rPr>
+          <w:b w:val="0"/>
+        </w:rPr>
+        <w:t xml:space="preserve"> or intermediate result each decision uses.</w:t>
+      </w:r>
+    </w:p>
+    <w:p>
+      <w:pPr>
+        <w:spacing w:line="336" w:lineRule="auto" w:after="180"/>
+        <w:shd w:fill="F1F6FC"/>
+      </w:pPr>
+      <w:r>
+        <w:rPr>
+          <w:b w:val="0"/>
+        </w:rPr>
+        <w:t>Explain the deciding step aloud before checking the changed case; pointing to the final answer alone does not show how it follows.</w:t>
+      </w:r>
+    </w:p>
+    <w:p>
+      <w:pPr>
+        <w:pStyle w:val="Heading3"/>
+      </w:pPr>
+      <w:r>
         <w:t>What this example does not establish</w:t>
       </w:r>
     </w:p>
     <w:p>
-      <w:r>
+      <w:pPr>
+        <w:pStyle w:val="Heading3"/>
+      </w:pPr>
+      <w:r>
+        <w:t>Keep the stated limit</w:t>
+      </w:r>
+    </w:p>
+    <w:p>
+      <w:pPr>
+        <w:spacing w:line="336" w:lineRule="auto" w:after="180"/>
+        <w:shd w:fill="FFF5E6"/>
+      </w:pPr>
+      <w:r>
+        <w:rPr>
+          <w:b w:val="0"/>
+        </w:rPr>
         <w:t>A retrieved document can itself be wrong or outdated; source approval, date and scope still need checking.</w:t>
       </w:r>
     </w:p>
     <w:p>
-      <w:r>
-        <w:t>Read the labelled picture: Why can the assistant not certify 15: 00 when the notice is missing? Point to the relevant step in the picture, then write the changed result and the rule or evidence that supports it.</w:t>
-      </w:r>
-    </w:p>
-    <w:p>
-      <w:r>
+      <w:pPr>
+        <w:pStyle w:val="Heading3"/>
+      </w:pPr>
+      <w:r>
+        <w:t>Keep the stated limit</w:t>
+      </w:r>
+    </w:p>
+    <w:p>
+      <w:pPr>
+        <w:spacing w:line="336" w:lineRule="auto" w:after="180"/>
+        <w:shd w:fill="FFF5E6"/>
+      </w:pPr>
+      <w:r>
+        <w:rPr>
+          <w:b w:val="0"/>
+        </w:rPr>
+        <w:t xml:space="preserve">Read the labelled picture: Why can the assistant not certify 15: 00 when the notice is missing? Point to the relevant step in the picture, then write the changed result and the rule or </w:t>
+      </w:r>
+      <w:r>
+        <w:rPr>
+          <w:b/>
+        </w:rPr>
+        <w:t>evidence</w:t>
+      </w:r>
+      <w:r>
+        <w:rPr>
+          <w:b w:val="0"/>
+        </w:rPr>
+        <w:t xml:space="preserve"> that supports it.</w:t>
+      </w:r>
+    </w:p>
+    <w:p>
+      <w:pPr>
+        <w:pStyle w:val="Heading3"/>
+      </w:pPr>
+      <w:r>
+        <w:t>Keep the stated limit</w:t>
+      </w:r>
+    </w:p>
+    <w:p>
+      <w:pPr>
+        <w:spacing w:line="336" w:lineRule="auto" w:after="180"/>
+        <w:shd w:fill="FFF5E6"/>
+      </w:pPr>
+      <w:r>
+        <w:rPr>
+          <w:b w:val="0"/>
+        </w:rPr>
         <w:t>Change one thing: LIB-v = 2 is unavailable. Predict the result before checking the explanation. What remains the same?</w:t>
       </w:r>
     </w:p>
@@ -1750,17 +2920,61 @@
     </w:p>
     <w:p>
       <w:r>
+        <w:t>Find the unsupported step in the Model Memory vs Retrieval claim and explain a repair using the supplied evidence.</w:t>
+      </w:r>
+    </w:p>
+    <w:p>
+      <w:pPr>
+        <w:pStyle w:val="Heading3"/>
+      </w:pPr>
+      <w:r>
+        <w:t>Find the first error</w:t>
+      </w:r>
+    </w:p>
+    <w:p>
+      <w:pPr>
+        <w:spacing w:line="336" w:lineRule="auto" w:after="180"/>
+        <w:shd w:fill="FFF5E6"/>
+      </w:pPr>
+      <w:r>
+        <w:rPr>
+          <w:b w:val="0"/>
+        </w:rPr>
         <w:t>ERROR DETECTIVE</w:t>
       </w:r>
     </w:p>
     <w:p>
-      <w:r>
+      <w:pPr>
+        <w:spacing w:line="336" w:lineRule="auto" w:after="180"/>
+      </w:pPr>
+      <w:r>
+        <w:rPr>
+          <w:b w:val="0"/>
+        </w:rPr>
         <w:t>Compare → Diagnose → Repair</w:t>
       </w:r>
     </w:p>
     <w:p>
-      <w:r>
-        <w:t>Do not patch the answer. Find the earliest unsupported assumption, wrong step, or weak evidence.</w:t>
+      <w:pPr>
+        <w:spacing w:line="336" w:lineRule="auto" w:after="180"/>
+      </w:pPr>
+      <w:r>
+        <w:rPr>
+          <w:b w:val="0"/>
+        </w:rPr>
+        <w:t xml:space="preserve">Do not patch the answer. Find the earliest unsupported assumption, wrong step, or weak </w:t>
+      </w:r>
+      <w:r>
+        <w:rPr>
+          <w:b/>
+        </w:rPr>
+        <w:t>evidence</w:t>
+      </w:r>
+      <w:r>
+        <w:rPr>
+          <w:b w:val="0"/>
+        </w:rPr>
+        <w:t>.</w:t>
       </w:r>
     </w:p>
     <w:p>
@@ -2010,7 +3224,14 @@
       </w:tr>
     </w:tbl>
     <w:p>
-      <w:r>
+      <w:pPr>
+        <w:spacing w:line="336" w:lineRule="auto" w:after="180"/>
+        <w:shd w:fill="F5F1FB"/>
+      </w:pPr>
+      <w:r>
+        <w:rPr>
+          <w:b w:val="0"/>
+        </w:rPr>
         <w:t>Repair one cause. Why is this repair better than changing several things?</w:t>
       </w:r>
     </w:p>
@@ -2056,15 +3277,42 @@
       </w:r>
     </w:p>
     <w:p>
-      <w:r>
-        <w:t>Complete the supported workbook tasks before attempting W4 independently. Record any hints or help used. After feedback, use the teacher's fresh retry rather than copying the earlier answer. For a project, select a relevant new case, predict the outcome from the declared rule and preserve the result alongside any revision.</w:t>
-      </w:r>
-    </w:p>
-    <w:p>
       <w:pPr>
         <w:pStyle w:val="Heading3"/>
       </w:pPr>
       <w:r>
+        <w:t>Check the claim against the facts</w:t>
+      </w:r>
+    </w:p>
+    <w:p>
+      <w:pPr>
+        <w:spacing w:line="336" w:lineRule="auto" w:after="180"/>
+        <w:shd w:fill="FFF5E6"/>
+      </w:pPr>
+      <w:r>
+        <w:rPr>
+          <w:b w:val="0"/>
+        </w:rPr>
+        <w:t>Complete the supported workbook tasks before attempting W4 independently. Record any hints or help used. After feedback, use the teacher's fresh retry rather than copying the earlier answer.</w:t>
+      </w:r>
+    </w:p>
+    <w:p>
+      <w:pPr>
+        <w:spacing w:line="336" w:lineRule="auto" w:after="180"/>
+        <w:shd w:fill="FFF5E6"/>
+      </w:pPr>
+      <w:r>
+        <w:rPr>
+          <w:b w:val="0"/>
+        </w:rPr>
+        <w:t>For a project, select a relevant new case, predict the outcome from the declared rule and preserve the result alongside any revision.</w:t>
+      </w:r>
+    </w:p>
+    <w:p>
+      <w:pPr>
+        <w:pStyle w:val="Heading3"/>
+      </w:pPr>
+      <w:r>
         <w:t>Exit: propose one revealing change to the worked scenario. State the expected outcome and the evidence that would make you revise your explanation.</w:t>
       </w:r>
     </w:p>
@@ -2103,17 +3351,52 @@
     </w:p>
     <w:p>
       <w:r>
+        <w:t>Practise Model Memory vs Retrieval with support, then explain the deciding step in your own words.</w:t>
+      </w:r>
+    </w:p>
+    <w:p>
+      <w:pPr>
+        <w:spacing w:line="336" w:lineRule="auto" w:after="180"/>
+      </w:pPr>
+      <w:r>
+        <w:rPr>
+          <w:b/>
+        </w:rPr>
         <w:t>LOGIC STUDIO</w:t>
       </w:r>
     </w:p>
     <w:p>
-      <w:r>
+      <w:pPr>
+        <w:spacing w:line="336" w:lineRule="auto" w:after="180"/>
+      </w:pPr>
+      <w:r>
+        <w:rPr>
+          <w:b w:val="0"/>
+        </w:rPr>
         <w:t>Specify Before You Run</w:t>
       </w:r>
     </w:p>
     <w:p>
-      <w:r>
-        <w:t>Prompts, schemas, retrieval, tool calls, and code are inspectable parts of one AI product.</w:t>
+      <w:pPr>
+        <w:spacing w:line="336" w:lineRule="auto" w:after="180"/>
+      </w:pPr>
+      <w:r>
+        <w:rPr>
+          <w:b w:val="0"/>
+        </w:rPr>
+        <w:t xml:space="preserve">Prompts, schemas, </w:t>
+      </w:r>
+      <w:r>
+        <w:rPr>
+          <w:b/>
+        </w:rPr>
+        <w:t>retrieval</w:t>
+      </w:r>
+      <w:r>
+        <w:rPr>
+          <w:b w:val="0"/>
+        </w:rPr>
+        <w:t>, tool calls, and code are inspectable parts of one AI product.</w:t>
       </w:r>
     </w:p>
     <w:p>
@@ -2153,23 +3436,107 @@
       </w:r>
     </w:p>
     <w:p>
-      <w:r>
-        <w:t>SET task, audience, constraints, output_schema</w:t>
+      <w:pPr>
+        <w:spacing w:line="336" w:lineRule="auto" w:after="180"/>
+      </w:pPr>
+      <w:r>
+        <w:rPr>
+          <w:b w:val="0"/>
+        </w:rPr>
+        <w:t xml:space="preserve">SET task, audience, constraints, </w:t>
+      </w:r>
+      <w:r>
+        <w:rPr>
+          <w:b/>
+        </w:rPr>
+        <w:t>output</w:t>
+      </w:r>
+      <w:r>
+        <w:rPr>
+          <w:b w:val="0"/>
+        </w:rPr>
+        <w:t>_schema</w:t>
         <w:br/>
-        <w:t>LOAD approved_context or retrieval_result</w:t>
+        <w:t xml:space="preserve">LOAD approved_context or </w:t>
+      </w:r>
+      <w:r>
+        <w:rPr>
+          <w:b/>
+        </w:rPr>
+        <w:t>retrieval</w:t>
+      </w:r>
+      <w:r>
+        <w:rPr>
+          <w:b w:val="0"/>
+        </w:rPr>
+        <w:t>_result</w:t>
         <w:br/>
         <w:t>CALL model or allowed_tool</w:t>
         <w:br/>
         <w:t>VALIDATE fields, claims, citations, and safety</w:t>
         <w:br/>
-        <w:t>IF evidence missing: ask, retrieve, or abstain</w:t>
+        <w:t xml:space="preserve">IF </w:t>
+      </w:r>
+      <w:r>
+        <w:rPr>
+          <w:b/>
+        </w:rPr>
+        <w:t>evidence</w:t>
+      </w:r>
+      <w:r>
+        <w:rPr>
+          <w:b w:val="0"/>
+        </w:rPr>
+        <w:t xml:space="preserve"> missing: ask, retrieve, or </w:t>
+      </w:r>
+      <w:r>
+        <w:rPr>
+          <w:b/>
+        </w:rPr>
+        <w:t>abstain</w:t>
+      </w:r>
+      <w:r>
+        <w:rPr>
+          <w:b w:val="0"/>
+        </w:rPr>
         <w:br/>
-        <w:t>RETURN useful output + source trail + limitations</w:t>
-      </w:r>
-    </w:p>
-    <w:p>
-      <w:r>
-        <w:t>Trace one input. Which line changes the state or chooses a path?</w:t>
+        <w:t xml:space="preserve">RETURN useful </w:t>
+      </w:r>
+      <w:r>
+        <w:rPr>
+          <w:b/>
+        </w:rPr>
+        <w:t>output</w:t>
+      </w:r>
+      <w:r>
+        <w:rPr>
+          <w:b w:val="0"/>
+        </w:rPr>
+        <w:t xml:space="preserve"> + source trail + limitations</w:t>
+      </w:r>
+    </w:p>
+    <w:p>
+      <w:pPr>
+        <w:spacing w:line="336" w:lineRule="auto" w:after="180"/>
+        <w:shd w:fill="F5F1FB"/>
+      </w:pPr>
+      <w:r>
+        <w:rPr>
+          <w:b w:val="0"/>
+        </w:rPr>
+        <w:t xml:space="preserve">Trace one </w:t>
+      </w:r>
+      <w:r>
+        <w:rPr>
+          <w:b/>
+        </w:rPr>
+        <w:t>input</w:t>
+      </w:r>
+      <w:r>
+        <w:rPr>
+          <w:b w:val="0"/>
+        </w:rPr>
+        <w:t>. Which line changes the state or chooses a path?</w:t>
       </w:r>
     </w:p>
     <w:p>
@@ -2214,13 +3581,60 @@
       </w:r>
     </w:p>
     <w:p>
-      <w:r>
-        <w:t>High retrieval similarity does not override permissions or make an obsolete source current.</w:t>
-      </w:r>
-    </w:p>
-    <w:p>
-      <w:r>
-        <w:t>A useful check asks what would make the reasoning fail. Distinguish a failure to execute the declared procedure from a weakness in the procedure itself. The first may require a correction; the second requires an explicitly revised method and new evidence. Preserve unsuccessful cases so an improved result cannot hide the original problem.</w:t>
+      <w:pPr>
+        <w:spacing w:line="336" w:lineRule="auto" w:after="180"/>
+      </w:pPr>
+      <w:r>
+        <w:rPr>
+          <w:b w:val="0"/>
+        </w:rPr>
+        <w:t xml:space="preserve">High </w:t>
+      </w:r>
+      <w:r>
+        <w:rPr>
+          <w:b/>
+        </w:rPr>
+        <w:t>retrieval</w:t>
+      </w:r>
+      <w:r>
+        <w:rPr>
+          <w:b w:val="0"/>
+        </w:rPr>
+        <w:t xml:space="preserve"> similarity does not override permissions or make an obsolete source current.</w:t>
+      </w:r>
+    </w:p>
+    <w:p>
+      <w:pPr>
+        <w:spacing w:line="336" w:lineRule="auto" w:after="180"/>
+      </w:pPr>
+      <w:r>
+        <w:rPr>
+          <w:b w:val="0"/>
+        </w:rPr>
+        <w:t>A useful check asks what would make the reasoning fail. Distinguish a failure to execute the declared procedure from a weakness in the procedure itself.</w:t>
+      </w:r>
+    </w:p>
+    <w:p>
+      <w:pPr>
+        <w:spacing w:line="336" w:lineRule="auto" w:after="180"/>
+      </w:pPr>
+      <w:r>
+        <w:rPr>
+          <w:b w:val="0"/>
+        </w:rPr>
+        <w:t xml:space="preserve">The first may require a correction; the second requires an explicitly revised method and new </w:t>
+      </w:r>
+      <w:r>
+        <w:rPr>
+          <w:b/>
+        </w:rPr>
+        <w:t>evidence</w:t>
+      </w:r>
+      <w:r>
+        <w:rPr>
+          <w:b w:val="0"/>
+        </w:rPr>
+        <w:t>. Preserve unsuccessful cases so an improved result cannot hide the original problem.</w:t>
       </w:r>
     </w:p>
     <w:p>
@@ -2265,8 +3679,50 @@
       </w:r>
     </w:p>
     <w:p>
-      <w:r>
-        <w:t>Use workbook W2 for the connected example “Retrieval and indexing”. First fill the input and rule boxes. Try the middle steps before asking for a hint. After a hint, try the next step yourself.</w:t>
+      <w:pPr>
+        <w:spacing w:line="336" w:lineRule="auto" w:after="180"/>
+      </w:pPr>
+      <w:r>
+        <w:rPr>
+          <w:b w:val="0"/>
+        </w:rPr>
+        <w:t>Use workbook W2 for the connected example “</w:t>
+      </w:r>
+      <w:r>
+        <w:rPr>
+          <w:b/>
+        </w:rPr>
+        <w:t>Retrieval</w:t>
+      </w:r>
+      <w:r>
+        <w:rPr>
+          <w:b w:val="0"/>
+        </w:rPr>
+        <w:t xml:space="preserve"> and </w:t>
+      </w:r>
+      <w:r>
+        <w:rPr>
+          <w:b/>
+        </w:rPr>
+        <w:t>index</w:t>
+      </w:r>
+      <w:r>
+        <w:rPr>
+          <w:b w:val="0"/>
+        </w:rPr>
+        <w:t xml:space="preserve">ing”. First fill the </w:t>
+      </w:r>
+      <w:r>
+        <w:rPr>
+          <w:b/>
+        </w:rPr>
+        <w:t>input</w:t>
+      </w:r>
+      <w:r>
+        <w:rPr>
+          <w:b w:val="0"/>
+        </w:rPr>
+        <w:t xml:space="preserve"> and rule boxes. Try the middle steps before asking for a hint. After a hint, try the next step yourself.</w:t>
       </w:r>
     </w:p>
     <w:tbl>
@@ -2349,7 +3805,13 @@
       </w:tr>
     </w:tbl>
     <w:p>
-      <w:r>
+      <w:pPr>
+        <w:spacing w:line="336" w:lineRule="auto" w:after="180"/>
+      </w:pPr>
+      <w:r>
+        <w:rPr>
+          <w:b w:val="0"/>
+        </w:rPr>
         <w:t>Explain your trace to a partner. Your partner points to one step to check. Swap roles on the next case. Each person writes their own explanation.</w:t>
       </w:r>
     </w:p>
@@ -2362,12 +3824,59 @@
       </w:r>
     </w:p>
     <w:p>
-      <w:r>
-        <w:t>Use the worked case for Retrieval and indexing. Proposed explanation: “The worked result establishes every future case”. Decide whether this explanation is supported. Point to the step or supplied fact that decides; explain your repair if needed.</w:t>
-      </w:r>
-    </w:p>
-    <w:p>
-      <w:r>
+      <w:pPr>
+        <w:spacing w:line="336" w:lineRule="auto" w:after="180"/>
+      </w:pPr>
+      <w:r>
+        <w:rPr>
+          <w:b w:val="0"/>
+        </w:rPr>
+        <w:t xml:space="preserve">Use the worked case for </w:t>
+      </w:r>
+      <w:r>
+        <w:rPr>
+          <w:b/>
+        </w:rPr>
+        <w:t>Retrieval</w:t>
+      </w:r>
+      <w:r>
+        <w:rPr>
+          <w:b w:val="0"/>
+        </w:rPr>
+        <w:t xml:space="preserve"> and </w:t>
+      </w:r>
+      <w:r>
+        <w:rPr>
+          <w:b/>
+        </w:rPr>
+        <w:t>index</w:t>
+      </w:r>
+      <w:r>
+        <w:rPr>
+          <w:b w:val="0"/>
+        </w:rPr>
+        <w:t>ing. Proposed explanation: “The worked result establishes every future case”. Decide whether this explanation is supported.</w:t>
+      </w:r>
+    </w:p>
+    <w:p>
+      <w:pPr>
+        <w:spacing w:line="336" w:lineRule="auto" w:after="180"/>
+      </w:pPr>
+      <w:r>
+        <w:rPr>
+          <w:b w:val="0"/>
+        </w:rPr>
+        <w:t>Point to the step or supplied fact that decides; explain your repair if needed.</w:t>
+      </w:r>
+    </w:p>
+    <w:p>
+      <w:pPr>
+        <w:spacing w:line="336" w:lineRule="auto" w:after="180"/>
+      </w:pPr>
+      <w:r>
+        <w:rPr>
+          <w:b w:val="0"/>
+        </w:rPr>
         <w:t>Answer on your own before discussion. If you are unsure, say which step you need help with.</w:t>
       </w:r>
     </w:p>
@@ -2380,8 +3889,26 @@
       </w:r>
     </w:p>
     <w:p>
-      <w:r>
-        <w:t>Why can the assistant not certify 15: 00 when the notice is missing? Point to the relevant step in the picture, then write the changed result and the rule or evidence that supports it.</w:t>
+      <w:pPr>
+        <w:spacing w:line="336" w:lineRule="auto" w:after="180"/>
+      </w:pPr>
+      <w:r>
+        <w:rPr>
+          <w:b w:val="0"/>
+        </w:rPr>
+        <w:t xml:space="preserve">Why can the assistant not certify 15: 00 when the notice is missing? Point to the relevant step in the picture, then write the changed result and the rule or </w:t>
+      </w:r>
+      <w:r>
+        <w:rPr>
+          <w:b/>
+        </w:rPr>
+        <w:t>evidence</w:t>
+      </w:r>
+      <w:r>
+        <w:rPr>
+          <w:b w:val="0"/>
+        </w:rPr>
+        <w:t xml:space="preserve"> that supports it.</w:t>
       </w:r>
     </w:p>
     <w:p>
@@ -2413,7 +3940,13 @@
       </w:r>
     </w:p>
     <w:p>
-      <w:r>
+      <w:pPr>
+        <w:spacing w:line="336" w:lineRule="auto" w:after="180"/>
+      </w:pPr>
+      <w:r>
+        <w:rPr>
+          <w:b w:val="0"/>
+        </w:rPr>
         <w:t>This is supported practice. Keep the separately named independent case for an attempt before feedback.</w:t>
       </w:r>
     </w:p>
@@ -2427,16 +3960,45 @@
     </w:p>
     <w:p>
       <w:r>
-        <w:t>EVIDENCE LAB</w:t>
-      </w:r>
-    </w:p>
-    <w:p>
-      <w:r>
+        <w:t>Investigate Model Memory vs Retrieval. Record the prediction, actual observation or labelled paper trace, explanation and next test separately.</w:t>
+      </w:r>
+    </w:p>
+    <w:p>
+      <w:pPr>
+        <w:spacing w:line="336" w:lineRule="auto" w:after="180"/>
+      </w:pPr>
+      <w:r>
+        <w:rPr>
+          <w:b/>
+        </w:rPr>
+        <w:t>EVIDENCE</w:t>
+      </w:r>
+      <w:r>
+        <w:rPr>
+          <w:b/>
+        </w:rPr>
+        <w:t xml:space="preserve"> LAB</w:t>
+      </w:r>
+    </w:p>
+    <w:p>
+      <w:pPr>
+        <w:spacing w:line="336" w:lineRule="auto" w:after="180"/>
+      </w:pPr>
+      <w:r>
+        <w:rPr>
+          <w:b w:val="0"/>
+        </w:rPr>
         <w:t>Predict → Test → Record → Explain</w:t>
       </w:r>
     </w:p>
     <w:p>
-      <w:r>
+      <w:pPr>
+        <w:spacing w:line="336" w:lineRule="auto" w:after="180"/>
+      </w:pPr>
+      <w:r>
+        <w:rPr>
+          <w:b w:val="0"/>
+        </w:rPr>
         <w:t>Keep expected and actual results separate. Surprises are useful data when recorded honestly.</w:t>
       </w:r>
     </w:p>
@@ -2477,8 +4039,50 @@
       </w:r>
     </w:p>
     <w:p>
-      <w:r>
-        <w:t>Route twelve questions to model, retrieval, calculator, or abstain; defend the evidence requirement for each.</w:t>
+      <w:pPr>
+        <w:spacing w:line="336" w:lineRule="auto" w:after="180"/>
+      </w:pPr>
+      <w:r>
+        <w:rPr>
+          <w:b w:val="0"/>
+        </w:rPr>
+        <w:t xml:space="preserve">Route twelve questions to model, </w:t>
+      </w:r>
+      <w:r>
+        <w:rPr>
+          <w:b/>
+        </w:rPr>
+        <w:t>retrieval</w:t>
+      </w:r>
+      <w:r>
+        <w:rPr>
+          <w:b w:val="0"/>
+        </w:rPr>
+        <w:t xml:space="preserve">, calculator, or </w:t>
+      </w:r>
+      <w:r>
+        <w:rPr>
+          <w:b/>
+        </w:rPr>
+        <w:t>abstain</w:t>
+      </w:r>
+      <w:r>
+        <w:rPr>
+          <w:b w:val="0"/>
+        </w:rPr>
+        <w:t xml:space="preserve">; defend the </w:t>
+      </w:r>
+      <w:r>
+        <w:rPr>
+          <w:b/>
+        </w:rPr>
+        <w:t>evidence</w:t>
+      </w:r>
+      <w:r>
+        <w:rPr>
+          <w:b w:val="0"/>
+        </w:rPr>
+        <w:t xml:space="preserve"> requirement for each.</w:t>
       </w:r>
     </w:p>
     <w:tbl>
@@ -2727,7 +4331,14 @@
       </w:tr>
     </w:tbl>
     <w:p>
-      <w:r>
+      <w:pPr>
+        <w:spacing w:line="336" w:lineRule="auto" w:after="180"/>
+        <w:shd w:fill="F5F1FB"/>
+      </w:pPr>
+      <w:r>
+        <w:rPr>
+          <w:b w:val="0"/>
+        </w:rPr>
         <w:t>What did the hardest test teach you that the normal test did not?</w:t>
       </w:r>
     </w:p>
@@ -2773,7 +4384,13 @@
       </w:r>
     </w:p>
     <w:p>
-      <w:r>
+      <w:pPr>
+        <w:spacing w:line="336" w:lineRule="auto" w:after="180"/>
+      </w:pPr>
+      <w:r>
+        <w:rPr>
+          <w:b w:val="0"/>
+        </w:rPr>
         <w:t>Before trying: what do I expect, and why? While trying: which step could first go wrong? Afterwards: what did I actually observe, and what should change? Keep “not run” if you only traced the procedure.</w:t>
       </w:r>
     </w:p>
@@ -2787,17 +4404,52 @@
     </w:p>
     <w:p>
       <w:r>
+        <w:t>Move from recall to tracing, diagnosis and transfer in Model Memory vs Retrieval. Explain why each step is justified.</w:t>
+      </w:r>
+    </w:p>
+    <w:p>
+      <w:pPr>
+        <w:spacing w:line="336" w:lineRule="auto" w:after="180"/>
+      </w:pPr>
+      <w:r>
+        <w:rPr>
+          <w:b/>
+        </w:rPr>
         <w:t>MASTERY</w:t>
       </w:r>
     </w:p>
     <w:p>
-      <w:r>
+      <w:pPr>
+        <w:spacing w:line="336" w:lineRule="auto" w:after="180"/>
+      </w:pPr>
+      <w:r>
+        <w:rPr>
+          <w:b w:val="0"/>
+        </w:rPr>
         <w:t>From Knowing the Word to Owning the Idea</w:t>
       </w:r>
     </w:p>
     <w:p>
-      <w:r>
-        <w:t>Move upward only when you can produce evidence without copying the worked example.</w:t>
+      <w:pPr>
+        <w:spacing w:line="336" w:lineRule="auto" w:after="180"/>
+      </w:pPr>
+      <w:r>
+        <w:rPr>
+          <w:b w:val="0"/>
+        </w:rPr>
+        <w:t xml:space="preserve">Move upward only when you can produce </w:t>
+      </w:r>
+      <w:r>
+        <w:rPr>
+          <w:b/>
+        </w:rPr>
+        <w:t>evidence</w:t>
+      </w:r>
+      <w:r>
+        <w:rPr>
+          <w:b w:val="0"/>
+        </w:rPr>
+        <w:t xml:space="preserve"> without copying the worked example.</w:t>
       </w:r>
     </w:p>
     <w:p>
@@ -2837,33 +4489,93 @@
       </w:r>
     </w:p>
     <w:p>
-      <w:r>
+      <w:pPr>
+        <w:spacing w:line="336" w:lineRule="auto" w:after="180"/>
+      </w:pPr>
+      <w:r>
+        <w:rPr>
+          <w:b w:val="0"/>
+        </w:rPr>
         <w:t>1 • NAME: Define the concept without repeating the textbook.</w:t>
       </w:r>
     </w:p>
     <w:p>
-      <w:r>
-        <w:t>2 • TRACE: Show the information, state, branch, calculation, or evidence path.</w:t>
-      </w:r>
-    </w:p>
-    <w:p>
-      <w:r>
+      <w:pPr>
+        <w:spacing w:line="336" w:lineRule="auto" w:after="180"/>
+      </w:pPr>
+      <w:r>
+        <w:rPr>
+          <w:b w:val="0"/>
+        </w:rPr>
+        <w:t xml:space="preserve">2 • TRACE: Show the information, state, branch, calculation, or </w:t>
+      </w:r>
+      <w:r>
+        <w:rPr>
+          <w:b/>
+        </w:rPr>
+        <w:t>evidence</w:t>
+      </w:r>
+      <w:r>
+        <w:rPr>
+          <w:b w:val="0"/>
+        </w:rPr>
+        <w:t xml:space="preserve"> path.</w:t>
+      </w:r>
+    </w:p>
+    <w:p>
+      <w:pPr>
+        <w:spacing w:line="336" w:lineRule="auto" w:after="180"/>
+      </w:pPr>
+      <w:r>
+        <w:rPr>
+          <w:b w:val="0"/>
+        </w:rPr>
         <w:t>3 • APPLY: Solve a different example independently.</w:t>
       </w:r>
     </w:p>
     <w:p>
-      <w:r>
+      <w:pPr>
+        <w:spacing w:line="336" w:lineRule="auto" w:after="180"/>
+      </w:pPr>
+      <w:r>
+        <w:rPr>
+          <w:b w:val="0"/>
+        </w:rPr>
         <w:t>4 • CHALLENGE: Find a boundary case, counterexample, or unfair outcome.</w:t>
       </w:r>
     </w:p>
     <w:p>
-      <w:r>
+      <w:pPr>
+        <w:spacing w:line="336" w:lineRule="auto" w:after="180"/>
+      </w:pPr>
+      <w:r>
+        <w:rPr>
+          <w:b w:val="0"/>
+        </w:rPr>
         <w:t>5 • EXPLAIN LIMITS: Say when the result should not be trusted or used alone.</w:t>
       </w:r>
     </w:p>
     <w:p>
-      <w:r>
-        <w:t>My strongest evidence of independent understanding:</w:t>
+      <w:pPr>
+        <w:spacing w:line="336" w:lineRule="auto" w:after="180"/>
+      </w:pPr>
+      <w:r>
+        <w:rPr>
+          <w:b w:val="0"/>
+        </w:rPr>
+        <w:t xml:space="preserve">My strongest </w:t>
+      </w:r>
+      <w:r>
+        <w:rPr>
+          <w:b/>
+        </w:rPr>
+        <w:t>evidence</w:t>
+      </w:r>
+      <w:r>
+        <w:rPr>
+          <w:b w:val="0"/>
+        </w:rPr>
+        <w:t xml:space="preserve"> of independent understanding:</w:t>
       </w:r>
     </w:p>
     <w:p>
@@ -2909,16 +4621,39 @@
     </w:p>
     <w:p>
       <w:r>
+        <w:t>Apply this week’s idea to Verified Study Buddy. Keep an annotated decision and the evidence supporting it.</w:t>
+      </w:r>
+    </w:p>
+    <w:p>
+      <w:pPr>
+        <w:spacing w:line="336" w:lineRule="auto" w:after="180"/>
+      </w:pPr>
+      <w:r>
+        <w:rPr>
+          <w:b/>
+        </w:rPr>
         <w:t>CUMULATIVE PROJECT</w:t>
       </w:r>
     </w:p>
     <w:p>
-      <w:r>
+      <w:pPr>
+        <w:spacing w:line="336" w:lineRule="auto" w:after="180"/>
+      </w:pPr>
+      <w:r>
+        <w:rPr>
+          <w:b w:val="0"/>
+        </w:rPr>
         <w:t>Verified Study Buddy</w:t>
       </w:r>
     </w:p>
     <w:p>
-      <w:r>
+      <w:pPr>
+        <w:spacing w:line="336" w:lineRule="auto" w:after="180"/>
+      </w:pPr>
+      <w:r>
+        <w:rPr>
+          <w:b w:val="0"/>
+        </w:rPr>
         <w:t>Every week adds one inspectable piece. The system must show how it reached a result.</w:t>
       </w:r>
     </w:p>
@@ -2959,17 +4694,63 @@
       </w:r>
     </w:p>
     <w:p>
-      <w:r>
+      <w:pPr>
+        <w:spacing w:line="336" w:lineRule="auto" w:after="180"/>
+      </w:pPr>
+      <w:r>
+        <w:rPr>
+          <w:b w:val="0"/>
+        </w:rPr>
         <w:t>THIS WEEK’S CHECKPOINT  The Study Buddy retrieves course passages and never presents model memory as a citation.</w:t>
       </w:r>
     </w:p>
     <w:p>
-      <w:r>
-        <w:t>SYSTEM MAP  Learner need → prompt/schema → approved sources/retrieval → model/tool → structured answer → verification → human decision</w:t>
-      </w:r>
-    </w:p>
-    <w:p>
-      <w:r>
+      <w:pPr>
+        <w:pStyle w:val="Heading3"/>
+      </w:pPr>
+      <w:r>
+        <w:t>Trace the system</w:t>
+      </w:r>
+    </w:p>
+    <w:p>
+      <w:pPr>
+        <w:spacing w:line="336" w:lineRule="auto" w:after="180"/>
+        <w:shd w:fill="EDF7F3"/>
+      </w:pPr>
+      <w:r>
+        <w:rPr>
+          <w:b w:val="0"/>
+        </w:rPr>
+        <w:t>SYSTEM MAP  Learner need → prompt/schema → approved sources/</w:t>
+      </w:r>
+      <w:r>
+        <w:rPr>
+          <w:b/>
+        </w:rPr>
+        <w:t>retrieval</w:t>
+      </w:r>
+      <w:r>
+        <w:rPr>
+          <w:b w:val="0"/>
+        </w:rPr>
+        <w:t xml:space="preserve"> → model/tool → structured answer → verification → </w:t>
+      </w:r>
+      <w:r>
+        <w:rPr>
+          <w:b/>
+        </w:rPr>
+        <w:t>human decision</w:t>
+      </w:r>
+    </w:p>
+    <w:p>
+      <w:pPr>
+        <w:spacing w:line="336" w:lineRule="auto" w:after="180"/>
+        <w:shd w:fill="F5F1FB"/>
+      </w:pPr>
+      <w:r>
+        <w:rPr>
+          <w:b w:val="0"/>
+        </w:rPr>
         <w:t>What will you add, change, or verify in the project this week?</w:t>
       </w:r>
     </w:p>
@@ -3007,8 +4788,27 @@
       </w:r>
     </w:p>
     <w:p>
-      <w:r>
-        <w:t>What should remain under human control?</w:t>
+      <w:pPr>
+        <w:spacing w:line="336" w:lineRule="auto" w:after="180"/>
+        <w:shd w:fill="F5F1FB"/>
+      </w:pPr>
+      <w:r>
+        <w:rPr>
+          <w:b w:val="0"/>
+        </w:rPr>
+        <w:t xml:space="preserve">What should remain under </w:t>
+      </w:r>
+      <w:r>
+        <w:rPr>
+          <w:b/>
+        </w:rPr>
+        <w:t>human control</w:t>
+      </w:r>
+      <w:r>
+        <w:rPr>
+          <w:b w:val="0"/>
+        </w:rPr>
+        <w:t>?</w:t>
       </w:r>
     </w:p>
     <w:p>
@@ -3045,21 +4845,77 @@
       </w:r>
     </w:p>
     <w:p>
-      <w:r>
-        <w:t>RESPONSIBLE DESIGN  Collect only necessary information. Show uncertainty and limits. Never confuse fluent output with verified truth.</w:t>
-      </w:r>
-    </w:p>
-    <w:p>
       <w:pPr>
         <w:pStyle w:val="Heading3"/>
       </w:pPr>
       <w:r>
+        <w:t>Responsible design</w:t>
+      </w:r>
+    </w:p>
+    <w:p>
+      <w:pPr>
+        <w:spacing w:line="336" w:lineRule="auto" w:after="180"/>
+        <w:shd w:fill="FFF5E6"/>
+      </w:pPr>
+      <w:r>
+        <w:rPr>
+          <w:b w:val="0"/>
+        </w:rPr>
+        <w:t xml:space="preserve">RESPONSIBLE DESIGN  Collect only necessary information. Show uncertainty and limits. Never confuse fluent </w:t>
+      </w:r>
+      <w:r>
+        <w:rPr>
+          <w:b/>
+        </w:rPr>
+        <w:t>output</w:t>
+      </w:r>
+      <w:r>
+        <w:rPr>
+          <w:b w:val="0"/>
+        </w:rPr>
+        <w:t xml:space="preserve"> with verified truth.</w:t>
+      </w:r>
+    </w:p>
+    <w:p>
+      <w:pPr>
+        <w:pStyle w:val="Heading3"/>
+      </w:pPr>
+      <w:r>
         <w:t>Evidence for your project</w:t>
       </w:r>
     </w:p>
     <w:p>
-      <w:r>
-        <w:t>For your Verified Study Buddy, save the input, procedure, observed result and limitation of this check. Label this worked example as practice; use a different, previously unreviewed case when checking independent understanding.</w:t>
+      <w:pPr>
+        <w:spacing w:line="336" w:lineRule="auto" w:after="180"/>
+      </w:pPr>
+      <w:r>
+        <w:rPr>
+          <w:b w:val="0"/>
+        </w:rPr>
+        <w:t xml:space="preserve">For your Verified Study Buddy, save the </w:t>
+      </w:r>
+      <w:r>
+        <w:rPr>
+          <w:b/>
+        </w:rPr>
+        <w:t>input</w:t>
+      </w:r>
+      <w:r>
+        <w:rPr>
+          <w:b w:val="0"/>
+        </w:rPr>
+        <w:t>, procedure, observed result and limitation of this check.</w:t>
+      </w:r>
+    </w:p>
+    <w:p>
+      <w:pPr>
+        <w:spacing w:line="336" w:lineRule="auto" w:after="180"/>
+      </w:pPr>
+      <w:r>
+        <w:rPr>
+          <w:b w:val="0"/>
+        </w:rPr>
+        <w:t>Label this worked example as practice; use a different, previously unreviewed case when checking independent understanding.</w:t>
       </w:r>
     </w:p>
     <w:p>
@@ -3072,16 +4928,48 @@
     </w:p>
     <w:p>
       <w:r>
+        <w:t>Use a genuinely new case for independent evidence. Previously discussed examples remain practice; use the separately named independent case before feedback.</w:t>
+      </w:r>
+    </w:p>
+    <w:p>
+      <w:pPr>
+        <w:pStyle w:val="Heading3"/>
+      </w:pPr>
+      <w:r>
+        <w:t>Independent evidence</w:t>
+      </w:r>
+    </w:p>
+    <w:p>
+      <w:pPr>
+        <w:spacing w:line="336" w:lineRule="auto" w:after="180"/>
+        <w:shd w:fill="FFF5E6"/>
+      </w:pPr>
+      <w:r>
+        <w:rPr>
+          <w:b w:val="0"/>
+        </w:rPr>
         <w:t>INDEPENDENT MASTERY PROOF</w:t>
       </w:r>
     </w:p>
     <w:p>
-      <w:r>
+      <w:pPr>
+        <w:spacing w:line="336" w:lineRule="auto" w:after="180"/>
+      </w:pPr>
+      <w:r>
+        <w:rPr>
+          <w:b w:val="0"/>
+        </w:rPr>
         <w:t>Explain • Transfer • Test • Defend</w:t>
       </w:r>
     </w:p>
     <w:p>
-      <w:r>
+      <w:pPr>
+        <w:spacing w:line="336" w:lineRule="auto" w:after="180"/>
+      </w:pPr>
+      <w:r>
+        <w:rPr>
+          <w:b w:val="0"/>
+        </w:rPr>
         <w:t>Complete this page without copying the worked example. Your reasoning matters more than decoration.</w:t>
       </w:r>
     </w:p>
@@ -3122,12 +5010,46 @@
       </w:r>
     </w:p>
     <w:p>
-      <w:r>
-        <w:t>CHALLENGE  Decide when to answer, retrieve, calculate, or abstain.</w:t>
-      </w:r>
-    </w:p>
-    <w:p>
-      <w:r>
+      <w:pPr>
+        <w:pStyle w:val="Heading3"/>
+      </w:pPr>
+      <w:r>
+        <w:t>Try a more demanding case</w:t>
+      </w:r>
+    </w:p>
+    <w:p>
+      <w:pPr>
+        <w:spacing w:line="336" w:lineRule="auto" w:after="180"/>
+        <w:shd w:fill="F5F1FB"/>
+      </w:pPr>
+      <w:r>
+        <w:rPr>
+          <w:b w:val="0"/>
+        </w:rPr>
+        <w:t xml:space="preserve">CHALLENGE  Decide when to answer, retrieve, calculate, or </w:t>
+      </w:r>
+      <w:r>
+        <w:rPr>
+          <w:b/>
+        </w:rPr>
+        <w:t>abstain</w:t>
+      </w:r>
+      <w:r>
+        <w:rPr>
+          <w:b w:val="0"/>
+        </w:rPr>
+        <w:t>.</w:t>
+      </w:r>
+    </w:p>
+    <w:p>
+      <w:pPr>
+        <w:spacing w:line="336" w:lineRule="auto" w:after="180"/>
+        <w:shd w:fill="F4F9FC"/>
+      </w:pPr>
+      <w:r>
+        <w:rPr>
+          <w:b w:val="0"/>
+        </w:rPr>
         <w:t>1. My fresh example, trace, calculation, or design:</w:t>
       </w:r>
     </w:p>
@@ -3165,8 +5087,27 @@
       </w:r>
     </w:p>
     <w:p>
-      <w:r>
-        <w:t>2. My evidence that it works (include a boundary or missing-data case):</w:t>
+      <w:pPr>
+        <w:spacing w:line="336" w:lineRule="auto" w:after="180"/>
+        <w:shd w:fill="F4F9FC"/>
+      </w:pPr>
+      <w:r>
+        <w:rPr>
+          <w:b w:val="0"/>
+        </w:rPr>
+        <w:t xml:space="preserve">2. My </w:t>
+      </w:r>
+      <w:r>
+        <w:rPr>
+          <w:b/>
+        </w:rPr>
+        <w:t>evidence</w:t>
+      </w:r>
+      <w:r>
+        <w:rPr>
+          <w:b w:val="0"/>
+        </w:rPr>
+        <w:t xml:space="preserve"> that it works (include a boundary or missing-data case):</w:t>
       </w:r>
     </w:p>
     <w:p>
@@ -3203,7 +5144,14 @@
       </w:r>
     </w:p>
     <w:p>
-      <w:r>
+      <w:pPr>
+        <w:spacing w:line="336" w:lineRule="auto" w:after="180"/>
+        <w:shd w:fill="F4F9FC"/>
+      </w:pPr>
+      <w:r>
+        <w:rPr>
+          <w:b w:val="0"/>
+        </w:rPr>
         <w:t>3. One limitation, fairness concern, or situation needing human review:</w:t>
       </w:r>
     </w:p>
@@ -3241,8 +5189,47 @@
       </w:r>
     </w:p>
     <w:p>
-      <w:r>
-        <w:t>SELF-CHECK  □ I explained the mechanism  □ I used evidence  □ I tested a fresh case  □ I named a limitation  □ I can answer ‘why?’</w:t>
+      <w:pPr>
+        <w:pStyle w:val="Heading3"/>
+      </w:pPr>
+      <w:r>
+        <w:t>Check your explanation</w:t>
+      </w:r>
+    </w:p>
+    <w:p>
+      <w:pPr>
+        <w:spacing w:line="336" w:lineRule="auto" w:after="180"/>
+        <w:shd w:fill="F5F1FB"/>
+      </w:pPr>
+      <w:r>
+        <w:rPr>
+          <w:b w:val="0"/>
+        </w:rPr>
+        <w:t xml:space="preserve">SELF-CHECK  □ I explained the </w:t>
+      </w:r>
+      <w:r>
+        <w:rPr>
+          <w:b/>
+        </w:rPr>
+        <w:t>mechanism</w:t>
+      </w:r>
+      <w:r>
+        <w:rPr>
+          <w:b w:val="0"/>
+        </w:rPr>
+        <w:t xml:space="preserve">  □ I used </w:t>
+      </w:r>
+      <w:r>
+        <w:rPr>
+          <w:b/>
+        </w:rPr>
+        <w:t>evidence</w:t>
+      </w:r>
+      <w:r>
+        <w:rPr>
+          <w:b w:val="0"/>
+        </w:rPr>
+        <w:t xml:space="preserve">  □ I tested a fresh case  □ I named a limitation  □ I can answer ‘why?’</w:t>
       </w:r>
     </w:p>
     <w:p>
@@ -3254,6 +5241,11 @@
       </w:r>
     </w:p>
     <w:p>
+      <w:r>
+        <w:t>Revisit the complete Model Memory vs Retrieval case for supported practice. Repeated examples do not become fresh assessments.</w:t>
+      </w:r>
+    </w:p>
+    <w:p>
       <w:pPr>
         <w:pStyle w:val="Heading3"/>
       </w:pPr>
@@ -3262,7 +5254,13 @@
       </w:r>
     </w:p>
     <w:p>
-      <w:r>
+      <w:pPr>
+        <w:spacing w:line="336" w:lineRule="auto" w:after="180"/>
+      </w:pPr>
+      <w:r>
+        <w:rPr>
+          <w:b w:val="0"/>
+        </w:rPr>
         <w:t>Use the supplied details to practise the weekly concept before attempting the independent question. This case extends the illustrated lesson.</w:t>
       </w:r>
     </w:p>
@@ -3275,7 +5273,13 @@
       </w:r>
     </w:p>
     <w:p>
-      <w:r>
+      <w:pPr>
+        <w:spacing w:line="336" w:lineRule="auto" w:after="180"/>
+      </w:pPr>
+      <w:r>
+        <w:rPr>
+          <w:b w:val="0"/>
+        </w:rPr>
         <w:t>One assistant answers without search; another retrieves a handbook paragraph.</w:t>
       </w:r>
     </w:p>
@@ -3288,8 +5292,26 @@
       </w:r>
     </w:p>
     <w:p>
-      <w:r>
-        <w:t>Compare evidence trails.</w:t>
+      <w:pPr>
+        <w:spacing w:line="336" w:lineRule="auto" w:after="180"/>
+      </w:pPr>
+      <w:r>
+        <w:rPr>
+          <w:b w:val="0"/>
+        </w:rPr>
+        <w:t xml:space="preserve">Compare </w:t>
+      </w:r>
+      <w:r>
+        <w:rPr>
+          <w:b/>
+        </w:rPr>
+        <w:t>evidence</w:t>
+      </w:r>
+      <w:r>
+        <w:rPr>
+          <w:b w:val="0"/>
+        </w:rPr>
+        <w:t xml:space="preserve"> trails.</w:t>
       </w:r>
     </w:p>
     <w:p>
@@ -3301,8 +5323,26 @@
       </w:r>
     </w:p>
     <w:p>
-      <w:r>
-        <w:t>The first uses learned patterns without an inspected source. The second supplies a passage that can be checked. Retrieval still does not guarantee correct use.</w:t>
+      <w:pPr>
+        <w:spacing w:line="336" w:lineRule="auto" w:after="180"/>
+      </w:pPr>
+      <w:r>
+        <w:rPr>
+          <w:b w:val="0"/>
+        </w:rPr>
+        <w:t xml:space="preserve">The first uses learned patterns without an inspected source. The second supplies a passage that can be checked. </w:t>
+      </w:r>
+      <w:r>
+        <w:rPr>
+          <w:b/>
+        </w:rPr>
+        <w:t>Retrieval</w:t>
+      </w:r>
+      <w:r>
+        <w:rPr>
+          <w:b w:val="0"/>
+        </w:rPr>
+        <w:t xml:space="preserve"> still does not guarantee correct use.</w:t>
       </w:r>
     </w:p>
     <w:p>
@@ -3314,7 +5354,14 @@
       </w:r>
     </w:p>
     <w:p>
-      <w:r>
+      <w:pPr>
+        <w:spacing w:line="336" w:lineRule="auto" w:after="180"/>
+        <w:shd w:fill="F5F1FB"/>
+      </w:pPr>
+      <w:r>
+        <w:rPr>
+          <w:b w:val="0"/>
+        </w:rPr>
         <w:t>Which detail supports the answer, and why does it matter?</w:t>
       </w:r>
     </w:p>
@@ -3470,18 +5517,60 @@
       </w:tr>
     </w:tbl>
     <w:p>
-      <w:r>
+      <w:pPr>
+        <w:spacing w:line="336" w:lineRule="auto" w:after="180"/>
+      </w:pPr>
+      <w:r>
+        <w:rPr>
+          <w:b w:val="0"/>
+        </w:rPr>
         <w:t>One assistant answers without search; another retrieves a handbook paragraph.</w:t>
       </w:r>
     </w:p>
     <w:p>
-      <w:r>
-        <w:t>Compare evidence trails.</w:t>
-      </w:r>
-    </w:p>
-    <w:p>
-      <w:r>
-        <w:t>The first uses learned patterns without an inspected source. The second supplies a passage that can be checked. Retrieval still does not guarantee correct use.</w:t>
+      <w:pPr>
+        <w:spacing w:line="336" w:lineRule="auto" w:after="180"/>
+      </w:pPr>
+      <w:r>
+        <w:rPr>
+          <w:b w:val="0"/>
+        </w:rPr>
+        <w:t xml:space="preserve">Compare </w:t>
+      </w:r>
+      <w:r>
+        <w:rPr>
+          <w:b/>
+        </w:rPr>
+        <w:t>evidence</w:t>
+      </w:r>
+      <w:r>
+        <w:rPr>
+          <w:b w:val="0"/>
+        </w:rPr>
+        <w:t xml:space="preserve"> trails.</w:t>
+      </w:r>
+    </w:p>
+    <w:p>
+      <w:pPr>
+        <w:spacing w:line="336" w:lineRule="auto" w:after="180"/>
+      </w:pPr>
+      <w:r>
+        <w:rPr>
+          <w:b w:val="0"/>
+        </w:rPr>
+        <w:t xml:space="preserve">The first uses learned patterns without an inspected source. The second supplies a passage that can be checked. </w:t>
+      </w:r>
+      <w:r>
+        <w:rPr>
+          <w:b/>
+        </w:rPr>
+        <w:t>Retrieval</w:t>
+      </w:r>
+      <w:r>
+        <w:rPr>
+          <w:b w:val="0"/>
+        </w:rPr>
+        <w:t xml:space="preserve"> still does not guarantee correct use.</w:t>
       </w:r>
     </w:p>
     <w:p>
@@ -3493,6 +5582,11 @@
       </w:r>
     </w:p>
     <w:p>
+      <w:r>
+        <w:t>Attempt the reserved new case before feedback. Record support; the earlier examples below remain additional practice.</w:t>
+      </w:r>
+    </w:p>
+    <w:p>
       <w:pPr>
         <w:pStyle w:val="Heading3"/>
       </w:pPr>
@@ -3501,8 +5595,20 @@
       </w:r>
     </w:p>
     <w:p>
-      <w:r>
-        <w:t>Corpus has public P, teacher-only T and withdrawn W. A student search returns all three. Identify the filtering defect and whether hiding T after generation is sufficient.</w:t>
+      <w:pPr>
+        <w:spacing w:line="336" w:lineRule="auto" w:after="180"/>
+      </w:pPr>
+      <w:r>
+        <w:rPr>
+          <w:b/>
+        </w:rPr>
+        <w:t>Corpus</w:t>
+      </w:r>
+      <w:r>
+        <w:rPr>
+          <w:b w:val="0"/>
+        </w:rPr>
+        <w:t xml:space="preserve"> has public P, teacher-only T and withdrawn W. A student search returns all three. Identify the filtering defect and whether hiding T after generation is sufficient.</w:t>
       </w:r>
     </w:p>
     <w:p>
@@ -3549,7 +5655,13 @@
       </w:r>
     </w:p>
     <w:p>
-      <w:r>
+      <w:pPr>
+        <w:spacing w:line="336" w:lineRule="auto" w:after="180"/>
+      </w:pPr>
+      <w:r>
+        <w:rPr>
+          <w:b w:val="0"/>
+        </w:rPr>
         <w:t>Attempt this case before feedback. Record any help. Earlier examples below are further practice; a case already practised with feedback cannot establish fresh transfer.</w:t>
       </w:r>
     </w:p>
@@ -3562,18 +5674,55 @@
       </w:r>
     </w:p>
     <w:p>
-      <w:r>
+      <w:pPr>
+        <w:spacing w:line="336" w:lineRule="auto" w:after="180"/>
+      </w:pPr>
+      <w:r>
+        <w:rPr>
+          <w:b w:val="0"/>
+        </w:rPr>
         <w:t>Close the worked explanation. Apply the idea to this different question without copying.</w:t>
       </w:r>
     </w:p>
     <w:p>
-      <w:r>
-        <w:t>A model recalls last year's opening hours; a retrieved current notice gives different hours. How should the answer use this evidence?</w:t>
-      </w:r>
-    </w:p>
-    <w:p>
-      <w:r>
-        <w:t>My answer, with a trace, calculation or supporting evidence</w:t>
+      <w:pPr>
+        <w:spacing w:line="336" w:lineRule="auto" w:after="180"/>
+        <w:shd w:fill="F5F1FB"/>
+      </w:pPr>
+      <w:r>
+        <w:rPr>
+          <w:b w:val="0"/>
+        </w:rPr>
+        <w:t xml:space="preserve">A model recalls last year's opening hours; a retrieved current notice gives different hours. How should the answer use this </w:t>
+      </w:r>
+      <w:r>
+        <w:rPr>
+          <w:b/>
+        </w:rPr>
+        <w:t>evidence</w:t>
+      </w:r>
+      <w:r>
+        <w:rPr>
+          <w:b w:val="0"/>
+        </w:rPr>
+        <w:t>?</w:t>
+      </w:r>
+    </w:p>
+    <w:p>
+      <w:pPr>
+        <w:spacing w:line="336" w:lineRule="auto" w:after="180"/>
+      </w:pPr>
+      <w:r>
+        <w:rPr>
+          <w:b w:val="0"/>
+        </w:rPr>
+        <w:t xml:space="preserve">My answer, with a trace, calculation or supporting </w:t>
+      </w:r>
+      <w:r>
+        <w:rPr>
+          <w:b/>
+        </w:rPr>
+        <w:t>evidence</w:t>
       </w:r>
     </w:p>
     <w:p>
@@ -3618,13 +5767,37 @@
       </w:r>
     </w:p>
     <w:p>
-      <w:r>
+      <w:pPr>
+        <w:spacing w:line="336" w:lineRule="auto" w:after="180"/>
+      </w:pPr>
+      <w:r>
+        <w:rPr>
+          <w:b w:val="0"/>
+        </w:rPr>
         <w:t>Change one relevant detail. Predict the result before testing. Include a boundary or missing-information case when it helps reveal a limit.</w:t>
       </w:r>
     </w:p>
     <w:p>
-      <w:r>
-        <w:t>My changed input and expected result</w:t>
+      <w:pPr>
+        <w:spacing w:line="336" w:lineRule="auto" w:after="180"/>
+      </w:pPr>
+      <w:r>
+        <w:rPr>
+          <w:b w:val="0"/>
+        </w:rPr>
+        <w:t xml:space="preserve">My changed </w:t>
+      </w:r>
+      <w:r>
+        <w:rPr>
+          <w:b/>
+        </w:rPr>
+        <w:t>input</w:t>
+      </w:r>
+      <w:r>
+        <w:rPr>
+          <w:b w:val="0"/>
+        </w:rPr>
+        <w:t xml:space="preserve"> and expected result</w:t>
       </w:r>
     </w:p>
     <w:p>
@@ -3669,13 +5842,37 @@
       </w:r>
     </w:p>
     <w:p>
-      <w:r>
+      <w:pPr>
+        <w:spacing w:line="336" w:lineRule="auto" w:after="180"/>
+      </w:pPr>
+      <w:r>
+        <w:rPr>
+          <w:b w:val="0"/>
+        </w:rPr>
         <w:t>The Study Buddy retrieves course passages and never presents model memory as a citation.</w:t>
       </w:r>
     </w:p>
     <w:p>
-      <w:r>
-        <w:t>The evidence I will keep</w:t>
+      <w:pPr>
+        <w:spacing w:line="336" w:lineRule="auto" w:after="180"/>
+      </w:pPr>
+      <w:r>
+        <w:rPr>
+          <w:b w:val="0"/>
+        </w:rPr>
+        <w:t xml:space="preserve">The </w:t>
+      </w:r>
+      <w:r>
+        <w:rPr>
+          <w:b/>
+        </w:rPr>
+        <w:t>evidence</w:t>
+      </w:r>
+      <w:r>
+        <w:rPr>
+          <w:b w:val="0"/>
+        </w:rPr>
+        <w:t xml:space="preserve"> I will keep</w:t>
       </w:r>
     </w:p>
     <w:p>
@@ -3712,8 +5909,26 @@
       </w:r>
     </w:p>
     <w:p>
-      <w:r>
-        <w:t>Your teacher has the independent answer and scoring criteria. Complete the matching workbook week to keep your practice evidence together.</w:t>
+      <w:pPr>
+        <w:spacing w:line="336" w:lineRule="auto" w:after="180"/>
+      </w:pPr>
+      <w:r>
+        <w:rPr>
+          <w:b w:val="0"/>
+        </w:rPr>
+        <w:t xml:space="preserve">Your teacher has the independent answer and scoring criteria. Complete the matching workbook week to keep your practice </w:t>
+      </w:r>
+      <w:r>
+        <w:rPr>
+          <w:b/>
+        </w:rPr>
+        <w:t>evidence</w:t>
+      </w:r>
+      <w:r>
+        <w:rPr>
+          <w:b w:val="0"/>
+        </w:rPr>
+        <w:t xml:space="preserve"> together.</w:t>
       </w:r>
     </w:p>
     <w:p>
@@ -3725,7 +5940,13 @@
       </w:r>
     </w:p>
     <w:p>
-      <w:r>
+      <w:pPr>
+        <w:spacing w:line="336" w:lineRule="auto" w:after="180"/>
+      </w:pPr>
+      <w:r>
+        <w:rPr>
+          <w:b w:val="0"/>
+        </w:rPr>
         <w:t>A model states the library opens at 8 from learned patterns. A supplied current notice says 9. Explain the stronger answer and one remaining check.</w:t>
       </w:r>
     </w:p>
@@ -3781,8 +6002,25 @@
       </w:r>
     </w:p>
     <w:p>
-      <w:r>
-        <w:t>Attempt the independent case before hints. Record whether you worked alone, used a hint or followed a model. After feedback, fix the first unsupported step and explain why it changed. A later check uses a changed case, not a copied answer.</w:t>
+      <w:pPr>
+        <w:spacing w:line="336" w:lineRule="auto" w:after="180"/>
+      </w:pPr>
+      <w:r>
+        <w:rPr>
+          <w:b w:val="0"/>
+        </w:rPr>
+        <w:t>Attempt the independent case before hints. Record whether you worked alone, used a hint or followed a model. After feedback, fix the first unsupported step and explain why it changed.</w:t>
+      </w:r>
+    </w:p>
+    <w:p>
+      <w:pPr>
+        <w:spacing w:line="336" w:lineRule="auto" w:after="180"/>
+      </w:pPr>
+      <w:r>
+        <w:rPr>
+          <w:b w:val="0"/>
+        </w:rPr>
+        <w:t>A later check uses a changed case, not a copied answer.</w:t>
       </w:r>
     </w:p>
     <w:p>
@@ -3795,6 +6033,17 @@
     </w:p>
     <w:p>
       <w:r>
+        <w:t>Use this map to navigate Model Memory vs Retrieval, connect the goals to tasks and keep one evidence record for each attempt.</w:t>
+      </w:r>
+    </w:p>
+    <w:p>
+      <w:pPr>
+        <w:spacing w:line="336" w:lineRule="auto" w:after="180"/>
+      </w:pPr>
+      <w:r>
+        <w:rPr>
+          <w:b w:val="0"/>
+        </w:rPr>
         <w:t>Start with this question: The library assistant remembers an old opening time, but a current notice can be retrieved.</w:t>
       </w:r>
     </w:p>
@@ -3901,13 +6150,61 @@
       </w:tr>
     </w:tbl>
     <w:p>
-      <w:r>
-        <w:t>Remember → watch and explain → try with help → investigate → try independently → keep project evidence. Your teacher may spread this lesson across several classes.</w:t>
-      </w:r>
-    </w:p>
-    <w:p>
-      <w:r>
-        <w:t>Keep your first prediction. Compare it with what the evidence shows and explain any change.</w:t>
+      <w:pPr>
+        <w:spacing w:line="336" w:lineRule="auto" w:after="180"/>
+      </w:pPr>
+      <w:r>
+        <w:rPr>
+          <w:b w:val="0"/>
+        </w:rPr>
+        <w:t xml:space="preserve">Remember → watch and explain → try with help → investigate → try independently → keep project </w:t>
+      </w:r>
+      <w:r>
+        <w:rPr>
+          <w:b/>
+        </w:rPr>
+        <w:t>evidence</w:t>
+      </w:r>
+      <w:r>
+        <w:rPr>
+          <w:b w:val="0"/>
+        </w:rPr>
+        <w:t>. Your teacher may spread this lesson across several classes.</w:t>
+      </w:r>
+    </w:p>
+    <w:p>
+      <w:pPr>
+        <w:spacing w:line="336" w:lineRule="auto" w:after="180"/>
+      </w:pPr>
+      <w:r>
+        <w:rPr>
+          <w:b w:val="0"/>
+        </w:rPr>
+        <w:t xml:space="preserve">Keep your first </w:t>
+      </w:r>
+      <w:r>
+        <w:rPr>
+          <w:b/>
+        </w:rPr>
+        <w:t>prediction</w:t>
+      </w:r>
+      <w:r>
+        <w:rPr>
+          <w:b w:val="0"/>
+        </w:rPr>
+        <w:t xml:space="preserve">. Compare it with what the </w:t>
+      </w:r>
+      <w:r>
+        <w:rPr>
+          <w:b/>
+        </w:rPr>
+        <w:t>evidence</w:t>
+      </w:r>
+      <w:r>
+        <w:rPr>
+          <w:b w:val="0"/>
+        </w:rPr>
+        <w:t xml:space="preserve"> shows and explain any change.</w:t>
       </w:r>
     </w:p>
     <w:p>
@@ -3920,7 +6217,54 @@
     </w:p>
     <w:p>
       <w:r>
-        <w:t>Close your notes. Explain this goal in your own words: Explain the mechanism and terminology of retrieval and indexing</w:t>
+        <w:t>Explain Model Memory vs Retrieval without notes, identify a remaining question and plan a later check with a changed case.</w:t>
+      </w:r>
+    </w:p>
+    <w:p>
+      <w:pPr>
+        <w:spacing w:line="336" w:lineRule="auto" w:after="180"/>
+      </w:pPr>
+      <w:r>
+        <w:rPr>
+          <w:b w:val="0"/>
+        </w:rPr>
+        <w:t xml:space="preserve">Close your notes. Explain this goal in your own words: Explain the </w:t>
+      </w:r>
+      <w:r>
+        <w:rPr>
+          <w:b/>
+        </w:rPr>
+        <w:t>mechanism</w:t>
+      </w:r>
+      <w:r>
+        <w:rPr>
+          <w:b w:val="0"/>
+        </w:rPr>
+        <w:t xml:space="preserve"> and terminology of </w:t>
+      </w:r>
+      <w:r>
+        <w:rPr>
+          <w:b/>
+        </w:rPr>
+        <w:t>retrieval</w:t>
+      </w:r>
+      <w:r>
+        <w:rPr>
+          <w:b w:val="0"/>
+        </w:rPr>
+        <w:t xml:space="preserve"> and </w:t>
+      </w:r>
+      <w:r>
+        <w:rPr>
+          <w:b/>
+        </w:rPr>
+        <w:t>index</w:t>
+      </w:r>
+      <w:r>
+        <w:rPr>
+          <w:b w:val="0"/>
+        </w:rPr>
+        <w:t>ing</w:t>
       </w:r>
     </w:p>
     <w:p>
@@ -3957,13 +6301,61 @@
       </w:r>
     </w:p>
     <w:p>
-      <w:r>
-        <w:t>If you are unsure, return to the worked picture and explain one arrow. If you are ready, change an input or assumption and justify your prediction.</w:t>
-      </w:r>
-    </w:p>
-    <w:p>
-      <w:r>
-        <w:t>Save your workbook evidence. At the next review, try a different case before opening your old answer.</w:t>
+      <w:pPr>
+        <w:spacing w:line="336" w:lineRule="auto" w:after="180"/>
+      </w:pPr>
+      <w:r>
+        <w:rPr>
+          <w:b w:val="0"/>
+        </w:rPr>
+        <w:t xml:space="preserve">If you are unsure, return to the worked picture and explain one arrow. If you are ready, change an </w:t>
+      </w:r>
+      <w:r>
+        <w:rPr>
+          <w:b/>
+        </w:rPr>
+        <w:t>input</w:t>
+      </w:r>
+      <w:r>
+        <w:rPr>
+          <w:b w:val="0"/>
+        </w:rPr>
+        <w:t xml:space="preserve"> or assumption and justify your </w:t>
+      </w:r>
+      <w:r>
+        <w:rPr>
+          <w:b/>
+        </w:rPr>
+        <w:t>prediction</w:t>
+      </w:r>
+      <w:r>
+        <w:rPr>
+          <w:b w:val="0"/>
+        </w:rPr>
+        <w:t>.</w:t>
+      </w:r>
+    </w:p>
+    <w:p>
+      <w:pPr>
+        <w:spacing w:line="336" w:lineRule="auto" w:after="180"/>
+      </w:pPr>
+      <w:r>
+        <w:rPr>
+          <w:b w:val="0"/>
+        </w:rPr>
+        <w:t xml:space="preserve">Save your workbook </w:t>
+      </w:r>
+      <w:r>
+        <w:rPr>
+          <w:b/>
+        </w:rPr>
+        <w:t>evidence</w:t>
+      </w:r>
+      <w:r>
+        <w:rPr>
+          <w:b w:val="0"/>
+        </w:rPr>
+        <w:t>. At the next review, try a different case before opening your old answer.</w:t>
       </w:r>
     </w:p>
     <w:p>
@@ -3976,11 +6368,28 @@
     </w:p>
     <w:p>
       <w:r>
+        <w:t>Attempt supported questions before using hints or feedback. Review a missing building block, then keep the completed work.</w:t>
+      </w:r>
+    </w:p>
+    <w:p>
+      <w:pPr>
+        <w:spacing w:line="336" w:lineRule="auto" w:after="180"/>
+      </w:pPr>
+      <w:r>
+        <w:rPr>
+          <w:b w:val="0"/>
+        </w:rPr>
         <w:t>Use this supported practice once, in the browser or on paper. Keep the reserved independent assessment for a separate first attempt before teacher feedback.</w:t>
       </w:r>
     </w:p>
     <w:p>
-      <w:r>
+      <w:pPr>
+        <w:spacing w:line="336" w:lineRule="auto" w:after="180"/>
+      </w:pPr>
+      <w:r>
+        <w:rPr>
+          <w:b w:val="0"/>
+        </w:rPr>
         <w:t>The library assistant remembers an old opening time, but a current notice can be retrieved.</w:t>
       </w:r>
     </w:p>
@@ -3993,22 +6402,49 @@
       </w:r>
     </w:p>
     <w:p>
-      <w:r>
+      <w:pPr>
+        <w:spacing w:line="336" w:lineRule="auto" w:after="180"/>
+      </w:pPr>
+      <w:r>
+        <w:rPr>
+          <w:b w:val="0"/>
+        </w:rPr>
         <w:t>Which labelled step matches this detail? Answer 16: 00 and attach LIB-v = 2. Its words, rather than the earlier guess, support this claim.</w:t>
       </w:r>
     </w:p>
     <w:p>
-      <w:r>
+      <w:pPr>
+        <w:spacing w:line="336" w:lineRule="auto" w:after="180"/>
+        <w:shd w:fill="F4F9FC"/>
+      </w:pPr>
+      <w:r>
+        <w:rPr>
+          <w:b w:val="0"/>
+        </w:rPr>
         <w:t>1. Old guess</w:t>
       </w:r>
     </w:p>
     <w:p>
-      <w:r>
+      <w:pPr>
+        <w:spacing w:line="336" w:lineRule="auto" w:after="180"/>
+        <w:shd w:fill="F4F9FC"/>
+      </w:pPr>
+      <w:r>
+        <w:rPr>
+          <w:b w:val="0"/>
+        </w:rPr>
         <w:t>2. Find notice</w:t>
       </w:r>
     </w:p>
     <w:p>
-      <w:r>
+      <w:pPr>
+        <w:spacing w:line="336" w:lineRule="auto" w:after="180"/>
+        <w:shd w:fill="F4F9FC"/>
+      </w:pPr>
+      <w:r>
+        <w:rPr>
+          <w:b w:val="0"/>
+        </w:rPr>
         <w:t>3. Ground answer</w:t>
       </w:r>
     </w:p>
@@ -4046,40 +6482,166 @@
       </w:r>
     </w:p>
     <w:p>
-      <w:r>
+      <w:pPr>
+        <w:pStyle w:val="Heading3"/>
+      </w:pPr>
+      <w:r>
+        <w:t>Hint · try first</w:t>
+      </w:r>
+    </w:p>
+    <w:p>
+      <w:pPr>
+        <w:spacing w:line="336" w:lineRule="auto" w:after="180"/>
+        <w:shd w:fill="F1F6F8"/>
+      </w:pPr>
+      <w:r>
+        <w:rPr>
+          <w:b w:val="0"/>
+        </w:rPr>
         <w:t>Hint if needed: Read the steps in the pictorial case. Match the supplied detail to the stage that performs or records it.</w:t>
       </w:r>
     </w:p>
     <w:p>
-      <w:r>
-        <w:t>After your attempt, compare with the supported explanation: Ground answer Answer 16: 00 and attach LIB-v = 2. Its words, rather than the earlier guess, support this claim. Read the picture in order. Answer 16: 00 and attach LIB-v = 2. Its words, rather than the earlier guess, support this claim. The arrows show which recorded input or intermediate result each decision uses. Explain the deciding step aloud before checking the changed case; pointing to the final answer alone does not show how it follows.</w:t>
-      </w:r>
-    </w:p>
-    <w:p>
       <w:pPr>
         <w:pStyle w:val="Heading3"/>
       </w:pPr>
       <w:r>
+        <w:t>Feedback · compare after trying</w:t>
+      </w:r>
+    </w:p>
+    <w:p>
+      <w:pPr>
+        <w:spacing w:line="336" w:lineRule="auto" w:after="180"/>
+        <w:shd w:fill="F1F6FC"/>
+      </w:pPr>
+      <w:r>
+        <w:rPr>
+          <w:b w:val="0"/>
+        </w:rPr>
+        <w:t>After your attempt, compare with the supported explanation: Ground answer Answer 16: 00 and attach LIB-v = 2. Its words, rather than the earlier guess, support this claim. Read the picture in order.</w:t>
+      </w:r>
+    </w:p>
+    <w:p>
+      <w:pPr>
+        <w:spacing w:line="336" w:lineRule="auto" w:after="180"/>
+        <w:shd w:fill="F1F6FC"/>
+      </w:pPr>
+      <w:r>
+        <w:rPr>
+          <w:b w:val="0"/>
+        </w:rPr>
+        <w:t xml:space="preserve">Answer 16: 00 and attach LIB-v = 2. Its words, rather than the earlier guess, support this claim. The arrows show which recorded </w:t>
+      </w:r>
+      <w:r>
+        <w:rPr>
+          <w:b/>
+        </w:rPr>
+        <w:t>input</w:t>
+      </w:r>
+      <w:r>
+        <w:rPr>
+          <w:b w:val="0"/>
+        </w:rPr>
+        <w:t xml:space="preserve"> or intermediate result each decision uses.</w:t>
+      </w:r>
+    </w:p>
+    <w:p>
+      <w:pPr>
+        <w:spacing w:line="336" w:lineRule="auto" w:after="180"/>
+        <w:shd w:fill="F1F6FC"/>
+      </w:pPr>
+      <w:r>
+        <w:rPr>
+          <w:b w:val="0"/>
+        </w:rPr>
+        <w:t>Explain the deciding step aloud before checking the changed case; pointing to the final answer alone does not show how it follows.</w:t>
+      </w:r>
+    </w:p>
+    <w:p>
+      <w:pPr>
+        <w:pStyle w:val="Heading3"/>
+      </w:pPr>
+      <w:r>
         <w:t>Practice 2: explain the deciding evidence</w:t>
       </w:r>
     </w:p>
     <w:p>
-      <w:r>
+      <w:pPr>
+        <w:pStyle w:val="Heading3"/>
+      </w:pPr>
+      <w:r>
+        <w:t>Changed case · predict first</w:t>
+      </w:r>
+    </w:p>
+    <w:p>
+      <w:pPr>
+        <w:spacing w:line="336" w:lineRule="auto" w:after="180"/>
+        <w:shd w:fill="F5F1FB"/>
+      </w:pPr>
+      <w:r>
+        <w:rPr>
+          <w:b w:val="0"/>
+        </w:rPr>
         <w:t>Changed-case practice: LIB-v = 2 is unavailable. Which conclusion is supported by the supplied facts?</w:t>
       </w:r>
     </w:p>
     <w:p>
-      <w:r>
-        <w:t>1. We can decide the result without examining the changed input or the procedure.</w:t>
-      </w:r>
-    </w:p>
-    <w:p>
-      <w:r>
-        <w:t>2. This one example guarantees correct results for every future input.</w:t>
-      </w:r>
-    </w:p>
-    <w:p>
-      <w:r>
+      <w:pPr>
+        <w:spacing w:line="336" w:lineRule="auto" w:after="180"/>
+        <w:shd w:fill="F4F9FC"/>
+      </w:pPr>
+      <w:r>
+        <w:rPr>
+          <w:b w:val="0"/>
+        </w:rPr>
+        <w:t xml:space="preserve">1. We can decide the result without examining the changed </w:t>
+      </w:r>
+      <w:r>
+        <w:rPr>
+          <w:b/>
+        </w:rPr>
+        <w:t>input</w:t>
+      </w:r>
+      <w:r>
+        <w:rPr>
+          <w:b w:val="0"/>
+        </w:rPr>
+        <w:t xml:space="preserve"> or the procedure.</w:t>
+      </w:r>
+    </w:p>
+    <w:p>
+      <w:pPr>
+        <w:spacing w:line="336" w:lineRule="auto" w:after="180"/>
+        <w:shd w:fill="F4F9FC"/>
+      </w:pPr>
+      <w:r>
+        <w:rPr>
+          <w:b w:val="0"/>
+        </w:rPr>
+        <w:t xml:space="preserve">2. This one example guarantees correct results for every future </w:t>
+      </w:r>
+      <w:r>
+        <w:rPr>
+          <w:b/>
+        </w:rPr>
+        <w:t>input</w:t>
+      </w:r>
+      <w:r>
+        <w:rPr>
+          <w:b w:val="0"/>
+        </w:rPr>
+        <w:t>.</w:t>
+      </w:r>
+    </w:p>
+    <w:p>
+      <w:pPr>
+        <w:spacing w:line="336" w:lineRule="auto" w:after="180"/>
+        <w:shd w:fill="F4F9FC"/>
+      </w:pPr>
+      <w:r>
+        <w:rPr>
+          <w:b w:val="0"/>
+        </w:rPr>
         <w:t>3. Report that the current time cannot be verified.</w:t>
       </w:r>
     </w:p>
@@ -4117,36 +6679,189 @@
       </w:r>
     </w:p>
     <w:p>
-      <w:r>
+      <w:pPr>
+        <w:pStyle w:val="Heading3"/>
+      </w:pPr>
+      <w:r>
+        <w:t>Hint · try first</w:t>
+      </w:r>
+    </w:p>
+    <w:p>
+      <w:pPr>
+        <w:spacing w:line="336" w:lineRule="auto" w:after="180"/>
+        <w:shd w:fill="F1F6F8"/>
+      </w:pPr>
+      <w:r>
+        <w:rPr>
+          <w:b w:val="0"/>
+        </w:rPr>
         <w:t>Hint if needed: Use the changed condition and the deciding step in the pictorial trace. The answer must say what follows from those facts.</w:t>
       </w:r>
     </w:p>
     <w:p>
-      <w:r>
-        <w:t>After your attempt, compare with the supported explanation: Report that the current time cannot be verified. The unsupported old guess does not become current evidence when retrieval fails.</w:t>
-      </w:r>
-    </w:p>
-    <w:p>
       <w:pPr>
         <w:pStyle w:val="Heading3"/>
       </w:pPr>
       <w:r>
+        <w:t>Feedback · compare after trying</w:t>
+      </w:r>
+    </w:p>
+    <w:p>
+      <w:pPr>
+        <w:spacing w:line="336" w:lineRule="auto" w:after="180"/>
+        <w:shd w:fill="F1F6FC"/>
+      </w:pPr>
+      <w:r>
+        <w:rPr>
+          <w:b w:val="0"/>
+        </w:rPr>
+        <w:t xml:space="preserve">After your attempt, compare with the supported explanation: Report that the current time cannot be verified. The unsupported old guess does not become current </w:t>
+      </w:r>
+      <w:r>
+        <w:rPr>
+          <w:b/>
+        </w:rPr>
+        <w:t>evidence</w:t>
+      </w:r>
+      <w:r>
+        <w:rPr>
+          <w:b w:val="0"/>
+        </w:rPr>
+        <w:t xml:space="preserve"> when </w:t>
+      </w:r>
+      <w:r>
+        <w:rPr>
+          <w:b/>
+        </w:rPr>
+        <w:t>retrieval</w:t>
+      </w:r>
+      <w:r>
+        <w:rPr>
+          <w:b w:val="0"/>
+        </w:rPr>
+        <w:t xml:space="preserve"> fails.</w:t>
+      </w:r>
+    </w:p>
+    <w:p>
+      <w:pPr>
+        <w:pStyle w:val="Heading3"/>
+      </w:pPr>
+      <w:r>
         <w:t>Repair a missing building block</w:t>
       </w:r>
     </w:p>
     <w:p>
-      <w:r>
-        <w:t>Review Verify Numbers and Dates (ai-3/16). Goal: Explain the mechanism and terminology of claim support and citation evaluation. Short practice: Which part can be corrected immediately from existing evidence, and which needs follow-up?. Return to this week and explain what you changed.</w:t>
-      </w:r>
-    </w:p>
-    <w:p>
-      <w:r>
-        <w:t>Review Hallucination Failure Types (ai-3/14). Goal: Explain the mechanism and terminology of generation failures and verification. Short practice: Can we conclude there will definitely be no lunch from S alone?. Return to this week and explain what you changed.</w:t>
-      </w:r>
-    </w:p>
-    <w:p>
-      <w:r>
-        <w:t>Review Visual Composition (ai-3/11). Goal: Explain the mechanism and terminology of image generation and provenance. Short practice: Which checks pass after that single change, and what still needs repair?. Return to this week and explain what you changed.</w:t>
+      <w:pPr>
+        <w:spacing w:line="336" w:lineRule="auto" w:after="180"/>
+      </w:pPr>
+      <w:r>
+        <w:rPr>
+          <w:b w:val="0"/>
+        </w:rPr>
+        <w:t xml:space="preserve">Review Verify Numbers and Dates (ai-3/16). Goal: Explain the </w:t>
+      </w:r>
+      <w:r>
+        <w:rPr>
+          <w:b/>
+        </w:rPr>
+        <w:t>mechanism</w:t>
+      </w:r>
+      <w:r>
+        <w:rPr>
+          <w:b w:val="0"/>
+        </w:rPr>
+        <w:t xml:space="preserve"> and terminology of claim support and citation evaluation.</w:t>
+      </w:r>
+    </w:p>
+    <w:p>
+      <w:pPr>
+        <w:spacing w:line="336" w:lineRule="auto" w:after="180"/>
+      </w:pPr>
+      <w:r>
+        <w:rPr>
+          <w:b w:val="0"/>
+        </w:rPr>
+        <w:t xml:space="preserve">Short practice: Which part can be corrected immediately from existing </w:t>
+      </w:r>
+      <w:r>
+        <w:rPr>
+          <w:b/>
+        </w:rPr>
+        <w:t>evidence</w:t>
+      </w:r>
+      <w:r>
+        <w:rPr>
+          <w:b w:val="0"/>
+        </w:rPr>
+        <w:t>, and which needs follow-up?. Return to this week and explain what you changed.</w:t>
+      </w:r>
+    </w:p>
+    <w:p>
+      <w:pPr>
+        <w:spacing w:line="336" w:lineRule="auto" w:after="180"/>
+      </w:pPr>
+      <w:r>
+        <w:rPr>
+          <w:b w:val="0"/>
+        </w:rPr>
+        <w:t xml:space="preserve">Review Hallucination Failure Types (ai-3/14). Goal: Explain the </w:t>
+      </w:r>
+      <w:r>
+        <w:rPr>
+          <w:b/>
+        </w:rPr>
+        <w:t>mechanism</w:t>
+      </w:r>
+      <w:r>
+        <w:rPr>
+          <w:b w:val="0"/>
+        </w:rPr>
+        <w:t xml:space="preserve"> and terminology of generation failures and verification. Short practice: Can we conclude there will definitely be no lunch from S alone?.</w:t>
+      </w:r>
+    </w:p>
+    <w:p>
+      <w:pPr>
+        <w:spacing w:line="336" w:lineRule="auto" w:after="180"/>
+      </w:pPr>
+      <w:r>
+        <w:rPr>
+          <w:b w:val="0"/>
+        </w:rPr>
+        <w:t>Return to this week and explain what you changed.</w:t>
+      </w:r>
+    </w:p>
+    <w:p>
+      <w:pPr>
+        <w:spacing w:line="336" w:lineRule="auto" w:after="180"/>
+      </w:pPr>
+      <w:r>
+        <w:rPr>
+          <w:b w:val="0"/>
+        </w:rPr>
+        <w:t xml:space="preserve">Review Visual Composition (ai-3/11). Goal: Explain the </w:t>
+      </w:r>
+      <w:r>
+        <w:rPr>
+          <w:b/>
+        </w:rPr>
+        <w:t>mechanism</w:t>
+      </w:r>
+      <w:r>
+        <w:rPr>
+          <w:b w:val="0"/>
+        </w:rPr>
+        <w:t xml:space="preserve"> and terminology of image generation and provenance. Short practice: Which checks pass after that single change, and what still needs repair?.</w:t>
+      </w:r>
+    </w:p>
+    <w:p>
+      <w:pPr>
+        <w:spacing w:line="336" w:lineRule="auto" w:after="180"/>
+      </w:pPr>
+      <w:r>
+        <w:rPr>
+          <w:b w:val="0"/>
+        </w:rPr>
+        <w:t>Return to this week and explain what you changed.</w:t>
       </w:r>
     </w:p>
     <w:p>
@@ -4158,8 +6873,784 @@
       </w:r>
     </w:p>
     <w:p>
-      <w:r>
-        <w:t>Use Download completed work in the hosted lesson to export your answers, reflections, practice feedback and code-run evidence. Open the HTML copy to read or print it. Drafts stay in this browser when storage is available; clear drafts on a shared device.</w:t>
+      <w:pPr>
+        <w:spacing w:line="336" w:lineRule="auto" w:after="180"/>
+      </w:pPr>
+      <w:r>
+        <w:rPr>
+          <w:b w:val="0"/>
+        </w:rPr>
+        <w:t xml:space="preserve">Use Download completed work in the hosted lesson to export your answers, reflections, practice feedback and code-run </w:t>
+      </w:r>
+      <w:r>
+        <w:rPr>
+          <w:b/>
+        </w:rPr>
+        <w:t>evidence</w:t>
+      </w:r>
+      <w:r>
+        <w:rPr>
+          <w:b w:val="0"/>
+        </w:rPr>
+        <w:t>. Open the HTML copy to read or print it.</w:t>
+      </w:r>
+    </w:p>
+    <w:p>
+      <w:pPr>
+        <w:spacing w:line="336" w:lineRule="auto" w:after="180"/>
+      </w:pPr>
+      <w:r>
+        <w:rPr>
+          <w:b w:val="0"/>
+        </w:rPr>
+        <w:t>Drafts stay in this browser when storage is available; clear drafts on a shared device.</w:t>
+      </w:r>
+    </w:p>
+    <w:p>
+      <w:pPr>
+        <w:pStyle w:val="Heading1"/>
+      </w:pPr>
+      <w:r>
+        <w:t>18. Visual concept journey</w:t>
+      </w:r>
+    </w:p>
+    <w:p>
+      <w:r>
+        <w:t>Explain each Model Memory vs Retrieval graphic using its labels, deciding evidence and relevant limitation.</w:t>
+      </w:r>
+    </w:p>
+    <w:p>
+      <w:pPr>
+        <w:pStyle w:val="Heading3"/>
+      </w:pPr>
+      <w:r>
+        <w:t>01. Model Memory vs Retrieval: the case</w:t>
+      </w:r>
+    </w:p>
+    <w:p>
+      <w:r>
+        <w:drawing>
+          <wp:inline xmlns:a="http://schemas.openxmlformats.org/drawingml/2006/main" xmlns:pic="http://schemas.openxmlformats.org/drawingml/2006/picture">
+            <wp:extent cx="5486400" cy="3291840"/>
+            <wp:docPr id="22" name="Picture 22" descr="The library assistant remembers an old opening time, but a current notice can be retrieved. Supplied facts: Approved notice LIB-v = 2 says Wednesday closes at 16: 00; the model previously produced 15: 00. The question asks the current Wednesday closing time. All inputs and outcomes in this worked example are invented classroom data; no real model run is claimed."/>
+            <wp:cNvGraphicFramePr>
+              <a:graphicFrameLocks noChangeAspect="1"/>
+            </wp:cNvGraphicFramePr>
+            <a:graphic>
+              <a:graphicData uri="http://schemas.openxmlformats.org/drawingml/2006/picture">
+                <pic:pic>
+                  <pic:nvPicPr>
+                    <pic:cNvPr id="0" name="academy-story-ai-3-17-01.png"/>
+                    <pic:cNvPicPr/>
+                  </pic:nvPicPr>
+                  <pic:blipFill>
+                    <a:blip r:embed="rId29"/>
+                    <a:stretch>
+                      <a:fillRect/>
+                    </a:stretch>
+                  </pic:blipFill>
+                  <pic:spPr>
+                    <a:xfrm>
+                      <a:off x="0" y="0"/>
+                      <a:ext cx="5486400" cy="3291840"/>
+                    </a:xfrm>
+                    <a:prstGeom prst="rect"/>
+                  </pic:spPr>
+                </pic:pic>
+              </a:graphicData>
+            </a:graphic>
+          </wp:inline>
+        </w:drawing>
+      </w:r>
+    </w:p>
+    <w:p>
+      <w:pPr>
+        <w:spacing w:line="336" w:lineRule="auto" w:after="180"/>
+      </w:pPr>
+      <w:r>
+        <w:rPr>
+          <w:b w:val="0"/>
+        </w:rPr>
+        <w:t>The library assistant remembers an old opening time, but a current notice can be retrieved. Supplied facts: Approved notice LIB-v = 2 says Wednesday closes at 16: 00; the model previously produced 15: 00.</w:t>
+      </w:r>
+    </w:p>
+    <w:p>
+      <w:pPr>
+        <w:spacing w:line="336" w:lineRule="auto" w:after="180"/>
+      </w:pPr>
+      <w:r>
+        <w:rPr>
+          <w:b w:val="0"/>
+        </w:rPr>
+        <w:t xml:space="preserve">The question asks the current Wednesday closing time. All </w:t>
+      </w:r>
+      <w:r>
+        <w:rPr>
+          <w:b/>
+        </w:rPr>
+        <w:t>input</w:t>
+      </w:r>
+      <w:r>
+        <w:rPr>
+          <w:b w:val="0"/>
+        </w:rPr>
+        <w:t>s and outcomes in this worked example are invented classroom data; no real model run is claimed.</w:t>
+      </w:r>
+    </w:p>
+    <w:p>
+      <w:pPr>
+        <w:spacing w:line="336" w:lineRule="auto" w:after="180"/>
+        <w:shd w:fill="F5F1FB"/>
+      </w:pPr>
+      <w:r>
+        <w:rPr>
+          <w:b w:val="0"/>
+        </w:rPr>
+        <w:t>Point to the given fact that matters most. Explain why it matters.</w:t>
+      </w:r>
+    </w:p>
+    <w:p>
+      <w:pPr>
+        <w:pStyle w:val="Heading3"/>
+      </w:pPr>
+      <w:r>
+        <w:t>02. Follow the deciding steps</w:t>
+      </w:r>
+    </w:p>
+    <w:p>
+      <w:r>
+        <w:drawing>
+          <wp:inline xmlns:a="http://schemas.openxmlformats.org/drawingml/2006/main" xmlns:pic="http://schemas.openxmlformats.org/drawingml/2006/picture">
+            <wp:extent cx="5486400" cy="3337560"/>
+            <wp:docPr id="23" name="Picture 23" descr="Old guess: A remembered-looking answer says 15: 00; no current notice is attached. → Find notice: Retrieve authorised LIB-v = 2, which explicitly says Wednesday closes at 16: 00. → Ground answer: Answer 16: 00 and attach LIB-v = 2. Its words, rather than the earlier guess, support this claim."/>
+            <wp:cNvGraphicFramePr>
+              <a:graphicFrameLocks noChangeAspect="1"/>
+            </wp:cNvGraphicFramePr>
+            <a:graphic>
+              <a:graphicData uri="http://schemas.openxmlformats.org/drawingml/2006/picture">
+                <pic:pic>
+                  <pic:nvPicPr>
+                    <pic:cNvPr id="0" name="academy-story-ai-3-17-02.png"/>
+                    <pic:cNvPicPr/>
+                  </pic:nvPicPr>
+                  <pic:blipFill>
+                    <a:blip r:embed="rId30"/>
+                    <a:stretch>
+                      <a:fillRect/>
+                    </a:stretch>
+                  </pic:blipFill>
+                  <pic:spPr>
+                    <a:xfrm>
+                      <a:off x="0" y="0"/>
+                      <a:ext cx="5486400" cy="3337560"/>
+                    </a:xfrm>
+                    <a:prstGeom prst="rect"/>
+                  </pic:spPr>
+                </pic:pic>
+              </a:graphicData>
+            </a:graphic>
+          </wp:inline>
+        </w:drawing>
+      </w:r>
+    </w:p>
+    <w:p>
+      <w:pPr>
+        <w:spacing w:line="336" w:lineRule="auto" w:after="180"/>
+      </w:pPr>
+      <w:r>
+        <w:rPr>
+          <w:b w:val="0"/>
+        </w:rPr>
+        <w:t>Old guess: A remembered-looking answer says 15: 00; no current notice is attached. → Find notice: Retrieve authorised LIB-v = 2, which explicitly says Wednesday closes at 16: 00. → Ground answer: Answer 16: 00 and attach LIB-v = 2.</w:t>
+      </w:r>
+    </w:p>
+    <w:p>
+      <w:pPr>
+        <w:spacing w:line="336" w:lineRule="auto" w:after="180"/>
+      </w:pPr>
+      <w:r>
+        <w:rPr>
+          <w:b w:val="0"/>
+        </w:rPr>
+        <w:t>Its words, rather than the earlier guess, support this claim.</w:t>
+      </w:r>
+    </w:p>
+    <w:p>
+      <w:pPr>
+        <w:spacing w:line="336" w:lineRule="auto" w:after="180"/>
+        <w:shd w:fill="F5F1FB"/>
+      </w:pPr>
+      <w:r>
+        <w:rPr>
+          <w:b w:val="0"/>
+        </w:rPr>
+        <w:t xml:space="preserve">Point to each numbered stage and explain which recorded </w:t>
+      </w:r>
+      <w:r>
+        <w:rPr>
+          <w:b/>
+        </w:rPr>
+        <w:t>input</w:t>
+      </w:r>
+      <w:r>
+        <w:rPr>
+          <w:b w:val="0"/>
+        </w:rPr>
+        <w:t xml:space="preserve"> it uses.</w:t>
+      </w:r>
+    </w:p>
+    <w:p>
+      <w:pPr>
+        <w:pStyle w:val="Heading3"/>
+      </w:pPr>
+      <w:r>
+        <w:t>03. Retrieval and indexing — evidence trace</w:t>
+      </w:r>
+    </w:p>
+    <w:p>
+      <w:r>
+        <w:drawing>
+          <wp:inline xmlns:a="http://schemas.openxmlformats.org/drawingml/2006/main" xmlns:pic="http://schemas.openxmlformats.org/drawingml/2006/picture">
+            <wp:extent cx="5486400" cy="3145536"/>
+            <wp:docPr id="24" name="Picture 24" descr="Retrieval and indexing — evidence trace. Index v1 contains notice N1 for room A. Corpus v2 supersedes it with N2 for room B, but the query still returns N1. What can be reported? | Assign stable document IDs, versions and permitted access before indexing. Retrieve only authorised records. Preserve source references and define behaviour when a document is missing, outdated or access-restricted. | The stale index returns old evidence. It cannot establish current room approval; refresh against authorised corpus v2 or report unresolved freshness."/>
+            <wp:cNvGraphicFramePr>
+              <a:graphicFrameLocks noChangeAspect="1"/>
+            </wp:cNvGraphicFramePr>
+            <a:graphic>
+              <a:graphicData uri="http://schemas.openxmlformats.org/drawingml/2006/picture">
+                <pic:pic>
+                  <pic:nvPicPr>
+                    <pic:cNvPr id="0" name="academy-story-ai-3-17-03.png"/>
+                    <pic:cNvPicPr/>
+                  </pic:nvPicPr>
+                  <pic:blipFill>
+                    <a:blip r:embed="rId31"/>
+                    <a:stretch>
+                      <a:fillRect/>
+                    </a:stretch>
+                  </pic:blipFill>
+                  <pic:spPr>
+                    <a:xfrm>
+                      <a:off x="0" y="0"/>
+                      <a:ext cx="5486400" cy="3145536"/>
+                    </a:xfrm>
+                    <a:prstGeom prst="rect"/>
+                  </pic:spPr>
+                </pic:pic>
+              </a:graphicData>
+            </a:graphic>
+          </wp:inline>
+        </w:drawing>
+      </w:r>
+    </w:p>
+    <w:p>
+      <w:pPr>
+        <w:spacing w:line="336" w:lineRule="auto" w:after="180"/>
+      </w:pPr>
+      <w:r>
+        <w:rPr>
+          <w:b/>
+        </w:rPr>
+        <w:t>Retrieval</w:t>
+      </w:r>
+      <w:r>
+        <w:rPr>
+          <w:b w:val="0"/>
+        </w:rPr>
+        <w:t xml:space="preserve"> and </w:t>
+      </w:r>
+      <w:r>
+        <w:rPr>
+          <w:b/>
+        </w:rPr>
+        <w:t>index</w:t>
+      </w:r>
+      <w:r>
+        <w:rPr>
+          <w:b w:val="0"/>
+        </w:rPr>
+        <w:t xml:space="preserve">ing — </w:t>
+      </w:r>
+      <w:r>
+        <w:rPr>
+          <w:b/>
+        </w:rPr>
+        <w:t>evidence</w:t>
+      </w:r>
+      <w:r>
+        <w:rPr>
+          <w:b w:val="0"/>
+        </w:rPr>
+        <w:t xml:space="preserve"> trace. </w:t>
+      </w:r>
+      <w:r>
+        <w:rPr>
+          <w:b/>
+        </w:rPr>
+        <w:t>Index</w:t>
+      </w:r>
+      <w:r>
+        <w:rPr>
+          <w:b w:val="0"/>
+        </w:rPr>
+        <w:t xml:space="preserve"> v1 contains notice N1 for room A. </w:t>
+      </w:r>
+      <w:r>
+        <w:rPr>
+          <w:b/>
+        </w:rPr>
+        <w:t>Corpus</w:t>
+      </w:r>
+      <w:r>
+        <w:rPr>
+          <w:b w:val="0"/>
+        </w:rPr>
+        <w:t xml:space="preserve"> v2 supersedes it with N2 for room B, but the query still returns N1.</w:t>
+      </w:r>
+    </w:p>
+    <w:p>
+      <w:pPr>
+        <w:spacing w:line="336" w:lineRule="auto" w:after="180"/>
+      </w:pPr>
+      <w:r>
+        <w:rPr>
+          <w:b w:val="0"/>
+        </w:rPr>
+        <w:t xml:space="preserve">What can be reported? | Assign stable document IDs, versions and permitted access before </w:t>
+      </w:r>
+      <w:r>
+        <w:rPr>
+          <w:b/>
+        </w:rPr>
+        <w:t>index</w:t>
+      </w:r>
+      <w:r>
+        <w:rPr>
+          <w:b w:val="0"/>
+        </w:rPr>
+        <w:t>ing. Retrieve only authorised records.</w:t>
+      </w:r>
+    </w:p>
+    <w:p>
+      <w:pPr>
+        <w:spacing w:line="336" w:lineRule="auto" w:after="180"/>
+      </w:pPr>
+      <w:r>
+        <w:rPr>
+          <w:b w:val="0"/>
+        </w:rPr>
+        <w:t xml:space="preserve">Preserve source references and define behaviour when a document is missing, outdated or access-restricted. | The stale </w:t>
+      </w:r>
+      <w:r>
+        <w:rPr>
+          <w:b/>
+        </w:rPr>
+        <w:t>index</w:t>
+      </w:r>
+      <w:r>
+        <w:rPr>
+          <w:b w:val="0"/>
+        </w:rPr>
+        <w:t xml:space="preserve"> returns old </w:t>
+      </w:r>
+      <w:r>
+        <w:rPr>
+          <w:b/>
+        </w:rPr>
+        <w:t>evidence</w:t>
+      </w:r>
+      <w:r>
+        <w:rPr>
+          <w:b w:val="0"/>
+        </w:rPr>
+        <w:t>.</w:t>
+      </w:r>
+    </w:p>
+    <w:p>
+      <w:pPr>
+        <w:spacing w:line="336" w:lineRule="auto" w:after="180"/>
+      </w:pPr>
+      <w:r>
+        <w:rPr>
+          <w:b w:val="0"/>
+        </w:rPr>
+        <w:t xml:space="preserve">It cannot establish current room approval; refresh against authorised </w:t>
+      </w:r>
+      <w:r>
+        <w:rPr>
+          <w:b/>
+        </w:rPr>
+        <w:t>corpus</w:t>
+      </w:r>
+      <w:r>
+        <w:rPr>
+          <w:b w:val="0"/>
+        </w:rPr>
+        <w:t xml:space="preserve"> v2 or report unresolved </w:t>
+      </w:r>
+      <w:r>
+        <w:rPr>
+          <w:b/>
+        </w:rPr>
+        <w:t>freshness</w:t>
+      </w:r>
+      <w:r>
+        <w:rPr>
+          <w:b w:val="0"/>
+        </w:rPr>
+        <w:t>.</w:t>
+      </w:r>
+    </w:p>
+    <w:p>
+      <w:pPr>
+        <w:spacing w:line="336" w:lineRule="auto" w:after="180"/>
+        <w:shd w:fill="F5F1FB"/>
+      </w:pPr>
+      <w:r>
+        <w:rPr>
+          <w:b w:val="0"/>
+        </w:rPr>
+        <w:t>Read the labels and values. Explain the relationship the model shows.</w:t>
+      </w:r>
+    </w:p>
+    <w:p>
+      <w:pPr>
+        <w:pStyle w:val="Heading3"/>
+      </w:pPr>
+      <w:r>
+        <w:t>04. Change one thing. Trace what follows.</w:t>
+      </w:r>
+    </w:p>
+    <w:p>
+      <w:r>
+        <w:drawing>
+          <wp:inline xmlns:a="http://schemas.openxmlformats.org/drawingml/2006/main" xmlns:pic="http://schemas.openxmlformats.org/drawingml/2006/picture">
+            <wp:extent cx="5486400" cy="3041904"/>
+            <wp:docPr id="25" name="Picture 25" descr="Original case: Answer 16: 00 and attach LIB-v = 2. Its words, rather than the earlier guess, support this claim. Changed condition: LIB-v = 2 is unavailable. Expected result: Report that the current time cannot be verified. Reason: The unsupported old guess does not become current evidence when retrieval fails."/>
+            <wp:cNvGraphicFramePr>
+              <a:graphicFrameLocks noChangeAspect="1"/>
+            </wp:cNvGraphicFramePr>
+            <a:graphic>
+              <a:graphicData uri="http://schemas.openxmlformats.org/drawingml/2006/picture">
+                <pic:pic>
+                  <pic:nvPicPr>
+                    <pic:cNvPr id="0" name="academy-story-ai-3-17-04.png"/>
+                    <pic:cNvPicPr/>
+                  </pic:nvPicPr>
+                  <pic:blipFill>
+                    <a:blip r:embed="rId32"/>
+                    <a:stretch>
+                      <a:fillRect/>
+                    </a:stretch>
+                  </pic:blipFill>
+                  <pic:spPr>
+                    <a:xfrm>
+                      <a:off x="0" y="0"/>
+                      <a:ext cx="5486400" cy="3041904"/>
+                    </a:xfrm>
+                    <a:prstGeom prst="rect"/>
+                  </pic:spPr>
+                </pic:pic>
+              </a:graphicData>
+            </a:graphic>
+          </wp:inline>
+        </w:drawing>
+      </w:r>
+    </w:p>
+    <w:p>
+      <w:pPr>
+        <w:spacing w:line="336" w:lineRule="auto" w:after="180"/>
+      </w:pPr>
+      <w:r>
+        <w:rPr>
+          <w:b w:val="0"/>
+        </w:rPr>
+        <w:t>Original case: Answer 16: 00 and attach LIB-v = 2. Its words, rather than the earlier guess, support this claim. Changed condition: LIB-v = 2 is unavailable. Expected result: Report that the current time cannot be verified.</w:t>
+      </w:r>
+    </w:p>
+    <w:p>
+      <w:pPr>
+        <w:spacing w:line="336" w:lineRule="auto" w:after="180"/>
+      </w:pPr>
+      <w:r>
+        <w:rPr>
+          <w:b w:val="0"/>
+        </w:rPr>
+        <w:t xml:space="preserve">Reason: The unsupported old guess does not become current </w:t>
+      </w:r>
+      <w:r>
+        <w:rPr>
+          <w:b/>
+        </w:rPr>
+        <w:t>evidence</w:t>
+      </w:r>
+      <w:r>
+        <w:rPr>
+          <w:b w:val="0"/>
+        </w:rPr>
+        <w:t xml:space="preserve"> when </w:t>
+      </w:r>
+      <w:r>
+        <w:rPr>
+          <w:b/>
+        </w:rPr>
+        <w:t>retrieval</w:t>
+      </w:r>
+      <w:r>
+        <w:rPr>
+          <w:b w:val="0"/>
+        </w:rPr>
+        <w:t xml:space="preserve"> fails.</w:t>
+      </w:r>
+    </w:p>
+    <w:p>
+      <w:pPr>
+        <w:spacing w:line="336" w:lineRule="auto" w:after="180"/>
+        <w:shd w:fill="F5F1FB"/>
+      </w:pPr>
+      <w:r>
+        <w:rPr>
+          <w:b w:val="0"/>
+        </w:rPr>
+        <w:t>Predict before checking the worked changed-case result. Name what changed and what the supplied facts allow you to conclude.</w:t>
+      </w:r>
+    </w:p>
+    <w:p>
+      <w:pPr>
+        <w:pStyle w:val="Heading3"/>
+      </w:pPr>
+      <w:r>
+        <w:t>05. Connect the explanation to its limit</w:t>
+      </w:r>
+    </w:p>
+    <w:p>
+      <w:r>
+        <w:drawing>
+          <wp:inline xmlns:a="http://schemas.openxmlformats.org/drawingml/2006/main" xmlns:pic="http://schemas.openxmlformats.org/drawingml/2006/picture">
+            <wp:extent cx="5486400" cy="2834640"/>
+            <wp:docPr id="26" name="Picture 26" descr="Read the picture in order. Answer 16: 00 and attach LIB-v = 2. Its words, rather than the earlier guess, support this claim. The arrows show which recorded input or intermediate result each decision uses. Explain the deciding step aloud before checking the changed case; pointing to the final answer alone does not show how it follows. Limit: A retrieved document can itself be wrong or outdated; source approval, date and scope still need checking."/>
+            <wp:cNvGraphicFramePr>
+              <a:graphicFrameLocks noChangeAspect="1"/>
+            </wp:cNvGraphicFramePr>
+            <a:graphic>
+              <a:graphicData uri="http://schemas.openxmlformats.org/drawingml/2006/picture">
+                <pic:pic>
+                  <pic:nvPicPr>
+                    <pic:cNvPr id="0" name="academy-story-ai-3-17-05.png"/>
+                    <pic:cNvPicPr/>
+                  </pic:nvPicPr>
+                  <pic:blipFill>
+                    <a:blip r:embed="rId33"/>
+                    <a:stretch>
+                      <a:fillRect/>
+                    </a:stretch>
+                  </pic:blipFill>
+                  <pic:spPr>
+                    <a:xfrm>
+                      <a:off x="0" y="0"/>
+                      <a:ext cx="5486400" cy="2834640"/>
+                    </a:xfrm>
+                    <a:prstGeom prst="rect"/>
+                  </pic:spPr>
+                </pic:pic>
+              </a:graphicData>
+            </a:graphic>
+          </wp:inline>
+        </w:drawing>
+      </w:r>
+    </w:p>
+    <w:p>
+      <w:pPr>
+        <w:spacing w:line="336" w:lineRule="auto" w:after="180"/>
+      </w:pPr>
+      <w:r>
+        <w:rPr>
+          <w:b w:val="0"/>
+        </w:rPr>
+        <w:t xml:space="preserve">Read the picture in order. Answer 16: 00 and attach LIB-v = 2. Its words, rather than the earlier guess, support this claim. The arrows show which recorded </w:t>
+      </w:r>
+      <w:r>
+        <w:rPr>
+          <w:b/>
+        </w:rPr>
+        <w:t>input</w:t>
+      </w:r>
+      <w:r>
+        <w:rPr>
+          <w:b w:val="0"/>
+        </w:rPr>
+        <w:t xml:space="preserve"> or intermediate result each decision uses.</w:t>
+      </w:r>
+    </w:p>
+    <w:p>
+      <w:pPr>
+        <w:spacing w:line="336" w:lineRule="auto" w:after="180"/>
+      </w:pPr>
+      <w:r>
+        <w:rPr>
+          <w:b w:val="0"/>
+        </w:rPr>
+        <w:t>Explain the deciding step aloud before checking the changed case; pointing to the final answer alone does not show how it follows.</w:t>
+      </w:r>
+    </w:p>
+    <w:p>
+      <w:pPr>
+        <w:spacing w:line="336" w:lineRule="auto" w:after="180"/>
+      </w:pPr>
+      <w:r>
+        <w:rPr>
+          <w:b w:val="0"/>
+        </w:rPr>
+        <w:t>Limit: A retrieved document can itself be wrong or outdated; source approval, date and scope still need checking.</w:t>
+      </w:r>
+    </w:p>
+    <w:p>
+      <w:pPr>
+        <w:spacing w:line="336" w:lineRule="auto" w:after="180"/>
+        <w:shd w:fill="F5F1FB"/>
+      </w:pPr>
+      <w:r>
+        <w:rPr>
+          <w:b w:val="0"/>
+        </w:rPr>
+        <w:t>Explain the case, then point to a limit on the claim.</w:t>
+      </w:r>
+    </w:p>
+    <w:p>
+      <w:pPr>
+        <w:pStyle w:val="Heading3"/>
+      </w:pPr>
+      <w:r>
+        <w:t>06. Make the idea visible in your project</w:t>
+      </w:r>
+    </w:p>
+    <w:p>
+      <w:r>
+        <w:drawing>
+          <wp:inline xmlns:a="http://schemas.openxmlformats.org/drawingml/2006/main" xmlns:pic="http://schemas.openxmlformats.org/drawingml/2006/picture">
+            <wp:extent cx="5486400" cy="3681984"/>
+            <wp:docPr id="27" name="Picture 27" descr="For your Verified Study Buddy, save the input, procedure, observed result and limitation of this check. Label this worked example as practice; use a different, previously unreviewed case when checking independent understanding. Draw your input, deciding step, result and limit. Supported question: Why can the assistant not certify 15: 00 when the notice is missing? Point to the relevant step in the picture, then write the changed result and the rule or evidence that supports it."/>
+            <wp:cNvGraphicFramePr>
+              <a:graphicFrameLocks noChangeAspect="1"/>
+            </wp:cNvGraphicFramePr>
+            <a:graphic>
+              <a:graphicData uri="http://schemas.openxmlformats.org/drawingml/2006/picture">
+                <pic:pic>
+                  <pic:nvPicPr>
+                    <pic:cNvPr id="0" name="academy-story-ai-3-17-06.png"/>
+                    <pic:cNvPicPr/>
+                  </pic:nvPicPr>
+                  <pic:blipFill>
+                    <a:blip r:embed="rId34"/>
+                    <a:stretch>
+                      <a:fillRect/>
+                    </a:stretch>
+                  </pic:blipFill>
+                  <pic:spPr>
+                    <a:xfrm>
+                      <a:off x="0" y="0"/>
+                      <a:ext cx="5486400" cy="3681984"/>
+                    </a:xfrm>
+                    <a:prstGeom prst="rect"/>
+                  </pic:spPr>
+                </pic:pic>
+              </a:graphicData>
+            </a:graphic>
+          </wp:inline>
+        </w:drawing>
+      </w:r>
+    </w:p>
+    <w:p>
+      <w:pPr>
+        <w:spacing w:line="336" w:lineRule="auto" w:after="180"/>
+      </w:pPr>
+      <w:r>
+        <w:rPr>
+          <w:b w:val="0"/>
+        </w:rPr>
+        <w:t xml:space="preserve">For your Verified Study Buddy, save the </w:t>
+      </w:r>
+      <w:r>
+        <w:rPr>
+          <w:b/>
+        </w:rPr>
+        <w:t>input</w:t>
+      </w:r>
+      <w:r>
+        <w:rPr>
+          <w:b w:val="0"/>
+        </w:rPr>
+        <w:t>, procedure, observed result and limitation of this check.</w:t>
+      </w:r>
+    </w:p>
+    <w:p>
+      <w:pPr>
+        <w:spacing w:line="336" w:lineRule="auto" w:after="180"/>
+      </w:pPr>
+      <w:r>
+        <w:rPr>
+          <w:b w:val="0"/>
+        </w:rPr>
+        <w:t xml:space="preserve">Label this worked example as practice; use a different, previously unreviewed case when checking independent understanding. Draw your </w:t>
+      </w:r>
+      <w:r>
+        <w:rPr>
+          <w:b/>
+        </w:rPr>
+        <w:t>input</w:t>
+      </w:r>
+      <w:r>
+        <w:rPr>
+          <w:b w:val="0"/>
+        </w:rPr>
+        <w:t>, deciding step, result and limit.</w:t>
+      </w:r>
+    </w:p>
+    <w:p>
+      <w:pPr>
+        <w:spacing w:line="336" w:lineRule="auto" w:after="180"/>
+      </w:pPr>
+      <w:r>
+        <w:rPr>
+          <w:b w:val="0"/>
+        </w:rPr>
+        <w:t xml:space="preserve">Supported question: Why can the assistant not certify 15: 00 when the notice is missing? Point to the relevant step in the picture, then write the changed result and the rule or </w:t>
+      </w:r>
+      <w:r>
+        <w:rPr>
+          <w:b/>
+        </w:rPr>
+        <w:t>evidence</w:t>
+      </w:r>
+      <w:r>
+        <w:rPr>
+          <w:b w:val="0"/>
+        </w:rPr>
+        <w:t xml:space="preserve"> that supports it.</w:t>
+      </w:r>
+    </w:p>
+    <w:p>
+      <w:pPr>
+        <w:spacing w:line="336" w:lineRule="auto" w:after="180"/>
+        <w:shd w:fill="F5F1FB"/>
+      </w:pPr>
+      <w:r>
+        <w:rPr>
+          <w:b w:val="0"/>
+        </w:rPr>
+        <w:t xml:space="preserve">Draw your project trace and justify the deciding step using </w:t>
+      </w:r>
+      <w:r>
+        <w:rPr>
+          <w:b/>
+        </w:rPr>
+        <w:t>evidence</w:t>
+      </w:r>
+      <w:r>
+        <w:rPr>
+          <w:b w:val="0"/>
+        </w:rPr>
+        <w:t>.</w:t>
       </w:r>
     </w:p>
     <w:sectPr>

--- a/downloads/student/ai-3-week-17.docx
+++ b/downloads/student/ai-3-week-17.docx
@@ -25,12 +25,17 @@
         <w:pStyle w:val="Heading1"/>
       </w:pPr>
       <w:r>
-        <w:t>Before you start</w:t>
-      </w:r>
-    </w:p>
-    <w:p>
-      <w:r>
-        <w:t>Week 15: a source must be current and relevant to the claim.</w:t>
+        <w:t>Name the evidence need. Choose a route. Preserve the gap.</w:t>
+      </w:r>
+    </w:p>
+    <w:p>
+      <w:r>
+        <w:t>Distinguish learned patterns from inspectable retrieved records and calculated results.</w:t>
+      </w:r>
+    </w:p>
+    <w:p>
+      <w:r>
+        <w:t>Evidence contract → library notice → stale index → twelve routing cards → independent corpus task.</w:t>
       </w:r>
     </w:p>
     <w:p>
@@ -38,12 +43,152 @@
         <w:pStyle w:val="Heading1"/>
       </w:pPr>
       <w:r>
-        <w:t>01. Your mission</w:t>
-      </w:r>
-    </w:p>
-    <w:p>
-      <w:r>
-        <w:t>Start with the target: Explain the mechanism and terminology of retrieval and indexing. Try the recall before opening notes.</w:t>
+        <w:t>01. Where does this answer’s evidence come from?</w:t>
+      </w:r>
+    </w:p>
+    <w:p>
+      <w:r>
+        <w:t>Learned patterns, retrieved records and calculated values have different evidence trails.</w:t>
+      </w:r>
+    </w:p>
+    <w:p>
+      <w:pPr>
+        <w:pStyle w:val="Heading2"/>
+      </w:pPr>
+      <w:r>
+        <w:t>Your learning goals</w:t>
+      </w:r>
+    </w:p>
+    <w:p>
+      <w:pPr>
+        <w:spacing w:line="336" w:lineRule="auto" w:after="180"/>
+      </w:pPr>
+      <w:r>
+        <w:rPr>
+          <w:b w:val="0"/>
+        </w:rPr>
+        <w:t xml:space="preserve">I can explain the </w:t>
+      </w:r>
+      <w:r>
+        <w:rPr>
+          <w:b/>
+        </w:rPr>
+        <w:t>mechanism</w:t>
+      </w:r>
+      <w:r>
+        <w:rPr>
+          <w:b w:val="0"/>
+        </w:rPr>
+        <w:t xml:space="preserve"> and terminology of </w:t>
+      </w:r>
+      <w:r>
+        <w:rPr>
+          <w:b/>
+        </w:rPr>
+        <w:t>retrieval</w:t>
+      </w:r>
+      <w:r>
+        <w:rPr>
+          <w:b w:val="0"/>
+        </w:rPr>
+        <w:t xml:space="preserve"> and </w:t>
+      </w:r>
+      <w:r>
+        <w:rPr>
+          <w:b/>
+        </w:rPr>
+        <w:t>index</w:t>
+      </w:r>
+      <w:r>
+        <w:rPr>
+          <w:b w:val="0"/>
+        </w:rPr>
+        <w:t>ing.</w:t>
+      </w:r>
+    </w:p>
+    <w:p>
+      <w:pPr>
+        <w:spacing w:line="336" w:lineRule="auto" w:after="180"/>
+      </w:pPr>
+      <w:r>
+        <w:rPr>
+          <w:b w:val="0"/>
+        </w:rPr>
+        <w:t>I can apply the stated procedure to a new case with a traceable result.</w:t>
+      </w:r>
+    </w:p>
+    <w:p>
+      <w:pPr>
+        <w:spacing w:line="336" w:lineRule="auto" w:after="180"/>
+      </w:pPr>
+      <w:r>
+        <w:rPr>
+          <w:b w:val="0"/>
+        </w:rPr>
+        <w:t>I can identify an assumption or limitation and design a revealing follow-up.</w:t>
+      </w:r>
+    </w:p>
+    <w:p>
+      <w:pPr>
+        <w:pStyle w:val="Heading2"/>
+      </w:pPr>
+      <w:r>
+        <w:t>Recall source identity and calculation limits</w:t>
+      </w:r>
+    </w:p>
+    <w:p>
+      <w:pPr>
+        <w:pStyle w:val="ListBullet"/>
+      </w:pPr>
+      <w:r>
+        <w:t>Close your notes first. A rough first answer helps us choose the right starting point; it is not a score for your ability.</w:t>
+      </w:r>
+    </w:p>
+    <w:p>
+      <w:pPr>
+        <w:pStyle w:val="ListBullet"/>
+      </w:pPr>
+      <w:r>
+        <w:t>Recall Verify Numbers and Dates: a correct calculation does not verify its input source. Name which claim requires a current record and which can be computed from supplied facts.</w:t>
+      </w:r>
+    </w:p>
+    <w:p>
+      <w:pPr>
+        <w:pStyle w:val="Heading2"/>
+      </w:pPr>
+      <w:r>
+        <w:t>Your end goal</w:t>
+      </w:r>
+    </w:p>
+    <w:p>
+      <w:pPr>
+        <w:spacing w:line="336" w:lineRule="auto" w:after="180"/>
+      </w:pPr>
+      <w:r>
+        <w:rPr>
+          <w:b w:val="0"/>
+        </w:rPr>
+        <w:t xml:space="preserve">By the end, I can explain model memory vs </w:t>
+      </w:r>
+      <w:r>
+        <w:rPr>
+          <w:b/>
+        </w:rPr>
+        <w:t>retrieval</w:t>
+      </w:r>
+      <w:r>
+        <w:rPr>
+          <w:b w:val="0"/>
+        </w:rPr>
+        <w:t xml:space="preserve"> using a traced example and a stated limitation.</w:t>
+      </w:r>
+    </w:p>
+    <w:p>
+      <w:pPr>
+        <w:pStyle w:val="Heading2"/>
+      </w:pPr>
+      <w:r>
+        <w:t>Earlier wording, alternatives and picture transcripts · reference / check after trying</w:t>
       </w:r>
     </w:p>
     <w:p>
@@ -56,90 +201,10 @@
     </w:p>
     <w:p>
       <w:pPr>
-        <w:spacing w:line="336" w:lineRule="auto" w:after="180"/>
-      </w:pPr>
-      <w:r>
-        <w:rPr>
-          <w:b w:val="0"/>
-        </w:rPr>
-        <w:t xml:space="preserve">I can explain the </w:t>
-      </w:r>
-      <w:r>
-        <w:rPr>
-          <w:b/>
-        </w:rPr>
-        <w:t>mechanism</w:t>
-      </w:r>
-      <w:r>
-        <w:rPr>
-          <w:b w:val="0"/>
-        </w:rPr>
-        <w:t xml:space="preserve"> and terminology of </w:t>
-      </w:r>
-      <w:r>
-        <w:rPr>
-          <w:b/>
-        </w:rPr>
-        <w:t>retrieval</w:t>
-      </w:r>
-      <w:r>
-        <w:rPr>
-          <w:b w:val="0"/>
-        </w:rPr>
-        <w:t xml:space="preserve"> and </w:t>
-      </w:r>
-      <w:r>
-        <w:rPr>
-          <w:b/>
-        </w:rPr>
-        <w:t>index</w:t>
-      </w:r>
-      <w:r>
-        <w:rPr>
-          <w:b w:val="0"/>
-        </w:rPr>
-        <w:t>ing.</w:t>
-      </w:r>
-    </w:p>
-    <w:p>
-      <w:pPr>
-        <w:spacing w:line="336" w:lineRule="auto" w:after="180"/>
-      </w:pPr>
-      <w:r>
-        <w:rPr>
-          <w:b w:val="0"/>
-        </w:rPr>
-        <w:t>I can apply the stated procedure to a new case with a traceable result.</w:t>
-      </w:r>
-    </w:p>
-    <w:p>
-      <w:pPr>
-        <w:spacing w:line="336" w:lineRule="auto" w:after="180"/>
-      </w:pPr>
-      <w:r>
-        <w:rPr>
-          <w:b w:val="0"/>
-        </w:rPr>
-        <w:t>I can identify an assumption or limitation and design a revealing follow-up.</w:t>
-      </w:r>
-    </w:p>
-    <w:p>
-      <w:pPr>
         <w:pStyle w:val="Heading3"/>
       </w:pPr>
       <w:r>
         <w:t>Remember before reading</w:t>
-      </w:r>
-    </w:p>
-    <w:p>
-      <w:pPr>
-        <w:spacing w:line="336" w:lineRule="auto" w:after="180"/>
-      </w:pPr>
-      <w:r>
-        <w:rPr>
-          <w:b w:val="0"/>
-        </w:rPr>
-        <w:t>Close your notes first. A rough first answer helps us choose the right starting point; it is not a score for your ability.</w:t>
       </w:r>
     </w:p>
     <w:p>
@@ -280,9 +345,32 @@
       </w:pPr>
       <w:r>
         <w:rPr>
+          <w:b w:val="0"/>
+        </w:rPr>
+        <w:t>CREATOR MISSION</w:t>
+      </w:r>
+    </w:p>
+    <w:p>
+      <w:pPr>
+        <w:spacing w:line="336" w:lineRule="auto" w:after="180"/>
+      </w:pPr>
+      <w:r>
+        <w:rPr>
+          <w:b w:val="0"/>
+        </w:rPr>
+        <w:t xml:space="preserve">Decide when to answer, retrieve, calculate, or </w:t>
+      </w:r>
+      <w:r>
+        <w:rPr>
           <w:b/>
         </w:rPr>
-        <w:t>CREATOR MISSION</w:t>
+        <w:t>abstain</w:t>
+      </w:r>
+      <w:r>
+        <w:rPr>
+          <w:b w:val="0"/>
+        </w:rPr>
+        <w:t>.</w:t>
       </w:r>
     </w:p>
     <w:p>
@@ -293,19 +381,148 @@
         <w:rPr>
           <w:b w:val="0"/>
         </w:rPr>
-        <w:t xml:space="preserve">Decide when to answer, retrieve, calculate, or </w:t>
-      </w:r>
+        <w:t>Creator name and date:</w:t>
+      </w:r>
+    </w:p>
+    <w:p>
+      <w:pPr>
+        <w:pStyle w:val="Heading3"/>
+      </w:pPr>
+      <w:r>
+        <w:t>Write or draw your reasoning and evidence.</w:t>
+      </w:r>
+    </w:p>
+    <w:p>
+      <w:r>
+        <w:t>________________________________________________________________</w:t>
+      </w:r>
+    </w:p>
+    <w:p>
+      <w:r>
+        <w:t>________________________________________________________________</w:t>
+      </w:r>
+    </w:p>
+    <w:p>
+      <w:r>
+        <w:t>________________________________________________________________</w:t>
+      </w:r>
+    </w:p>
+    <w:p>
+      <w:r>
+        <w:t>________________________________________________________________</w:t>
+      </w:r>
+    </w:p>
+    <w:p>
+      <w:r>
+        <w:t>________________________________________________________________</w:t>
+      </w:r>
+    </w:p>
+    <w:p>
+      <w:pPr>
+        <w:pStyle w:val="Heading3"/>
+      </w:pPr>
+      <w:r>
+        <w:t>Readiness for the connected explanation</w:t>
+      </w:r>
+    </w:p>
+    <w:p>
+      <w:pPr>
+        <w:pStyle w:val="Heading3"/>
+      </w:pPr>
+      <w:r>
+        <w:t>This week’s end goal</w:t>
+      </w:r>
+    </w:p>
+    <w:p>
+      <w:pPr>
+        <w:pStyle w:val="Heading1"/>
+      </w:pPr>
+      <w:r>
+        <w:t>02. Separate learned patterns from inspectable records</w:t>
+      </w:r>
+    </w:p>
+    <w:p>
+      <w:r>
+        <w:t>Fluent wording does not identify its source.</w:t>
+      </w:r>
+    </w:p>
+    <w:p>
+      <w:pPr>
+        <w:pStyle w:val="Heading2"/>
+      </w:pPr>
+      <w:r>
+        <w:t>What memory and retrieval mean</w:t>
+      </w:r>
+    </w:p>
+    <w:p>
+      <w:pPr>
+        <w:spacing w:line="336" w:lineRule="auto" w:after="180"/>
+      </w:pPr>
+      <w:r>
+        <w:rPr>
+          <w:b w:val="0"/>
+        </w:rPr>
+        <w:t>Model memory is an informal name for patterns encoded in learned parameters. It is not a document catalogue that guarantees the exact origin, date or wording of an answer. Retrieval selects stored records for a query; a later generator may use those records to compose an answer. Retrieval makes a source inspectable, but selection, freshness, permissions and correct use still need checking.</w:t>
+      </w:r>
+    </w:p>
+    <w:p>
+      <w:pPr>
+        <w:spacing w:line="336" w:lineRule="auto" w:after="180"/>
+      </w:pPr>
+      <w:r>
+        <w:rPr>
+          <w:b w:val="0"/>
+        </w:rPr>
+        <w:t>This lesson uses supplied paper records, not a live model or search engine.</w:t>
+      </w:r>
+    </w:p>
+    <w:p>
+      <w:pPr>
+        <w:pStyle w:val="Heading2"/>
+      </w:pPr>
+      <w:r>
+        <w:t>Understand the retrieval operation</w:t>
+      </w:r>
+    </w:p>
+    <w:p>
+      <w:pPr>
+        <w:spacing w:line="336" w:lineRule="auto" w:after="180"/>
+      </w:pPr>
       <w:r>
         <w:rPr>
           <w:b/>
         </w:rPr>
-        <w:t>abstain</w:t>
+        <w:t>Retrieval</w:t>
       </w:r>
       <w:r>
         <w:rPr>
           <w:b w:val="0"/>
         </w:rPr>
-        <w:t>.</w:t>
+        <w:t xml:space="preserve"> returns stored records selected for a query. An </w:t>
+      </w:r>
+      <w:r>
+        <w:rPr>
+          <w:b/>
+        </w:rPr>
+        <w:t>index</w:t>
+      </w:r>
+      <w:r>
+        <w:rPr>
+          <w:b w:val="0"/>
+        </w:rPr>
+        <w:t xml:space="preserve"> is a searchable representation of a versioned </w:t>
+      </w:r>
+      <w:r>
+        <w:rPr>
+          <w:b/>
+        </w:rPr>
+        <w:t>corpus</w:t>
+      </w:r>
+      <w:r>
+        <w:rPr>
+          <w:b w:val="0"/>
+        </w:rPr>
+        <w:t>; generated wording is a later operation.</w:t>
       </w:r>
     </w:p>
     <w:p>
@@ -316,48 +533,7 @@
         <w:rPr>
           <w:b w:val="0"/>
         </w:rPr>
-        <w:t>Creator name and date:</w:t>
-      </w:r>
-    </w:p>
-    <w:p>
-      <w:pPr>
-        <w:pStyle w:val="Heading3"/>
-      </w:pPr>
-      <w:r>
-        <w:t>Write or draw your reasoning and evidence.</w:t>
-      </w:r>
-    </w:p>
-    <w:p>
-      <w:r>
-        <w:t>________________________________________________________________</w:t>
-      </w:r>
-    </w:p>
-    <w:p>
-      <w:r>
-        <w:t>________________________________________________________________</w:t>
-      </w:r>
-    </w:p>
-    <w:p>
-      <w:r>
-        <w:t>________________________________________________________________</w:t>
-      </w:r>
-    </w:p>
-    <w:p>
-      <w:r>
-        <w:t>________________________________________________________________</w:t>
-      </w:r>
-    </w:p>
-    <w:p>
-      <w:r>
-        <w:t>________________________________________________________________</w:t>
-      </w:r>
-    </w:p>
-    <w:p>
-      <w:pPr>
-        <w:pStyle w:val="Heading3"/>
-      </w:pPr>
-      <w:r>
-        <w:t>Readiness for the connected explanation</w:t>
+        <w:t>Begin by writing the question the procedure is intended to answer. Identify the information already supplied, the information it will produce and the information still missing.</w:t>
       </w:r>
     </w:p>
     <w:p>
@@ -368,96 +544,24 @@
         <w:rPr>
           <w:b w:val="0"/>
         </w:rPr>
-        <w:t xml:space="preserve">Recall Speech pipelines and multimodal </w:t>
-      </w:r>
-      <w:r>
-        <w:rPr>
-          <w:b/>
-        </w:rPr>
-        <w:t>evidence</w:t>
-      </w:r>
+        <w:t>These are constructed classroom examples; they do not require live accounts, private records or an external service. Do not treat a plausible explanation as a measured outcome.</w:t>
+      </w:r>
+    </w:p>
+    <w:p>
+      <w:pPr>
+        <w:pStyle w:val="Heading2"/>
+      </w:pPr>
+      <w:r>
+        <w:t>Earlier wording, alternatives and picture transcripts · reference / check after trying</w:t>
+      </w:r>
+    </w:p>
+    <w:p>
+      <w:pPr>
+        <w:spacing w:line="336" w:lineRule="auto" w:after="180"/>
+      </w:pPr>
       <w:r>
         <w:rPr>
           <w:b w:val="0"/>
-        </w:rPr>
-        <w:t xml:space="preserve">. Explain why a recorded result needs its </w:t>
-      </w:r>
-      <w:r>
-        <w:rPr>
-          <w:b/>
-        </w:rPr>
-        <w:t>input</w:t>
-      </w:r>
-      <w:r>
-        <w:rPr>
-          <w:b w:val="0"/>
-        </w:rPr>
-        <w:t xml:space="preserve"> conditions and </w:t>
-      </w:r>
-      <w:r>
-        <w:rPr>
-          <w:b/>
-        </w:rPr>
-        <w:t>evidence</w:t>
-      </w:r>
-      <w:r>
-        <w:rPr>
-          <w:b w:val="0"/>
-        </w:rPr>
-        <w:t xml:space="preserve"> source before it can support a claim.</w:t>
-      </w:r>
-    </w:p>
-    <w:p>
-      <w:pPr>
-        <w:pStyle w:val="Heading3"/>
-      </w:pPr>
-      <w:r>
-        <w:t>This week’s end goal</w:t>
-      </w:r>
-    </w:p>
-    <w:p>
-      <w:pPr>
-        <w:spacing w:line="336" w:lineRule="auto" w:after="180"/>
-      </w:pPr>
-      <w:r>
-        <w:rPr>
-          <w:b w:val="0"/>
-        </w:rPr>
-        <w:t xml:space="preserve">By the end, I can explain model memory vs </w:t>
-      </w:r>
-      <w:r>
-        <w:rPr>
-          <w:b/>
-        </w:rPr>
-        <w:t>retrieval</w:t>
-      </w:r>
-      <w:r>
-        <w:rPr>
-          <w:b w:val="0"/>
-        </w:rPr>
-        <w:t xml:space="preserve"> using a traced example and a stated limitation.</w:t>
-      </w:r>
-    </w:p>
-    <w:p>
-      <w:pPr>
-        <w:pStyle w:val="Heading1"/>
-      </w:pPr>
-      <w:r>
-        <w:t>02. Notice the evidence</w:t>
-      </w:r>
-    </w:p>
-    <w:p>
-      <w:r>
-        <w:t>Investigate the supplied Model Memory vs Retrieval case. Separate observations, given facts and assumptions before choosing an explanation.</w:t>
-      </w:r>
-    </w:p>
-    <w:p>
-      <w:pPr>
-        <w:spacing w:line="336" w:lineRule="auto" w:after="180"/>
-      </w:pPr>
-      <w:r>
-        <w:rPr>
-          <w:b/>
         </w:rPr>
         <w:t>PICTURE STORY</w:t>
       </w:r>
@@ -534,58 +638,273 @@
     </w:p>
     <w:p>
       <w:pPr>
+        <w:spacing w:line="336" w:lineRule="auto" w:after="180"/>
+      </w:pPr>
+      <w:r>
+        <w:rPr>
+          <w:b w:val="0"/>
+        </w:rPr>
+        <w:t>MYSTERY</w:t>
+      </w:r>
+    </w:p>
+    <w:p>
+      <w:pPr>
+        <w:spacing w:line="336" w:lineRule="auto" w:after="180"/>
+      </w:pPr>
+      <w:r>
+        <w:rPr>
+          <w:b w:val="0"/>
+        </w:rPr>
+        <w:t xml:space="preserve">The learners must use model memory vs </w:t>
+      </w:r>
+      <w:r>
+        <w:rPr>
+          <w:b/>
+        </w:rPr>
+        <w:t>retrieval</w:t>
+      </w:r>
+      <w:r>
+        <w:rPr>
+          <w:b w:val="0"/>
+        </w:rPr>
+        <w:t xml:space="preserve"> to solve a problem. What information do they have? What decision or calculation do they make? What would count as </w:t>
+      </w:r>
+      <w:r>
+        <w:rPr>
+          <w:b/>
+        </w:rPr>
+        <w:t>evidence</w:t>
+      </w:r>
+      <w:r>
+        <w:rPr>
+          <w:b w:val="0"/>
+        </w:rPr>
+        <w:t xml:space="preserve"> that it worked?</w:t>
+      </w:r>
+    </w:p>
+    <w:p>
+      <w:pPr>
+        <w:spacing w:line="336" w:lineRule="auto" w:after="180"/>
+      </w:pPr>
+      <w:r>
+        <w:rPr>
+          <w:b w:val="0"/>
+        </w:rPr>
+        <w:t xml:space="preserve">Three </w:t>
+      </w:r>
+      <w:r>
+        <w:rPr>
+          <w:b/>
+        </w:rPr>
+        <w:t>observation</w:t>
+      </w:r>
+      <w:r>
+        <w:rPr>
+          <w:b w:val="0"/>
+        </w:rPr>
+        <w:t>s (what you can point to):</w:t>
+      </w:r>
+    </w:p>
+    <w:p>
+      <w:pPr>
         <w:pStyle w:val="Heading3"/>
       </w:pPr>
       <w:r>
-        <w:t>Start with this puzzle</w:t>
+        <w:t>Write or draw your reasoning and evidence.</w:t>
+      </w:r>
+    </w:p>
+    <w:p>
+      <w:r>
+        <w:t>________________________________________________________________</w:t>
+      </w:r>
+    </w:p>
+    <w:p>
+      <w:r>
+        <w:t>________________________________________________________________</w:t>
+      </w:r>
+    </w:p>
+    <w:p>
+      <w:r>
+        <w:t>________________________________________________________________</w:t>
+      </w:r>
+    </w:p>
+    <w:p>
+      <w:r>
+        <w:t>________________________________________________________________</w:t>
+      </w:r>
+    </w:p>
+    <w:p>
+      <w:r>
+        <w:t>________________________________________________________________</w:t>
       </w:r>
     </w:p>
     <w:p>
       <w:pPr>
         <w:spacing w:line="336" w:lineRule="auto" w:after="180"/>
-        <w:shd w:fill="F1F6FC"/>
       </w:pPr>
       <w:r>
         <w:rPr>
           <w:b w:val="0"/>
         </w:rPr>
-        <w:t>MYSTERY</w:t>
+        <w:t xml:space="preserve">My </w:t>
+      </w:r>
+      <w:r>
+        <w:rPr>
+          <w:b/>
+        </w:rPr>
+        <w:t>prediction</w:t>
+      </w:r>
+      <w:r>
+        <w:rPr>
+          <w:b w:val="0"/>
+        </w:rPr>
+        <w:t xml:space="preserve"> and the clue supporting it:</w:t>
+      </w:r>
+    </w:p>
+    <w:p>
+      <w:pPr>
+        <w:pStyle w:val="Heading3"/>
+      </w:pPr>
+      <w:r>
+        <w:t>Write or draw your reasoning and evidence.</w:t>
+      </w:r>
+    </w:p>
+    <w:p>
+      <w:r>
+        <w:t>________________________________________________________________</w:t>
+      </w:r>
+    </w:p>
+    <w:p>
+      <w:r>
+        <w:t>________________________________________________________________</w:t>
+      </w:r>
+    </w:p>
+    <w:p>
+      <w:r>
+        <w:t>________________________________________________________________</w:t>
+      </w:r>
+    </w:p>
+    <w:p>
+      <w:r>
+        <w:t>________________________________________________________________</w:t>
+      </w:r>
+    </w:p>
+    <w:p>
+      <w:r>
+        <w:t>________________________________________________________________</w:t>
+      </w:r>
+    </w:p>
+    <w:p>
+      <w:pPr>
+        <w:pStyle w:val="Heading3"/>
+      </w:pPr>
+      <w:r>
+        <w:t>A closer explanation</w:t>
+      </w:r>
+    </w:p>
+    <w:p>
+      <w:pPr>
+        <w:pStyle w:val="Heading1"/>
+      </w:pPr>
+      <w:r>
+        <w:t>03. Trace corpus → eligible index → passage → answer</w:t>
+      </w:r>
+    </w:p>
+    <w:p>
+      <w:r>
+        <w:t>Document identity and version must survive the pipeline.</w:t>
+      </w:r>
+    </w:p>
+    <w:p>
+      <w:pPr>
+        <w:pStyle w:val="Heading2"/>
+      </w:pPr>
+      <w:r>
+        <w:t>Set IDs, versions and permissions</w:t>
       </w:r>
     </w:p>
     <w:p>
       <w:pPr>
         <w:spacing w:line="336" w:lineRule="auto" w:after="180"/>
-        <w:shd w:fill="F5F1FB"/>
       </w:pPr>
       <w:r>
         <w:rPr>
           <w:b w:val="0"/>
         </w:rPr>
-        <w:t xml:space="preserve">The learners must use model memory vs </w:t>
+        <w:t xml:space="preserve">Assign stable document IDs, versions and permitted access before </w:t>
       </w:r>
       <w:r>
         <w:rPr>
           <w:b/>
         </w:rPr>
-        <w:t>retrieval</w:t>
+        <w:t>index</w:t>
       </w:r>
       <w:r>
         <w:rPr>
           <w:b w:val="0"/>
         </w:rPr>
-        <w:t xml:space="preserve"> to solve a problem. What information do they have? What decision or calculation do they make? What would count as </w:t>
+        <w:t>ing. Retrieve only authorised records. Preserve source references and define behaviour when a document is missing, outdated or access-restricted.</w:t>
+      </w:r>
+    </w:p>
+    <w:p>
+      <w:pPr>
+        <w:pStyle w:val="Heading2"/>
+      </w:pPr>
+      <w:r>
+        <w:t>Apply the full source-selection contract</w:t>
+      </w:r>
+    </w:p>
+    <w:p>
+      <w:pPr>
+        <w:spacing w:line="336" w:lineRule="auto" w:after="180"/>
+      </w:pPr>
+      <w:r>
+        <w:rPr>
+          <w:b w:val="0"/>
+        </w:rPr>
+        <w:t>Classroom contract: the corpus is the collection of available records; the index is its searchable representation, which may lag behind it. Match document ID, version, access eligibility and requested time before using a retrieved passage. A high similarity score is a relevance clue, not permission or proof of freshness. If a current approved source is unavailable, state that the current fact cannot be verified.</w:t>
+      </w:r>
+    </w:p>
+    <w:p>
+      <w:pPr>
+        <w:spacing w:line="336" w:lineRule="auto" w:after="180"/>
+      </w:pPr>
+      <w:r>
+        <w:rPr>
+          <w:b w:val="0"/>
+        </w:rPr>
+        <w:t>Do not substitute an old generated answer.</w:t>
+      </w:r>
+    </w:p>
+    <w:p>
+      <w:pPr>
+        <w:pStyle w:val="Heading2"/>
+      </w:pPr>
+      <w:r>
+        <w:t>Preserve missing-input limits</w:t>
+      </w:r>
+    </w:p>
+    <w:p>
+      <w:pPr>
+        <w:spacing w:line="336" w:lineRule="auto" w:after="180"/>
+      </w:pPr>
+      <w:r>
+        <w:rPr>
+          <w:b w:val="0"/>
+        </w:rPr>
+        <w:t xml:space="preserve">Before applying the procedure, write its units, denominator or decision boundary where relevant. A partner should be able to repeat each step using the same </w:t>
       </w:r>
       <w:r>
         <w:rPr>
           <w:b/>
         </w:rPr>
-        <w:t>evidence</w:t>
+        <w:t>input</w:t>
       </w:r>
       <w:r>
         <w:rPr>
           <w:b w:val="0"/>
         </w:rPr>
-        <w:t xml:space="preserve"> that it worked?</w:t>
+        <w:t>s.</w:t>
       </w:r>
     </w:p>
     <w:p>
@@ -596,52 +915,43 @@
         <w:rPr>
           <w:b w:val="0"/>
         </w:rPr>
-        <w:t xml:space="preserve">Three </w:t>
+        <w:t xml:space="preserve">If a required </w:t>
       </w:r>
       <w:r>
         <w:rPr>
           <w:b/>
         </w:rPr>
-        <w:t>observation</w:t>
+        <w:t>input</w:t>
       </w:r>
       <w:r>
         <w:rPr>
           <w:b w:val="0"/>
         </w:rPr>
-        <w:t>s (what you can point to):</w:t>
-      </w:r>
-    </w:p>
-    <w:p>
-      <w:pPr>
-        <w:pStyle w:val="Heading3"/>
-      </w:pPr>
-      <w:r>
-        <w:t>Write or draw your reasoning and evidence.</w:t>
-      </w:r>
-    </w:p>
-    <w:p>
-      <w:r>
-        <w:t>________________________________________________________________</w:t>
-      </w:r>
-    </w:p>
-    <w:p>
-      <w:r>
-        <w:t>________________________________________________________________</w:t>
-      </w:r>
-    </w:p>
-    <w:p>
-      <w:r>
-        <w:t>________________________________________________________________</w:t>
-      </w:r>
-    </w:p>
-    <w:p>
-      <w:r>
-        <w:t>________________________________________________________________</w:t>
-      </w:r>
-    </w:p>
-    <w:p>
-      <w:r>
-        <w:t>________________________________________________________________</w:t>
+        <w:t xml:space="preserve"> is absent or violates the stated contract, record that condition explicitly instead of quietly replacing it with a convenient value.</w:t>
+      </w:r>
+    </w:p>
+    <w:p>
+      <w:pPr>
+        <w:pStyle w:val="Heading2"/>
+      </w:pPr>
+      <w:r>
+        <w:t>Explain the deciding check</w:t>
+      </w:r>
+    </w:p>
+    <w:p>
+      <w:pPr>
+        <w:pStyle w:val="ListBullet"/>
+      </w:pPr>
+      <w:r>
+        <w:t>Point to the input, the deciding step and the result in this week’s visual. Explain the same step in ordinary words. A picture helps when you can say what each part represents.</w:t>
+      </w:r>
+    </w:p>
+    <w:p>
+      <w:pPr>
+        <w:pStyle w:val="Heading2"/>
+      </w:pPr>
+      <w:r>
+        <w:t>Earlier wording, alternatives and picture transcripts · reference / check after trying</w:t>
       </w:r>
     </w:p>
     <w:p>
@@ -651,146 +961,6 @@
       <w:r>
         <w:rPr>
           <w:b w:val="0"/>
-        </w:rPr>
-        <w:t xml:space="preserve">My </w:t>
-      </w:r>
-      <w:r>
-        <w:rPr>
-          <w:b/>
-        </w:rPr>
-        <w:t>prediction</w:t>
-      </w:r>
-      <w:r>
-        <w:rPr>
-          <w:b w:val="0"/>
-        </w:rPr>
-        <w:t xml:space="preserve"> and the clue supporting it:</w:t>
-      </w:r>
-    </w:p>
-    <w:p>
-      <w:pPr>
-        <w:pStyle w:val="Heading3"/>
-      </w:pPr>
-      <w:r>
-        <w:t>Write or draw your reasoning and evidence.</w:t>
-      </w:r>
-    </w:p>
-    <w:p>
-      <w:r>
-        <w:t>________________________________________________________________</w:t>
-      </w:r>
-    </w:p>
-    <w:p>
-      <w:r>
-        <w:t>________________________________________________________________</w:t>
-      </w:r>
-    </w:p>
-    <w:p>
-      <w:r>
-        <w:t>________________________________________________________________</w:t>
-      </w:r>
-    </w:p>
-    <w:p>
-      <w:r>
-        <w:t>________________________________________________________________</w:t>
-      </w:r>
-    </w:p>
-    <w:p>
-      <w:r>
-        <w:t>________________________________________________________________</w:t>
-      </w:r>
-    </w:p>
-    <w:p>
-      <w:pPr>
-        <w:pStyle w:val="Heading3"/>
-      </w:pPr>
-      <w:r>
-        <w:t>A closer explanation</w:t>
-      </w:r>
-    </w:p>
-    <w:p>
-      <w:pPr>
-        <w:spacing w:line="336" w:lineRule="auto" w:after="180"/>
-      </w:pPr>
-      <w:r>
-        <w:rPr>
-          <w:b/>
-        </w:rPr>
-        <w:t>Retrieval</w:t>
-      </w:r>
-      <w:r>
-        <w:rPr>
-          <w:b w:val="0"/>
-        </w:rPr>
-        <w:t xml:space="preserve"> returns stored records selected for a query. An </w:t>
-      </w:r>
-      <w:r>
-        <w:rPr>
-          <w:b/>
-        </w:rPr>
-        <w:t>index</w:t>
-      </w:r>
-      <w:r>
-        <w:rPr>
-          <w:b w:val="0"/>
-        </w:rPr>
-        <w:t xml:space="preserve"> is a searchable representation of a versioned </w:t>
-      </w:r>
-      <w:r>
-        <w:rPr>
-          <w:b/>
-        </w:rPr>
-        <w:t>corpus</w:t>
-      </w:r>
-      <w:r>
-        <w:rPr>
-          <w:b w:val="0"/>
-        </w:rPr>
-        <w:t>; generated wording is a later operation.</w:t>
-      </w:r>
-    </w:p>
-    <w:p>
-      <w:pPr>
-        <w:spacing w:line="336" w:lineRule="auto" w:after="180"/>
-      </w:pPr>
-      <w:r>
-        <w:rPr>
-          <w:b w:val="0"/>
-        </w:rPr>
-        <w:t>Begin by writing the question the procedure is intended to answer. Identify the information already supplied, the information it will produce and the information still missing.</w:t>
-      </w:r>
-    </w:p>
-    <w:p>
-      <w:pPr>
-        <w:spacing w:line="336" w:lineRule="auto" w:after="180"/>
-      </w:pPr>
-      <w:r>
-        <w:rPr>
-          <w:b w:val="0"/>
-        </w:rPr>
-        <w:t>These are constructed classroom examples; they do not require live accounts, private records or an external service. Do not treat a plausible explanation as a measured outcome.</w:t>
-      </w:r>
-    </w:p>
-    <w:p>
-      <w:pPr>
-        <w:pStyle w:val="Heading1"/>
-      </w:pPr>
-      <w:r>
-        <w:t>03. See how it works</w:t>
-      </w:r>
-    </w:p>
-    <w:p>
-      <w:r>
-        <w:t>Follow the mechanism for Model Memory vs Retrieval. Connect each labelled input, deciding step and result.</w:t>
-      </w:r>
-    </w:p>
-    <w:p>
-      <w:pPr>
-        <w:spacing w:line="336" w:lineRule="auto" w:after="180"/>
-      </w:pPr>
-      <w:r>
-        <w:rPr>
-          <w:b/>
         </w:rPr>
         <w:t xml:space="preserve">VISUAL </w:t>
       </w:r>
@@ -1027,29 +1197,6 @@
       </w:pPr>
       <w:r>
         <w:t>A closer explanation</w:t>
-      </w:r>
-    </w:p>
-    <w:p>
-      <w:pPr>
-        <w:spacing w:line="336" w:lineRule="auto" w:after="180"/>
-      </w:pPr>
-      <w:r>
-        <w:rPr>
-          <w:b w:val="0"/>
-        </w:rPr>
-        <w:t xml:space="preserve">Assign stable document IDs, versions and permitted access before </w:t>
-      </w:r>
-      <w:r>
-        <w:rPr>
-          <w:b/>
-        </w:rPr>
-        <w:t>index</w:t>
-      </w:r>
-      <w:r>
-        <w:rPr>
-          <w:b w:val="0"/>
-        </w:rPr>
-        <w:t>ing. Retrieve only authorised records. Preserve source references and define behaviour when a document is missing, outdated or access-restricted.</w:t>
       </w:r>
     </w:p>
     <w:p>
@@ -1146,52 +1293,6 @@
     </w:p>
     <w:p>
       <w:pPr>
-        <w:spacing w:line="336" w:lineRule="auto" w:after="180"/>
-      </w:pPr>
-      <w:r>
-        <w:rPr>
-          <w:b w:val="0"/>
-        </w:rPr>
-        <w:t xml:space="preserve">Before applying the procedure, write its units, denominator or decision boundary where relevant. A partner should be able to repeat each step using the same </w:t>
-      </w:r>
-      <w:r>
-        <w:rPr>
-          <w:b/>
-        </w:rPr>
-        <w:t>input</w:t>
-      </w:r>
-      <w:r>
-        <w:rPr>
-          <w:b w:val="0"/>
-        </w:rPr>
-        <w:t>s.</w:t>
-      </w:r>
-    </w:p>
-    <w:p>
-      <w:pPr>
-        <w:spacing w:line="336" w:lineRule="auto" w:after="180"/>
-      </w:pPr>
-      <w:r>
-        <w:rPr>
-          <w:b w:val="0"/>
-        </w:rPr>
-        <w:t xml:space="preserve">If a required </w:t>
-      </w:r>
-      <w:r>
-        <w:rPr>
-          <w:b/>
-        </w:rPr>
-        <w:t>input</w:t>
-      </w:r>
-      <w:r>
-        <w:rPr>
-          <w:b w:val="0"/>
-        </w:rPr>
-        <w:t xml:space="preserve"> is absent or violates the stated contract, record that condition explicitly instead of quietly replacing it with a convenient value.</w:t>
-      </w:r>
-    </w:p>
-    <w:p>
-      <w:pPr>
         <w:pStyle w:val="Heading3"/>
       </w:pPr>
       <w:r>
@@ -1200,86 +1301,23 @@
     </w:p>
     <w:p>
       <w:pPr>
-        <w:spacing w:line="336" w:lineRule="auto" w:after="180"/>
-      </w:pPr>
-      <w:r>
-        <w:rPr>
-          <w:b w:val="0"/>
-        </w:rPr>
-        <w:t xml:space="preserve">Point to the </w:t>
-      </w:r>
-      <w:r>
-        <w:rPr>
-          <w:b/>
-        </w:rPr>
-        <w:t>input</w:t>
-      </w:r>
-      <w:r>
-        <w:rPr>
-          <w:b w:val="0"/>
-        </w:rPr>
-        <w:t>, the deciding step and the result in this week’s visual. Explain the same step in ordinary words. A picture helps when you can say what each part represents.</w:t>
-      </w:r>
-    </w:p>
-    <w:p>
-      <w:pPr>
         <w:pStyle w:val="Heading1"/>
       </w:pPr>
       <w:r>
-        <w:t>04. Compare the cases</w:t>
-      </w:r>
-    </w:p>
-    <w:p>
-      <w:r>
-        <w:t>Compare the supplied cases for Model Memory vs Retrieval. Identify the detail that changes the conclusion.</w:t>
-      </w:r>
-    </w:p>
-    <w:p>
-      <w:pPr>
-        <w:pStyle w:val="Heading3"/>
-      </w:pPr>
-      <w:r>
-        <w:t>The case to investigate</w:t>
-      </w:r>
-    </w:p>
-    <w:p>
-      <w:pPr>
-        <w:spacing w:line="336" w:lineRule="auto" w:after="180"/>
-        <w:shd w:fill="F1F6FC"/>
-      </w:pPr>
-      <w:r>
-        <w:rPr>
-          <w:b w:val="0"/>
-        </w:rPr>
-        <w:t>CASE GALLERY</w:t>
-      </w:r>
-    </w:p>
-    <w:p>
-      <w:pPr>
-        <w:spacing w:line="336" w:lineRule="auto" w:after="180"/>
-      </w:pPr>
-      <w:r>
-        <w:rPr>
-          <w:b w:val="0"/>
-        </w:rPr>
-        <w:t xml:space="preserve">Four Tests, Four Kinds of </w:t>
-      </w:r>
-      <w:r>
-        <w:rPr>
-          <w:b/>
-        </w:rPr>
-        <w:t>Evidence</w:t>
-      </w:r>
-    </w:p>
-    <w:p>
-      <w:pPr>
-        <w:spacing w:line="336" w:lineRule="auto" w:after="180"/>
-      </w:pPr>
-      <w:r>
-        <w:rPr>
-          <w:b w:val="0"/>
-        </w:rPr>
-        <w:t>A system is not understood until it survives more than one comfortable example.</w:t>
+        <w:t>04. Compare available evidence with plausible wording</w:t>
+      </w:r>
+    </w:p>
+    <w:p>
+      <w:r>
+        <w:t>A retrieval failure does not make an unsupported old answer reliable.</w:t>
+      </w:r>
+    </w:p>
+    <w:p>
+      <w:pPr>
+        <w:pStyle w:val="Heading2"/>
+      </w:pPr>
+      <w:r>
+        <w:t>Four pictures with a purpose</w:t>
       </w:r>
     </w:p>
     <w:p>
@@ -1320,6 +1358,11 @@
     </w:p>
     <w:p>
       <w:r>
+        <w:t>Normal case: predict the result and deciding evidence.</w:t>
+      </w:r>
+    </w:p>
+    <w:p>
+      <w:r>
         <w:drawing>
           <wp:inline xmlns:a="http://schemas.openxmlformats.org/drawingml/2006/main" xmlns:pic="http://schemas.openxmlformats.org/drawingml/2006/picture">
             <wp:extent cx="5486400" cy="3200400"/>
@@ -1355,47 +1398,8 @@
       </w:r>
     </w:p>
     <w:p>
-      <w:pPr>
-        <w:pStyle w:val="Heading3"/>
-      </w:pPr>
-      <w:r>
-        <w:t>The normal case</w:t>
-      </w:r>
-    </w:p>
-    <w:p>
-      <w:pPr>
-        <w:spacing w:line="336" w:lineRule="auto" w:after="180"/>
-        <w:shd w:fill="F1F6FC"/>
-      </w:pPr>
-      <w:r>
-        <w:rPr>
-          <w:b w:val="0"/>
-        </w:rPr>
-        <w:t xml:space="preserve">NORMAL CASE: predict and name </w:t>
-      </w:r>
-      <w:r>
-        <w:rPr>
-          <w:b/>
-        </w:rPr>
-        <w:t>evidence</w:t>
-      </w:r>
-      <w:r>
-        <w:rPr>
-          <w:b w:val="0"/>
-        </w:rPr>
-        <w:t xml:space="preserve">.     BOUNDARY CASE: predict and name </w:t>
-      </w:r>
-      <w:r>
-        <w:rPr>
-          <w:b/>
-        </w:rPr>
-        <w:t>evidence</w:t>
-      </w:r>
-      <w:r>
-        <w:rPr>
-          <w:b w:val="0"/>
-        </w:rPr>
-        <w:t>.</w:t>
+      <w:r>
+        <w:t>Boundary case: identify the exact limit.</w:t>
       </w:r>
     </w:p>
     <w:p>
@@ -1436,6 +1440,11 @@
     </w:p>
     <w:p>
       <w:r>
+        <w:t>Missing information: name what must be clarified.</w:t>
+      </w:r>
+    </w:p>
+    <w:p>
+      <w:r>
         <w:drawing>
           <wp:inline xmlns:a="http://schemas.openxmlformats.org/drawingml/2006/main" xmlns:pic="http://schemas.openxmlformats.org/drawingml/2006/picture">
             <wp:extent cx="5486400" cy="3200400"/>
@@ -1471,23 +1480,109 @@
       </w:r>
     </w:p>
     <w:p>
+      <w:r>
+        <w:t>Transfer case: explain which procedure still applies.</w:t>
+      </w:r>
+    </w:p>
+    <w:p>
+      <w:pPr>
+        <w:pStyle w:val="Heading2"/>
+      </w:pPr>
+      <w:r>
+        <w:t>Choose a revealing case</w:t>
+      </w:r>
+    </w:p>
+    <w:p>
+      <w:pPr>
+        <w:pStyle w:val="ListBullet"/>
+      </w:pPr>
+      <w:r>
+        <w:t>Which case is most likely to reveal a hidden assumption? Why?</w:t>
+      </w:r>
+    </w:p>
+    <w:p>
       <w:pPr>
         <w:pStyle w:val="Heading3"/>
       </w:pPr>
       <w:r>
-        <w:t>Check missing information</w:t>
+        <w:t>Write or draw your reasoning and evidence.</w:t>
+      </w:r>
+    </w:p>
+    <w:p>
+      <w:r>
+        <w:t>________________________________________________________________</w:t>
+      </w:r>
+    </w:p>
+    <w:p>
+      <w:r>
+        <w:t>________________________________________________________________</w:t>
+      </w:r>
+    </w:p>
+    <w:p>
+      <w:r>
+        <w:t>________________________________________________________________</w:t>
+      </w:r>
+    </w:p>
+    <w:p>
+      <w:r>
+        <w:t>________________________________________________________________</w:t>
+      </w:r>
+    </w:p>
+    <w:p>
+      <w:r>
+        <w:t>________________________________________________________________</w:t>
+      </w:r>
+    </w:p>
+    <w:p>
+      <w:pPr>
+        <w:pStyle w:val="Heading2"/>
+      </w:pPr>
+      <w:r>
+        <w:t>Predict the supplied changed case</w:t>
+      </w:r>
+    </w:p>
+    <w:p>
+      <w:pPr>
+        <w:pStyle w:val="ListBullet"/>
+      </w:pPr>
+      <w:r>
+        <w:t>Change: LIB-v = 2 is unavailable.</w:t>
+      </w:r>
+    </w:p>
+    <w:p>
+      <w:pPr>
+        <w:pStyle w:val="Heading2"/>
+      </w:pPr>
+      <w:r>
+        <w:t>Check after predicting · reference / check after trying</w:t>
       </w:r>
     </w:p>
     <w:p>
       <w:pPr>
         <w:spacing w:line="336" w:lineRule="auto" w:after="180"/>
-        <w:shd w:fill="FFF5E6"/>
-      </w:pPr>
+      </w:pPr>
+      <w:r>
+        <w:rPr>
+          <w:b/>
+        </w:rPr>
+        <w:t>Prediction</w:t>
+      </w:r>
       <w:r>
         <w:rPr>
           <w:b w:val="0"/>
         </w:rPr>
-        <w:t xml:space="preserve">MISSING INFORMATION: predict and name </w:t>
+        <w:t>: Report that the current time cannot be verified.</w:t>
+      </w:r>
+    </w:p>
+    <w:p>
+      <w:pPr>
+        <w:spacing w:line="336" w:lineRule="auto" w:after="180"/>
+      </w:pPr>
+      <w:r>
+        <w:rPr>
+          <w:b w:val="0"/>
+        </w:rPr>
+        <w:t xml:space="preserve">Reason: The unsupported old guess does not become current </w:t>
       </w:r>
       <w:r>
         <w:rPr>
@@ -1499,208 +1594,66 @@
         <w:rPr>
           <w:b w:val="0"/>
         </w:rPr>
-        <w:t xml:space="preserve">.     TRANSFER CASE: predict and name </w:t>
+        <w:t xml:space="preserve"> when </w:t>
       </w:r>
       <w:r>
         <w:rPr>
           <w:b/>
         </w:rPr>
-        <w:t>evidence</w:t>
+        <w:t>retrieval</w:t>
       </w:r>
       <w:r>
         <w:rPr>
           <w:b w:val="0"/>
         </w:rPr>
-        <w:t>.</w:t>
+        <w:t xml:space="preserve"> fails.</w:t>
+      </w:r>
+    </w:p>
+    <w:p>
+      <w:pPr>
+        <w:pStyle w:val="Heading2"/>
+      </w:pPr>
+      <w:r>
+        <w:t>Earlier wording, alternatives and picture transcripts · reference / check after trying</w:t>
       </w:r>
     </w:p>
     <w:p>
       <w:pPr>
         <w:spacing w:line="336" w:lineRule="auto" w:after="180"/>
-        <w:shd w:fill="F5F1FB"/>
       </w:pPr>
       <w:r>
         <w:rPr>
           <w:b w:val="0"/>
         </w:rPr>
-        <w:t>Which case is most likely to reveal a hidden assumption? Why?</w:t>
-      </w:r>
-    </w:p>
-    <w:p>
-      <w:pPr>
-        <w:pStyle w:val="Heading3"/>
-      </w:pPr>
-      <w:r>
-        <w:t>Write or draw your reasoning and evidence.</w:t>
-      </w:r>
-    </w:p>
-    <w:p>
-      <w:r>
-        <w:t>________________________________________________________________</w:t>
-      </w:r>
-    </w:p>
-    <w:p>
-      <w:r>
-        <w:t>________________________________________________________________</w:t>
-      </w:r>
-    </w:p>
-    <w:p>
-      <w:r>
-        <w:t>________________________________________________________________</w:t>
-      </w:r>
-    </w:p>
-    <w:p>
-      <w:r>
-        <w:t>________________________________________________________________</w:t>
-      </w:r>
-    </w:p>
-    <w:p>
-      <w:r>
-        <w:t>________________________________________________________________</w:t>
-      </w:r>
-    </w:p>
-    <w:p>
-      <w:pPr>
-        <w:pStyle w:val="Heading3"/>
-      </w:pPr>
-      <w:r>
-        <w:t>Change one thing in the pictured case</w:t>
-      </w:r>
-    </w:p>
-    <w:p>
-      <w:pPr>
-        <w:pStyle w:val="Heading3"/>
-      </w:pPr>
-      <w:r>
-        <w:t>Change one thing</w:t>
+        <w:t>CASE GALLERY</w:t>
       </w:r>
     </w:p>
     <w:p>
       <w:pPr>
         <w:spacing w:line="336" w:lineRule="auto" w:after="180"/>
-        <w:shd w:fill="F5F1FB"/>
       </w:pPr>
       <w:r>
         <w:rPr>
           <w:b w:val="0"/>
         </w:rPr>
-        <w:t>Change: LIB-v = 2 is unavailable.</w:t>
-      </w:r>
-    </w:p>
-    <w:p>
-      <w:pPr>
-        <w:pStyle w:val="Heading3"/>
-      </w:pPr>
-      <w:r>
-        <w:t>Predicted result</w:t>
+        <w:t xml:space="preserve">Four Tests, Four Kinds of </w:t>
+      </w:r>
+      <w:r>
+        <w:rPr>
+          <w:b/>
+        </w:rPr>
+        <w:t>Evidence</w:t>
       </w:r>
     </w:p>
     <w:p>
       <w:pPr>
         <w:spacing w:line="336" w:lineRule="auto" w:after="180"/>
-        <w:shd w:fill="F1F6FC"/>
-      </w:pPr>
-      <w:r>
-        <w:rPr>
-          <w:b/>
-        </w:rPr>
-        <w:t>Prediction</w:t>
-      </w:r>
+      </w:pPr>
       <w:r>
         <w:rPr>
           <w:b w:val="0"/>
         </w:rPr>
-        <w:t>: Report that the current time cannot be verified.</w:t>
-      </w:r>
-    </w:p>
-    <w:p>
-      <w:pPr>
-        <w:pStyle w:val="Heading3"/>
-      </w:pPr>
-      <w:r>
-        <w:t>Why the result follows</w:t>
-      </w:r>
-    </w:p>
-    <w:p>
-      <w:pPr>
-        <w:spacing w:line="336" w:lineRule="auto" w:after="180"/>
-        <w:shd w:fill="F1F6FC"/>
-      </w:pPr>
-      <w:r>
-        <w:rPr>
-          <w:b w:val="0"/>
-        </w:rPr>
-        <w:t xml:space="preserve">Reason: The unsupported old guess does not become current </w:t>
-      </w:r>
-      <w:r>
-        <w:rPr>
-          <w:b/>
-        </w:rPr>
-        <w:t>evidence</w:t>
-      </w:r>
-      <w:r>
-        <w:rPr>
-          <w:b w:val="0"/>
-        </w:rPr>
-        <w:t xml:space="preserve"> when </w:t>
-      </w:r>
-      <w:r>
-        <w:rPr>
-          <w:b/>
-        </w:rPr>
-        <w:t>retrieval</w:t>
-      </w:r>
-      <w:r>
-        <w:rPr>
-          <w:b w:val="0"/>
-        </w:rPr>
-        <w:t xml:space="preserve"> fails.</w:t>
-      </w:r>
-    </w:p>
-    <w:p>
-      <w:pPr>
-        <w:pStyle w:val="Heading1"/>
-      </w:pPr>
-      <w:r>
-        <w:t>05. Words that unlock the idea</w:t>
-      </w:r>
-    </w:p>
-    <w:p>
-      <w:r>
-        <w:t>Use the vocabulary of Model Memory vs Retrieval to explain a concrete decision, rather than only memorising definitions.</w:t>
-      </w:r>
-    </w:p>
-    <w:p>
-      <w:pPr>
-        <w:spacing w:line="336" w:lineRule="auto" w:after="180"/>
-      </w:pPr>
-      <w:r>
-        <w:rPr>
-          <w:b/>
-        </w:rPr>
-        <w:t>VOCABULARY LAB</w:t>
-      </w:r>
-    </w:p>
-    <w:p>
-      <w:pPr>
-        <w:spacing w:line="336" w:lineRule="auto" w:after="180"/>
-      </w:pPr>
-      <w:r>
-        <w:rPr>
-          <w:b w:val="0"/>
-        </w:rPr>
-        <w:t>Words You Can Use to Reason</w:t>
-      </w:r>
-    </w:p>
-    <w:p>
-      <w:pPr>
-        <w:spacing w:line="336" w:lineRule="auto" w:after="180"/>
-      </w:pPr>
-      <w:r>
-        <w:rPr>
-          <w:b w:val="0"/>
-        </w:rPr>
-        <w:t>A definition matters when you can recognize the idea, use it, and contrast it with a near-miss.</w:t>
+        <w:t>A system is not understood until it survives more than one comfortable example.</w:t>
       </w:r>
     </w:p>
     <w:p>
@@ -1708,7 +1661,7 @@
         <w:drawing>
           <wp:inline xmlns:a="http://schemas.openxmlformats.org/drawingml/2006/main" xmlns:pic="http://schemas.openxmlformats.org/drawingml/2006/picture">
             <wp:extent cx="5486400" cy="3200400"/>
-            <wp:docPr id="10" name="Picture 10" descr="Vocabulary badge: parameters"/>
+            <wp:docPr id="10" name="Picture 10" descr="NORMAL CASE illustration"/>
             <wp:cNvGraphicFramePr>
               <a:graphicFrameLocks noChangeAspect="1"/>
             </wp:cNvGraphicFramePr>
@@ -1716,11 +1669,11 @@
               <a:graphicData uri="http://schemas.openxmlformats.org/drawingml/2006/picture">
                 <pic:pic>
                   <pic:nvPicPr>
-                    <pic:cNvPr id="0" name="8cfcb15833658821010dd3a4b85f2ae437b318a96201ef71ce0d612be9d01048.png"/>
+                    <pic:cNvPr id="0" name="baa081bb74d63b3556ecfd5951cdc8779d64ec1813de34614621c4e969a973f1.png"/>
                     <pic:cNvPicPr/>
                   </pic:nvPicPr>
                   <pic:blipFill>
-                    <a:blip r:embed="rId17"/>
+                    <a:blip r:embed="rId13"/>
                     <a:stretch>
                       <a:fillRect/>
                     </a:stretch>
@@ -1744,7 +1697,7 @@
         <w:drawing>
           <wp:inline xmlns:a="http://schemas.openxmlformats.org/drawingml/2006/main" xmlns:pic="http://schemas.openxmlformats.org/drawingml/2006/picture">
             <wp:extent cx="5486400" cy="3200400"/>
-            <wp:docPr id="11" name="Picture 11" descr="Vocabulary badge: retrieval"/>
+            <wp:docPr id="11" name="Picture 11" descr="BOUNDARY CASE illustration"/>
             <wp:cNvGraphicFramePr>
               <a:graphicFrameLocks noChangeAspect="1"/>
             </wp:cNvGraphicFramePr>
@@ -1752,11 +1705,11 @@
               <a:graphicData uri="http://schemas.openxmlformats.org/drawingml/2006/picture">
                 <pic:pic>
                   <pic:nvPicPr>
-                    <pic:cNvPr id="0" name="6a615a32edfc9c9beb828b0dde2212e39a1424a50583edb14642233ed8fcc333.png"/>
+                    <pic:cNvPr id="0" name="5e6557194a1470352d07b6a509da5d673d81767981996dd1b685f799a5582b76.png"/>
                     <pic:cNvPicPr/>
                   </pic:nvPicPr>
                   <pic:blipFill>
-                    <a:blip r:embed="rId18"/>
+                    <a:blip r:embed="rId14"/>
                     <a:stretch>
                       <a:fillRect/>
                     </a:stretch>
@@ -1776,11 +1729,46 @@
       </w:r>
     </w:p>
     <w:p>
+      <w:pPr>
+        <w:spacing w:line="336" w:lineRule="auto" w:after="180"/>
+      </w:pPr>
+      <w:r>
+        <w:rPr>
+          <w:b w:val="0"/>
+        </w:rPr>
+        <w:t xml:space="preserve">NORMAL CASE: predict and name </w:t>
+      </w:r>
+      <w:r>
+        <w:rPr>
+          <w:b/>
+        </w:rPr>
+        <w:t>evidence</w:t>
+      </w:r>
+      <w:r>
+        <w:rPr>
+          <w:b w:val="0"/>
+        </w:rPr>
+        <w:t xml:space="preserve">.     BOUNDARY CASE: predict and name </w:t>
+      </w:r>
+      <w:r>
+        <w:rPr>
+          <w:b/>
+        </w:rPr>
+        <w:t>evidence</w:t>
+      </w:r>
+      <w:r>
+        <w:rPr>
+          <w:b w:val="0"/>
+        </w:rPr>
+        <w:t>.</w:t>
+      </w:r>
+    </w:p>
+    <w:p>
       <w:r>
         <w:drawing>
           <wp:inline xmlns:a="http://schemas.openxmlformats.org/drawingml/2006/main" xmlns:pic="http://schemas.openxmlformats.org/drawingml/2006/picture">
             <wp:extent cx="5486400" cy="3200400"/>
-            <wp:docPr id="12" name="Picture 12" descr="Vocabulary badge: grounding"/>
+            <wp:docPr id="12" name="Picture 12" descr="MISSING INFORMATION illustration"/>
             <wp:cNvGraphicFramePr>
               <a:graphicFrameLocks noChangeAspect="1"/>
             </wp:cNvGraphicFramePr>
@@ -1788,11 +1776,11 @@
               <a:graphicData uri="http://schemas.openxmlformats.org/drawingml/2006/picture">
                 <pic:pic>
                   <pic:nvPicPr>
-                    <pic:cNvPr id="0" name="15773b8fa8bac12629b49f5a1901fae1ea3e828b4cc9d70e9a16e3a525fd3f45.png"/>
+                    <pic:cNvPr id="0" name="8e1f2e3affdd81449df265675243cda4511c1e88dd8cd9583d4ea42f6083c297.png"/>
                     <pic:cNvPicPr/>
                   </pic:nvPicPr>
                   <pic:blipFill>
-                    <a:blip r:embed="rId19"/>
+                    <a:blip r:embed="rId15"/>
                     <a:stretch>
                       <a:fillRect/>
                     </a:stretch>
@@ -1816,7 +1804,7 @@
         <w:drawing>
           <wp:inline xmlns:a="http://schemas.openxmlformats.org/drawingml/2006/main" xmlns:pic="http://schemas.openxmlformats.org/drawingml/2006/picture">
             <wp:extent cx="5486400" cy="3200400"/>
-            <wp:docPr id="13" name="Picture 13" descr="Vocabulary badge: abstain"/>
+            <wp:docPr id="13" name="Picture 13" descr="TRANSFER CASE illustration"/>
             <wp:cNvGraphicFramePr>
               <a:graphicFrameLocks noChangeAspect="1"/>
             </wp:cNvGraphicFramePr>
@@ -1824,11 +1812,11 @@
               <a:graphicData uri="http://schemas.openxmlformats.org/drawingml/2006/picture">
                 <pic:pic>
                   <pic:nvPicPr>
-                    <pic:cNvPr id="0" name="28dc127e2d5214b705868500cea06f73e06a2fa71ece2a7c5833105463e67b9f.png"/>
+                    <pic:cNvPr id="0" name="a54f0c40e48e47ca92a4c36ebbc98f08b4a78c72cd385d85b0a5a7f07f558757.png"/>
                     <pic:cNvPicPr/>
                   </pic:nvPicPr>
                   <pic:blipFill>
-                    <a:blip r:embed="rId20"/>
+                    <a:blip r:embed="rId16"/>
                     <a:stretch>
                       <a:fillRect/>
                     </a:stretch>
@@ -1847,294 +1835,68 @@
         </w:drawing>
       </w:r>
     </w:p>
-    <w:tbl>
-      <w:tblPr>
-        <w:tblStyle w:val="LightShading-Accent1"/>
-        <w:tblW w:type="auto" w:w="0"/>
-        <w:tblLook w:firstColumn="1" w:firstRow="1" w:lastColumn="0" w:lastRow="0" w:noHBand="0" w:noVBand="1" w:val="04A0"/>
-      </w:tblPr>
-      <w:tblGrid>
-        <w:gridCol w:w="3408"/>
-        <w:gridCol w:w="3408"/>
-        <w:gridCol w:w="3408"/>
-      </w:tblGrid>
-      <w:tr>
-        <w:trPr>
-          <w:tblHeader/>
-        </w:trPr>
-        <w:tc>
-          <w:tcPr>
-            <w:tcW w:type="dxa" w:w="3408"/>
-          </w:tcPr>
-          <w:p>
-            <w:r>
-              <w:t>Word</w:t>
-            </w:r>
-          </w:p>
-        </w:tc>
-        <w:tc>
-          <w:tcPr>
-            <w:tcW w:type="dxa" w:w="3408"/>
-          </w:tcPr>
-          <w:p>
-            <w:r>
-              <w:t>My own example</w:t>
-            </w:r>
-          </w:p>
-        </w:tc>
-        <w:tc>
-          <w:tcPr>
-            <w:tcW w:type="dxa" w:w="3408"/>
-          </w:tcPr>
-          <w:p>
-            <w:r>
-              <w:t>Not this / boundary</w:t>
-            </w:r>
-          </w:p>
-        </w:tc>
-      </w:tr>
-      <w:tr>
-        <w:tc>
-          <w:tcPr>
-            <w:tcW w:type="dxa" w:w="3408"/>
-          </w:tcPr>
-          <w:p>
-            <w:r>
-              <w:t>parameters</w:t>
-            </w:r>
-          </w:p>
-        </w:tc>
-        <w:tc>
-          <w:tcPr>
-            <w:tcW w:type="dxa" w:w="3408"/>
-          </w:tcPr>
-          <w:p>
-            <w:r>
-              <w:t>Values within a model adjusted during training; distinguish them from settings chosen by a developer.</w:t>
-            </w:r>
-          </w:p>
-        </w:tc>
-        <w:tc>
-          <w:tcPr>
-            <w:tcW w:type="dxa" w:w="3408"/>
-          </w:tcPr>
-          <w:p>
-            <w:r/>
-          </w:p>
-        </w:tc>
-      </w:tr>
-      <w:tr>
-        <w:tc>
-          <w:tcPr>
-            <w:tcW w:type="dxa" w:w="3408"/>
-          </w:tcPr>
-          <w:p>
-            <w:r>
-              <w:t>retrieval</w:t>
-            </w:r>
-          </w:p>
-        </w:tc>
-        <w:tc>
-          <w:tcPr>
-            <w:tcW w:type="dxa" w:w="3408"/>
-          </w:tcPr>
-          <w:p>
-            <w:r>
-              <w:t>Finding and returning existing information from a source or collection.</w:t>
-            </w:r>
-          </w:p>
-        </w:tc>
-        <w:tc>
-          <w:tcPr>
-            <w:tcW w:type="dxa" w:w="3408"/>
-          </w:tcPr>
-          <w:p>
-            <w:r/>
-          </w:p>
-        </w:tc>
-      </w:tr>
-      <w:tr>
-        <w:tc>
-          <w:tcPr>
-            <w:tcW w:type="dxa" w:w="3408"/>
-          </w:tcPr>
-          <w:p>
-            <w:r>
-              <w:t>grounding</w:t>
-            </w:r>
-          </w:p>
-        </w:tc>
-        <w:tc>
-          <w:tcPr>
-            <w:tcW w:type="dxa" w:w="3408"/>
-          </w:tcPr>
-          <w:p>
-            <w:r>
-              <w:t>Connecting an answer or action to specified evidence or observations.</w:t>
-            </w:r>
-          </w:p>
-        </w:tc>
-        <w:tc>
-          <w:tcPr>
-            <w:tcW w:type="dxa" w:w="3408"/>
-          </w:tcPr>
-          <w:p>
-            <w:r/>
-          </w:p>
-        </w:tc>
-      </w:tr>
-      <w:tr>
-        <w:tc>
-          <w:tcPr>
-            <w:tcW w:type="dxa" w:w="3408"/>
-          </w:tcPr>
-          <w:p>
-            <w:r>
-              <w:t>abstain</w:t>
-            </w:r>
-          </w:p>
-        </w:tc>
-        <w:tc>
-          <w:tcPr>
-            <w:tcW w:type="dxa" w:w="3408"/>
-          </w:tcPr>
-          <w:p>
-            <w:r>
-              <w:t>Decline to make a prediction when the available evidence does not meet the decision rule.</w:t>
-            </w:r>
-          </w:p>
-        </w:tc>
-        <w:tc>
-          <w:tcPr>
-            <w:tcW w:type="dxa" w:w="3408"/>
-          </w:tcPr>
-          <w:p>
-            <w:r/>
-          </w:p>
-        </w:tc>
-      </w:tr>
-    </w:tbl>
+    <w:p>
+      <w:pPr>
+        <w:spacing w:line="336" w:lineRule="auto" w:after="180"/>
+      </w:pPr>
+      <w:r>
+        <w:rPr>
+          <w:b w:val="0"/>
+        </w:rPr>
+        <w:t xml:space="preserve">MISSING INFORMATION: predict and name </w:t>
+      </w:r>
+      <w:r>
+        <w:rPr>
+          <w:b/>
+        </w:rPr>
+        <w:t>evidence</w:t>
+      </w:r>
+      <w:r>
+        <w:rPr>
+          <w:b w:val="0"/>
+        </w:rPr>
+        <w:t xml:space="preserve">.     TRANSFER CASE: predict and name </w:t>
+      </w:r>
+      <w:r>
+        <w:rPr>
+          <w:b/>
+        </w:rPr>
+        <w:t>evidence</w:t>
+      </w:r>
+      <w:r>
+        <w:rPr>
+          <w:b w:val="0"/>
+        </w:rPr>
+        <w:t>.</w:t>
+      </w:r>
+    </w:p>
     <w:p>
       <w:pPr>
         <w:pStyle w:val="Heading3"/>
       </w:pPr>
       <w:r>
-        <w:t>Words used in the closer explanation</w:t>
-      </w:r>
-    </w:p>
-    <w:tbl>
-      <w:tblPr>
-        <w:tblStyle w:val="LightShading-Accent1"/>
-        <w:tblW w:type="auto" w:w="0"/>
-        <w:tblLook w:firstColumn="1" w:firstRow="1" w:lastColumn="0" w:lastRow="0" w:noHBand="0" w:noVBand="1" w:val="04A0"/>
-      </w:tblPr>
-      <w:tblGrid>
-        <w:gridCol w:w="5112"/>
-        <w:gridCol w:w="5112"/>
-      </w:tblGrid>
-      <w:tr>
-        <w:trPr>
-          <w:tblHeader/>
-        </w:trPr>
-        <w:tc>
-          <w:tcPr>
-            <w:tcW w:type="dxa" w:w="5112"/>
-          </w:tcPr>
-          <w:p>
-            <w:r>
-              <w:t>Word</w:t>
-            </w:r>
-          </w:p>
-        </w:tc>
-        <w:tc>
-          <w:tcPr>
-            <w:tcW w:type="dxa" w:w="5112"/>
-          </w:tcPr>
-          <w:p>
-            <w:r>
-              <w:t>Meaning</w:t>
-            </w:r>
-          </w:p>
-        </w:tc>
-      </w:tr>
-      <w:tr>
-        <w:tc>
-          <w:tcPr>
-            <w:tcW w:type="dxa" w:w="5112"/>
-          </w:tcPr>
-          <w:p>
-            <w:r>
-              <w:t>Corpus</w:t>
-            </w:r>
-          </w:p>
-        </w:tc>
-        <w:tc>
-          <w:tcPr>
-            <w:tcW w:type="dxa" w:w="5112"/>
-          </w:tcPr>
-          <w:p>
-            <w:r>
-              <w:t>The collection of records available for a task</w:t>
-            </w:r>
-          </w:p>
-        </w:tc>
-      </w:tr>
-      <w:tr>
-        <w:tc>
-          <w:tcPr>
-            <w:tcW w:type="dxa" w:w="5112"/>
-          </w:tcPr>
-          <w:p>
-            <w:r>
-              <w:t>Index</w:t>
-            </w:r>
-          </w:p>
-        </w:tc>
-        <w:tc>
-          <w:tcPr>
-            <w:tcW w:type="dxa" w:w="5112"/>
-          </w:tcPr>
-          <w:p>
-            <w:r>
-              <w:t>A searchable representation of that collection</w:t>
-            </w:r>
-          </w:p>
-        </w:tc>
-      </w:tr>
-      <w:tr>
-        <w:tc>
-          <w:tcPr>
-            <w:tcW w:type="dxa" w:w="5112"/>
-          </w:tcPr>
-          <w:p>
-            <w:r>
-              <w:t>Freshness</w:t>
-            </w:r>
-          </w:p>
-        </w:tc>
-        <w:tc>
-          <w:tcPr>
-            <w:tcW w:type="dxa" w:w="5112"/>
-          </w:tcPr>
-          <w:p>
-            <w:r>
-              <w:t>Whether a record is current for the requested time</w:t>
-            </w:r>
-          </w:p>
-        </w:tc>
-      </w:tr>
-    </w:tbl>
+        <w:t>Change one thing in the pictured case</w:t>
+      </w:r>
+    </w:p>
     <w:p>
       <w:pPr>
         <w:pStyle w:val="Heading1"/>
       </w:pPr>
       <w:r>
-        <w:t>06. Follow a worked example</w:t>
-      </w:r>
-    </w:p>
-    <w:p>
-      <w:r>
-        <w:t>Follow the worked trace for Model Memory vs Retrieval, predict a step, then compare with its explanation.</w:t>
+        <w:t>06. Trace the library answer back to its current notice</w:t>
+      </w:r>
+    </w:p>
+    <w:p>
+      <w:r>
+        <w:t>Keep the stale room-index review separately labelled.</w:t>
+      </w:r>
+    </w:p>
+    <w:p>
+      <w:pPr>
+        <w:pStyle w:val="Heading2"/>
+      </w:pPr>
+      <w:r>
+        <w:t>Read the complete library record</w:t>
       </w:r>
     </w:p>
     <w:p>
@@ -2143,15 +1905,43 @@
       </w:pPr>
       <w:r>
         <w:rPr>
+          <w:b w:val="0"/>
+        </w:rPr>
+        <w:t>The library assistant remembers an old opening time, but a current notice can be retrieved.</w:t>
+      </w:r>
+    </w:p>
+    <w:p>
+      <w:pPr>
+        <w:spacing w:line="336" w:lineRule="auto" w:after="180"/>
+      </w:pPr>
+      <w:r>
+        <w:rPr>
+          <w:b w:val="0"/>
+        </w:rPr>
+        <w:t>Approved notice LIB-v = 2 says Wednesday closes at 16: 00; the model previously produced 15: 00. The question asks the current Wednesday closing time.</w:t>
+      </w:r>
+    </w:p>
+    <w:p>
+      <w:pPr>
+        <w:spacing w:line="336" w:lineRule="auto" w:after="180"/>
+      </w:pPr>
+      <w:r>
+        <w:rPr>
+          <w:b w:val="0"/>
+        </w:rPr>
+        <w:t xml:space="preserve">All </w:t>
+      </w:r>
+      <w:r>
+        <w:rPr>
           <w:b/>
         </w:rPr>
-        <w:t xml:space="preserve">WORKED </w:t>
-      </w:r>
-      <w:r>
-        <w:rPr>
-          <w:b/>
-        </w:rPr>
-        <w:t>EVIDENCE</w:t>
+        <w:t>input</w:t>
+      </w:r>
+      <w:r>
+        <w:rPr>
+          <w:b w:val="0"/>
+        </w:rPr>
+        <w:t>s and outcomes in this worked example are invented classroom data; no real model run is claimed.</w:t>
       </w:r>
     </w:p>
     <w:p>
@@ -2162,7 +1952,7 @@
         <w:rPr>
           <w:b w:val="0"/>
         </w:rPr>
-        <w:t>Reason Step by Step</w:t>
+        <w:t>Library case: LIB-v2 is explicitly supplied as the current approved notice for the requested Wednesday; it says closing time 16:00. The earlier model-produced 15:00 is a supplied fictional output, not evidence about actual model internals. In the changed case the notice is unavailable and no other current source is supplied.</w:t>
       </w:r>
     </w:p>
     <w:p>
@@ -2173,27 +1963,23 @@
         <w:rPr>
           <w:b w:val="0"/>
         </w:rPr>
-        <w:t xml:space="preserve">Predict first. Then check each step. A correct answer without visible reasoning is incomplete </w:t>
-      </w:r>
-      <w:r>
-        <w:rPr>
-          <w:b/>
-        </w:rPr>
-        <w:t>evidence</w:t>
-      </w:r>
-      <w:r>
-        <w:rPr>
-          <w:b w:val="0"/>
-        </w:rPr>
-        <w:t>.</w:t>
+        <w:t>Report that the current closing time cannot be verified; do not assert that 15:00 is therefore correct or false.</w:t>
+      </w:r>
+    </w:p>
+    <w:p>
+      <w:pPr>
+        <w:pStyle w:val="Heading2"/>
+      </w:pPr>
+      <w:r>
+        <w:t>Trace notice to grounded answer</w:t>
       </w:r>
     </w:p>
     <w:p>
       <w:r>
         <w:drawing>
           <wp:inline xmlns:a="http://schemas.openxmlformats.org/drawingml/2006/main" xmlns:pic="http://schemas.openxmlformats.org/drawingml/2006/picture">
-            <wp:extent cx="5486400" cy="2377440"/>
-            <wp:docPr id="14" name="Picture 14" descr="Worked evidence for Model Memory vs Retrieval"/>
+            <wp:extent cx="5486400" cy="3337560"/>
+            <wp:docPr id="14" name="Picture 14" descr="Old guess: A remembered-looking answer says 15: 00; no current notice is attached. → Find notice: Retrieve authorised LIB-v = 2, which explicitly says Wednesday closes at 16: 00. → Ground answer: Answer 16: 00 and attach LIB-v = 2. Its words, rather than the earlier guess, support this claim."/>
             <wp:cNvGraphicFramePr>
               <a:graphicFrameLocks noChangeAspect="1"/>
             </wp:cNvGraphicFramePr>
@@ -2201,11 +1987,11 @@
               <a:graphicData uri="http://schemas.openxmlformats.org/drawingml/2006/picture">
                 <pic:pic>
                   <pic:nvPicPr>
-                    <pic:cNvPr id="0" name="2963ae4e1cae44520a1ab884f53e31767b6a234f94cea465aef35773733903c5.png"/>
+                    <pic:cNvPr id="0" name="academy-story-ai-3-17-02.png"/>
                     <pic:cNvPicPr/>
                   </pic:nvPicPr>
                   <pic:blipFill>
-                    <a:blip r:embed="rId21"/>
+                    <a:blip r:embed="rId17"/>
                     <a:stretch>
                       <a:fillRect/>
                     </a:stretch>
@@ -2213,446 +1999,7 @@
                   <pic:spPr>
                     <a:xfrm>
                       <a:off x="0" y="0"/>
-                      <a:ext cx="5486400" cy="2377440"/>
-                    </a:xfrm>
-                    <a:prstGeom prst="rect"/>
-                  </pic:spPr>
-                </pic:pic>
-              </a:graphicData>
-            </a:graphic>
-          </wp:inline>
-        </w:drawing>
-      </w:r>
-    </w:p>
-    <w:p>
-      <w:pPr>
-        <w:spacing w:line="336" w:lineRule="auto" w:after="180"/>
-        <w:shd w:fill="F4F9FC"/>
-      </w:pPr>
-      <w:r>
-        <w:rPr>
-          <w:b w:val="0"/>
-        </w:rPr>
-        <w:t>1. Model memory may produce a plausible general explanation.</w:t>
-      </w:r>
-    </w:p>
-    <w:p>
-      <w:pPr>
-        <w:spacing w:line="336" w:lineRule="auto" w:after="180"/>
-        <w:shd w:fill="F4F9FC"/>
-      </w:pPr>
-      <w:r>
-        <w:rPr>
-          <w:b w:val="0"/>
-        </w:rPr>
-        <w:t xml:space="preserve">2. A current date or exact quotation requires </w:t>
-      </w:r>
-      <w:r>
-        <w:rPr>
-          <w:b/>
-        </w:rPr>
-        <w:t>retrieval</w:t>
-      </w:r>
-      <w:r>
-        <w:rPr>
-          <w:b w:val="0"/>
-        </w:rPr>
-        <w:t>.</w:t>
-      </w:r>
-    </w:p>
-    <w:p>
-      <w:pPr>
-        <w:spacing w:line="336" w:lineRule="auto" w:after="180"/>
-        <w:shd w:fill="F4F9FC"/>
-      </w:pPr>
-      <w:r>
-        <w:rPr>
-          <w:b w:val="0"/>
-        </w:rPr>
-        <w:t>3. Arithmetic should be calculated, not guessed from patterns.</w:t>
-      </w:r>
-    </w:p>
-    <w:p>
-      <w:pPr>
-        <w:spacing w:line="336" w:lineRule="auto" w:after="180"/>
-        <w:shd w:fill="F4F9FC"/>
-      </w:pPr>
-      <w:r>
-        <w:rPr>
-          <w:b w:val="0"/>
-        </w:rPr>
-        <w:t xml:space="preserve">4. When source or tool is unavailable, state the limit and </w:t>
-      </w:r>
-      <w:r>
-        <w:rPr>
-          <w:b/>
-        </w:rPr>
-        <w:t>abstain</w:t>
-      </w:r>
-      <w:r>
-        <w:rPr>
-          <w:b w:val="0"/>
-        </w:rPr>
-        <w:t>.</w:t>
-      </w:r>
-    </w:p>
-    <w:p>
-      <w:pPr>
-        <w:spacing w:line="336" w:lineRule="auto" w:after="180"/>
-      </w:pPr>
-      <w:r>
-        <w:rPr>
-          <w:b w:val="0"/>
-        </w:rPr>
-        <w:t>Recalculate, retrace, or restate the reasoning in your own representation:</w:t>
-      </w:r>
-    </w:p>
-    <w:p>
-      <w:pPr>
-        <w:pStyle w:val="Heading3"/>
-      </w:pPr>
-      <w:r>
-        <w:t>Write or draw your reasoning and evidence.</w:t>
-      </w:r>
-    </w:p>
-    <w:p>
-      <w:r>
-        <w:t>________________________________________________________________</w:t>
-      </w:r>
-    </w:p>
-    <w:p>
-      <w:r>
-        <w:t>________________________________________________________________</w:t>
-      </w:r>
-    </w:p>
-    <w:p>
-      <w:r>
-        <w:t>________________________________________________________________</w:t>
-      </w:r>
-    </w:p>
-    <w:p>
-      <w:r>
-        <w:t>________________________________________________________________</w:t>
-      </w:r>
-    </w:p>
-    <w:p>
-      <w:r>
-        <w:t>________________________________________________________________</w:t>
-      </w:r>
-    </w:p>
-    <w:p>
-      <w:pPr>
-        <w:spacing w:line="336" w:lineRule="auto" w:after="180"/>
-        <w:shd w:fill="F5F1FB"/>
-      </w:pPr>
-      <w:r>
-        <w:rPr>
-          <w:b w:val="0"/>
-        </w:rPr>
-        <w:t xml:space="preserve">CHECK  Did the </w:t>
-      </w:r>
-      <w:r>
-        <w:rPr>
-          <w:b/>
-        </w:rPr>
-        <w:t>evidence</w:t>
-      </w:r>
-      <w:r>
-        <w:rPr>
-          <w:b w:val="0"/>
-        </w:rPr>
-        <w:t xml:space="preserve"> answer the exact question? Did the total, path, or source record stay consistent?</w:t>
-      </w:r>
-    </w:p>
-    <w:p>
-      <w:pPr>
-        <w:pStyle w:val="Heading3"/>
-      </w:pPr>
-      <w:r>
-        <w:t>A closer explanation</w:t>
-      </w:r>
-    </w:p>
-    <w:p>
-      <w:pPr>
-        <w:spacing w:line="336" w:lineRule="auto" w:after="180"/>
-        <w:shd w:fill="F5F1FB"/>
-      </w:pPr>
-      <w:r>
-        <w:rPr>
-          <w:b/>
-        </w:rPr>
-        <w:t>Index</w:t>
-      </w:r>
-      <w:r>
-        <w:rPr>
-          <w:b w:val="0"/>
-        </w:rPr>
-        <w:t xml:space="preserve"> v1 contains notice N1 for room A. </w:t>
-      </w:r>
-      <w:r>
-        <w:rPr>
-          <w:b/>
-        </w:rPr>
-        <w:t>Corpus</w:t>
-      </w:r>
-      <w:r>
-        <w:rPr>
-          <w:b w:val="0"/>
-        </w:rPr>
-        <w:t xml:space="preserve"> v2 supersedes it with N2 for room B, but the query still returns N1. What can be reported?</w:t>
-      </w:r>
-    </w:p>
-    <w:p>
-      <w:pPr>
-        <w:spacing w:line="336" w:lineRule="auto" w:after="180"/>
-      </w:pPr>
-      <w:r>
-        <w:rPr>
-          <w:b w:val="0"/>
-        </w:rPr>
-        <w:t xml:space="preserve">The stale </w:t>
-      </w:r>
-      <w:r>
-        <w:rPr>
-          <w:b/>
-        </w:rPr>
-        <w:t>index</w:t>
-      </w:r>
-      <w:r>
-        <w:rPr>
-          <w:b w:val="0"/>
-        </w:rPr>
-        <w:t xml:space="preserve"> returns old </w:t>
-      </w:r>
-      <w:r>
-        <w:rPr>
-          <w:b/>
-        </w:rPr>
-        <w:t>evidence</w:t>
-      </w:r>
-      <w:r>
-        <w:rPr>
-          <w:b w:val="0"/>
-        </w:rPr>
-        <w:t xml:space="preserve">. It cannot establish current room approval; refresh against authorised </w:t>
-      </w:r>
-      <w:r>
-        <w:rPr>
-          <w:b/>
-        </w:rPr>
-        <w:t>corpus</w:t>
-      </w:r>
-      <w:r>
-        <w:rPr>
-          <w:b w:val="0"/>
-        </w:rPr>
-        <w:t xml:space="preserve"> v2 or report unresolved </w:t>
-      </w:r>
-      <w:r>
-        <w:rPr>
-          <w:b/>
-        </w:rPr>
-        <w:t>freshness</w:t>
-      </w:r>
-      <w:r>
-        <w:rPr>
-          <w:b w:val="0"/>
-        </w:rPr>
-        <w:t>.</w:t>
-      </w:r>
-    </w:p>
-    <w:p>
-      <w:pPr>
-        <w:pStyle w:val="Heading3"/>
-      </w:pPr>
-      <w:r>
-        <w:t>Worked explanation · Model Memory vs Retrieval</w:t>
-      </w:r>
-    </w:p>
-    <w:p>
-      <w:pPr>
-        <w:spacing w:line="336" w:lineRule="auto" w:after="180"/>
-        <w:shd w:fill="F1F6FC"/>
-      </w:pPr>
-      <w:r>
-        <w:rPr>
-          <w:b w:val="0"/>
-        </w:rPr>
-        <w:t xml:space="preserve">Compare the intermediate </w:t>
-      </w:r>
-      <w:r>
-        <w:rPr>
-          <w:b/>
-        </w:rPr>
-        <w:t>evidence</w:t>
-      </w:r>
-      <w:r>
-        <w:rPr>
-          <w:b w:val="0"/>
-        </w:rPr>
-        <w:t xml:space="preserve"> with the final statement. Explain why each number or decision follows from the stated </w:t>
-      </w:r>
-      <w:r>
-        <w:rPr>
-          <w:b/>
-        </w:rPr>
-        <w:t>input</w:t>
-      </w:r>
-      <w:r>
-        <w:rPr>
-          <w:b w:val="0"/>
-        </w:rPr>
-        <w:t>s.</w:t>
-      </w:r>
-    </w:p>
-    <w:p>
-      <w:pPr>
-        <w:spacing w:line="336" w:lineRule="auto" w:after="180"/>
-        <w:shd w:fill="F1F6FC"/>
-      </w:pPr>
-      <w:r>
-        <w:rPr>
-          <w:b w:val="0"/>
-        </w:rPr>
-        <w:t xml:space="preserve">The conclusion belongs to this scenario and procedure; changing the </w:t>
-      </w:r>
-      <w:r>
-        <w:rPr>
-          <w:b/>
-        </w:rPr>
-        <w:t>input</w:t>
-      </w:r>
-      <w:r>
-        <w:rPr>
-          <w:b w:val="0"/>
-        </w:rPr>
-        <w:t>s, evaluation population or authority can change what it establishes. Retain the raw record so a later revision can be compared honestly.</w:t>
-      </w:r>
-    </w:p>
-    <w:p>
-      <w:pPr>
-        <w:pStyle w:val="Heading3"/>
-      </w:pPr>
-      <w:r>
-        <w:t>Learn from the worked case</w:t>
-      </w:r>
-    </w:p>
-    <w:p>
-      <w:pPr>
-        <w:spacing w:line="336" w:lineRule="auto" w:after="180"/>
-      </w:pPr>
-      <w:r>
-        <w:rPr>
-          <w:b w:val="0"/>
-        </w:rPr>
-        <w:t>Cover the result before checking it. Say what is given, choose the procedure, and follow one step at a time. Then uncover the result and explain your first mismatch. Ask why a step is allowed, not only what number it produces.</w:t>
-      </w:r>
-    </w:p>
-    <w:p>
-      <w:pPr>
-        <w:pStyle w:val="Heading3"/>
-      </w:pPr>
-      <w:r>
-        <w:t>A pictorial worked case: Model Memory vs Retrieval</w:t>
-      </w:r>
-    </w:p>
-    <w:p>
-      <w:pPr>
-        <w:spacing w:line="336" w:lineRule="auto" w:after="180"/>
-      </w:pPr>
-      <w:r>
-        <w:rPr>
-          <w:b w:val="0"/>
-        </w:rPr>
-        <w:t>The library assistant remembers an old opening time, but a current notice can be retrieved.</w:t>
-      </w:r>
-    </w:p>
-    <w:p>
-      <w:pPr>
-        <w:pStyle w:val="Heading3"/>
-      </w:pPr>
-      <w:r>
-        <w:t>The facts we will use</w:t>
-      </w:r>
-    </w:p>
-    <w:p>
-      <w:pPr>
-        <w:pStyle w:val="Heading3"/>
-      </w:pPr>
-      <w:r>
-        <w:t>Supplied facts</w:t>
-      </w:r>
-    </w:p>
-    <w:p>
-      <w:pPr>
-        <w:spacing w:line="336" w:lineRule="auto" w:after="180"/>
-        <w:shd w:fill="F1F6FC"/>
-      </w:pPr>
-      <w:r>
-        <w:rPr>
-          <w:b w:val="0"/>
-        </w:rPr>
-        <w:t>Approved notice LIB-v = 2 says Wednesday closes at 16: 00; the model previously produced 15: 00. The question asks the current Wednesday closing time.</w:t>
-      </w:r>
-    </w:p>
-    <w:p>
-      <w:pPr>
-        <w:pStyle w:val="Heading3"/>
-      </w:pPr>
-      <w:r>
-        <w:t>Supplied facts</w:t>
-      </w:r>
-    </w:p>
-    <w:p>
-      <w:pPr>
-        <w:spacing w:line="336" w:lineRule="auto" w:after="180"/>
-        <w:shd w:fill="F1F6FC"/>
-      </w:pPr>
-      <w:r>
-        <w:rPr>
-          <w:b w:val="0"/>
-        </w:rPr>
-        <w:t xml:space="preserve">All </w:t>
-      </w:r>
-      <w:r>
-        <w:rPr>
-          <w:b/>
-        </w:rPr>
-        <w:t>input</w:t>
-      </w:r>
-      <w:r>
-        <w:rPr>
-          <w:b w:val="0"/>
-        </w:rPr>
-        <w:t>s and outcomes in this worked example are invented classroom data; no real model run is claimed.</w:t>
-      </w:r>
-    </w:p>
-    <w:p>
-      <w:r>
-        <w:drawing>
-          <wp:inline xmlns:a="http://schemas.openxmlformats.org/drawingml/2006/main" xmlns:pic="http://schemas.openxmlformats.org/drawingml/2006/picture">
-            <wp:extent cx="5486400" cy="5261429"/>
-            <wp:docPr id="15" name="Picture 15" descr="Model Memory vs Retrieval. Old guess: A remembered-looking answer says 15: 00; no current notice is attached.. Find notice: Retrieve authorised LIB-v = 2, which explicitly says Wednesday closes at 16: 00.. Ground answer: Answer 16: 00 and attach LIB-v = 2. Its words, rather than the earlier guess, support this claim."/>
-            <wp:cNvGraphicFramePr>
-              <a:graphicFrameLocks noChangeAspect="1"/>
-            </wp:cNvGraphicFramePr>
-            <a:graphic>
-              <a:graphicData uri="http://schemas.openxmlformats.org/drawingml/2006/picture">
-                <pic:pic>
-                  <pic:nvPicPr>
-                    <pic:cNvPr id="0" name="academy-visual-ai-3-17.png"/>
-                    <pic:cNvPicPr/>
-                  </pic:nvPicPr>
-                  <pic:blipFill>
-                    <a:blip r:embed="rId22"/>
-                    <a:stretch>
-                      <a:fillRect/>
-                    </a:stretch>
-                  </pic:blipFill>
-                  <pic:spPr>
-                    <a:xfrm>
-                      <a:off x="0" y="0"/>
-                      <a:ext cx="5486400" cy="5261429"/>
+                      <a:ext cx="5486400" cy="3337560"/>
                     </a:xfrm>
                     <a:prstGeom prst="rect"/>
                   </pic:spPr>
@@ -2780,9 +2127,590 @@
     </w:p>
     <w:p>
       <w:pPr>
+        <w:spacing w:line="336" w:lineRule="auto" w:after="180"/>
+      </w:pPr>
+      <w:r>
+        <w:rPr>
+          <w:b w:val="0"/>
+        </w:rPr>
+        <w:t xml:space="preserve">Read the picture in order. Answer 16: 00 and attach LIB-v = 2. Its words, rather than the earlier guess, support this claim. The arrows show which recorded </w:t>
+      </w:r>
+      <w:r>
+        <w:rPr>
+          <w:b/>
+        </w:rPr>
+        <w:t>input</w:t>
+      </w:r>
+      <w:r>
+        <w:rPr>
+          <w:b w:val="0"/>
+        </w:rPr>
+        <w:t xml:space="preserve"> or intermediate result each decision uses.</w:t>
+      </w:r>
+    </w:p>
+    <w:p>
+      <w:pPr>
+        <w:spacing w:line="336" w:lineRule="auto" w:after="180"/>
+      </w:pPr>
+      <w:r>
+        <w:rPr>
+          <w:b w:val="0"/>
+        </w:rPr>
+        <w:t>Explain the deciding step aloud before checking the changed case; pointing to the final answer alone does not show how it follows.</w:t>
+      </w:r>
+    </w:p>
+    <w:p>
+      <w:pPr>
+        <w:pStyle w:val="Heading2"/>
+      </w:pPr>
+      <w:r>
+        <w:t>Predict removal of the notice</w:t>
+      </w:r>
+    </w:p>
+    <w:p>
+      <w:pPr>
+        <w:pStyle w:val="ListBullet"/>
+      </w:pPr>
+      <w:r>
+        <w:t>Change one thing: LIB-v = 2 is unavailable. Predict the result before checking the explanation. What remains the same?</w:t>
+      </w:r>
+    </w:p>
+    <w:p>
+      <w:pPr>
+        <w:pStyle w:val="Heading2"/>
+      </w:pPr>
+      <w:r>
+        <w:t>Check after predicting · reference / check after trying</w:t>
+      </w:r>
+    </w:p>
+    <w:p>
+      <w:r>
+        <w:drawing>
+          <wp:inline xmlns:a="http://schemas.openxmlformats.org/drawingml/2006/main" xmlns:pic="http://schemas.openxmlformats.org/drawingml/2006/picture">
+            <wp:extent cx="5486400" cy="3041904"/>
+            <wp:docPr id="15" name="Picture 15" descr="Original case: Answer 16: 00 and attach LIB-v = 2. Its words, rather than the earlier guess, support this claim. Changed condition: LIB-v = 2 is unavailable. Expected result: Report that the current time cannot be verified. Reason: The unsupported old guess does not become current evidence when retrieval fails."/>
+            <wp:cNvGraphicFramePr>
+              <a:graphicFrameLocks noChangeAspect="1"/>
+            </wp:cNvGraphicFramePr>
+            <a:graphic>
+              <a:graphicData uri="http://schemas.openxmlformats.org/drawingml/2006/picture">
+                <pic:pic>
+                  <pic:nvPicPr>
+                    <pic:cNvPr id="0" name="academy-story-ai-3-17-04.png"/>
+                    <pic:cNvPicPr/>
+                  </pic:nvPicPr>
+                  <pic:blipFill>
+                    <a:blip r:embed="rId18"/>
+                    <a:stretch>
+                      <a:fillRect/>
+                    </a:stretch>
+                  </pic:blipFill>
+                  <pic:spPr>
+                    <a:xfrm>
+                      <a:off x="0" y="0"/>
+                      <a:ext cx="5486400" cy="3041904"/>
+                    </a:xfrm>
+                    <a:prstGeom prst="rect"/>
+                  </pic:spPr>
+                </pic:pic>
+              </a:graphicData>
+            </a:graphic>
+          </wp:inline>
+        </w:drawing>
+      </w:r>
+    </w:p>
+    <w:p>
+      <w:pPr>
+        <w:pStyle w:val="Heading2"/>
+      </w:pPr>
+      <w:r>
+        <w:t>Name remaining source limits</w:t>
+      </w:r>
+    </w:p>
+    <w:p>
+      <w:pPr>
+        <w:pStyle w:val="ListBullet"/>
+      </w:pPr>
+      <w:r>
+        <w:t>A retrieved document can itself be wrong or outdated; source approval, date and scope still need checking.</w:t>
+      </w:r>
+    </w:p>
+    <w:p>
+      <w:pPr>
+        <w:pStyle w:val="ListBullet"/>
+      </w:pPr>
+      <w:r>
+        <w:t>Read the labelled picture: Why can the assistant not certify 15: 00 when the notice is missing? Point to the relevant step in the picture, then write the changed result and the rule or evidence that supports it.</w:t>
+      </w:r>
+    </w:p>
+    <w:p>
+      <w:pPr>
+        <w:pStyle w:val="Heading2"/>
+      </w:pPr>
+      <w:r>
+        <w:t>Review · Separate stale room index · reference / check after trying</w:t>
+      </w:r>
+    </w:p>
+    <w:p>
+      <w:pPr>
+        <w:spacing w:line="336" w:lineRule="auto" w:after="180"/>
+      </w:pPr>
+      <w:r>
+        <w:rPr>
+          <w:b/>
+        </w:rPr>
+        <w:t>Index</w:t>
+      </w:r>
+      <w:r>
+        <w:rPr>
+          <w:b w:val="0"/>
+        </w:rPr>
+        <w:t xml:space="preserve"> v1 contains notice N1 for room A. </w:t>
+      </w:r>
+      <w:r>
+        <w:rPr>
+          <w:b/>
+        </w:rPr>
+        <w:t>Corpus</w:t>
+      </w:r>
+      <w:r>
+        <w:rPr>
+          <w:b w:val="0"/>
+        </w:rPr>
+        <w:t xml:space="preserve"> v2 supersedes it with N2 for room B, but the query still returns N1. What can be reported?</w:t>
+      </w:r>
+    </w:p>
+    <w:p>
+      <w:pPr>
+        <w:spacing w:line="336" w:lineRule="auto" w:after="180"/>
+      </w:pPr>
+      <w:r>
+        <w:rPr>
+          <w:b w:val="0"/>
+        </w:rPr>
+        <w:t xml:space="preserve">The stale </w:t>
+      </w:r>
+      <w:r>
+        <w:rPr>
+          <w:b/>
+        </w:rPr>
+        <w:t>index</w:t>
+      </w:r>
+      <w:r>
+        <w:rPr>
+          <w:b w:val="0"/>
+        </w:rPr>
+        <w:t xml:space="preserve"> returns old </w:t>
+      </w:r>
+      <w:r>
+        <w:rPr>
+          <w:b/>
+        </w:rPr>
+        <w:t>evidence</w:t>
+      </w:r>
+      <w:r>
+        <w:rPr>
+          <w:b w:val="0"/>
+        </w:rPr>
+        <w:t xml:space="preserve">. It cannot establish current room approval; refresh against authorised </w:t>
+      </w:r>
+      <w:r>
+        <w:rPr>
+          <w:b/>
+        </w:rPr>
+        <w:t>corpus</w:t>
+      </w:r>
+      <w:r>
+        <w:rPr>
+          <w:b w:val="0"/>
+        </w:rPr>
+        <w:t xml:space="preserve"> v2 or report unresolved </w:t>
+      </w:r>
+      <w:r>
+        <w:rPr>
+          <w:b/>
+        </w:rPr>
+        <w:t>freshness</w:t>
+      </w:r>
+      <w:r>
+        <w:rPr>
+          <w:b w:val="0"/>
+        </w:rPr>
+        <w:t>.</w:t>
+      </w:r>
+    </w:p>
+    <w:p>
+      <w:pPr>
+        <w:pStyle w:val="Heading2"/>
+      </w:pPr>
+      <w:r>
+        <w:t>Earlier wording, alternatives and picture transcripts · reference / check after trying</w:t>
+      </w:r>
+    </w:p>
+    <w:p>
+      <w:pPr>
+        <w:spacing w:line="336" w:lineRule="auto" w:after="180"/>
+      </w:pPr>
+      <w:r>
+        <w:rPr>
+          <w:b w:val="0"/>
+        </w:rPr>
+        <w:t xml:space="preserve">WORKED </w:t>
+      </w:r>
+      <w:r>
+        <w:rPr>
+          <w:b/>
+        </w:rPr>
+        <w:t>EVIDENCE</w:t>
+      </w:r>
+    </w:p>
+    <w:p>
+      <w:pPr>
+        <w:spacing w:line="336" w:lineRule="auto" w:after="180"/>
+      </w:pPr>
+      <w:r>
+        <w:rPr>
+          <w:b w:val="0"/>
+        </w:rPr>
+        <w:t>Reason Step by Step</w:t>
+      </w:r>
+    </w:p>
+    <w:p>
+      <w:pPr>
+        <w:spacing w:line="336" w:lineRule="auto" w:after="180"/>
+      </w:pPr>
+      <w:r>
+        <w:rPr>
+          <w:b w:val="0"/>
+        </w:rPr>
+        <w:t xml:space="preserve">Predict first. Then check each step. A correct answer without visible reasoning is incomplete </w:t>
+      </w:r>
+      <w:r>
+        <w:rPr>
+          <w:b/>
+        </w:rPr>
+        <w:t>evidence</w:t>
+      </w:r>
+      <w:r>
+        <w:rPr>
+          <w:b w:val="0"/>
+        </w:rPr>
+        <w:t>.</w:t>
+      </w:r>
+    </w:p>
+    <w:p>
+      <w:r>
+        <w:drawing>
+          <wp:inline xmlns:a="http://schemas.openxmlformats.org/drawingml/2006/main" xmlns:pic="http://schemas.openxmlformats.org/drawingml/2006/picture">
+            <wp:extent cx="5486400" cy="2377440"/>
+            <wp:docPr id="16" name="Picture 16" descr="Worked evidence for Model Memory vs Retrieval"/>
+            <wp:cNvGraphicFramePr>
+              <a:graphicFrameLocks noChangeAspect="1"/>
+            </wp:cNvGraphicFramePr>
+            <a:graphic>
+              <a:graphicData uri="http://schemas.openxmlformats.org/drawingml/2006/picture">
+                <pic:pic>
+                  <pic:nvPicPr>
+                    <pic:cNvPr id="0" name="2963ae4e1cae44520a1ab884f53e31767b6a234f94cea465aef35773733903c5.png"/>
+                    <pic:cNvPicPr/>
+                  </pic:nvPicPr>
+                  <pic:blipFill>
+                    <a:blip r:embed="rId19"/>
+                    <a:stretch>
+                      <a:fillRect/>
+                    </a:stretch>
+                  </pic:blipFill>
+                  <pic:spPr>
+                    <a:xfrm>
+                      <a:off x="0" y="0"/>
+                      <a:ext cx="5486400" cy="2377440"/>
+                    </a:xfrm>
+                    <a:prstGeom prst="rect"/>
+                  </pic:spPr>
+                </pic:pic>
+              </a:graphicData>
+            </a:graphic>
+          </wp:inline>
+        </w:drawing>
+      </w:r>
+    </w:p>
+    <w:p>
+      <w:pPr>
+        <w:spacing w:line="336" w:lineRule="auto" w:after="180"/>
+      </w:pPr>
+      <w:r>
+        <w:rPr>
+          <w:b w:val="0"/>
+        </w:rPr>
+        <w:t>1. Model memory may produce a plausible general explanation.</w:t>
+      </w:r>
+    </w:p>
+    <w:p>
+      <w:pPr>
+        <w:spacing w:line="336" w:lineRule="auto" w:after="180"/>
+      </w:pPr>
+      <w:r>
+        <w:rPr>
+          <w:b w:val="0"/>
+        </w:rPr>
+        <w:t xml:space="preserve">2. A current date or exact quotation requires </w:t>
+      </w:r>
+      <w:r>
+        <w:rPr>
+          <w:b/>
+        </w:rPr>
+        <w:t>retrieval</w:t>
+      </w:r>
+      <w:r>
+        <w:rPr>
+          <w:b w:val="0"/>
+        </w:rPr>
+        <w:t>.</w:t>
+      </w:r>
+    </w:p>
+    <w:p>
+      <w:pPr>
+        <w:spacing w:line="336" w:lineRule="auto" w:after="180"/>
+      </w:pPr>
+      <w:r>
+        <w:rPr>
+          <w:b w:val="0"/>
+        </w:rPr>
+        <w:t>3. Arithmetic should be calculated, not guessed from patterns.</w:t>
+      </w:r>
+    </w:p>
+    <w:p>
+      <w:pPr>
+        <w:spacing w:line="336" w:lineRule="auto" w:after="180"/>
+      </w:pPr>
+      <w:r>
+        <w:rPr>
+          <w:b w:val="0"/>
+        </w:rPr>
+        <w:t xml:space="preserve">4. When source or tool is unavailable, state the limit and </w:t>
+      </w:r>
+      <w:r>
+        <w:rPr>
+          <w:b/>
+        </w:rPr>
+        <w:t>abstain</w:t>
+      </w:r>
+      <w:r>
+        <w:rPr>
+          <w:b w:val="0"/>
+        </w:rPr>
+        <w:t>.</w:t>
+      </w:r>
+    </w:p>
+    <w:p>
+      <w:pPr>
+        <w:spacing w:line="336" w:lineRule="auto" w:after="180"/>
+      </w:pPr>
+      <w:r>
+        <w:rPr>
+          <w:b w:val="0"/>
+        </w:rPr>
+        <w:t>Recalculate, retrace, or restate the reasoning in your own representation:</w:t>
+      </w:r>
+    </w:p>
+    <w:p>
+      <w:pPr>
         <w:pStyle w:val="Heading3"/>
       </w:pPr>
       <w:r>
+        <w:t>Write or draw your reasoning and evidence.</w:t>
+      </w:r>
+    </w:p>
+    <w:p>
+      <w:r>
+        <w:t>________________________________________________________________</w:t>
+      </w:r>
+    </w:p>
+    <w:p>
+      <w:r>
+        <w:t>________________________________________________________________</w:t>
+      </w:r>
+    </w:p>
+    <w:p>
+      <w:r>
+        <w:t>________________________________________________________________</w:t>
+      </w:r>
+    </w:p>
+    <w:p>
+      <w:r>
+        <w:t>________________________________________________________________</w:t>
+      </w:r>
+    </w:p>
+    <w:p>
+      <w:r>
+        <w:t>________________________________________________________________</w:t>
+      </w:r>
+    </w:p>
+    <w:p>
+      <w:pPr>
+        <w:spacing w:line="336" w:lineRule="auto" w:after="180"/>
+      </w:pPr>
+      <w:r>
+        <w:rPr>
+          <w:b w:val="0"/>
+        </w:rPr>
+        <w:t xml:space="preserve">CHECK  Did the </w:t>
+      </w:r>
+      <w:r>
+        <w:rPr>
+          <w:b/>
+        </w:rPr>
+        <w:t>evidence</w:t>
+      </w:r>
+      <w:r>
+        <w:rPr>
+          <w:b w:val="0"/>
+        </w:rPr>
+        <w:t xml:space="preserve"> answer the exact question? Did the total, path, or source record stay consistent?</w:t>
+      </w:r>
+    </w:p>
+    <w:p>
+      <w:pPr>
+        <w:pStyle w:val="Heading3"/>
+      </w:pPr>
+      <w:r>
+        <w:t>A closer explanation</w:t>
+      </w:r>
+    </w:p>
+    <w:p>
+      <w:pPr>
+        <w:spacing w:line="336" w:lineRule="auto" w:after="180"/>
+      </w:pPr>
+      <w:r>
+        <w:rPr>
+          <w:b w:val="0"/>
+        </w:rPr>
+        <w:t xml:space="preserve">Compare the intermediate </w:t>
+      </w:r>
+      <w:r>
+        <w:rPr>
+          <w:b/>
+        </w:rPr>
+        <w:t>evidence</w:t>
+      </w:r>
+      <w:r>
+        <w:rPr>
+          <w:b w:val="0"/>
+        </w:rPr>
+        <w:t xml:space="preserve"> with the final statement. Explain why each number or decision follows from the stated </w:t>
+      </w:r>
+      <w:r>
+        <w:rPr>
+          <w:b/>
+        </w:rPr>
+        <w:t>input</w:t>
+      </w:r>
+      <w:r>
+        <w:rPr>
+          <w:b w:val="0"/>
+        </w:rPr>
+        <w:t>s.</w:t>
+      </w:r>
+    </w:p>
+    <w:p>
+      <w:pPr>
+        <w:spacing w:line="336" w:lineRule="auto" w:after="180"/>
+      </w:pPr>
+      <w:r>
+        <w:rPr>
+          <w:b w:val="0"/>
+        </w:rPr>
+        <w:t xml:space="preserve">The conclusion belongs to this scenario and procedure; changing the </w:t>
+      </w:r>
+      <w:r>
+        <w:rPr>
+          <w:b/>
+        </w:rPr>
+        <w:t>input</w:t>
+      </w:r>
+      <w:r>
+        <w:rPr>
+          <w:b w:val="0"/>
+        </w:rPr>
+        <w:t>s, evaluation population or authority can change what it establishes. Retain the raw record so a later revision can be compared honestly.</w:t>
+      </w:r>
+    </w:p>
+    <w:p>
+      <w:pPr>
+        <w:pStyle w:val="Heading3"/>
+      </w:pPr>
+      <w:r>
+        <w:t>Learn from the worked case</w:t>
+      </w:r>
+    </w:p>
+    <w:p>
+      <w:pPr>
+        <w:spacing w:line="336" w:lineRule="auto" w:after="180"/>
+      </w:pPr>
+      <w:r>
+        <w:rPr>
+          <w:b w:val="0"/>
+        </w:rPr>
+        <w:t>Cover the result before checking it. Say what is given, choose the procedure, and follow one step at a time. Then uncover the result and explain your first mismatch. Ask why a step is allowed, not only what number it produces.</w:t>
+      </w:r>
+    </w:p>
+    <w:p>
+      <w:pPr>
+        <w:pStyle w:val="Heading3"/>
+      </w:pPr>
+      <w:r>
+        <w:t>A pictorial worked case: Model Memory vs Retrieval</w:t>
+      </w:r>
+    </w:p>
+    <w:p>
+      <w:pPr>
+        <w:pStyle w:val="Heading3"/>
+      </w:pPr>
+      <w:r>
+        <w:t>The facts we will use</w:t>
+      </w:r>
+    </w:p>
+    <w:p>
+      <w:r>
+        <w:drawing>
+          <wp:inline xmlns:a="http://schemas.openxmlformats.org/drawingml/2006/main" xmlns:pic="http://schemas.openxmlformats.org/drawingml/2006/picture">
+            <wp:extent cx="5486400" cy="5261429"/>
+            <wp:docPr id="17" name="Picture 17" descr="Model Memory vs Retrieval. Old guess: A remembered-looking answer says 15: 00; no current notice is attached.. Find notice: Retrieve authorised LIB-v = 2, which explicitly says Wednesday closes at 16: 00.. Ground answer: Answer 16: 00 and attach LIB-v = 2. Its words, rather than the earlier guess, support this claim."/>
+            <wp:cNvGraphicFramePr>
+              <a:graphicFrameLocks noChangeAspect="1"/>
+            </wp:cNvGraphicFramePr>
+            <a:graphic>
+              <a:graphicData uri="http://schemas.openxmlformats.org/drawingml/2006/picture">
+                <pic:pic>
+                  <pic:nvPicPr>
+                    <pic:cNvPr id="0" name="academy-visual-ai-3-17.png"/>
+                    <pic:cNvPicPr/>
+                  </pic:nvPicPr>
+                  <pic:blipFill>
+                    <a:blip r:embed="rId20"/>
+                    <a:stretch>
+                      <a:fillRect/>
+                    </a:stretch>
+                  </pic:blipFill>
+                  <pic:spPr>
+                    <a:xfrm>
+                      <a:off x="0" y="0"/>
+                      <a:ext cx="5486400" cy="5261429"/>
+                    </a:xfrm>
+                    <a:prstGeom prst="rect"/>
+                  </pic:spPr>
+                </pic:pic>
+              </a:graphicData>
+            </a:graphic>
+          </wp:inline>
+        </w:drawing>
+      </w:r>
+    </w:p>
+    <w:p>
+      <w:pPr>
+        <w:pStyle w:val="Heading3"/>
+      </w:pPr>
+      <w:r>
         <w:t>Why this result follows</w:t>
       </w:r>
     </w:p>
@@ -2791,150 +2719,104 @@
         <w:pStyle w:val="Heading3"/>
       </w:pPr>
       <w:r>
-        <w:t>Why the result follows</w:t>
+        <w:t>What this example does not establish</w:t>
+      </w:r>
+    </w:p>
+    <w:p>
+      <w:pPr>
+        <w:pStyle w:val="Heading1"/>
+      </w:pPr>
+      <w:r>
+        <w:t>07. Find the evidence shortcut</w:t>
+      </w:r>
+    </w:p>
+    <w:p>
+      <w:r>
+        <w:t>Check which record actually supports the requested fact.</w:t>
+      </w:r>
+    </w:p>
+    <w:p>
+      <w:pPr>
+        <w:pStyle w:val="Heading2"/>
+      </w:pPr>
+      <w:r>
+        <w:t>Repair confidence and search shortcuts</w:t>
       </w:r>
     </w:p>
     <w:p>
       <w:pPr>
         <w:spacing w:line="336" w:lineRule="auto" w:after="180"/>
-        <w:shd w:fill="F1F6FC"/>
       </w:pPr>
       <w:r>
         <w:rPr>
           <w:b w:val="0"/>
         </w:rPr>
-        <w:t xml:space="preserve">Read the picture in order. Answer 16: 00 and attach LIB-v = 2. Its words, rather than the earlier guess, support this claim. The arrows show which recorded </w:t>
-      </w:r>
-      <w:r>
-        <w:rPr>
-          <w:b/>
-        </w:rPr>
-        <w:t>input</w:t>
-      </w:r>
+        <w:t>Claim to repair: The old answer sounds confident, so use it when retrieval fails. Missing current evidence does not upgrade generated wording into an inspected source. Conversely, a retrieved passage is not automatically current, authorised or relevant. In the stale room-index case, corpus v2 supersedes N1 with N2; retrieving N1 from index v1 cannot establish current approval.</w:t>
+      </w:r>
+    </w:p>
+    <w:p>
+      <w:pPr>
+        <w:spacing w:line="336" w:lineRule="auto" w:after="180"/>
+      </w:pPr>
       <w:r>
         <w:rPr>
           <w:b w:val="0"/>
         </w:rPr>
-        <w:t xml:space="preserve"> or intermediate result each decision uses.</w:t>
+        <w:t>Refresh against the authorised corpus or report the freshness gap.</w:t>
+      </w:r>
+    </w:p>
+    <w:p>
+      <w:pPr>
+        <w:pStyle w:val="Heading2"/>
+      </w:pPr>
+      <w:r>
+        <w:t>Design a revealing follow-up</w:t>
+      </w:r>
+    </w:p>
+    <w:p>
+      <w:pPr>
+        <w:pStyle w:val="Heading3"/>
+      </w:pPr>
+      <w:r>
+        <w:t>Exit: propose one revealing change to the worked scenario. State the expected outcome and the evidence that would make you revise your explanation.</w:t>
+      </w:r>
+    </w:p>
+    <w:p>
+      <w:r>
+        <w:t>________________________________________________________________</w:t>
+      </w:r>
+    </w:p>
+    <w:p>
+      <w:r>
+        <w:t>________________________________________________________________</w:t>
+      </w:r>
+    </w:p>
+    <w:p>
+      <w:r>
+        <w:t>________________________________________________________________</w:t>
+      </w:r>
+    </w:p>
+    <w:p>
+      <w:r>
+        <w:t>________________________________________________________________</w:t>
+      </w:r>
+    </w:p>
+    <w:p>
+      <w:r>
+        <w:t>________________________________________________________________</w:t>
+      </w:r>
+    </w:p>
+    <w:p>
+      <w:pPr>
+        <w:pStyle w:val="Heading2"/>
+      </w:pPr>
+      <w:r>
+        <w:t>Earlier wording, alternatives and picture transcripts · reference / check after trying</w:t>
       </w:r>
     </w:p>
     <w:p>
       <w:pPr>
         <w:spacing w:line="336" w:lineRule="auto" w:after="180"/>
-        <w:shd w:fill="F1F6FC"/>
-      </w:pPr>
-      <w:r>
-        <w:rPr>
-          <w:b w:val="0"/>
-        </w:rPr>
-        <w:t>Explain the deciding step aloud before checking the changed case; pointing to the final answer alone does not show how it follows.</w:t>
-      </w:r>
-    </w:p>
-    <w:p>
-      <w:pPr>
-        <w:pStyle w:val="Heading3"/>
-      </w:pPr>
-      <w:r>
-        <w:t>What this example does not establish</w:t>
-      </w:r>
-    </w:p>
-    <w:p>
-      <w:pPr>
-        <w:pStyle w:val="Heading3"/>
-      </w:pPr>
-      <w:r>
-        <w:t>Keep the stated limit</w:t>
-      </w:r>
-    </w:p>
-    <w:p>
-      <w:pPr>
-        <w:spacing w:line="336" w:lineRule="auto" w:after="180"/>
-        <w:shd w:fill="FFF5E6"/>
-      </w:pPr>
-      <w:r>
-        <w:rPr>
-          <w:b w:val="0"/>
-        </w:rPr>
-        <w:t>A retrieved document can itself be wrong or outdated; source approval, date and scope still need checking.</w:t>
-      </w:r>
-    </w:p>
-    <w:p>
-      <w:pPr>
-        <w:pStyle w:val="Heading3"/>
-      </w:pPr>
-      <w:r>
-        <w:t>Keep the stated limit</w:t>
-      </w:r>
-    </w:p>
-    <w:p>
-      <w:pPr>
-        <w:spacing w:line="336" w:lineRule="auto" w:after="180"/>
-        <w:shd w:fill="FFF5E6"/>
-      </w:pPr>
-      <w:r>
-        <w:rPr>
-          <w:b w:val="0"/>
-        </w:rPr>
-        <w:t xml:space="preserve">Read the labelled picture: Why can the assistant not certify 15: 00 when the notice is missing? Point to the relevant step in the picture, then write the changed result and the rule or </w:t>
-      </w:r>
-      <w:r>
-        <w:rPr>
-          <w:b/>
-        </w:rPr>
-        <w:t>evidence</w:t>
-      </w:r>
-      <w:r>
-        <w:rPr>
-          <w:b w:val="0"/>
-        </w:rPr>
-        <w:t xml:space="preserve"> that supports it.</w:t>
-      </w:r>
-    </w:p>
-    <w:p>
-      <w:pPr>
-        <w:pStyle w:val="Heading3"/>
-      </w:pPr>
-      <w:r>
-        <w:t>Keep the stated limit</w:t>
-      </w:r>
-    </w:p>
-    <w:p>
-      <w:pPr>
-        <w:spacing w:line="336" w:lineRule="auto" w:after="180"/>
-        <w:shd w:fill="FFF5E6"/>
-      </w:pPr>
-      <w:r>
-        <w:rPr>
-          <w:b w:val="0"/>
-        </w:rPr>
-        <w:t>Change one thing: LIB-v = 2 is unavailable. Predict the result before checking the explanation. What remains the same?</w:t>
-      </w:r>
-    </w:p>
-    <w:p>
-      <w:pPr>
-        <w:pStyle w:val="Heading1"/>
-      </w:pPr>
-      <w:r>
-        <w:t>07. Find and repair a mistake</w:t>
-      </w:r>
-    </w:p>
-    <w:p>
-      <w:r>
-        <w:t>Find the unsupported step in the Model Memory vs Retrieval claim and explain a repair using the supplied evidence.</w:t>
-      </w:r>
-    </w:p>
-    <w:p>
-      <w:pPr>
-        <w:pStyle w:val="Heading3"/>
-      </w:pPr>
-      <w:r>
-        <w:t>Find the first error</w:t>
-      </w:r>
-    </w:p>
-    <w:p>
-      <w:pPr>
-        <w:spacing w:line="336" w:lineRule="auto" w:after="180"/>
-        <w:shd w:fill="FFF5E6"/>
       </w:pPr>
       <w:r>
         <w:rPr>
@@ -2982,7 +2864,7 @@
         <w:drawing>
           <wp:inline xmlns:a="http://schemas.openxmlformats.org/drawingml/2006/main" xmlns:pic="http://schemas.openxmlformats.org/drawingml/2006/picture">
             <wp:extent cx="5486400" cy="1901952"/>
-            <wp:docPr id="16" name="Picture 16" descr="Misconception diagnosis for Model Memory vs Retrieval"/>
+            <wp:docPr id="18" name="Picture 18" descr="Misconception diagnosis for Model Memory vs Retrieval"/>
             <wp:cNvGraphicFramePr>
               <a:graphicFrameLocks noChangeAspect="1"/>
             </wp:cNvGraphicFramePr>
@@ -2994,7 +2876,7 @@
                     <pic:cNvPicPr/>
                   </pic:nvPicPr>
                   <pic:blipFill>
-                    <a:blip r:embed="rId23"/>
+                    <a:blip r:embed="rId21"/>
                     <a:stretch>
                       <a:fillRect/>
                     </a:stretch>
@@ -3226,7 +3108,6 @@
     <w:p>
       <w:pPr>
         <w:spacing w:line="336" w:lineRule="auto" w:after="180"/>
-        <w:shd w:fill="F5F1FB"/>
       </w:pPr>
       <w:r>
         <w:rPr>
@@ -3278,16 +3159,7 @@
     </w:p>
     <w:p>
       <w:pPr>
-        <w:pStyle w:val="Heading3"/>
-      </w:pPr>
-      <w:r>
-        <w:t>Check the claim against the facts</w:t>
-      </w:r>
-    </w:p>
-    <w:p>
-      <w:pPr>
         <w:spacing w:line="336" w:lineRule="auto" w:after="180"/>
-        <w:shd w:fill="FFF5E6"/>
       </w:pPr>
       <w:r>
         <w:rPr>
@@ -3299,7 +3171,6 @@
     <w:p>
       <w:pPr>
         <w:spacing w:line="336" w:lineRule="auto" w:after="180"/>
-        <w:shd w:fill="FFF5E6"/>
       </w:pPr>
       <w:r>
         <w:rPr>
@@ -3310,48 +3181,23 @@
     </w:p>
     <w:p>
       <w:pPr>
-        <w:pStyle w:val="Heading3"/>
-      </w:pPr>
-      <w:r>
-        <w:t>Exit: propose one revealing change to the worked scenario. State the expected outcome and the evidence that would make you revise your explanation.</w:t>
-      </w:r>
-    </w:p>
-    <w:p>
-      <w:r>
-        <w:t>________________________________________________________________</w:t>
-      </w:r>
-    </w:p>
-    <w:p>
-      <w:r>
-        <w:t>________________________________________________________________</w:t>
-      </w:r>
-    </w:p>
-    <w:p>
-      <w:r>
-        <w:t>________________________________________________________________</w:t>
-      </w:r>
-    </w:p>
-    <w:p>
-      <w:r>
-        <w:t>________________________________________________________________</w:t>
-      </w:r>
-    </w:p>
-    <w:p>
-      <w:r>
-        <w:t>________________________________________________________________</w:t>
-      </w:r>
-    </w:p>
-    <w:p>
-      <w:pPr>
         <w:pStyle w:val="Heading1"/>
       </w:pPr>
       <w:r>
-        <w:t>08. Practise together</w:t>
-      </w:r>
-    </w:p>
-    <w:p>
-      <w:r>
-        <w:t>Practise Model Memory vs Retrieval with support, then explain the deciding step in your own words.</w:t>
+        <w:t>08. Practise the stale-index trace with less help</w:t>
+      </w:r>
+    </w:p>
+    <w:p>
+      <w:r>
+        <w:t>Keep room notices N1/N2 distinct from library notice LIB-v2.</w:t>
+      </w:r>
+    </w:p>
+    <w:p>
+      <w:pPr>
+        <w:pStyle w:val="Heading2"/>
+      </w:pPr>
+      <w:r>
+        <w:t>The retrieval-similarity limit</w:t>
       </w:r>
     </w:p>
     <w:p>
@@ -3360,314 +3206,29 @@
       </w:pPr>
       <w:r>
         <w:rPr>
+          <w:b w:val="0"/>
+        </w:rPr>
+        <w:t xml:space="preserve">High </w:t>
+      </w:r>
+      <w:r>
+        <w:rPr>
           <w:b/>
         </w:rPr>
-        <w:t>LOGIC STUDIO</w:t>
-      </w:r>
-    </w:p>
-    <w:p>
-      <w:pPr>
-        <w:spacing w:line="336" w:lineRule="auto" w:after="180"/>
-      </w:pPr>
+        <w:t>retrieval</w:t>
+      </w:r>
       <w:r>
         <w:rPr>
           <w:b w:val="0"/>
         </w:rPr>
-        <w:t>Specify Before You Run</w:t>
-      </w:r>
-    </w:p>
-    <w:p>
-      <w:pPr>
-        <w:spacing w:line="336" w:lineRule="auto" w:after="180"/>
-      </w:pPr>
-      <w:r>
-        <w:rPr>
-          <w:b w:val="0"/>
-        </w:rPr>
-        <w:t xml:space="preserve">Prompts, schemas, </w:t>
-      </w:r>
-      <w:r>
-        <w:rPr>
-          <w:b/>
-        </w:rPr>
-        <w:t>retrieval</w:t>
-      </w:r>
-      <w:r>
-        <w:rPr>
-          <w:b w:val="0"/>
-        </w:rPr>
-        <w:t>, tool calls, and code are inspectable parts of one AI product.</w:t>
-      </w:r>
-    </w:p>
-    <w:p>
-      <w:r>
-        <w:drawing>
-          <wp:inline xmlns:a="http://schemas.openxmlformats.org/drawingml/2006/main" xmlns:pic="http://schemas.openxmlformats.org/drawingml/2006/picture">
-            <wp:extent cx="5486400" cy="1901952"/>
-            <wp:docPr id="17" name="Picture 17" descr="Logic tracing graphic for Model Memory vs Retrieval"/>
-            <wp:cNvGraphicFramePr>
-              <a:graphicFrameLocks noChangeAspect="1"/>
-            </wp:cNvGraphicFramePr>
-            <a:graphic>
-              <a:graphicData uri="http://schemas.openxmlformats.org/drawingml/2006/picture">
-                <pic:pic>
-                  <pic:nvPicPr>
-                    <pic:cNvPr id="0" name="112c89216380e7327670e715cf532346aeed10eee4e4400b610a219e3e4bc9f9.png"/>
-                    <pic:cNvPicPr/>
-                  </pic:nvPicPr>
-                  <pic:blipFill>
-                    <a:blip r:embed="rId24"/>
-                    <a:stretch>
-                      <a:fillRect/>
-                    </a:stretch>
-                  </pic:blipFill>
-                  <pic:spPr>
-                    <a:xfrm>
-                      <a:off x="0" y="0"/>
-                      <a:ext cx="5486400" cy="1901952"/>
-                    </a:xfrm>
-                    <a:prstGeom prst="rect"/>
-                  </pic:spPr>
-                </pic:pic>
-              </a:graphicData>
-            </a:graphic>
-          </wp:inline>
-        </w:drawing>
-      </w:r>
-    </w:p>
-    <w:p>
-      <w:pPr>
-        <w:spacing w:line="336" w:lineRule="auto" w:after="180"/>
-      </w:pPr>
-      <w:r>
-        <w:rPr>
-          <w:b w:val="0"/>
-        </w:rPr>
-        <w:t xml:space="preserve">SET task, audience, constraints, </w:t>
-      </w:r>
-      <w:r>
-        <w:rPr>
-          <w:b/>
-        </w:rPr>
-        <w:t>output</w:t>
-      </w:r>
-      <w:r>
-        <w:rPr>
-          <w:b w:val="0"/>
-        </w:rPr>
-        <w:t>_schema</w:t>
-        <w:br/>
-        <w:t xml:space="preserve">LOAD approved_context or </w:t>
-      </w:r>
-      <w:r>
-        <w:rPr>
-          <w:b/>
-        </w:rPr>
-        <w:t>retrieval</w:t>
-      </w:r>
-      <w:r>
-        <w:rPr>
-          <w:b w:val="0"/>
-        </w:rPr>
-        <w:t>_result</w:t>
-        <w:br/>
-        <w:t>CALL model or allowed_tool</w:t>
-        <w:br/>
-        <w:t>VALIDATE fields, claims, citations, and safety</w:t>
-        <w:br/>
-        <w:t xml:space="preserve">IF </w:t>
-      </w:r>
-      <w:r>
-        <w:rPr>
-          <w:b/>
-        </w:rPr>
-        <w:t>evidence</w:t>
-      </w:r>
-      <w:r>
-        <w:rPr>
-          <w:b w:val="0"/>
-        </w:rPr>
-        <w:t xml:space="preserve"> missing: ask, retrieve, or </w:t>
-      </w:r>
-      <w:r>
-        <w:rPr>
-          <w:b/>
-        </w:rPr>
-        <w:t>abstain</w:t>
-      </w:r>
-      <w:r>
-        <w:rPr>
-          <w:b w:val="0"/>
-        </w:rPr>
-        <w:br/>
-        <w:t xml:space="preserve">RETURN useful </w:t>
-      </w:r>
-      <w:r>
-        <w:rPr>
-          <w:b/>
-        </w:rPr>
-        <w:t>output</w:t>
-      </w:r>
-      <w:r>
-        <w:rPr>
-          <w:b w:val="0"/>
-        </w:rPr>
-        <w:t xml:space="preserve"> + source trail + limitations</w:t>
-      </w:r>
-    </w:p>
-    <w:p>
-      <w:pPr>
-        <w:spacing w:line="336" w:lineRule="auto" w:after="180"/>
-        <w:shd w:fill="F5F1FB"/>
-      </w:pPr>
-      <w:r>
-        <w:rPr>
-          <w:b w:val="0"/>
-        </w:rPr>
-        <w:t xml:space="preserve">Trace one </w:t>
-      </w:r>
-      <w:r>
-        <w:rPr>
-          <w:b/>
-        </w:rPr>
-        <w:t>input</w:t>
-      </w:r>
-      <w:r>
-        <w:rPr>
-          <w:b w:val="0"/>
-        </w:rPr>
-        <w:t>. Which line changes the state or chooses a path?</w:t>
-      </w:r>
-    </w:p>
-    <w:p>
-      <w:pPr>
-        <w:pStyle w:val="Heading3"/>
-      </w:pPr>
-      <w:r>
-        <w:t>Write or draw your reasoning and evidence.</w:t>
-      </w:r>
-    </w:p>
-    <w:p>
-      <w:r>
-        <w:t>________________________________________________________________</w:t>
-      </w:r>
-    </w:p>
-    <w:p>
-      <w:r>
-        <w:t>________________________________________________________________</w:t>
-      </w:r>
-    </w:p>
-    <w:p>
-      <w:r>
-        <w:t>________________________________________________________________</w:t>
-      </w:r>
-    </w:p>
-    <w:p>
-      <w:r>
-        <w:t>________________________________________________________________</w:t>
-      </w:r>
-    </w:p>
-    <w:p>
-      <w:r>
-        <w:t>________________________________________________________________</w:t>
-      </w:r>
-    </w:p>
-    <w:p>
-      <w:pPr>
-        <w:pStyle w:val="Heading3"/>
-      </w:pPr>
-      <w:r>
-        <w:t>A closer explanation</w:t>
-      </w:r>
-    </w:p>
-    <w:p>
-      <w:pPr>
-        <w:spacing w:line="336" w:lineRule="auto" w:after="180"/>
-      </w:pPr>
-      <w:r>
-        <w:rPr>
-          <w:b w:val="0"/>
-        </w:rPr>
-        <w:t xml:space="preserve">High </w:t>
-      </w:r>
-      <w:r>
-        <w:rPr>
-          <w:b/>
-        </w:rPr>
-        <w:t>retrieval</w:t>
-      </w:r>
-      <w:r>
-        <w:rPr>
-          <w:b w:val="0"/>
-        </w:rPr>
         <w:t xml:space="preserve"> similarity does not override permissions or make an obsolete source current.</w:t>
       </w:r>
     </w:p>
     <w:p>
       <w:pPr>
-        <w:spacing w:line="336" w:lineRule="auto" w:after="180"/>
-      </w:pPr>
-      <w:r>
-        <w:rPr>
-          <w:b w:val="0"/>
-        </w:rPr>
-        <w:t>A useful check asks what would make the reasoning fail. Distinguish a failure to execute the declared procedure from a weakness in the procedure itself.</w:t>
-      </w:r>
-    </w:p>
-    <w:p>
-      <w:pPr>
-        <w:spacing w:line="336" w:lineRule="auto" w:after="180"/>
-      </w:pPr>
-      <w:r>
-        <w:rPr>
-          <w:b w:val="0"/>
-        </w:rPr>
-        <w:t xml:space="preserve">The first may require a correction; the second requires an explicitly revised method and new </w:t>
-      </w:r>
-      <w:r>
-        <w:rPr>
-          <w:b/>
-        </w:rPr>
-        <w:t>evidence</w:t>
-      </w:r>
-      <w:r>
-        <w:rPr>
-          <w:b w:val="0"/>
-        </w:rPr>
-        <w:t>. Preserve unsuccessful cases so an improved result cannot hide the original problem.</w:t>
-      </w:r>
-    </w:p>
-    <w:p>
-      <w:pPr>
-        <w:pStyle w:val="Heading3"/>
-      </w:pPr>
-      <w:r>
-        <w:t>Guided: restate the worked result, then name the assumption or limitation that prevents a broader conclusion.</w:t>
-      </w:r>
-    </w:p>
-    <w:p>
-      <w:r>
-        <w:t>________________________________________________________________</w:t>
-      </w:r>
-    </w:p>
-    <w:p>
-      <w:r>
-        <w:t>________________________________________________________________</w:t>
-      </w:r>
-    </w:p>
-    <w:p>
-      <w:r>
-        <w:t>________________________________________________________________</w:t>
-      </w:r>
-    </w:p>
-    <w:p>
-      <w:r>
-        <w:t>________________________________________________________________</w:t>
-      </w:r>
-    </w:p>
-    <w:p>
-      <w:r>
-        <w:t>________________________________________________________________</w:t>
+        <w:pStyle w:val="Heading2"/>
+      </w:pPr>
+      <w:r>
+        <w:t>Complete the room-index W2</w:t>
       </w:r>
     </w:p>
     <w:p>
@@ -3806,21 +3367,113 @@
     </w:tbl>
     <w:p>
       <w:pPr>
+        <w:pStyle w:val="Heading2"/>
+      </w:pPr>
+      <w:r>
+        <w:t>Repair an all-future-cases claim</w:t>
+      </w:r>
+    </w:p>
+    <w:p>
+      <w:pPr>
+        <w:pStyle w:val="Heading3"/>
+      </w:pPr>
+      <w:r>
+        <w:t>Check your reasoning</w:t>
+      </w:r>
+    </w:p>
+    <w:p>
+      <w:pPr>
+        <w:pStyle w:val="ListBullet"/>
+      </w:pPr>
+      <w:r>
+        <w:t>Use the worked case for Retrieval and indexing. Proposed explanation: “The worked result establishes every future case”. Decide whether this explanation is supported. Point to the step or supplied fact that decides; explain your repair if needed.</w:t>
+      </w:r>
+    </w:p>
+    <w:p>
+      <w:pPr>
+        <w:pStyle w:val="ListBullet"/>
+      </w:pPr>
+      <w:r>
+        <w:t>Answer on your own before discussion. If you are unsure, say which step you need help with.</w:t>
+      </w:r>
+    </w:p>
+    <w:p>
+      <w:pPr>
+        <w:pStyle w:val="Heading2"/>
+      </w:pPr>
+      <w:r>
+        <w:t>Explain the missing library notice</w:t>
+      </w:r>
+    </w:p>
+    <w:p>
+      <w:pPr>
+        <w:pStyle w:val="Heading3"/>
+      </w:pPr>
+      <w:r>
+        <w:t>Explain the picture</w:t>
+      </w:r>
+    </w:p>
+    <w:p>
+      <w:pPr>
+        <w:pStyle w:val="ListBullet"/>
+      </w:pPr>
+      <w:r>
+        <w:t>Why can the assistant not certify 15: 00 when the notice is missing? Point to the relevant step in the picture, then write the changed result and the rule or evidence that supports it.</w:t>
+      </w:r>
+    </w:p>
+    <w:p>
+      <w:pPr>
+        <w:pStyle w:val="Heading3"/>
+      </w:pPr>
+      <w:r>
+        <w:t>My explanation using a pictured step and the given facts</w:t>
+      </w:r>
+    </w:p>
+    <w:p>
+      <w:r>
+        <w:t>________________________________________________________________</w:t>
+      </w:r>
+    </w:p>
+    <w:p>
+      <w:r>
+        <w:t>________________________________________________________________</w:t>
+      </w:r>
+    </w:p>
+    <w:p>
+      <w:r>
+        <w:t>________________________________________________________________</w:t>
+      </w:r>
+    </w:p>
+    <w:p>
+      <w:r>
+        <w:t>________________________________________________________________</w:t>
+      </w:r>
+    </w:p>
+    <w:p>
+      <w:pPr>
+        <w:pStyle w:val="Heading2"/>
+      </w:pPr>
+      <w:r>
+        <w:t>Keep independent access work separate</w:t>
+      </w:r>
+    </w:p>
+    <w:p>
+      <w:pPr>
         <w:spacing w:line="336" w:lineRule="auto" w:after="180"/>
       </w:pPr>
       <w:r>
         <w:rPr>
           <w:b w:val="0"/>
         </w:rPr>
-        <w:t>Explain your trace to a partner. Your partner points to one step to check. Swap roles on the next case. Each person writes their own explanation.</w:t>
-      </w:r>
-    </w:p>
-    <w:p>
-      <w:pPr>
-        <w:pStyle w:val="Heading3"/>
-      </w:pPr>
-      <w:r>
-        <w:t>Check your reasoning</w:t>
+        <w:t>This is supported practice. Keep the separately named independent case for an attempt before feedback.</w:t>
+      </w:r>
+    </w:p>
+    <w:p>
+      <w:pPr>
+        <w:pStyle w:val="Heading2"/>
+      </w:pPr>
+      <w:r>
+        <w:t>Earlier wording, alternatives and picture transcripts · reference / check after trying</w:t>
       </w:r>
     </w:p>
     <w:p>
@@ -3831,175 +3484,41 @@
         <w:rPr>
           <w:b w:val="0"/>
         </w:rPr>
-        <w:t xml:space="preserve">Use the worked case for </w:t>
+        <w:t>LOGIC STUDIO</w:t>
+      </w:r>
+    </w:p>
+    <w:p>
+      <w:pPr>
+        <w:spacing w:line="336" w:lineRule="auto" w:after="180"/>
+      </w:pPr>
+      <w:r>
+        <w:rPr>
+          <w:b w:val="0"/>
+        </w:rPr>
+        <w:t>Specify Before You Run</w:t>
+      </w:r>
+    </w:p>
+    <w:p>
+      <w:pPr>
+        <w:spacing w:line="336" w:lineRule="auto" w:after="180"/>
+      </w:pPr>
+      <w:r>
+        <w:rPr>
+          <w:b w:val="0"/>
+        </w:rPr>
+        <w:t xml:space="preserve">Prompts, schemas, </w:t>
       </w:r>
       <w:r>
         <w:rPr>
           <w:b/>
         </w:rPr>
-        <w:t>Retrieval</w:t>
+        <w:t>retrieval</w:t>
       </w:r>
       <w:r>
         <w:rPr>
           <w:b w:val="0"/>
         </w:rPr>
-        <w:t xml:space="preserve"> and </w:t>
-      </w:r>
-      <w:r>
-        <w:rPr>
-          <w:b/>
-        </w:rPr>
-        <w:t>index</w:t>
-      </w:r>
-      <w:r>
-        <w:rPr>
-          <w:b w:val="0"/>
-        </w:rPr>
-        <w:t>ing. Proposed explanation: “The worked result establishes every future case”. Decide whether this explanation is supported.</w:t>
-      </w:r>
-    </w:p>
-    <w:p>
-      <w:pPr>
-        <w:spacing w:line="336" w:lineRule="auto" w:after="180"/>
-      </w:pPr>
-      <w:r>
-        <w:rPr>
-          <w:b w:val="0"/>
-        </w:rPr>
-        <w:t>Point to the step or supplied fact that decides; explain your repair if needed.</w:t>
-      </w:r>
-    </w:p>
-    <w:p>
-      <w:pPr>
-        <w:spacing w:line="336" w:lineRule="auto" w:after="180"/>
-      </w:pPr>
-      <w:r>
-        <w:rPr>
-          <w:b w:val="0"/>
-        </w:rPr>
-        <w:t>Answer on your own before discussion. If you are unsure, say which step you need help with.</w:t>
-      </w:r>
-    </w:p>
-    <w:p>
-      <w:pPr>
-        <w:pStyle w:val="Heading3"/>
-      </w:pPr>
-      <w:r>
-        <w:t>Explain the picture</w:t>
-      </w:r>
-    </w:p>
-    <w:p>
-      <w:pPr>
-        <w:spacing w:line="336" w:lineRule="auto" w:after="180"/>
-      </w:pPr>
-      <w:r>
-        <w:rPr>
-          <w:b w:val="0"/>
-        </w:rPr>
-        <w:t xml:space="preserve">Why can the assistant not certify 15: 00 when the notice is missing? Point to the relevant step in the picture, then write the changed result and the rule or </w:t>
-      </w:r>
-      <w:r>
-        <w:rPr>
-          <w:b/>
-        </w:rPr>
-        <w:t>evidence</w:t>
-      </w:r>
-      <w:r>
-        <w:rPr>
-          <w:b w:val="0"/>
-        </w:rPr>
-        <w:t xml:space="preserve"> that supports it.</w:t>
-      </w:r>
-    </w:p>
-    <w:p>
-      <w:pPr>
-        <w:pStyle w:val="Heading3"/>
-      </w:pPr>
-      <w:r>
-        <w:t>My explanation using a pictured step and the given facts</w:t>
-      </w:r>
-    </w:p>
-    <w:p>
-      <w:r>
-        <w:t>________________________________________________________________</w:t>
-      </w:r>
-    </w:p>
-    <w:p>
-      <w:r>
-        <w:t>________________________________________________________________</w:t>
-      </w:r>
-    </w:p>
-    <w:p>
-      <w:r>
-        <w:t>________________________________________________________________</w:t>
-      </w:r>
-    </w:p>
-    <w:p>
-      <w:r>
-        <w:t>________________________________________________________________</w:t>
-      </w:r>
-    </w:p>
-    <w:p>
-      <w:pPr>
-        <w:spacing w:line="336" w:lineRule="auto" w:after="180"/>
-      </w:pPr>
-      <w:r>
-        <w:rPr>
-          <w:b w:val="0"/>
-        </w:rPr>
-        <w:t>This is supported practice. Keep the separately named independent case for an attempt before feedback.</w:t>
-      </w:r>
-    </w:p>
-    <w:p>
-      <w:pPr>
-        <w:pStyle w:val="Heading1"/>
-      </w:pPr>
-      <w:r>
-        <w:t>09. Run the investigation</w:t>
-      </w:r>
-    </w:p>
-    <w:p>
-      <w:r>
-        <w:t>Investigate Model Memory vs Retrieval. Record the prediction, actual observation or labelled paper trace, explanation and next test separately.</w:t>
-      </w:r>
-    </w:p>
-    <w:p>
-      <w:pPr>
-        <w:spacing w:line="336" w:lineRule="auto" w:after="180"/>
-      </w:pPr>
-      <w:r>
-        <w:rPr>
-          <w:b/>
-        </w:rPr>
-        <w:t>EVIDENCE</w:t>
-      </w:r>
-      <w:r>
-        <w:rPr>
-          <w:b/>
-        </w:rPr>
-        <w:t xml:space="preserve"> LAB</w:t>
-      </w:r>
-    </w:p>
-    <w:p>
-      <w:pPr>
-        <w:spacing w:line="336" w:lineRule="auto" w:after="180"/>
-      </w:pPr>
-      <w:r>
-        <w:rPr>
-          <w:b w:val="0"/>
-        </w:rPr>
-        <w:t>Predict → Test → Record → Explain</w:t>
-      </w:r>
-    </w:p>
-    <w:p>
-      <w:pPr>
-        <w:spacing w:line="336" w:lineRule="auto" w:after="180"/>
-      </w:pPr>
-      <w:r>
-        <w:rPr>
-          <w:b w:val="0"/>
-        </w:rPr>
-        <w:t>Keep expected and actual results separate. Surprises are useful data when recorded honestly.</w:t>
+        <w:t>, tool calls, and code are inspectable parts of one AI product.</w:t>
       </w:r>
     </w:p>
     <w:p>
@@ -4007,7 +3526,7 @@
         <w:drawing>
           <wp:inline xmlns:a="http://schemas.openxmlformats.org/drawingml/2006/main" xmlns:pic="http://schemas.openxmlformats.org/drawingml/2006/picture">
             <wp:extent cx="5486400" cy="1901952"/>
-            <wp:docPr id="18" name="Picture 18" descr="Evidence lab graphic for Model Memory vs Retrieval"/>
+            <wp:docPr id="19" name="Picture 19" descr="Logic tracing graphic for Model Memory vs Retrieval"/>
             <wp:cNvGraphicFramePr>
               <a:graphicFrameLocks noChangeAspect="1"/>
             </wp:cNvGraphicFramePr>
@@ -4015,11 +3534,11 @@
               <a:graphicData uri="http://schemas.openxmlformats.org/drawingml/2006/picture">
                 <pic:pic>
                   <pic:nvPicPr>
-                    <pic:cNvPr id="0" name="7d224bbe5b3d4e4de09b4c7b2bed34fdeef7341de0457113797b1b87b2f12ac4.png"/>
+                    <pic:cNvPr id="0" name="112c89216380e7327670e715cf532346aeed10eee4e4400b610a219e3e4bc9f9.png"/>
                     <pic:cNvPicPr/>
                   </pic:nvPicPr>
                   <pic:blipFill>
-                    <a:blip r:embed="rId25"/>
+                    <a:blip r:embed="rId22"/>
                     <a:stretch>
                       <a:fillRect/>
                     </a:stretch>
@@ -4046,43 +3565,563 @@
         <w:rPr>
           <w:b w:val="0"/>
         </w:rPr>
-        <w:t xml:space="preserve">Route twelve questions to model, </w:t>
+        <w:t xml:space="preserve">SET task, audience, constraints, </w:t>
       </w:r>
       <w:r>
         <w:rPr>
           <w:b/>
         </w:rPr>
+        <w:t>output</w:t>
+      </w:r>
+      <w:r>
+        <w:rPr>
+          <w:b w:val="0"/>
+        </w:rPr>
+        <w:t>_schema</w:t>
+        <w:br/>
+        <w:t xml:space="preserve">LOAD approved_context or </w:t>
+      </w:r>
+      <w:r>
+        <w:rPr>
+          <w:b/>
+        </w:rPr>
         <w:t>retrieval</w:t>
       </w:r>
       <w:r>
         <w:rPr>
           <w:b w:val="0"/>
         </w:rPr>
-        <w:t xml:space="preserve">, calculator, or </w:t>
+        <w:t>_result</w:t>
+        <w:br/>
+        <w:t>CALL model or allowed_tool</w:t>
+        <w:br/>
+        <w:t>VALIDATE fields, claims, citations, and safety</w:t>
+        <w:br/>
+        <w:t xml:space="preserve">IF </w:t>
       </w:r>
       <w:r>
         <w:rPr>
           <w:b/>
         </w:rPr>
+        <w:t>evidence</w:t>
+      </w:r>
+      <w:r>
+        <w:rPr>
+          <w:b w:val="0"/>
+        </w:rPr>
+        <w:t xml:space="preserve"> missing: ask, retrieve, or </w:t>
+      </w:r>
+      <w:r>
+        <w:rPr>
+          <w:b/>
+        </w:rPr>
         <w:t>abstain</w:t>
       </w:r>
       <w:r>
         <w:rPr>
           <w:b w:val="0"/>
         </w:rPr>
-        <w:t xml:space="preserve">; defend the </w:t>
+        <w:br/>
+        <w:t xml:space="preserve">RETURN useful </w:t>
       </w:r>
       <w:r>
         <w:rPr>
           <w:b/>
         </w:rPr>
+        <w:t>output</w:t>
+      </w:r>
+      <w:r>
+        <w:rPr>
+          <w:b w:val="0"/>
+        </w:rPr>
+        <w:t xml:space="preserve"> + source trail + limitations</w:t>
+      </w:r>
+    </w:p>
+    <w:p>
+      <w:pPr>
+        <w:spacing w:line="336" w:lineRule="auto" w:after="180"/>
+      </w:pPr>
+      <w:r>
+        <w:rPr>
+          <w:b w:val="0"/>
+        </w:rPr>
+        <w:t xml:space="preserve">Trace one </w:t>
+      </w:r>
+      <w:r>
+        <w:rPr>
+          <w:b/>
+        </w:rPr>
+        <w:t>input</w:t>
+      </w:r>
+      <w:r>
+        <w:rPr>
+          <w:b w:val="0"/>
+        </w:rPr>
+        <w:t>. Which line changes the state or chooses a path?</w:t>
+      </w:r>
+    </w:p>
+    <w:p>
+      <w:pPr>
+        <w:pStyle w:val="Heading3"/>
+      </w:pPr>
+      <w:r>
+        <w:t>Write or draw your reasoning and evidence.</w:t>
+      </w:r>
+    </w:p>
+    <w:p>
+      <w:r>
+        <w:t>________________________________________________________________</w:t>
+      </w:r>
+    </w:p>
+    <w:p>
+      <w:r>
+        <w:t>________________________________________________________________</w:t>
+      </w:r>
+    </w:p>
+    <w:p>
+      <w:r>
+        <w:t>________________________________________________________________</w:t>
+      </w:r>
+    </w:p>
+    <w:p>
+      <w:r>
+        <w:t>________________________________________________________________</w:t>
+      </w:r>
+    </w:p>
+    <w:p>
+      <w:r>
+        <w:t>________________________________________________________________</w:t>
+      </w:r>
+    </w:p>
+    <w:p>
+      <w:pPr>
+        <w:pStyle w:val="Heading3"/>
+      </w:pPr>
+      <w:r>
+        <w:t>A closer explanation</w:t>
+      </w:r>
+    </w:p>
+    <w:p>
+      <w:pPr>
+        <w:spacing w:line="336" w:lineRule="auto" w:after="180"/>
+      </w:pPr>
+      <w:r>
+        <w:rPr>
+          <w:b w:val="0"/>
+        </w:rPr>
+        <w:t>A useful check asks what would make the reasoning fail. Distinguish a failure to execute the declared procedure from a weakness in the procedure itself.</w:t>
+      </w:r>
+    </w:p>
+    <w:p>
+      <w:pPr>
+        <w:spacing w:line="336" w:lineRule="auto" w:after="180"/>
+      </w:pPr>
+      <w:r>
+        <w:rPr>
+          <w:b w:val="0"/>
+        </w:rPr>
+        <w:t xml:space="preserve">The first may require a correction; the second requires an explicitly revised method and new </w:t>
+      </w:r>
+      <w:r>
+        <w:rPr>
+          <w:b/>
+        </w:rPr>
         <w:t>evidence</w:t>
       </w:r>
       <w:r>
         <w:rPr>
           <w:b w:val="0"/>
         </w:rPr>
-        <w:t xml:space="preserve"> requirement for each.</w:t>
+        <w:t>. Preserve unsuccessful cases so an improved result cannot hide the original problem.</w:t>
+      </w:r>
+    </w:p>
+    <w:p>
+      <w:pPr>
+        <w:pStyle w:val="Heading3"/>
+      </w:pPr>
+      <w:r>
+        <w:t>Guided: restate the worked result, then name the assumption or limitation that prevents a broader conclusion.</w:t>
+      </w:r>
+    </w:p>
+    <w:p>
+      <w:r>
+        <w:t>________________________________________________________________</w:t>
+      </w:r>
+    </w:p>
+    <w:p>
+      <w:r>
+        <w:t>________________________________________________________________</w:t>
+      </w:r>
+    </w:p>
+    <w:p>
+      <w:r>
+        <w:t>________________________________________________________________</w:t>
+      </w:r>
+    </w:p>
+    <w:p>
+      <w:r>
+        <w:t>________________________________________________________________</w:t>
+      </w:r>
+    </w:p>
+    <w:p>
+      <w:r>
+        <w:t>________________________________________________________________</w:t>
+      </w:r>
+    </w:p>
+    <w:p>
+      <w:pPr>
+        <w:spacing w:line="336" w:lineRule="auto" w:after="180"/>
+      </w:pPr>
+      <w:r>
+        <w:rPr>
+          <w:b w:val="0"/>
+        </w:rPr>
+        <w:t>Explain your trace to a partner. Your partner points to one step to check. Swap roles on the next case. Each person writes their own explanation.</w:t>
+      </w:r>
+    </w:p>
+    <w:p>
+      <w:pPr>
+        <w:pStyle w:val="Heading1"/>
+      </w:pPr>
+      <w:r>
+        <w:t>09. Route twelve complete requests by their evidence needs</w:t>
+      </w:r>
+    </w:p>
+    <w:p>
+      <w:r>
+        <w:t>Use supplied cards rather than inventing missing questions.</w:t>
+      </w:r>
+    </w:p>
+    <w:p>
+      <w:pPr>
+        <w:pStyle w:val="Heading2"/>
+      </w:pPr>
+      <w:r>
+        <w:t>Predict before checking the route column</w:t>
+      </w:r>
+    </w:p>
+    <w:tbl>
+      <w:tblPr>
+        <w:tblStyle w:val="LightShading-Accent1"/>
+        <w:tblW w:type="auto" w:w="0"/>
+        <w:tblLook w:firstColumn="1" w:firstRow="1" w:lastColumn="0" w:lastRow="0" w:noHBand="0" w:noVBand="1" w:val="04A0"/>
+      </w:tblPr>
+      <w:tblGrid>
+        <w:gridCol w:w="5112"/>
+        <w:gridCol w:w="5112"/>
+      </w:tblGrid>
+      <w:tr>
+        <w:trPr>
+          <w:tblHeader/>
+        </w:trPr>
+        <w:tc>
+          <w:tcPr>
+            <w:tcW w:type="dxa" w:w="5112"/>
+          </w:tcPr>
+          <w:p>
+            <w:r>
+              <w:t>Question / supplied record</w:t>
+            </w:r>
+          </w:p>
+        </w:tc>
+        <w:tc>
+          <w:tcPr>
+            <w:tcW w:type="dxa" w:w="5112"/>
+          </w:tcPr>
+          <w:p>
+            <w:r>
+              <w:t>Expected route and evidence requirement</w:t>
+            </w:r>
+          </w:p>
+        </w:tc>
+      </w:tr>
+      <w:tr>
+        <w:tc>
+          <w:tcPr>
+            <w:tcW w:type="dxa" w:w="5112"/>
+          </w:tcPr>
+          <w:p>
+            <w:r>
+              <w:t>1 · Invent a clearly fictional library mascot.</w:t>
+            </w:r>
+          </w:p>
+        </w:tc>
+        <w:tc>
+          <w:tcPr>
+            <w:tcW w:type="dxa" w:w="5112"/>
+          </w:tcPr>
+          <w:p>
+            <w:r>
+              <w:t>Generate; label the invention, no factual source claim.</w:t>
+            </w:r>
+          </w:p>
+        </w:tc>
+      </w:tr>
+      <w:tr>
+        <w:tc>
+          <w:tcPr>
+            <w:tcW w:type="dxa" w:w="5112"/>
+          </w:tcPr>
+          <w:p>
+            <w:r>
+              <w:t>2 · Write a fictional welcome rhyme.</w:t>
+            </w:r>
+          </w:p>
+        </w:tc>
+        <w:tc>
+          <w:tcPr>
+            <w:tcW w:type="dxa" w:w="5112"/>
+          </w:tcPr>
+          <w:p>
+            <w:r>
+              <w:t>Generate; assess requested form without claiming real events.</w:t>
+            </w:r>
+          </w:p>
+        </w:tc>
+      </w:tr>
+      <w:tr>
+        <w:tc>
+          <w:tcPr>
+            <w:tcW w:type="dxa" w:w="5112"/>
+          </w:tcPr>
+          <w:p>
+            <w:r>
+              <w:t>3 · Current Wednesday library close; approved LIB-v2 says 16:00.</w:t>
+            </w:r>
+          </w:p>
+        </w:tc>
+        <w:tc>
+          <w:tcPr>
+            <w:tcW w:type="dxa" w:w="5112"/>
+          </w:tcPr>
+          <w:p>
+            <w:r>
+              <w:t>Retrieve/use LIB-v2; check scope and cite it.</w:t>
+            </w:r>
+          </w:p>
+        </w:tc>
+      </w:tr>
+      <w:tr>
+        <w:tc>
+          <w:tcPr>
+            <w:tcW w:type="dxa" w:w="5112"/>
+          </w:tcPr>
+          <w:p>
+            <w:r>
+              <w:t>4 · Current club hall; approved amendment assigns Hall 3 from day8; query day9.</w:t>
+            </w:r>
+          </w:p>
+        </w:tc>
+        <w:tc>
+          <w:tcPr>
+            <w:tcW w:type="dxa" w:w="5112"/>
+          </w:tcPr>
+          <w:p>
+            <w:r>
+              <w:t>Retrieve/use the amendment chain; answer Hall 3 under supplied policy.</w:t>
+            </w:r>
+          </w:p>
+        </w:tc>
+      </w:tr>
+      <w:tr>
+        <w:tc>
+          <w:tcPr>
+            <w:tcW w:type="dxa" w:w="5112"/>
+          </w:tcPr>
+          <w:p>
+            <w:r>
+              <w:t>5 · Pass rate from supplied 15/20 counts.</w:t>
+            </w:r>
+          </w:p>
+        </w:tc>
+        <w:tc>
+          <w:tcPr>
+            <w:tcW w:type="dxa" w:w="5112"/>
+          </w:tcPr>
+          <w:p>
+            <w:r>
+              <w:t>Calculate 75%; calculation does not verify measurement reliability.</w:t>
+            </w:r>
+          </w:p>
+        </w:tc>
+      </w:tr>
+      <w:tr>
+        <w:tc>
+          <w:tcPr>
+            <w:tcW w:type="dxa" w:w="5112"/>
+          </w:tcPr>
+          <w:p>
+            <w:r>
+              <w:t>6 · Supplied route legs 2 km + 500 m; 1 km = 1000 m.</w:t>
+            </w:r>
+          </w:p>
+        </w:tc>
+        <w:tc>
+          <w:tcPr>
+            <w:tcW w:type="dxa" w:w="5112"/>
+          </w:tcPr>
+          <w:p>
+            <w:r>
+              <w:t>Convert and calculate 2.5 km.</w:t>
+            </w:r>
+          </w:p>
+        </w:tc>
+      </w:tr>
+      <w:tr>
+        <w:tc>
+          <w:tcPr>
+            <w:tcW w:type="dxa" w:w="5112"/>
+          </w:tcPr>
+          <w:p>
+            <w:r>
+              <w:t>7 · Current library close; current notice unavailable, old output says 15:00.</w:t>
+            </w:r>
+          </w:p>
+        </w:tc>
+        <w:tc>
+          <w:tcPr>
+            <w:tcW w:type="dxa" w:w="5112"/>
+          </w:tcPr>
+          <w:p>
+            <w:r>
+              <w:t>Ask for the approved notice or state current time unverified.</w:t>
+            </w:r>
+          </w:p>
+        </w:tc>
+      </w:tr>
+      <w:tr>
+        <w:tc>
+          <w:tcPr>
+            <w:tcW w:type="dxa" w:w="5112"/>
+          </w:tcPr>
+          <w:p>
+            <w:r>
+              <w:t>8 · Intended meeting date; draft June31, no approved notice.</w:t>
+            </w:r>
+          </w:p>
+        </w:tc>
+        <w:tc>
+          <w:tcPr>
+            <w:tcW w:type="dxa" w:w="5112"/>
+          </w:tcPr>
+          <w:p>
+            <w:r>
+              <w:t>Flag invalidity and ask for the intended date.</w:t>
+            </w:r>
+          </w:p>
+        </w:tc>
+      </w:tr>
+      <w:tr>
+        <w:tc>
+          <w:tcPr>
+            <w:tcW w:type="dxa" w:w="5112"/>
+          </w:tcPr>
+          <w:p>
+            <w:r>
+              <w:t>9 · Student asks for restricted personal record R; no authorisation.</w:t>
+            </w:r>
+          </w:p>
+        </w:tc>
+        <w:tc>
+          <w:tcPr>
+            <w:tcW w:type="dxa" w:w="5112"/>
+          </w:tcPr>
+          <w:p>
+            <w:r>
+              <w:t>Do not retrieve or disclose R; offer an authorised route.</w:t>
+            </w:r>
+          </w:p>
+        </w:tc>
+      </w:tr>
+      <w:tr>
+        <w:tc>
+          <w:tcPr>
+            <w:tcW w:type="dxa" w:w="5112"/>
+          </w:tcPr>
+          <w:p>
+            <w:r>
+              <w:t>10 · Exact quotation from absent handbook H.</w:t>
+            </w:r>
+          </w:p>
+        </w:tc>
+        <w:tc>
+          <w:tcPr>
+            <w:tcW w:type="dxa" w:w="5112"/>
+          </w:tcPr>
+          <w:p>
+            <w:r>
+              <w:t>Request H; do not fabricate an exact quote.</w:t>
+            </w:r>
+          </w:p>
+        </w:tc>
+      </w:tr>
+      <w:tr>
+        <w:tc>
+          <w:tcPr>
+            <w:tcW w:type="dxa" w:w="5112"/>
+          </w:tcPr>
+          <w:p>
+            <w:r>
+              <w:t>11 · Room query retrieves N1/A, but supplied corpus policy says N2/B supersedes it.</w:t>
+            </w:r>
+          </w:p>
+        </w:tc>
+        <w:tc>
+          <w:tcPr>
+            <w:tcW w:type="dxa" w:w="5112"/>
+          </w:tcPr>
+          <w:p>
+            <w:r>
+              <w:t>Refresh eligible evidence; do not certify current approval from N1.</w:t>
+            </w:r>
+          </w:p>
+        </w:tc>
+      </w:tr>
+      <w:tr>
+        <w:tc>
+          <w:tcPr>
+            <w:tcW w:type="dxa" w:w="5112"/>
+          </w:tcPr>
+          <w:p>
+            <w:r>
+              <w:t>12 · Approved notice gives 18/24 passes; draft says 80%.</w:t>
+            </w:r>
+          </w:p>
+        </w:tc>
+        <w:tc>
+          <w:tcPr>
+            <w:tcW w:type="dxa" w:w="5112"/>
+          </w:tcPr>
+          <w:p>
+            <w:r>
+              <w:t>Retrieve/use the notice, then calculate 75%; routes can combine.</w:t>
+            </w:r>
+          </w:p>
+        </w:tc>
+      </w:tr>
+    </w:tbl>
+    <w:p>
+      <w:pPr>
+        <w:pStyle w:val="Heading2"/>
+      </w:pPr>
+      <w:r>
+        <w:t>Record your route, source and fallback</w:t>
+      </w:r>
+    </w:p>
+    <w:p>
+      <w:pPr>
+        <w:pStyle w:val="ListNumber"/>
+      </w:pPr>
+      <w:r>
+        <w:t>Use these twelve complete fictional cards. Cover the expected-route column first. For each, name the requested output, evidence needed, eligible source, operation and fallback if evidence is missing. Then compare your reasoning with the supplied guidance. Generate, retrieve, calculate and ask/decline are not mutually exclusive: card12 combines retrieval with calculation. No real system or access control is tested here. An unavailable source is not proof that its claim is false. Keep the independent P/T/W case withheld.</w:t>
+      </w:r>
+    </w:p>
+    <w:p>
+      <w:pPr>
+        <w:pStyle w:val="Heading2"/>
+      </w:pPr>
+      <w:r>
+        <w:t>Keep predictions and paper traces</w:t>
       </w:r>
     </w:p>
     <w:tbl>
@@ -4333,7 +4372,6 @@
     <w:p>
       <w:pPr>
         <w:spacing w:line="336" w:lineRule="auto" w:after="180"/>
-        <w:shd w:fill="F5F1FB"/>
       </w:pPr>
       <w:r>
         <w:rPr>
@@ -4377,6 +4415,135 @@
     </w:p>
     <w:p>
       <w:pPr>
+        <w:spacing w:line="336" w:lineRule="auto" w:after="180"/>
+      </w:pPr>
+      <w:r>
+        <w:rPr>
+          <w:b w:val="0"/>
+        </w:rPr>
+        <w:t>Before trying: what do I expect, and why? While trying: which step could first go wrong? Afterwards: what did I actually observe, and what should change? Keep “not run” if you only traced the procedure.</w:t>
+      </w:r>
+    </w:p>
+    <w:p>
+      <w:pPr>
+        <w:pStyle w:val="Heading2"/>
+      </w:pPr>
+      <w:r>
+        <w:t>Earlier wording, alternatives and picture transcripts · reference / check after trying</w:t>
+      </w:r>
+    </w:p>
+    <w:p>
+      <w:pPr>
+        <w:spacing w:line="336" w:lineRule="auto" w:after="180"/>
+      </w:pPr>
+      <w:r>
+        <w:rPr>
+          <w:b/>
+        </w:rPr>
+        <w:t>EVIDENCE</w:t>
+      </w:r>
+      <w:r>
+        <w:rPr>
+          <w:b w:val="0"/>
+        </w:rPr>
+        <w:t xml:space="preserve"> LAB</w:t>
+      </w:r>
+    </w:p>
+    <w:p>
+      <w:pPr>
+        <w:spacing w:line="336" w:lineRule="auto" w:after="180"/>
+      </w:pPr>
+      <w:r>
+        <w:rPr>
+          <w:b w:val="0"/>
+        </w:rPr>
+        <w:t>Predict → Test → Record → Explain</w:t>
+      </w:r>
+    </w:p>
+    <w:p>
+      <w:pPr>
+        <w:spacing w:line="336" w:lineRule="auto" w:after="180"/>
+      </w:pPr>
+      <w:r>
+        <w:rPr>
+          <w:b w:val="0"/>
+        </w:rPr>
+        <w:t>Keep expected and actual results separate. Surprises are useful data when recorded honestly.</w:t>
+      </w:r>
+    </w:p>
+    <w:p>
+      <w:r>
+        <w:drawing>
+          <wp:inline xmlns:a="http://schemas.openxmlformats.org/drawingml/2006/main" xmlns:pic="http://schemas.openxmlformats.org/drawingml/2006/picture">
+            <wp:extent cx="5486400" cy="1901952"/>
+            <wp:docPr id="20" name="Picture 20" descr="Evidence lab graphic for Model Memory vs Retrieval"/>
+            <wp:cNvGraphicFramePr>
+              <a:graphicFrameLocks noChangeAspect="1"/>
+            </wp:cNvGraphicFramePr>
+            <a:graphic>
+              <a:graphicData uri="http://schemas.openxmlformats.org/drawingml/2006/picture">
+                <pic:pic>
+                  <pic:nvPicPr>
+                    <pic:cNvPr id="0" name="7d224bbe5b3d4e4de09b4c7b2bed34fdeef7341de0457113797b1b87b2f12ac4.png"/>
+                    <pic:cNvPicPr/>
+                  </pic:nvPicPr>
+                  <pic:blipFill>
+                    <a:blip r:embed="rId23"/>
+                    <a:stretch>
+                      <a:fillRect/>
+                    </a:stretch>
+                  </pic:blipFill>
+                  <pic:spPr>
+                    <a:xfrm>
+                      <a:off x="0" y="0"/>
+                      <a:ext cx="5486400" cy="1901952"/>
+                    </a:xfrm>
+                    <a:prstGeom prst="rect"/>
+                  </pic:spPr>
+                </pic:pic>
+              </a:graphicData>
+            </a:graphic>
+          </wp:inline>
+        </w:drawing>
+      </w:r>
+    </w:p>
+    <w:p>
+      <w:pPr>
+        <w:spacing w:line="336" w:lineRule="auto" w:after="180"/>
+      </w:pPr>
+      <w:r>
+        <w:rPr>
+          <w:b w:val="0"/>
+        </w:rPr>
+        <w:t xml:space="preserve">Use the twelve supplied fictional request cards. Choose generation, </w:t>
+      </w:r>
+      <w:r>
+        <w:rPr>
+          <w:b/>
+        </w:rPr>
+        <w:t>retrieval</w:t>
+      </w:r>
+      <w:r>
+        <w:rPr>
+          <w:b w:val="0"/>
+        </w:rPr>
+        <w:t xml:space="preserve">, calculation or an </w:t>
+      </w:r>
+      <w:r>
+        <w:rPr>
+          <w:b/>
+        </w:rPr>
+        <w:t>evidence</w:t>
+      </w:r>
+      <w:r>
+        <w:rPr>
+          <w:b w:val="0"/>
+        </w:rPr>
+        <w:t>-seeking fallback; allow combined routes. Defend the exact source requirement and keep predicted routes separate from observed paper traces.</w:t>
+      </w:r>
+    </w:p>
+    <w:p>
+      <w:pPr>
         <w:pStyle w:val="Heading3"/>
       </w:pPr>
       <w:r>
@@ -4385,13 +4552,494 @@
     </w:p>
     <w:p>
       <w:pPr>
+        <w:pStyle w:val="Heading1"/>
+      </w:pPr>
+      <w:r>
+        <w:t>14. Try alone: inspect a fresh student retrieval result</w:t>
+      </w:r>
+    </w:p>
+    <w:p>
+      <w:r>
+        <w:t>Use the stated record labels without inventing permissions.</w:t>
+      </w:r>
+    </w:p>
+    <w:p>
+      <w:pPr>
+        <w:pStyle w:val="Heading2"/>
+      </w:pPr>
+      <w:r>
+        <w:t>Independent corpus and scope</w:t>
+      </w:r>
+    </w:p>
+    <w:p>
+      <w:pPr>
         <w:spacing w:line="336" w:lineRule="auto" w:after="180"/>
       </w:pPr>
       <w:r>
         <w:rPr>
+          <w:b/>
+        </w:rPr>
+        <w:t>Corpus</w:t>
+      </w:r>
+      <w:r>
+        <w:rPr>
           <w:b w:val="0"/>
         </w:rPr>
-        <w:t>Before trying: what do I expect, and why? While trying: which step could first go wrong? Afterwards: what did I actually observe, and what should change? Keep “not run” if you only traced the procedure.</w:t>
+        <w:t xml:space="preserve"> has public P, teacher-only T and withdrawn W. A student search returns all three. Identify the filtering defect and whether hiding T after generation is sufficient.</w:t>
+      </w:r>
+    </w:p>
+    <w:p>
+      <w:pPr>
+        <w:spacing w:line="336" w:lineRule="auto" w:after="180"/>
+      </w:pPr>
+      <w:r>
+        <w:rPr>
+          <w:b w:val="0"/>
+        </w:rPr>
+        <w:t>Evaluate the supplied search result for a student request under the stated public, teacher-only and withdrawn labels. No real documents or live service are provided. Explain the defect and where the system must enforce the relevant conditions.</w:t>
+      </w:r>
+    </w:p>
+    <w:p>
+      <w:pPr>
+        <w:pStyle w:val="Heading2"/>
+      </w:pPr>
+      <w:r>
+        <w:t>Your first attempt and help record</w:t>
+      </w:r>
+    </w:p>
+    <w:p>
+      <w:pPr>
+        <w:pStyle w:val="Heading3"/>
+      </w:pPr>
+      <w:r>
+        <w:t>My independent explanation, trace and limits</w:t>
+      </w:r>
+    </w:p>
+    <w:p>
+      <w:r>
+        <w:t>________________________________________________________________</w:t>
+      </w:r>
+    </w:p>
+    <w:p>
+      <w:r>
+        <w:t>________________________________________________________________</w:t>
+      </w:r>
+    </w:p>
+    <w:p>
+      <w:r>
+        <w:t>________________________________________________________________</w:t>
+      </w:r>
+    </w:p>
+    <w:p>
+      <w:r>
+        <w:t>________________________________________________________________</w:t>
+      </w:r>
+    </w:p>
+    <w:p>
+      <w:r>
+        <w:t>________________________________________________________________</w:t>
+      </w:r>
+    </w:p>
+    <w:p>
+      <w:r>
+        <w:t>________________________________________________________________</w:t>
+      </w:r>
+    </w:p>
+    <w:p>
+      <w:r>
+        <w:t>________________________________________________________________</w:t>
+      </w:r>
+    </w:p>
+    <w:p>
+      <w:pPr>
+        <w:spacing w:line="336" w:lineRule="auto" w:after="180"/>
+      </w:pPr>
+      <w:r>
+        <w:rPr>
+          <w:b w:val="0"/>
+        </w:rPr>
+        <w:t>Attempt this case before feedback. Record any help. Earlier examples below are further practice; a case already practised with feedback cannot establish fresh transfer.</w:t>
+      </w:r>
+    </w:p>
+    <w:p>
+      <w:pPr>
+        <w:spacing w:line="336" w:lineRule="auto" w:after="180"/>
+      </w:pPr>
+      <w:r>
+        <w:rPr>
+          <w:b w:val="0"/>
+        </w:rPr>
+        <w:t xml:space="preserve">Your teacher has the independent answer and scoring criteria. Complete the matching workbook week to keep your practice </w:t>
+      </w:r>
+      <w:r>
+        <w:rPr>
+          <w:b/>
+        </w:rPr>
+        <w:t>evidence</w:t>
+      </w:r>
+      <w:r>
+        <w:rPr>
+          <w:b w:val="0"/>
+        </w:rPr>
+        <w:t xml:space="preserve"> together.</w:t>
+      </w:r>
+    </w:p>
+    <w:p>
+      <w:pPr>
+        <w:pStyle w:val="Heading2"/>
+      </w:pPr>
+      <w:r>
+        <w:t>Use feedback afterwards</w:t>
+      </w:r>
+    </w:p>
+    <w:p>
+      <w:pPr>
+        <w:spacing w:line="336" w:lineRule="auto" w:after="180"/>
+      </w:pPr>
+      <w:r>
+        <w:rPr>
+          <w:b w:val="0"/>
+        </w:rPr>
+        <w:t>Attempt the independent case before hints. Record whether you worked alone, used a hint or followed a model. After feedback, fix the first unsupported step and explain why it changed.</w:t>
+      </w:r>
+    </w:p>
+    <w:p>
+      <w:pPr>
+        <w:spacing w:line="336" w:lineRule="auto" w:after="180"/>
+      </w:pPr>
+      <w:r>
+        <w:rPr>
+          <w:b w:val="0"/>
+        </w:rPr>
+        <w:t>A later check uses a changed case, not a copied answer.</w:t>
+      </w:r>
+    </w:p>
+    <w:p>
+      <w:pPr>
+        <w:pStyle w:val="Heading2"/>
+      </w:pPr>
+      <w:r>
+        <w:t>Earlier wording, alternatives and picture transcripts · reference / check after trying</w:t>
+      </w:r>
+    </w:p>
+    <w:p>
+      <w:pPr>
+        <w:pStyle w:val="Heading3"/>
+      </w:pPr>
+      <w:r>
+        <w:t>Independent case: Apply a new case independently</w:t>
+      </w:r>
+    </w:p>
+    <w:p>
+      <w:pPr>
+        <w:pStyle w:val="Heading3"/>
+      </w:pPr>
+      <w:r>
+        <w:t>Week 17 Independent application</w:t>
+      </w:r>
+    </w:p>
+    <w:p>
+      <w:pPr>
+        <w:spacing w:line="336" w:lineRule="auto" w:after="180"/>
+      </w:pPr>
+      <w:r>
+        <w:rPr>
+          <w:b w:val="0"/>
+        </w:rPr>
+        <w:t>Close the worked explanation. Apply the idea to this different question without copying.</w:t>
+      </w:r>
+    </w:p>
+    <w:p>
+      <w:pPr>
+        <w:spacing w:line="336" w:lineRule="auto" w:after="180"/>
+      </w:pPr>
+      <w:r>
+        <w:rPr>
+          <w:b w:val="0"/>
+        </w:rPr>
+        <w:t xml:space="preserve">A model recalls last year's opening hours; a retrieved current notice gives different hours. How should the answer use this </w:t>
+      </w:r>
+      <w:r>
+        <w:rPr>
+          <w:b/>
+        </w:rPr>
+        <w:t>evidence</w:t>
+      </w:r>
+      <w:r>
+        <w:rPr>
+          <w:b w:val="0"/>
+        </w:rPr>
+        <w:t>?</w:t>
+      </w:r>
+    </w:p>
+    <w:p>
+      <w:pPr>
+        <w:spacing w:line="336" w:lineRule="auto" w:after="180"/>
+      </w:pPr>
+      <w:r>
+        <w:rPr>
+          <w:b w:val="0"/>
+        </w:rPr>
+        <w:t xml:space="preserve">My answer, with a trace, calculation or supporting </w:t>
+      </w:r>
+      <w:r>
+        <w:rPr>
+          <w:b/>
+        </w:rPr>
+        <w:t>evidence</w:t>
+      </w:r>
+    </w:p>
+    <w:p>
+      <w:pPr>
+        <w:pStyle w:val="Heading3"/>
+      </w:pPr>
+      <w:r>
+        <w:t>Write or draw your reasoning and evidence.</w:t>
+      </w:r>
+    </w:p>
+    <w:p>
+      <w:r>
+        <w:t>________________________________________________________________</w:t>
+      </w:r>
+    </w:p>
+    <w:p>
+      <w:r>
+        <w:t>________________________________________________________________</w:t>
+      </w:r>
+    </w:p>
+    <w:p>
+      <w:r>
+        <w:t>________________________________________________________________</w:t>
+      </w:r>
+    </w:p>
+    <w:p>
+      <w:r>
+        <w:t>________________________________________________________________</w:t>
+      </w:r>
+    </w:p>
+    <w:p>
+      <w:r>
+        <w:t>________________________________________________________________</w:t>
+      </w:r>
+    </w:p>
+    <w:p>
+      <w:pPr>
+        <w:pStyle w:val="Heading3"/>
+      </w:pPr>
+      <w:r>
+        <w:t>Create and test</w:t>
+      </w:r>
+    </w:p>
+    <w:p>
+      <w:pPr>
+        <w:spacing w:line="336" w:lineRule="auto" w:after="180"/>
+      </w:pPr>
+      <w:r>
+        <w:rPr>
+          <w:b w:val="0"/>
+        </w:rPr>
+        <w:t>Change one relevant detail. Predict the result before testing. Include a boundary or missing-information case when it helps reveal a limit.</w:t>
+      </w:r>
+    </w:p>
+    <w:p>
+      <w:pPr>
+        <w:spacing w:line="336" w:lineRule="auto" w:after="180"/>
+      </w:pPr>
+      <w:r>
+        <w:rPr>
+          <w:b w:val="0"/>
+        </w:rPr>
+        <w:t xml:space="preserve">My changed </w:t>
+      </w:r>
+      <w:r>
+        <w:rPr>
+          <w:b/>
+        </w:rPr>
+        <w:t>input</w:t>
+      </w:r>
+      <w:r>
+        <w:rPr>
+          <w:b w:val="0"/>
+        </w:rPr>
+        <w:t xml:space="preserve"> and expected result</w:t>
+      </w:r>
+    </w:p>
+    <w:p>
+      <w:pPr>
+        <w:pStyle w:val="Heading3"/>
+      </w:pPr>
+      <w:r>
+        <w:t>Write or draw your reasoning and evidence.</w:t>
+      </w:r>
+    </w:p>
+    <w:p>
+      <w:r>
+        <w:t>________________________________________________________________</w:t>
+      </w:r>
+    </w:p>
+    <w:p>
+      <w:r>
+        <w:t>________________________________________________________________</w:t>
+      </w:r>
+    </w:p>
+    <w:p>
+      <w:r>
+        <w:t>________________________________________________________________</w:t>
+      </w:r>
+    </w:p>
+    <w:p>
+      <w:r>
+        <w:t>________________________________________________________________</w:t>
+      </w:r>
+    </w:p>
+    <w:p>
+      <w:r>
+        <w:t>________________________________________________________________</w:t>
+      </w:r>
+    </w:p>
+    <w:p>
+      <w:pPr>
+        <w:pStyle w:val="Heading3"/>
+      </w:pPr>
+      <w:r>
+        <w:t>Connect to your project</w:t>
+      </w:r>
+    </w:p>
+    <w:p>
+      <w:pPr>
+        <w:spacing w:line="336" w:lineRule="auto" w:after="180"/>
+      </w:pPr>
+      <w:r>
+        <w:rPr>
+          <w:b w:val="0"/>
+        </w:rPr>
+        <w:t>The Study Buddy retrieves course passages and never presents model memory as a citation.</w:t>
+      </w:r>
+    </w:p>
+    <w:p>
+      <w:pPr>
+        <w:spacing w:line="336" w:lineRule="auto" w:after="180"/>
+      </w:pPr>
+      <w:r>
+        <w:rPr>
+          <w:b w:val="0"/>
+        </w:rPr>
+        <w:t xml:space="preserve">The </w:t>
+      </w:r>
+      <w:r>
+        <w:rPr>
+          <w:b/>
+        </w:rPr>
+        <w:t>evidence</w:t>
+      </w:r>
+      <w:r>
+        <w:rPr>
+          <w:b w:val="0"/>
+        </w:rPr>
+        <w:t xml:space="preserve"> I will keep</w:t>
+      </w:r>
+    </w:p>
+    <w:p>
+      <w:pPr>
+        <w:pStyle w:val="Heading3"/>
+      </w:pPr>
+      <w:r>
+        <w:t>Write or draw your reasoning and evidence.</w:t>
+      </w:r>
+    </w:p>
+    <w:p>
+      <w:r>
+        <w:t>________________________________________________________________</w:t>
+      </w:r>
+    </w:p>
+    <w:p>
+      <w:r>
+        <w:t>________________________________________________________________</w:t>
+      </w:r>
+    </w:p>
+    <w:p>
+      <w:r>
+        <w:t>________________________________________________________________</w:t>
+      </w:r>
+    </w:p>
+    <w:p>
+      <w:r>
+        <w:t>________________________________________________________________</w:t>
+      </w:r>
+    </w:p>
+    <w:p>
+      <w:r>
+        <w:t>________________________________________________________________</w:t>
+      </w:r>
+    </w:p>
+    <w:p>
+      <w:pPr>
+        <w:pStyle w:val="Heading3"/>
+      </w:pPr>
+      <w:r>
+        <w:t>Transfer practice from the original programme</w:t>
+      </w:r>
+    </w:p>
+    <w:p>
+      <w:pPr>
+        <w:spacing w:line="336" w:lineRule="auto" w:after="180"/>
+      </w:pPr>
+      <w:r>
+        <w:rPr>
+          <w:b w:val="0"/>
+        </w:rPr>
+        <w:t>A model states the library opens at 8 from learned patterns. A supplied current notice says 9. Explain the stronger answer and one remaining check.</w:t>
+      </w:r>
+    </w:p>
+    <w:p>
+      <w:pPr>
+        <w:pStyle w:val="Heading3"/>
+      </w:pPr>
+      <w:r>
+        <w:t>Explain the mechanism, evidence and one limit.</w:t>
+      </w:r>
+    </w:p>
+    <w:p>
+      <w:r>
+        <w:t>________________________________________________________________</w:t>
+      </w:r>
+    </w:p>
+    <w:p>
+      <w:r>
+        <w:t>________________________________________________________________</w:t>
+      </w:r>
+    </w:p>
+    <w:p>
+      <w:r>
+        <w:t>________________________________________________________________</w:t>
+      </w:r>
+    </w:p>
+    <w:p>
+      <w:r>
+        <w:t>________________________________________________________________</w:t>
+      </w:r>
+    </w:p>
+    <w:p>
+      <w:r>
+        <w:t>________________________________________________________________</w:t>
+      </w:r>
+    </w:p>
+    <w:p>
+      <w:r>
+        <w:t>________________________________________________________________</w:t>
+      </w:r>
+    </w:p>
+    <w:p>
+      <w:r>
+        <w:t>________________________________________________________________</w:t>
+      </w:r>
+    </w:p>
+    <w:p>
+      <w:pPr>
+        <w:pStyle w:val="Heading3"/>
+      </w:pPr>
+      <w:r>
+        <w:t>Use feedback to improve</w:t>
       </w:r>
     </w:p>
     <w:p>
@@ -4399,12 +5047,20 @@
         <w:pStyle w:val="Heading1"/>
       </w:pPr>
       <w:r>
-        <w:t>10. Build your understanding</w:t>
-      </w:r>
-    </w:p>
-    <w:p>
-      <w:r>
-        <w:t>Move from recall to tracing, diagnosis and transfer in Model Memory vs Retrieval. Explain why each step is justified.</w:t>
+        <w:t>11. Keep the project’s evidence route inspectable</w:t>
+      </w:r>
+    </w:p>
+    <w:p>
+      <w:r>
+        <w:t>A generated answer needs a source trail for source-dependent claims.</w:t>
+      </w:r>
+    </w:p>
+    <w:p>
+      <w:pPr>
+        <w:pStyle w:val="Heading2"/>
+      </w:pPr>
+      <w:r>
+        <w:t>This week’s contribution</w:t>
       </w:r>
     </w:p>
     <w:p>
@@ -4413,7 +5069,1045 @@
       </w:pPr>
       <w:r>
         <w:rPr>
+          <w:b w:val="0"/>
+        </w:rPr>
+        <w:t>For the Verified Study Buddy, record the query, requested time, corpus/index version, eligible source IDs, selected passage, calculation if any and final claim. Keep permissions before restricted evidence enters student-visible context. Do not present generated memory as an exact quotation or citation. If a current approved passage cannot be found, preserve the unresolved fact and request an authorised source.</w:t>
+      </w:r>
+    </w:p>
+    <w:p>
+      <w:pPr>
+        <w:spacing w:line="336" w:lineRule="auto" w:after="180"/>
+      </w:pPr>
+      <w:r>
+        <w:rPr>
+          <w:b w:val="0"/>
+        </w:rPr>
+        <w:t xml:space="preserve">For your Verified Study Buddy, save the </w:t>
+      </w:r>
+      <w:r>
+        <w:rPr>
           <w:b/>
+        </w:rPr>
+        <w:t>input</w:t>
+      </w:r>
+      <w:r>
+        <w:rPr>
+          <w:b w:val="0"/>
+        </w:rPr>
+        <w:t>, procedure, observed result and limitation of this check.</w:t>
+      </w:r>
+    </w:p>
+    <w:p>
+      <w:pPr>
+        <w:spacing w:line="336" w:lineRule="auto" w:after="180"/>
+      </w:pPr>
+      <w:r>
+        <w:rPr>
+          <w:b w:val="0"/>
+        </w:rPr>
+        <w:t>Label this worked example as practice; use a different, previously unreviewed case when checking independent understanding.</w:t>
+      </w:r>
+    </w:p>
+    <w:p>
+      <w:pPr>
+        <w:pStyle w:val="Heading2"/>
+      </w:pPr>
+      <w:r>
+        <w:t>Retain the checkpoint and human choice</w:t>
+      </w:r>
+    </w:p>
+    <w:p>
+      <w:pPr>
+        <w:spacing w:line="336" w:lineRule="auto" w:after="180"/>
+      </w:pPr>
+      <w:r>
+        <w:rPr>
+          <w:b w:val="0"/>
+        </w:rPr>
+        <w:t>THIS WEEK’S CHECKPOINT  The Study Buddy retrieves course passages and never presents model memory as a citation.</w:t>
+      </w:r>
+    </w:p>
+    <w:p>
+      <w:pPr>
+        <w:spacing w:line="336" w:lineRule="auto" w:after="180"/>
+      </w:pPr>
+      <w:r>
+        <w:rPr>
+          <w:b w:val="0"/>
+        </w:rPr>
+        <w:t>SYSTEM MAP  Learner need → prompt/schema → approved sources/</w:t>
+      </w:r>
+      <w:r>
+        <w:rPr>
+          <w:b/>
+        </w:rPr>
+        <w:t>retrieval</w:t>
+      </w:r>
+      <w:r>
+        <w:rPr>
+          <w:b w:val="0"/>
+        </w:rPr>
+        <w:t xml:space="preserve"> → model/tool → structured answer → verification → </w:t>
+      </w:r>
+      <w:r>
+        <w:rPr>
+          <w:b/>
+        </w:rPr>
+        <w:t>human decision</w:t>
+      </w:r>
+    </w:p>
+    <w:p>
+      <w:pPr>
+        <w:spacing w:line="336" w:lineRule="auto" w:after="180"/>
+      </w:pPr>
+      <w:r>
+        <w:rPr>
+          <w:b w:val="0"/>
+        </w:rPr>
+        <w:t>What will you add, change, or verify in the project this week?</w:t>
+      </w:r>
+    </w:p>
+    <w:p>
+      <w:pPr>
+        <w:pStyle w:val="Heading3"/>
+      </w:pPr>
+      <w:r>
+        <w:t>Write or draw your reasoning and evidence.</w:t>
+      </w:r>
+    </w:p>
+    <w:p>
+      <w:r>
+        <w:t>________________________________________________________________</w:t>
+      </w:r>
+    </w:p>
+    <w:p>
+      <w:r>
+        <w:t>________________________________________________________________</w:t>
+      </w:r>
+    </w:p>
+    <w:p>
+      <w:r>
+        <w:t>________________________________________________________________</w:t>
+      </w:r>
+    </w:p>
+    <w:p>
+      <w:r>
+        <w:t>________________________________________________________________</w:t>
+      </w:r>
+    </w:p>
+    <w:p>
+      <w:r>
+        <w:t>________________________________________________________________</w:t>
+      </w:r>
+    </w:p>
+    <w:p>
+      <w:pPr>
+        <w:spacing w:line="336" w:lineRule="auto" w:after="180"/>
+      </w:pPr>
+      <w:r>
+        <w:rPr>
+          <w:b w:val="0"/>
+        </w:rPr>
+        <w:t xml:space="preserve">What should remain under </w:t>
+      </w:r>
+      <w:r>
+        <w:rPr>
+          <w:b/>
+        </w:rPr>
+        <w:t>human control</w:t>
+      </w:r>
+      <w:r>
+        <w:rPr>
+          <w:b w:val="0"/>
+        </w:rPr>
+        <w:t>?</w:t>
+      </w:r>
+    </w:p>
+    <w:p>
+      <w:pPr>
+        <w:pStyle w:val="Heading3"/>
+      </w:pPr>
+      <w:r>
+        <w:t>Write or draw your reasoning and evidence.</w:t>
+      </w:r>
+    </w:p>
+    <w:p>
+      <w:r>
+        <w:t>________________________________________________________________</w:t>
+      </w:r>
+    </w:p>
+    <w:p>
+      <w:r>
+        <w:t>________________________________________________________________</w:t>
+      </w:r>
+    </w:p>
+    <w:p>
+      <w:r>
+        <w:t>________________________________________________________________</w:t>
+      </w:r>
+    </w:p>
+    <w:p>
+      <w:r>
+        <w:t>________________________________________________________________</w:t>
+      </w:r>
+    </w:p>
+    <w:p>
+      <w:r>
+        <w:t>________________________________________________________________</w:t>
+      </w:r>
+    </w:p>
+    <w:p>
+      <w:pPr>
+        <w:spacing w:line="336" w:lineRule="auto" w:after="180"/>
+      </w:pPr>
+      <w:r>
+        <w:rPr>
+          <w:b w:val="0"/>
+        </w:rPr>
+        <w:t xml:space="preserve">RESPONSIBLE DESIGN  Collect only necessary information. Show uncertainty and limits. Never confuse fluent </w:t>
+      </w:r>
+      <w:r>
+        <w:rPr>
+          <w:b/>
+        </w:rPr>
+        <w:t>output</w:t>
+      </w:r>
+      <w:r>
+        <w:rPr>
+          <w:b w:val="0"/>
+        </w:rPr>
+        <w:t xml:space="preserve"> with verified truth.</w:t>
+      </w:r>
+    </w:p>
+    <w:p>
+      <w:pPr>
+        <w:pStyle w:val="Heading2"/>
+      </w:pPr>
+      <w:r>
+        <w:t>Earlier wording, alternatives and picture transcripts · reference / check after trying</w:t>
+      </w:r>
+    </w:p>
+    <w:p>
+      <w:pPr>
+        <w:spacing w:line="336" w:lineRule="auto" w:after="180"/>
+      </w:pPr>
+      <w:r>
+        <w:rPr>
+          <w:b w:val="0"/>
+        </w:rPr>
+        <w:t>CUMULATIVE PROJECT</w:t>
+      </w:r>
+    </w:p>
+    <w:p>
+      <w:pPr>
+        <w:spacing w:line="336" w:lineRule="auto" w:after="180"/>
+      </w:pPr>
+      <w:r>
+        <w:rPr>
+          <w:b w:val="0"/>
+        </w:rPr>
+        <w:t>Verified Study Buddy</w:t>
+      </w:r>
+    </w:p>
+    <w:p>
+      <w:pPr>
+        <w:spacing w:line="336" w:lineRule="auto" w:after="180"/>
+      </w:pPr>
+      <w:r>
+        <w:rPr>
+          <w:b w:val="0"/>
+        </w:rPr>
+        <w:t>Every week adds one inspectable piece. The system must show how it reached a result.</w:t>
+      </w:r>
+    </w:p>
+    <w:p>
+      <w:r>
+        <w:drawing>
+          <wp:inline xmlns:a="http://schemas.openxmlformats.org/drawingml/2006/main" xmlns:pic="http://schemas.openxmlformats.org/drawingml/2006/picture">
+            <wp:extent cx="5486400" cy="1901952"/>
+            <wp:docPr id="21" name="Picture 21" descr="Book recommender connection for Model Memory vs Retrieval"/>
+            <wp:cNvGraphicFramePr>
+              <a:graphicFrameLocks noChangeAspect="1"/>
+            </wp:cNvGraphicFramePr>
+            <a:graphic>
+              <a:graphicData uri="http://schemas.openxmlformats.org/drawingml/2006/picture">
+                <pic:pic>
+                  <pic:nvPicPr>
+                    <pic:cNvPr id="0" name="d1460bbee460253f31aee397ee5ded21b29af58380995c4219b56646d4e75c06.png"/>
+                    <pic:cNvPicPr/>
+                  </pic:nvPicPr>
+                  <pic:blipFill>
+                    <a:blip r:embed="rId24"/>
+                    <a:stretch>
+                      <a:fillRect/>
+                    </a:stretch>
+                  </pic:blipFill>
+                  <pic:spPr>
+                    <a:xfrm>
+                      <a:off x="0" y="0"/>
+                      <a:ext cx="5486400" cy="1901952"/>
+                    </a:xfrm>
+                    <a:prstGeom prst="rect"/>
+                  </pic:spPr>
+                </pic:pic>
+              </a:graphicData>
+            </a:graphic>
+          </wp:inline>
+        </w:drawing>
+      </w:r>
+    </w:p>
+    <w:p>
+      <w:pPr>
+        <w:pStyle w:val="Heading3"/>
+      </w:pPr>
+      <w:r>
+        <w:t>Evidence for your project</w:t>
+      </w:r>
+    </w:p>
+    <w:p>
+      <w:pPr>
+        <w:pStyle w:val="Heading1"/>
+      </w:pPr>
+      <w:r>
+        <w:t>16. Finish: name the source, operation and unresolved gap</w:t>
+      </w:r>
+    </w:p>
+    <w:p>
+      <w:r>
+        <w:t>A fluent answer is not its own evidence.</w:t>
+      </w:r>
+    </w:p>
+    <w:p>
+      <w:pPr>
+        <w:pStyle w:val="Heading2"/>
+      </w:pPr>
+      <w:r>
+        <w:t>Explain without notes</w:t>
+      </w:r>
+    </w:p>
+    <w:p>
+      <w:pPr>
+        <w:pStyle w:val="ListBullet"/>
+      </w:pPr>
+      <w:r>
+        <w:t>Close your notes. Explain this goal in your own words: Explain the mechanism and terminology of retrieval and indexing</w:t>
+      </w:r>
+    </w:p>
+    <w:p>
+      <w:pPr>
+        <w:pStyle w:val="Heading3"/>
+      </w:pPr>
+      <w:r>
+        <w:t>My deciding step, evidence and one remaining question</w:t>
+      </w:r>
+    </w:p>
+    <w:p>
+      <w:r>
+        <w:t>________________________________________________________________</w:t>
+      </w:r>
+    </w:p>
+    <w:p>
+      <w:r>
+        <w:t>________________________________________________________________</w:t>
+      </w:r>
+    </w:p>
+    <w:p>
+      <w:r>
+        <w:t>________________________________________________________________</w:t>
+      </w:r>
+    </w:p>
+    <w:p>
+      <w:r>
+        <w:t>________________________________________________________________</w:t>
+      </w:r>
+    </w:p>
+    <w:p>
+      <w:r>
+        <w:t>________________________________________________________________</w:t>
+      </w:r>
+    </w:p>
+    <w:p>
+      <w:pPr>
+        <w:pStyle w:val="Heading2"/>
+      </w:pPr>
+      <w:r>
+        <w:t>Plan a changed-case return</w:t>
+      </w:r>
+    </w:p>
+    <w:p>
+      <w:pPr>
+        <w:spacing w:line="336" w:lineRule="auto" w:after="180"/>
+      </w:pPr>
+      <w:r>
+        <w:rPr>
+          <w:b w:val="0"/>
+        </w:rPr>
+        <w:t xml:space="preserve">If you are unsure, return to the worked picture and explain one arrow. If you are ready, change an </w:t>
+      </w:r>
+      <w:r>
+        <w:rPr>
+          <w:b/>
+        </w:rPr>
+        <w:t>input</w:t>
+      </w:r>
+      <w:r>
+        <w:rPr>
+          <w:b w:val="0"/>
+        </w:rPr>
+        <w:t xml:space="preserve"> or assumption and justify your </w:t>
+      </w:r>
+      <w:r>
+        <w:rPr>
+          <w:b/>
+        </w:rPr>
+        <w:t>prediction</w:t>
+      </w:r>
+      <w:r>
+        <w:rPr>
+          <w:b w:val="0"/>
+        </w:rPr>
+        <w:t>.</w:t>
+      </w:r>
+    </w:p>
+    <w:p>
+      <w:pPr>
+        <w:spacing w:line="336" w:lineRule="auto" w:after="180"/>
+      </w:pPr>
+      <w:r>
+        <w:rPr>
+          <w:b w:val="0"/>
+        </w:rPr>
+        <w:t xml:space="preserve">Save your workbook </w:t>
+      </w:r>
+      <w:r>
+        <w:rPr>
+          <w:b/>
+        </w:rPr>
+        <w:t>evidence</w:t>
+      </w:r>
+      <w:r>
+        <w:rPr>
+          <w:b w:val="0"/>
+        </w:rPr>
+        <w:t>. At the next review, try a different case before opening your old answer.</w:t>
+      </w:r>
+    </w:p>
+    <w:p>
+      <w:pPr>
+        <w:pStyle w:val="Heading1"/>
+      </w:pPr>
+      <w:r>
+        <w:t>Reference bank and extra practice</w:t>
+      </w:r>
+    </w:p>
+    <w:p>
+      <w:pPr>
+        <w:pStyle w:val="Heading1"/>
+      </w:pPr>
+      <w:r>
+        <w:t>05. Your quick word guide</w:t>
+      </w:r>
+    </w:p>
+    <w:p>
+      <w:r>
+        <w:t>Use the words to explain a particular step, record or limit.</w:t>
+      </w:r>
+    </w:p>
+    <w:p>
+      <w:pPr>
+        <w:pStyle w:val="Heading2"/>
+      </w:pPr>
+      <w:r>
+        <w:t>Core vocabulary</w:t>
+      </w:r>
+    </w:p>
+    <w:tbl>
+      <w:tblPr>
+        <w:tblStyle w:val="LightShading-Accent1"/>
+        <w:tblW w:type="auto" w:w="0"/>
+        <w:tblLook w:firstColumn="1" w:firstRow="1" w:lastColumn="0" w:lastRow="0" w:noHBand="0" w:noVBand="1" w:val="04A0"/>
+      </w:tblPr>
+      <w:tblGrid>
+        <w:gridCol w:w="3408"/>
+        <w:gridCol w:w="3408"/>
+        <w:gridCol w:w="3408"/>
+      </w:tblGrid>
+      <w:tr>
+        <w:trPr>
+          <w:tblHeader/>
+        </w:trPr>
+        <w:tc>
+          <w:tcPr>
+            <w:tcW w:type="dxa" w:w="3408"/>
+          </w:tcPr>
+          <w:p>
+            <w:r>
+              <w:t>Word</w:t>
+            </w:r>
+          </w:p>
+        </w:tc>
+        <w:tc>
+          <w:tcPr>
+            <w:tcW w:type="dxa" w:w="3408"/>
+          </w:tcPr>
+          <w:p>
+            <w:r>
+              <w:t>My own example</w:t>
+            </w:r>
+          </w:p>
+        </w:tc>
+        <w:tc>
+          <w:tcPr>
+            <w:tcW w:type="dxa" w:w="3408"/>
+          </w:tcPr>
+          <w:p>
+            <w:r>
+              <w:t>Not this / boundary</w:t>
+            </w:r>
+          </w:p>
+        </w:tc>
+      </w:tr>
+      <w:tr>
+        <w:tc>
+          <w:tcPr>
+            <w:tcW w:type="dxa" w:w="3408"/>
+          </w:tcPr>
+          <w:p>
+            <w:r>
+              <w:t>parameters</w:t>
+            </w:r>
+          </w:p>
+        </w:tc>
+        <w:tc>
+          <w:tcPr>
+            <w:tcW w:type="dxa" w:w="3408"/>
+          </w:tcPr>
+          <w:p>
+            <w:r>
+              <w:t>Values within a model adjusted during training; distinguish them from settings chosen by a developer.</w:t>
+            </w:r>
+          </w:p>
+        </w:tc>
+        <w:tc>
+          <w:tcPr>
+            <w:tcW w:type="dxa" w:w="3408"/>
+          </w:tcPr>
+          <w:p>
+            <w:r/>
+          </w:p>
+        </w:tc>
+      </w:tr>
+      <w:tr>
+        <w:tc>
+          <w:tcPr>
+            <w:tcW w:type="dxa" w:w="3408"/>
+          </w:tcPr>
+          <w:p>
+            <w:r>
+              <w:t>retrieval</w:t>
+            </w:r>
+          </w:p>
+        </w:tc>
+        <w:tc>
+          <w:tcPr>
+            <w:tcW w:type="dxa" w:w="3408"/>
+          </w:tcPr>
+          <w:p>
+            <w:r>
+              <w:t>Finding and returning existing information from a source or collection.</w:t>
+            </w:r>
+          </w:p>
+        </w:tc>
+        <w:tc>
+          <w:tcPr>
+            <w:tcW w:type="dxa" w:w="3408"/>
+          </w:tcPr>
+          <w:p>
+            <w:r/>
+          </w:p>
+        </w:tc>
+      </w:tr>
+      <w:tr>
+        <w:tc>
+          <w:tcPr>
+            <w:tcW w:type="dxa" w:w="3408"/>
+          </w:tcPr>
+          <w:p>
+            <w:r>
+              <w:t>grounding</w:t>
+            </w:r>
+          </w:p>
+        </w:tc>
+        <w:tc>
+          <w:tcPr>
+            <w:tcW w:type="dxa" w:w="3408"/>
+          </w:tcPr>
+          <w:p>
+            <w:r>
+              <w:t>Connecting an answer or action to specified evidence or observations.</w:t>
+            </w:r>
+          </w:p>
+        </w:tc>
+        <w:tc>
+          <w:tcPr>
+            <w:tcW w:type="dxa" w:w="3408"/>
+          </w:tcPr>
+          <w:p>
+            <w:r/>
+          </w:p>
+        </w:tc>
+      </w:tr>
+      <w:tr>
+        <w:tc>
+          <w:tcPr>
+            <w:tcW w:type="dxa" w:w="3408"/>
+          </w:tcPr>
+          <w:p>
+            <w:r>
+              <w:t>abstain</w:t>
+            </w:r>
+          </w:p>
+        </w:tc>
+        <w:tc>
+          <w:tcPr>
+            <w:tcW w:type="dxa" w:w="3408"/>
+          </w:tcPr>
+          <w:p>
+            <w:r>
+              <w:t>Decline to make a prediction when the available evidence does not meet the decision rule.</w:t>
+            </w:r>
+          </w:p>
+        </w:tc>
+        <w:tc>
+          <w:tcPr>
+            <w:tcW w:type="dxa" w:w="3408"/>
+          </w:tcPr>
+          <w:p>
+            <w:r/>
+          </w:p>
+        </w:tc>
+      </w:tr>
+    </w:tbl>
+    <w:p>
+      <w:pPr>
+        <w:pStyle w:val="Heading2"/>
+      </w:pPr>
+      <w:r>
+        <w:t>Terms for the connected explanation</w:t>
+      </w:r>
+    </w:p>
+    <w:tbl>
+      <w:tblPr>
+        <w:tblStyle w:val="LightShading-Accent1"/>
+        <w:tblW w:type="auto" w:w="0"/>
+        <w:tblLook w:firstColumn="1" w:firstRow="1" w:lastColumn="0" w:lastRow="0" w:noHBand="0" w:noVBand="1" w:val="04A0"/>
+      </w:tblPr>
+      <w:tblGrid>
+        <w:gridCol w:w="5112"/>
+        <w:gridCol w:w="5112"/>
+      </w:tblGrid>
+      <w:tr>
+        <w:trPr>
+          <w:tblHeader/>
+        </w:trPr>
+        <w:tc>
+          <w:tcPr>
+            <w:tcW w:type="dxa" w:w="5112"/>
+          </w:tcPr>
+          <w:p>
+            <w:r>
+              <w:t>Word</w:t>
+            </w:r>
+          </w:p>
+        </w:tc>
+        <w:tc>
+          <w:tcPr>
+            <w:tcW w:type="dxa" w:w="5112"/>
+          </w:tcPr>
+          <w:p>
+            <w:r>
+              <w:t>Meaning</w:t>
+            </w:r>
+          </w:p>
+        </w:tc>
+      </w:tr>
+      <w:tr>
+        <w:tc>
+          <w:tcPr>
+            <w:tcW w:type="dxa" w:w="5112"/>
+          </w:tcPr>
+          <w:p>
+            <w:r>
+              <w:t>Corpus</w:t>
+            </w:r>
+          </w:p>
+        </w:tc>
+        <w:tc>
+          <w:tcPr>
+            <w:tcW w:type="dxa" w:w="5112"/>
+          </w:tcPr>
+          <w:p>
+            <w:r>
+              <w:t>The collection of records available for a task</w:t>
+            </w:r>
+          </w:p>
+        </w:tc>
+      </w:tr>
+      <w:tr>
+        <w:tc>
+          <w:tcPr>
+            <w:tcW w:type="dxa" w:w="5112"/>
+          </w:tcPr>
+          <w:p>
+            <w:r>
+              <w:t>Index</w:t>
+            </w:r>
+          </w:p>
+        </w:tc>
+        <w:tc>
+          <w:tcPr>
+            <w:tcW w:type="dxa" w:w="5112"/>
+          </w:tcPr>
+          <w:p>
+            <w:r>
+              <w:t>A searchable representation of that collection</w:t>
+            </w:r>
+          </w:p>
+        </w:tc>
+      </w:tr>
+      <w:tr>
+        <w:tc>
+          <w:tcPr>
+            <w:tcW w:type="dxa" w:w="5112"/>
+          </w:tcPr>
+          <w:p>
+            <w:r>
+              <w:t>Freshness</w:t>
+            </w:r>
+          </w:p>
+        </w:tc>
+        <w:tc>
+          <w:tcPr>
+            <w:tcW w:type="dxa" w:w="5112"/>
+          </w:tcPr>
+          <w:p>
+            <w:r>
+              <w:t>Whether a record is current for the requested time</w:t>
+            </w:r>
+          </w:p>
+        </w:tc>
+      </w:tr>
+    </w:tbl>
+    <w:p>
+      <w:pPr>
+        <w:pStyle w:val="Heading2"/>
+      </w:pPr>
+      <w:r>
+        <w:t>Earlier wording, alternatives and picture transcripts · reference / check after trying</w:t>
+      </w:r>
+    </w:p>
+    <w:p>
+      <w:pPr>
+        <w:spacing w:line="336" w:lineRule="auto" w:after="180"/>
+      </w:pPr>
+      <w:r>
+        <w:rPr>
+          <w:b w:val="0"/>
+        </w:rPr>
+        <w:t>VOCABULARY LAB</w:t>
+      </w:r>
+    </w:p>
+    <w:p>
+      <w:pPr>
+        <w:spacing w:line="336" w:lineRule="auto" w:after="180"/>
+      </w:pPr>
+      <w:r>
+        <w:rPr>
+          <w:b w:val="0"/>
+        </w:rPr>
+        <w:t>Words You Can Use to Reason</w:t>
+      </w:r>
+    </w:p>
+    <w:p>
+      <w:pPr>
+        <w:spacing w:line="336" w:lineRule="auto" w:after="180"/>
+      </w:pPr>
+      <w:r>
+        <w:rPr>
+          <w:b w:val="0"/>
+        </w:rPr>
+        <w:t>A definition matters when you can recognize the idea, use it, and contrast it with a near-miss.</w:t>
+      </w:r>
+    </w:p>
+    <w:p>
+      <w:r>
+        <w:drawing>
+          <wp:inline xmlns:a="http://schemas.openxmlformats.org/drawingml/2006/main" xmlns:pic="http://schemas.openxmlformats.org/drawingml/2006/picture">
+            <wp:extent cx="5486400" cy="3200400"/>
+            <wp:docPr id="22" name="Picture 22" descr="Vocabulary badge: parameters"/>
+            <wp:cNvGraphicFramePr>
+              <a:graphicFrameLocks noChangeAspect="1"/>
+            </wp:cNvGraphicFramePr>
+            <a:graphic>
+              <a:graphicData uri="http://schemas.openxmlformats.org/drawingml/2006/picture">
+                <pic:pic>
+                  <pic:nvPicPr>
+                    <pic:cNvPr id="0" name="8cfcb15833658821010dd3a4b85f2ae437b318a96201ef71ce0d612be9d01048.png"/>
+                    <pic:cNvPicPr/>
+                  </pic:nvPicPr>
+                  <pic:blipFill>
+                    <a:blip r:embed="rId25"/>
+                    <a:stretch>
+                      <a:fillRect/>
+                    </a:stretch>
+                  </pic:blipFill>
+                  <pic:spPr>
+                    <a:xfrm>
+                      <a:off x="0" y="0"/>
+                      <a:ext cx="5486400" cy="3200400"/>
+                    </a:xfrm>
+                    <a:prstGeom prst="rect"/>
+                  </pic:spPr>
+                </pic:pic>
+              </a:graphicData>
+            </a:graphic>
+          </wp:inline>
+        </w:drawing>
+      </w:r>
+    </w:p>
+    <w:p>
+      <w:r>
+        <w:drawing>
+          <wp:inline xmlns:a="http://schemas.openxmlformats.org/drawingml/2006/main" xmlns:pic="http://schemas.openxmlformats.org/drawingml/2006/picture">
+            <wp:extent cx="5486400" cy="3200400"/>
+            <wp:docPr id="23" name="Picture 23" descr="Vocabulary badge: retrieval"/>
+            <wp:cNvGraphicFramePr>
+              <a:graphicFrameLocks noChangeAspect="1"/>
+            </wp:cNvGraphicFramePr>
+            <a:graphic>
+              <a:graphicData uri="http://schemas.openxmlformats.org/drawingml/2006/picture">
+                <pic:pic>
+                  <pic:nvPicPr>
+                    <pic:cNvPr id="0" name="6a615a32edfc9c9beb828b0dde2212e39a1424a50583edb14642233ed8fcc333.png"/>
+                    <pic:cNvPicPr/>
+                  </pic:nvPicPr>
+                  <pic:blipFill>
+                    <a:blip r:embed="rId26"/>
+                    <a:stretch>
+                      <a:fillRect/>
+                    </a:stretch>
+                  </pic:blipFill>
+                  <pic:spPr>
+                    <a:xfrm>
+                      <a:off x="0" y="0"/>
+                      <a:ext cx="5486400" cy="3200400"/>
+                    </a:xfrm>
+                    <a:prstGeom prst="rect"/>
+                  </pic:spPr>
+                </pic:pic>
+              </a:graphicData>
+            </a:graphic>
+          </wp:inline>
+        </w:drawing>
+      </w:r>
+    </w:p>
+    <w:p>
+      <w:r>
+        <w:drawing>
+          <wp:inline xmlns:a="http://schemas.openxmlformats.org/drawingml/2006/main" xmlns:pic="http://schemas.openxmlformats.org/drawingml/2006/picture">
+            <wp:extent cx="5486400" cy="3200400"/>
+            <wp:docPr id="24" name="Picture 24" descr="Vocabulary badge: grounding"/>
+            <wp:cNvGraphicFramePr>
+              <a:graphicFrameLocks noChangeAspect="1"/>
+            </wp:cNvGraphicFramePr>
+            <a:graphic>
+              <a:graphicData uri="http://schemas.openxmlformats.org/drawingml/2006/picture">
+                <pic:pic>
+                  <pic:nvPicPr>
+                    <pic:cNvPr id="0" name="15773b8fa8bac12629b49f5a1901fae1ea3e828b4cc9d70e9a16e3a525fd3f45.png"/>
+                    <pic:cNvPicPr/>
+                  </pic:nvPicPr>
+                  <pic:blipFill>
+                    <a:blip r:embed="rId27"/>
+                    <a:stretch>
+                      <a:fillRect/>
+                    </a:stretch>
+                  </pic:blipFill>
+                  <pic:spPr>
+                    <a:xfrm>
+                      <a:off x="0" y="0"/>
+                      <a:ext cx="5486400" cy="3200400"/>
+                    </a:xfrm>
+                    <a:prstGeom prst="rect"/>
+                  </pic:spPr>
+                </pic:pic>
+              </a:graphicData>
+            </a:graphic>
+          </wp:inline>
+        </w:drawing>
+      </w:r>
+    </w:p>
+    <w:p>
+      <w:r>
+        <w:drawing>
+          <wp:inline xmlns:a="http://schemas.openxmlformats.org/drawingml/2006/main" xmlns:pic="http://schemas.openxmlformats.org/drawingml/2006/picture">
+            <wp:extent cx="5486400" cy="3200400"/>
+            <wp:docPr id="25" name="Picture 25" descr="Vocabulary badge: abstain"/>
+            <wp:cNvGraphicFramePr>
+              <a:graphicFrameLocks noChangeAspect="1"/>
+            </wp:cNvGraphicFramePr>
+            <a:graphic>
+              <a:graphicData uri="http://schemas.openxmlformats.org/drawingml/2006/picture">
+                <pic:pic>
+                  <pic:nvPicPr>
+                    <pic:cNvPr id="0" name="28dc127e2d5214b705868500cea06f73e06a2fa71ece2a7c5833105463e67b9f.png"/>
+                    <pic:cNvPicPr/>
+                  </pic:nvPicPr>
+                  <pic:blipFill>
+                    <a:blip r:embed="rId28"/>
+                    <a:stretch>
+                      <a:fillRect/>
+                    </a:stretch>
+                  </pic:blipFill>
+                  <pic:spPr>
+                    <a:xfrm>
+                      <a:off x="0" y="0"/>
+                      <a:ext cx="5486400" cy="3200400"/>
+                    </a:xfrm>
+                    <a:prstGeom prst="rect"/>
+                  </pic:spPr>
+                </pic:pic>
+              </a:graphicData>
+            </a:graphic>
+          </wp:inline>
+        </w:drawing>
+      </w:r>
+    </w:p>
+    <w:p>
+      <w:pPr>
+        <w:pStyle w:val="Heading3"/>
+      </w:pPr>
+      <w:r>
+        <w:t>Words used in the closer explanation</w:t>
+      </w:r>
+    </w:p>
+    <w:p>
+      <w:pPr>
+        <w:pStyle w:val="Heading1"/>
+      </w:pPr>
+      <w:r>
+        <w:t>10. Choose a stronger thinking challenge</w:t>
+      </w:r>
+    </w:p>
+    <w:p>
+      <w:r>
+        <w:t>Choose the next useful challenge rather than treating the whole ladder as compulsory.</w:t>
+      </w:r>
+    </w:p>
+    <w:p>
+      <w:pPr>
+        <w:pStyle w:val="Heading2"/>
+      </w:pPr>
+      <w:r>
+        <w:t>Pick your next step</w:t>
+      </w:r>
+    </w:p>
+    <w:p>
+      <w:pPr>
+        <w:pStyle w:val="ListBullet"/>
+      </w:pPr>
+      <w:r>
+        <w:t>1 • NAME: Define the concept without repeating the textbook.</w:t>
+      </w:r>
+    </w:p>
+    <w:p>
+      <w:pPr>
+        <w:pStyle w:val="ListBullet"/>
+      </w:pPr>
+      <w:r>
+        <w:t>2 • TRACE: Show the information, state, branch, calculation, or evidence path.</w:t>
+      </w:r>
+    </w:p>
+    <w:p>
+      <w:pPr>
+        <w:pStyle w:val="ListBullet"/>
+      </w:pPr>
+      <w:r>
+        <w:t>3 • APPLY: Solve a different example independently.</w:t>
+      </w:r>
+    </w:p>
+    <w:p>
+      <w:pPr>
+        <w:pStyle w:val="ListBullet"/>
+      </w:pPr>
+      <w:r>
+        <w:t>4 • CHALLENGE: Find a boundary case, counterexample, or unfair outcome.</w:t>
+      </w:r>
+    </w:p>
+    <w:p>
+      <w:pPr>
+        <w:pStyle w:val="ListBullet"/>
+      </w:pPr>
+      <w:r>
+        <w:t>5 • EXPLAIN LIMITS: Say when the result should not be trusted or used alone.</w:t>
+      </w:r>
+    </w:p>
+    <w:p>
+      <w:pPr>
+        <w:pStyle w:val="ListBullet"/>
+      </w:pPr>
+      <w:r>
+        <w:t>My strongest evidence of independent understanding:</w:t>
+      </w:r>
+    </w:p>
+    <w:p>
+      <w:pPr>
+        <w:pStyle w:val="Heading3"/>
+      </w:pPr>
+      <w:r>
+        <w:t>Write or draw your reasoning and evidence.</w:t>
+      </w:r>
+    </w:p>
+    <w:p>
+      <w:r>
+        <w:t>________________________________________________________________</w:t>
+      </w:r>
+    </w:p>
+    <w:p>
+      <w:r>
+        <w:t>________________________________________________________________</w:t>
+      </w:r>
+    </w:p>
+    <w:p>
+      <w:r>
+        <w:t>________________________________________________________________</w:t>
+      </w:r>
+    </w:p>
+    <w:p>
+      <w:r>
+        <w:t>________________________________________________________________</w:t>
+      </w:r>
+    </w:p>
+    <w:p>
+      <w:r>
+        <w:t>________________________________________________________________</w:t>
+      </w:r>
+    </w:p>
+    <w:p>
+      <w:pPr>
+        <w:pStyle w:val="Heading2"/>
+      </w:pPr>
+      <w:r>
+        <w:t>Earlier wording, alternatives and picture transcripts · reference / check after trying</w:t>
+      </w:r>
+    </w:p>
+    <w:p>
+      <w:pPr>
+        <w:spacing w:line="336" w:lineRule="auto" w:after="180"/>
+      </w:pPr>
+      <w:r>
+        <w:rPr>
+          <w:b w:val="0"/>
         </w:rPr>
         <w:t>MASTERY</w:t>
       </w:r>
@@ -4457,7 +6151,7 @@
         <w:drawing>
           <wp:inline xmlns:a="http://schemas.openxmlformats.org/drawingml/2006/main" xmlns:pic="http://schemas.openxmlformats.org/drawingml/2006/picture">
             <wp:extent cx="5486400" cy="1719072"/>
-            <wp:docPr id="19" name="Picture 19" descr="Mastery ladder for Model Memory vs Retrieval"/>
+            <wp:docPr id="26" name="Picture 26" descr="Mastery ladder for Model Memory vs Retrieval"/>
             <wp:cNvGraphicFramePr>
               <a:graphicFrameLocks noChangeAspect="1"/>
             </wp:cNvGraphicFramePr>
@@ -4469,7 +6163,7 @@
                     <pic:cNvPicPr/>
                   </pic:nvPicPr>
                   <pic:blipFill>
-                    <a:blip r:embed="rId26"/>
+                    <a:blip r:embed="rId29"/>
                     <a:stretch>
                       <a:fillRect/>
                     </a:stretch>
@@ -4490,13 +6184,164 @@
     </w:p>
     <w:p>
       <w:pPr>
+        <w:pStyle w:val="Heading1"/>
+      </w:pPr>
+      <w:r>
+        <w:t>12. Reference: check your explanation</w:t>
+      </w:r>
+    </w:p>
+    <w:p>
+      <w:r>
+        <w:t>Use after practice. Inspect a new student corpus result independently is the selected independent case.</w:t>
+      </w:r>
+    </w:p>
+    <w:p>
+      <w:pPr>
+        <w:pStyle w:val="Heading2"/>
+      </w:pPr>
+      <w:r>
+        <w:t>Check the evidence and its limit</w:t>
+      </w:r>
+    </w:p>
+    <w:p>
+      <w:pPr>
+        <w:pStyle w:val="ListBullet"/>
+      </w:pPr>
+      <w:r>
+        <w:t>1. My fresh example, trace, calculation, or design:</w:t>
+      </w:r>
+    </w:p>
+    <w:p>
+      <w:pPr>
+        <w:pStyle w:val="Heading3"/>
+      </w:pPr>
+      <w:r>
+        <w:t>Write or draw your reasoning and evidence.</w:t>
+      </w:r>
+    </w:p>
+    <w:p>
+      <w:r>
+        <w:t>________________________________________________________________</w:t>
+      </w:r>
+    </w:p>
+    <w:p>
+      <w:r>
+        <w:t>________________________________________________________________</w:t>
+      </w:r>
+    </w:p>
+    <w:p>
+      <w:r>
+        <w:t>________________________________________________________________</w:t>
+      </w:r>
+    </w:p>
+    <w:p>
+      <w:r>
+        <w:t>________________________________________________________________</w:t>
+      </w:r>
+    </w:p>
+    <w:p>
+      <w:r>
+        <w:t>________________________________________________________________</w:t>
+      </w:r>
+    </w:p>
+    <w:p>
+      <w:pPr>
+        <w:pStyle w:val="ListBullet"/>
+      </w:pPr>
+      <w:r>
+        <w:t>2. My evidence that it works (include a boundary or missing-data case):</w:t>
+      </w:r>
+    </w:p>
+    <w:p>
+      <w:pPr>
+        <w:pStyle w:val="Heading3"/>
+      </w:pPr>
+      <w:r>
+        <w:t>Write or draw your reasoning and evidence.</w:t>
+      </w:r>
+    </w:p>
+    <w:p>
+      <w:r>
+        <w:t>________________________________________________________________</w:t>
+      </w:r>
+    </w:p>
+    <w:p>
+      <w:r>
+        <w:t>________________________________________________________________</w:t>
+      </w:r>
+    </w:p>
+    <w:p>
+      <w:r>
+        <w:t>________________________________________________________________</w:t>
+      </w:r>
+    </w:p>
+    <w:p>
+      <w:r>
+        <w:t>________________________________________________________________</w:t>
+      </w:r>
+    </w:p>
+    <w:p>
+      <w:r>
+        <w:t>________________________________________________________________</w:t>
+      </w:r>
+    </w:p>
+    <w:p>
+      <w:pPr>
+        <w:pStyle w:val="ListBullet"/>
+      </w:pPr>
+      <w:r>
+        <w:t>3. One limitation, fairness concern, or situation needing human review:</w:t>
+      </w:r>
+    </w:p>
+    <w:p>
+      <w:pPr>
+        <w:pStyle w:val="Heading2"/>
+      </w:pPr>
+      <w:r>
+        <w:t>Self-check and record</w:t>
+      </w:r>
+    </w:p>
+    <w:p>
+      <w:pPr>
         <w:spacing w:line="336" w:lineRule="auto" w:after="180"/>
       </w:pPr>
       <w:r>
         <w:rPr>
           <w:b w:val="0"/>
         </w:rPr>
-        <w:t>1 • NAME: Define the concept without repeating the textbook.</w:t>
+        <w:t xml:space="preserve">SELF-CHECK  □ I explained the </w:t>
+      </w:r>
+      <w:r>
+        <w:rPr>
+          <w:b/>
+        </w:rPr>
+        <w:t>mechanism</w:t>
+      </w:r>
+      <w:r>
+        <w:rPr>
+          <w:b w:val="0"/>
+        </w:rPr>
+        <w:t xml:space="preserve">  □ I used </w:t>
+      </w:r>
+      <w:r>
+        <w:rPr>
+          <w:b/>
+        </w:rPr>
+        <w:t>evidence</w:t>
+      </w:r>
+      <w:r>
+        <w:rPr>
+          <w:b w:val="0"/>
+        </w:rPr>
+        <w:t xml:space="preserve">  □ I tested a fresh case  □ I named a limitation  □ I can answer ‘why?’</w:t>
+      </w:r>
+    </w:p>
+    <w:p>
+      <w:pPr>
+        <w:pStyle w:val="Heading2"/>
+      </w:pPr>
+      <w:r>
+        <w:t>Earlier wording, alternatives and picture transcripts · reference / check after trying</w:t>
       </w:r>
     </w:p>
     <w:p>
@@ -4507,19 +6352,18 @@
         <w:rPr>
           <w:b w:val="0"/>
         </w:rPr>
-        <w:t xml:space="preserve">2 • TRACE: Show the information, state, branch, calculation, or </w:t>
-      </w:r>
-      <w:r>
-        <w:rPr>
-          <w:b/>
-        </w:rPr>
-        <w:t>evidence</w:t>
-      </w:r>
+        <w:t>INDEPENDENT MASTERY PROOF</w:t>
+      </w:r>
+    </w:p>
+    <w:p>
+      <w:pPr>
+        <w:spacing w:line="336" w:lineRule="auto" w:after="180"/>
+      </w:pPr>
       <w:r>
         <w:rPr>
           <w:b w:val="0"/>
         </w:rPr>
-        <w:t xml:space="preserve"> path.</w:t>
+        <w:t>Checklist for explaining this week’s idea</w:t>
       </w:r>
     </w:p>
     <w:p>
@@ -4530,131 +6374,7 @@
         <w:rPr>
           <w:b w:val="0"/>
         </w:rPr>
-        <w:t>3 • APPLY: Solve a different example independently.</w:t>
-      </w:r>
-    </w:p>
-    <w:p>
-      <w:pPr>
-        <w:spacing w:line="336" w:lineRule="auto" w:after="180"/>
-      </w:pPr>
-      <w:r>
-        <w:rPr>
-          <w:b w:val="0"/>
-        </w:rPr>
-        <w:t>4 • CHALLENGE: Find a boundary case, counterexample, or unfair outcome.</w:t>
-      </w:r>
-    </w:p>
-    <w:p>
-      <w:pPr>
-        <w:spacing w:line="336" w:lineRule="auto" w:after="180"/>
-      </w:pPr>
-      <w:r>
-        <w:rPr>
-          <w:b w:val="0"/>
-        </w:rPr>
-        <w:t>5 • EXPLAIN LIMITS: Say when the result should not be trusted or used alone.</w:t>
-      </w:r>
-    </w:p>
-    <w:p>
-      <w:pPr>
-        <w:spacing w:line="336" w:lineRule="auto" w:after="180"/>
-      </w:pPr>
-      <w:r>
-        <w:rPr>
-          <w:b w:val="0"/>
-        </w:rPr>
-        <w:t xml:space="preserve">My strongest </w:t>
-      </w:r>
-      <w:r>
-        <w:rPr>
-          <w:b/>
-        </w:rPr>
-        <w:t>evidence</w:t>
-      </w:r>
-      <w:r>
-        <w:rPr>
-          <w:b w:val="0"/>
-        </w:rPr>
-        <w:t xml:space="preserve"> of independent understanding:</w:t>
-      </w:r>
-    </w:p>
-    <w:p>
-      <w:pPr>
-        <w:pStyle w:val="Heading3"/>
-      </w:pPr>
-      <w:r>
-        <w:t>Write or draw your reasoning and evidence.</w:t>
-      </w:r>
-    </w:p>
-    <w:p>
-      <w:r>
-        <w:t>________________________________________________________________</w:t>
-      </w:r>
-    </w:p>
-    <w:p>
-      <w:r>
-        <w:t>________________________________________________________________</w:t>
-      </w:r>
-    </w:p>
-    <w:p>
-      <w:r>
-        <w:t>________________________________________________________________</w:t>
-      </w:r>
-    </w:p>
-    <w:p>
-      <w:r>
-        <w:t>________________________________________________________________</w:t>
-      </w:r>
-    </w:p>
-    <w:p>
-      <w:r>
-        <w:t>________________________________________________________________</w:t>
-      </w:r>
-    </w:p>
-    <w:p>
-      <w:pPr>
-        <w:pStyle w:val="Heading1"/>
-      </w:pPr>
-      <w:r>
-        <w:t>11. Connect your project</w:t>
-      </w:r>
-    </w:p>
-    <w:p>
-      <w:r>
-        <w:t>Apply this week’s idea to Verified Study Buddy. Keep an annotated decision and the evidence supporting it.</w:t>
-      </w:r>
-    </w:p>
-    <w:p>
-      <w:pPr>
-        <w:spacing w:line="336" w:lineRule="auto" w:after="180"/>
-      </w:pPr>
-      <w:r>
-        <w:rPr>
-          <w:b/>
-        </w:rPr>
-        <w:t>CUMULATIVE PROJECT</w:t>
-      </w:r>
-    </w:p>
-    <w:p>
-      <w:pPr>
-        <w:spacing w:line="336" w:lineRule="auto" w:after="180"/>
-      </w:pPr>
-      <w:r>
-        <w:rPr>
-          <w:b w:val="0"/>
-        </w:rPr>
-        <w:t>Verified Study Buddy</w:t>
-      </w:r>
-    </w:p>
-    <w:p>
-      <w:pPr>
-        <w:spacing w:line="336" w:lineRule="auto" w:after="180"/>
-      </w:pPr>
-      <w:r>
-        <w:rPr>
-          <w:b w:val="0"/>
-        </w:rPr>
-        <w:t>Every week adds one inspectable piece. The system must show how it reached a result.</w:t>
+        <w:t>Use after practice. Inspect a new student corpus result independently is the selected independent case.</w:t>
       </w:r>
     </w:p>
     <w:p>
@@ -4662,7 +6382,7 @@
         <w:drawing>
           <wp:inline xmlns:a="http://schemas.openxmlformats.org/drawingml/2006/main" xmlns:pic="http://schemas.openxmlformats.org/drawingml/2006/picture">
             <wp:extent cx="5486400" cy="1901952"/>
-            <wp:docPr id="20" name="Picture 20" descr="Book recommender connection for Model Memory vs Retrieval"/>
+            <wp:docPr id="27" name="Picture 27" descr="Independent proof graphic for Model Memory vs Retrieval"/>
             <wp:cNvGraphicFramePr>
               <a:graphicFrameLocks noChangeAspect="1"/>
             </wp:cNvGraphicFramePr>
@@ -4670,11 +6390,11 @@
               <a:graphicData uri="http://schemas.openxmlformats.org/drawingml/2006/picture">
                 <pic:pic>
                   <pic:nvPicPr>
-                    <pic:cNvPr id="0" name="d1460bbee460253f31aee397ee5ded21b29af58380995c4219b56646d4e75c06.png"/>
+                    <pic:cNvPr id="0" name="a94dccdaded01714be1d2f01943e19031f0a24a44be46fb3729cd89da2793bb4.png"/>
                     <pic:cNvPicPr/>
                   </pic:nvPicPr>
                   <pic:blipFill>
-                    <a:blip r:embed="rId27"/>
+                    <a:blip r:embed="rId30"/>
                     <a:stretch>
                       <a:fillRect/>
                     </a:stretch>
@@ -4701,7 +6421,7 @@
         <w:rPr>
           <w:b w:val="0"/>
         </w:rPr>
-        <w:t>THIS WEEK’S CHECKPOINT  The Study Buddy retrieves course passages and never presents model memory as a citation.</w:t>
+        <w:t>EXPLANATION CHECK  Require eligible active evidence and a defensible explanation of when filtering must occur.</w:t>
       </w:r>
     </w:p>
     <w:p>
@@ -4709,709 +6429,167 @@
         <w:pStyle w:val="Heading3"/>
       </w:pPr>
       <w:r>
-        <w:t>Trace the system</w:t>
+        <w:t>Write or draw your reasoning and evidence.</w:t>
+      </w:r>
+    </w:p>
+    <w:p>
+      <w:r>
+        <w:t>________________________________________________________________</w:t>
+      </w:r>
+    </w:p>
+    <w:p>
+      <w:r>
+        <w:t>________________________________________________________________</w:t>
+      </w:r>
+    </w:p>
+    <w:p>
+      <w:r>
+        <w:t>________________________________________________________________</w:t>
+      </w:r>
+    </w:p>
+    <w:p>
+      <w:r>
+        <w:t>________________________________________________________________</w:t>
+      </w:r>
+    </w:p>
+    <w:p>
+      <w:r>
+        <w:t>________________________________________________________________</w:t>
+      </w:r>
+    </w:p>
+    <w:p>
+      <w:pPr>
+        <w:pStyle w:val="Heading1"/>
+      </w:pPr>
+      <w:r>
+        <w:t>13. Extra practice: Retrieval creates an inspectable evidence trail</w:t>
+      </w:r>
+    </w:p>
+    <w:p>
+      <w:r>
+        <w:t>Try the question before opening its worked explanation.</w:t>
+      </w:r>
+    </w:p>
+    <w:p>
+      <w:pPr>
+        <w:pStyle w:val="Heading2"/>
+      </w:pPr>
+      <w:r>
+        <w:t>Read the supplied case and question</w:t>
       </w:r>
     </w:p>
     <w:p>
       <w:pPr>
         <w:spacing w:line="336" w:lineRule="auto" w:after="180"/>
-        <w:shd w:fill="EDF7F3"/>
       </w:pPr>
       <w:r>
         <w:rPr>
           <w:b w:val="0"/>
         </w:rPr>
-        <w:t>SYSTEM MAP  Learner need → prompt/schema → approved sources/</w:t>
+        <w:t>One assistant answers without search; another retrieves a handbook paragraph.</w:t>
+      </w:r>
+    </w:p>
+    <w:p>
+      <w:pPr>
+        <w:spacing w:line="336" w:lineRule="auto" w:after="180"/>
+      </w:pPr>
+      <w:r>
+        <w:rPr>
+          <w:b w:val="0"/>
+        </w:rPr>
+        <w:t xml:space="preserve">Compare </w:t>
       </w:r>
       <w:r>
         <w:rPr>
           <w:b/>
         </w:rPr>
-        <w:t>retrieval</w:t>
+        <w:t>evidence</w:t>
       </w:r>
       <w:r>
         <w:rPr>
           <w:b w:val="0"/>
         </w:rPr>
-        <w:t xml:space="preserve"> → model/tool → structured answer → verification → </w:t>
+        <w:t xml:space="preserve"> trails.</w:t>
+      </w:r>
+    </w:p>
+    <w:p>
+      <w:pPr>
+        <w:pStyle w:val="Heading2"/>
+      </w:pPr>
+      <w:r>
+        <w:t>Your explanation</w:t>
+      </w:r>
+    </w:p>
+    <w:p>
+      <w:pPr>
+        <w:pStyle w:val="ListBullet"/>
+      </w:pPr>
+      <w:r>
+        <w:t>Which detail supports the answer, and why does it matter?</w:t>
+      </w:r>
+    </w:p>
+    <w:p>
+      <w:pPr>
+        <w:pStyle w:val="Heading3"/>
+      </w:pPr>
+      <w:r>
+        <w:t>Write or draw your reasoning and evidence.</w:t>
+      </w:r>
+    </w:p>
+    <w:p>
+      <w:r>
+        <w:t>________________________________________________________________</w:t>
+      </w:r>
+    </w:p>
+    <w:p>
+      <w:r>
+        <w:t>________________________________________________________________</w:t>
+      </w:r>
+    </w:p>
+    <w:p>
+      <w:r>
+        <w:t>________________________________________________________________</w:t>
+      </w:r>
+    </w:p>
+    <w:p>
+      <w:r>
+        <w:t>________________________________________________________________</w:t>
+      </w:r>
+    </w:p>
+    <w:p>
+      <w:r>
+        <w:t>________________________________________________________________</w:t>
+      </w:r>
+    </w:p>
+    <w:p>
+      <w:pPr>
+        <w:pStyle w:val="Heading2"/>
+      </w:pPr>
+      <w:r>
+        <w:t>Check after trying · reference / check after trying</w:t>
+      </w:r>
+    </w:p>
+    <w:p>
+      <w:pPr>
+        <w:spacing w:line="336" w:lineRule="auto" w:after="180"/>
+      </w:pPr>
+      <w:r>
+        <w:rPr>
+          <w:b w:val="0"/>
+        </w:rPr>
+        <w:t xml:space="preserve">The first uses learned patterns without an inspected source. The second supplies a passage that can be checked. </w:t>
       </w:r>
       <w:r>
         <w:rPr>
           <w:b/>
         </w:rPr>
-        <w:t>human decision</w:t>
-      </w:r>
-    </w:p>
-    <w:p>
-      <w:pPr>
-        <w:spacing w:line="336" w:lineRule="auto" w:after="180"/>
-        <w:shd w:fill="F5F1FB"/>
-      </w:pPr>
+        <w:t>Retrieval</w:t>
+      </w:r>
       <w:r>
         <w:rPr>
           <w:b w:val="0"/>
         </w:rPr>
-        <w:t>What will you add, change, or verify in the project this week?</w:t>
-      </w:r>
-    </w:p>
-    <w:p>
-      <w:pPr>
-        <w:pStyle w:val="Heading3"/>
-      </w:pPr>
-      <w:r>
-        <w:t>Write or draw your reasoning and evidence.</w:t>
-      </w:r>
-    </w:p>
-    <w:p>
-      <w:r>
-        <w:t>________________________________________________________________</w:t>
-      </w:r>
-    </w:p>
-    <w:p>
-      <w:r>
-        <w:t>________________________________________________________________</w:t>
-      </w:r>
-    </w:p>
-    <w:p>
-      <w:r>
-        <w:t>________________________________________________________________</w:t>
-      </w:r>
-    </w:p>
-    <w:p>
-      <w:r>
-        <w:t>________________________________________________________________</w:t>
-      </w:r>
-    </w:p>
-    <w:p>
-      <w:r>
-        <w:t>________________________________________________________________</w:t>
-      </w:r>
-    </w:p>
-    <w:p>
-      <w:pPr>
-        <w:spacing w:line="336" w:lineRule="auto" w:after="180"/>
-        <w:shd w:fill="F5F1FB"/>
-      </w:pPr>
-      <w:r>
-        <w:rPr>
-          <w:b w:val="0"/>
-        </w:rPr>
-        <w:t xml:space="preserve">What should remain under </w:t>
-      </w:r>
-      <w:r>
-        <w:rPr>
-          <w:b/>
-        </w:rPr>
-        <w:t>human control</w:t>
-      </w:r>
-      <w:r>
-        <w:rPr>
-          <w:b w:val="0"/>
-        </w:rPr>
-        <w:t>?</w:t>
-      </w:r>
-    </w:p>
-    <w:p>
-      <w:pPr>
-        <w:pStyle w:val="Heading3"/>
-      </w:pPr>
-      <w:r>
-        <w:t>Write or draw your reasoning and evidence.</w:t>
-      </w:r>
-    </w:p>
-    <w:p>
-      <w:r>
-        <w:t>________________________________________________________________</w:t>
-      </w:r>
-    </w:p>
-    <w:p>
-      <w:r>
-        <w:t>________________________________________________________________</w:t>
-      </w:r>
-    </w:p>
-    <w:p>
-      <w:r>
-        <w:t>________________________________________________________________</w:t>
-      </w:r>
-    </w:p>
-    <w:p>
-      <w:r>
-        <w:t>________________________________________________________________</w:t>
-      </w:r>
-    </w:p>
-    <w:p>
-      <w:r>
-        <w:t>________________________________________________________________</w:t>
-      </w:r>
-    </w:p>
-    <w:p>
-      <w:pPr>
-        <w:pStyle w:val="Heading3"/>
-      </w:pPr>
-      <w:r>
-        <w:t>Responsible design</w:t>
-      </w:r>
-    </w:p>
-    <w:p>
-      <w:pPr>
-        <w:spacing w:line="336" w:lineRule="auto" w:after="180"/>
-        <w:shd w:fill="FFF5E6"/>
-      </w:pPr>
-      <w:r>
-        <w:rPr>
-          <w:b w:val="0"/>
-        </w:rPr>
-        <w:t xml:space="preserve">RESPONSIBLE DESIGN  Collect only necessary information. Show uncertainty and limits. Never confuse fluent </w:t>
-      </w:r>
-      <w:r>
-        <w:rPr>
-          <w:b/>
-        </w:rPr>
-        <w:t>output</w:t>
-      </w:r>
-      <w:r>
-        <w:rPr>
-          <w:b w:val="0"/>
-        </w:rPr>
-        <w:t xml:space="preserve"> with verified truth.</w:t>
-      </w:r>
-    </w:p>
-    <w:p>
-      <w:pPr>
-        <w:pStyle w:val="Heading3"/>
-      </w:pPr>
-      <w:r>
-        <w:t>Evidence for your project</w:t>
-      </w:r>
-    </w:p>
-    <w:p>
-      <w:pPr>
-        <w:spacing w:line="336" w:lineRule="auto" w:after="180"/>
-      </w:pPr>
-      <w:r>
-        <w:rPr>
-          <w:b w:val="0"/>
-        </w:rPr>
-        <w:t xml:space="preserve">For your Verified Study Buddy, save the </w:t>
-      </w:r>
-      <w:r>
-        <w:rPr>
-          <w:b/>
-        </w:rPr>
-        <w:t>input</w:t>
-      </w:r>
-      <w:r>
-        <w:rPr>
-          <w:b w:val="0"/>
-        </w:rPr>
-        <w:t>, procedure, observed result and limitation of this check.</w:t>
-      </w:r>
-    </w:p>
-    <w:p>
-      <w:pPr>
-        <w:spacing w:line="336" w:lineRule="auto" w:after="180"/>
-      </w:pPr>
-      <w:r>
-        <w:rPr>
-          <w:b w:val="0"/>
-        </w:rPr>
-        <w:t>Label this worked example as practice; use a different, previously unreviewed case when checking independent understanding.</w:t>
-      </w:r>
-    </w:p>
-    <w:p>
-      <w:pPr>
-        <w:pStyle w:val="Heading1"/>
-      </w:pPr>
-      <w:r>
-        <w:t>12. Show what you know</w:t>
-      </w:r>
-    </w:p>
-    <w:p>
-      <w:r>
-        <w:t>Use a genuinely new case for independent evidence. Previously discussed examples remain practice; use the separately named independent case before feedback.</w:t>
-      </w:r>
-    </w:p>
-    <w:p>
-      <w:pPr>
-        <w:pStyle w:val="Heading3"/>
-      </w:pPr>
-      <w:r>
-        <w:t>Independent evidence</w:t>
-      </w:r>
-    </w:p>
-    <w:p>
-      <w:pPr>
-        <w:spacing w:line="336" w:lineRule="auto" w:after="180"/>
-        <w:shd w:fill="FFF5E6"/>
-      </w:pPr>
-      <w:r>
-        <w:rPr>
-          <w:b w:val="0"/>
-        </w:rPr>
-        <w:t>INDEPENDENT MASTERY PROOF</w:t>
-      </w:r>
-    </w:p>
-    <w:p>
-      <w:pPr>
-        <w:spacing w:line="336" w:lineRule="auto" w:after="180"/>
-      </w:pPr>
-      <w:r>
-        <w:rPr>
-          <w:b w:val="0"/>
-        </w:rPr>
-        <w:t>Explain • Transfer • Test • Defend</w:t>
-      </w:r>
-    </w:p>
-    <w:p>
-      <w:pPr>
-        <w:spacing w:line="336" w:lineRule="auto" w:after="180"/>
-      </w:pPr>
-      <w:r>
-        <w:rPr>
-          <w:b w:val="0"/>
-        </w:rPr>
-        <w:t>Complete this page without copying the worked example. Your reasoning matters more than decoration.</w:t>
-      </w:r>
-    </w:p>
-    <w:p>
-      <w:r>
-        <w:drawing>
-          <wp:inline xmlns:a="http://schemas.openxmlformats.org/drawingml/2006/main" xmlns:pic="http://schemas.openxmlformats.org/drawingml/2006/picture">
-            <wp:extent cx="5486400" cy="1901952"/>
-            <wp:docPr id="21" name="Picture 21" descr="Independent proof graphic for Model Memory vs Retrieval"/>
-            <wp:cNvGraphicFramePr>
-              <a:graphicFrameLocks noChangeAspect="1"/>
-            </wp:cNvGraphicFramePr>
-            <a:graphic>
-              <a:graphicData uri="http://schemas.openxmlformats.org/drawingml/2006/picture">
-                <pic:pic>
-                  <pic:nvPicPr>
-                    <pic:cNvPr id="0" name="a94dccdaded01714be1d2f01943e19031f0a24a44be46fb3729cd89da2793bb4.png"/>
-                    <pic:cNvPicPr/>
-                  </pic:nvPicPr>
-                  <pic:blipFill>
-                    <a:blip r:embed="rId28"/>
-                    <a:stretch>
-                      <a:fillRect/>
-                    </a:stretch>
-                  </pic:blipFill>
-                  <pic:spPr>
-                    <a:xfrm>
-                      <a:off x="0" y="0"/>
-                      <a:ext cx="5486400" cy="1901952"/>
-                    </a:xfrm>
-                    <a:prstGeom prst="rect"/>
-                  </pic:spPr>
-                </pic:pic>
-              </a:graphicData>
-            </a:graphic>
-          </wp:inline>
-        </w:drawing>
-      </w:r>
-    </w:p>
-    <w:p>
-      <w:pPr>
-        <w:pStyle w:val="Heading3"/>
-      </w:pPr>
-      <w:r>
-        <w:t>Try a more demanding case</w:t>
-      </w:r>
-    </w:p>
-    <w:p>
-      <w:pPr>
-        <w:spacing w:line="336" w:lineRule="auto" w:after="180"/>
-        <w:shd w:fill="F5F1FB"/>
-      </w:pPr>
-      <w:r>
-        <w:rPr>
-          <w:b w:val="0"/>
-        </w:rPr>
-        <w:t xml:space="preserve">CHALLENGE  Decide when to answer, retrieve, calculate, or </w:t>
-      </w:r>
-      <w:r>
-        <w:rPr>
-          <w:b/>
-        </w:rPr>
-        <w:t>abstain</w:t>
-      </w:r>
-      <w:r>
-        <w:rPr>
-          <w:b w:val="0"/>
-        </w:rPr>
-        <w:t>.</w:t>
-      </w:r>
-    </w:p>
-    <w:p>
-      <w:pPr>
-        <w:spacing w:line="336" w:lineRule="auto" w:after="180"/>
-        <w:shd w:fill="F4F9FC"/>
-      </w:pPr>
-      <w:r>
-        <w:rPr>
-          <w:b w:val="0"/>
-        </w:rPr>
-        <w:t>1. My fresh example, trace, calculation, or design:</w:t>
-      </w:r>
-    </w:p>
-    <w:p>
-      <w:pPr>
-        <w:pStyle w:val="Heading3"/>
-      </w:pPr>
-      <w:r>
-        <w:t>Write or draw your reasoning and evidence.</w:t>
-      </w:r>
-    </w:p>
-    <w:p>
-      <w:r>
-        <w:t>________________________________________________________________</w:t>
-      </w:r>
-    </w:p>
-    <w:p>
-      <w:r>
-        <w:t>________________________________________________________________</w:t>
-      </w:r>
-    </w:p>
-    <w:p>
-      <w:r>
-        <w:t>________________________________________________________________</w:t>
-      </w:r>
-    </w:p>
-    <w:p>
-      <w:r>
-        <w:t>________________________________________________________________</w:t>
-      </w:r>
-    </w:p>
-    <w:p>
-      <w:r>
-        <w:t>________________________________________________________________</w:t>
-      </w:r>
-    </w:p>
-    <w:p>
-      <w:pPr>
-        <w:spacing w:line="336" w:lineRule="auto" w:after="180"/>
-        <w:shd w:fill="F4F9FC"/>
-      </w:pPr>
-      <w:r>
-        <w:rPr>
-          <w:b w:val="0"/>
-        </w:rPr>
-        <w:t xml:space="preserve">2. My </w:t>
-      </w:r>
-      <w:r>
-        <w:rPr>
-          <w:b/>
-        </w:rPr>
-        <w:t>evidence</w:t>
-      </w:r>
-      <w:r>
-        <w:rPr>
-          <w:b w:val="0"/>
-        </w:rPr>
-        <w:t xml:space="preserve"> that it works (include a boundary or missing-data case):</w:t>
-      </w:r>
-    </w:p>
-    <w:p>
-      <w:pPr>
-        <w:pStyle w:val="Heading3"/>
-      </w:pPr>
-      <w:r>
-        <w:t>Write or draw your reasoning and evidence.</w:t>
-      </w:r>
-    </w:p>
-    <w:p>
-      <w:r>
-        <w:t>________________________________________________________________</w:t>
-      </w:r>
-    </w:p>
-    <w:p>
-      <w:r>
-        <w:t>________________________________________________________________</w:t>
-      </w:r>
-    </w:p>
-    <w:p>
-      <w:r>
-        <w:t>________________________________________________________________</w:t>
-      </w:r>
-    </w:p>
-    <w:p>
-      <w:r>
-        <w:t>________________________________________________________________</w:t>
-      </w:r>
-    </w:p>
-    <w:p>
-      <w:r>
-        <w:t>________________________________________________________________</w:t>
-      </w:r>
-    </w:p>
-    <w:p>
-      <w:pPr>
-        <w:spacing w:line="336" w:lineRule="auto" w:after="180"/>
-        <w:shd w:fill="F4F9FC"/>
-      </w:pPr>
-      <w:r>
-        <w:rPr>
-          <w:b w:val="0"/>
-        </w:rPr>
-        <w:t>3. One limitation, fairness concern, or situation needing human review:</w:t>
-      </w:r>
-    </w:p>
-    <w:p>
-      <w:pPr>
-        <w:pStyle w:val="Heading3"/>
-      </w:pPr>
-      <w:r>
-        <w:t>Write or draw your reasoning and evidence.</w:t>
-      </w:r>
-    </w:p>
-    <w:p>
-      <w:r>
-        <w:t>________________________________________________________________</w:t>
-      </w:r>
-    </w:p>
-    <w:p>
-      <w:r>
-        <w:t>________________________________________________________________</w:t>
-      </w:r>
-    </w:p>
-    <w:p>
-      <w:r>
-        <w:t>________________________________________________________________</w:t>
-      </w:r>
-    </w:p>
-    <w:p>
-      <w:r>
-        <w:t>________________________________________________________________</w:t>
-      </w:r>
-    </w:p>
-    <w:p>
-      <w:r>
-        <w:t>________________________________________________________________</w:t>
-      </w:r>
-    </w:p>
-    <w:p>
-      <w:pPr>
-        <w:pStyle w:val="Heading3"/>
-      </w:pPr>
-      <w:r>
-        <w:t>Check your explanation</w:t>
-      </w:r>
-    </w:p>
-    <w:p>
-      <w:pPr>
-        <w:spacing w:line="336" w:lineRule="auto" w:after="180"/>
-        <w:shd w:fill="F5F1FB"/>
-      </w:pPr>
-      <w:r>
-        <w:rPr>
-          <w:b w:val="0"/>
-        </w:rPr>
-        <w:t xml:space="preserve">SELF-CHECK  □ I explained the </w:t>
-      </w:r>
-      <w:r>
-        <w:rPr>
-          <w:b/>
-        </w:rPr>
-        <w:t>mechanism</w:t>
-      </w:r>
-      <w:r>
-        <w:rPr>
-          <w:b w:val="0"/>
-        </w:rPr>
-        <w:t xml:space="preserve">  □ I used </w:t>
-      </w:r>
-      <w:r>
-        <w:rPr>
-          <w:b/>
-        </w:rPr>
-        <w:t>evidence</w:t>
-      </w:r>
-      <w:r>
-        <w:rPr>
-          <w:b w:val="0"/>
-        </w:rPr>
-        <w:t xml:space="preserve">  □ I tested a fresh case  □ I named a limitation  □ I can answer ‘why?’</w:t>
-      </w:r>
-    </w:p>
-    <w:p>
-      <w:pPr>
-        <w:pStyle w:val="Heading1"/>
-      </w:pPr>
-      <w:r>
-        <w:t>13. Study a complete case</w:t>
-      </w:r>
-    </w:p>
-    <w:p>
-      <w:r>
-        <w:t>Revisit the complete Model Memory vs Retrieval case for supported practice. Repeated examples do not become fresh assessments.</w:t>
-      </w:r>
-    </w:p>
-    <w:p>
-      <w:pPr>
-        <w:pStyle w:val="Heading3"/>
-      </w:pPr>
-      <w:r>
-        <w:t>Week 17 Worked case</w:t>
-      </w:r>
-    </w:p>
-    <w:p>
-      <w:pPr>
-        <w:spacing w:line="336" w:lineRule="auto" w:after="180"/>
-      </w:pPr>
-      <w:r>
-        <w:rPr>
-          <w:b w:val="0"/>
-        </w:rPr>
-        <w:t>Use the supplied details to practise the weekly concept before attempting the independent question. This case extends the illustrated lesson.</w:t>
-      </w:r>
-    </w:p>
-    <w:p>
-      <w:pPr>
-        <w:pStyle w:val="Heading3"/>
-      </w:pPr>
-      <w:r>
-        <w:t>The situation</w:t>
-      </w:r>
-    </w:p>
-    <w:p>
-      <w:pPr>
-        <w:spacing w:line="336" w:lineRule="auto" w:after="180"/>
-      </w:pPr>
-      <w:r>
-        <w:rPr>
-          <w:b w:val="0"/>
-        </w:rPr>
-        <w:t>One assistant answers without search; another retrieves a handbook paragraph.</w:t>
-      </w:r>
-    </w:p>
-    <w:p>
-      <w:pPr>
-        <w:pStyle w:val="Heading3"/>
-      </w:pPr>
-      <w:r>
-        <w:t>The question</w:t>
-      </w:r>
-    </w:p>
-    <w:p>
-      <w:pPr>
-        <w:spacing w:line="336" w:lineRule="auto" w:after="180"/>
-      </w:pPr>
-      <w:r>
-        <w:rPr>
-          <w:b w:val="0"/>
-        </w:rPr>
-        <w:t xml:space="preserve">Compare </w:t>
-      </w:r>
-      <w:r>
-        <w:rPr>
-          <w:b/>
-        </w:rPr>
-        <w:t>evidence</w:t>
-      </w:r>
-      <w:r>
-        <w:rPr>
-          <w:b w:val="0"/>
-        </w:rPr>
-        <w:t xml:space="preserve"> trails.</w:t>
-      </w:r>
-    </w:p>
-    <w:p>
-      <w:pPr>
-        <w:pStyle w:val="Heading3"/>
-      </w:pPr>
-      <w:r>
-        <w:t>Worked explanation</w:t>
-      </w:r>
-    </w:p>
-    <w:p>
-      <w:pPr>
-        <w:spacing w:line="336" w:lineRule="auto" w:after="180"/>
-      </w:pPr>
-      <w:r>
-        <w:rPr>
-          <w:b w:val="0"/>
-        </w:rPr>
-        <w:t xml:space="preserve">The first uses learned patterns without an inspected source. The second supplies a passage that can be checked. </w:t>
-      </w:r>
-      <w:r>
-        <w:rPr>
-          <w:b/>
-        </w:rPr>
-        <w:t>Retrieval</w:t>
-      </w:r>
-      <w:r>
-        <w:rPr>
-          <w:b w:val="0"/>
-        </w:rPr>
         <w:t xml:space="preserve"> still does not guarantee correct use.</w:t>
-      </w:r>
-    </w:p>
-    <w:p>
-      <w:pPr>
-        <w:pStyle w:val="Heading3"/>
-      </w:pPr>
-      <w:r>
-        <w:t>Explain it in your own words</w:t>
-      </w:r>
-    </w:p>
-    <w:p>
-      <w:pPr>
-        <w:spacing w:line="336" w:lineRule="auto" w:after="180"/>
-        <w:shd w:fill="F5F1FB"/>
-      </w:pPr>
-      <w:r>
-        <w:rPr>
-          <w:b w:val="0"/>
-        </w:rPr>
-        <w:t>Which detail supports the answer, and why does it matter?</w:t>
-      </w:r>
-    </w:p>
-    <w:p>
-      <w:pPr>
-        <w:pStyle w:val="Heading3"/>
-      </w:pPr>
-      <w:r>
-        <w:t>Write or draw your reasoning and evidence.</w:t>
-      </w:r>
-    </w:p>
-    <w:p>
-      <w:r>
-        <w:t>________________________________________________________________</w:t>
-      </w:r>
-    </w:p>
-    <w:p>
-      <w:r>
-        <w:t>________________________________________________________________</w:t>
-      </w:r>
-    </w:p>
-    <w:p>
-      <w:r>
-        <w:t>________________________________________________________________</w:t>
-      </w:r>
-    </w:p>
-    <w:p>
-      <w:r>
-        <w:t>________________________________________________________________</w:t>
-      </w:r>
-    </w:p>
-    <w:p>
-      <w:r>
-        <w:t>________________________________________________________________</w:t>
-      </w:r>
-    </w:p>
-    <w:p>
-      <w:pPr>
-        <w:pStyle w:val="Heading3"/>
-      </w:pPr>
-      <w:r>
-        <w:t>Trace the supplied case visually</w:t>
-      </w:r>
-    </w:p>
-    <w:p>
-      <w:pPr>
-        <w:pStyle w:val="Heading3"/>
-      </w:pPr>
-      <w:r>
-        <w:t>Retrieval creates an inspectable evidence trail</w:t>
       </w:r>
     </w:p>
     <w:tbl>
@@ -5518,12 +6696,87 @@
     </w:tbl>
     <w:p>
       <w:pPr>
+        <w:pStyle w:val="Heading2"/>
+      </w:pPr>
+      <w:r>
+        <w:t>Earlier wording, alternatives and picture transcripts · reference / check after trying</w:t>
+      </w:r>
+    </w:p>
+    <w:p>
+      <w:pPr>
+        <w:pStyle w:val="Heading3"/>
+      </w:pPr>
+      <w:r>
+        <w:t>Week 17 Worked case</w:t>
+      </w:r>
+    </w:p>
+    <w:p>
+      <w:pPr>
         <w:spacing w:line="336" w:lineRule="auto" w:after="180"/>
       </w:pPr>
       <w:r>
         <w:rPr>
           <w:b w:val="0"/>
         </w:rPr>
+        <w:t>Use the supplied details to practise the weekly concept before attempting the independent question. This case extends the illustrated lesson.</w:t>
+      </w:r>
+    </w:p>
+    <w:p>
+      <w:pPr>
+        <w:pStyle w:val="Heading3"/>
+      </w:pPr>
+      <w:r>
+        <w:t>The situation</w:t>
+      </w:r>
+    </w:p>
+    <w:p>
+      <w:pPr>
+        <w:pStyle w:val="Heading3"/>
+      </w:pPr>
+      <w:r>
+        <w:t>The question</w:t>
+      </w:r>
+    </w:p>
+    <w:p>
+      <w:pPr>
+        <w:pStyle w:val="Heading3"/>
+      </w:pPr>
+      <w:r>
+        <w:t>Worked explanation</w:t>
+      </w:r>
+    </w:p>
+    <w:p>
+      <w:pPr>
+        <w:pStyle w:val="Heading3"/>
+      </w:pPr>
+      <w:r>
+        <w:t>Explain it in your own words</w:t>
+      </w:r>
+    </w:p>
+    <w:p>
+      <w:pPr>
+        <w:pStyle w:val="Heading3"/>
+      </w:pPr>
+      <w:r>
+        <w:t>Trace the supplied case visually</w:t>
+      </w:r>
+    </w:p>
+    <w:p>
+      <w:pPr>
+        <w:pStyle w:val="Heading3"/>
+      </w:pPr>
+      <w:r>
+        <w:t>Retrieval creates an inspectable evidence trail</w:t>
+      </w:r>
+    </w:p>
+    <w:p>
+      <w:pPr>
+        <w:spacing w:line="336" w:lineRule="auto" w:after="180"/>
+      </w:pPr>
+      <w:r>
+        <w:rPr>
+          <w:b w:val="0"/>
+        </w:rPr>
         <w:t>One assistant answers without search; another retrieves a handbook paragraph.</w:t>
       </w:r>
     </w:p>
@@ -5578,473 +6831,20 @@
         <w:pStyle w:val="Heading1"/>
       </w:pPr>
       <w:r>
-        <w:t>14. Try a new case independently</w:t>
-      </w:r>
-    </w:p>
-    <w:p>
-      <w:r>
-        <w:t>Attempt the reserved new case before feedback. Record support; the earlier examples below remain additional practice.</w:t>
-      </w:r>
-    </w:p>
-    <w:p>
-      <w:pPr>
-        <w:pStyle w:val="Heading3"/>
-      </w:pPr>
-      <w:r>
-        <w:t>Independent case: Apply a new case independently</w:t>
-      </w:r>
-    </w:p>
-    <w:p>
-      <w:pPr>
-        <w:spacing w:line="336" w:lineRule="auto" w:after="180"/>
-      </w:pPr>
-      <w:r>
-        <w:rPr>
-          <w:b/>
-        </w:rPr>
-        <w:t>Corpus</w:t>
-      </w:r>
-      <w:r>
-        <w:rPr>
-          <w:b w:val="0"/>
-        </w:rPr>
-        <w:t xml:space="preserve"> has public P, teacher-only T and withdrawn W. A student search returns all three. Identify the filtering defect and whether hiding T after generation is sufficient.</w:t>
-      </w:r>
-    </w:p>
-    <w:p>
-      <w:pPr>
-        <w:pStyle w:val="Heading3"/>
-      </w:pPr>
-      <w:r>
-        <w:t>My independent explanation, trace and limits</w:t>
-      </w:r>
-    </w:p>
-    <w:p>
-      <w:r>
-        <w:t>________________________________________________________________</w:t>
-      </w:r>
-    </w:p>
-    <w:p>
-      <w:r>
-        <w:t>________________________________________________________________</w:t>
-      </w:r>
-    </w:p>
-    <w:p>
-      <w:r>
-        <w:t>________________________________________________________________</w:t>
-      </w:r>
-    </w:p>
-    <w:p>
-      <w:r>
-        <w:t>________________________________________________________________</w:t>
-      </w:r>
-    </w:p>
-    <w:p>
-      <w:r>
-        <w:t>________________________________________________________________</w:t>
-      </w:r>
-    </w:p>
-    <w:p>
-      <w:r>
-        <w:t>________________________________________________________________</w:t>
-      </w:r>
-    </w:p>
-    <w:p>
-      <w:r>
-        <w:t>________________________________________________________________</w:t>
-      </w:r>
-    </w:p>
-    <w:p>
-      <w:pPr>
-        <w:spacing w:line="336" w:lineRule="auto" w:after="180"/>
-      </w:pPr>
-      <w:r>
-        <w:rPr>
-          <w:b w:val="0"/>
-        </w:rPr>
-        <w:t>Attempt this case before feedback. Record any help. Earlier examples below are further practice; a case already practised with feedback cannot establish fresh transfer.</w:t>
-      </w:r>
-    </w:p>
-    <w:p>
-      <w:pPr>
-        <w:pStyle w:val="Heading3"/>
-      </w:pPr>
-      <w:r>
-        <w:t>Week 17 Independent application</w:t>
-      </w:r>
-    </w:p>
-    <w:p>
-      <w:pPr>
-        <w:spacing w:line="336" w:lineRule="auto" w:after="180"/>
-      </w:pPr>
-      <w:r>
-        <w:rPr>
-          <w:b w:val="0"/>
-        </w:rPr>
-        <w:t>Close the worked explanation. Apply the idea to this different question without copying.</w:t>
-      </w:r>
-    </w:p>
-    <w:p>
-      <w:pPr>
-        <w:spacing w:line="336" w:lineRule="auto" w:after="180"/>
-        <w:shd w:fill="F5F1FB"/>
-      </w:pPr>
-      <w:r>
-        <w:rPr>
-          <w:b w:val="0"/>
-        </w:rPr>
-        <w:t xml:space="preserve">A model recalls last year's opening hours; a retrieved current notice gives different hours. How should the answer use this </w:t>
-      </w:r>
-      <w:r>
-        <w:rPr>
-          <w:b/>
-        </w:rPr>
-        <w:t>evidence</w:t>
-      </w:r>
-      <w:r>
-        <w:rPr>
-          <w:b w:val="0"/>
-        </w:rPr>
-        <w:t>?</w:t>
-      </w:r>
-    </w:p>
-    <w:p>
-      <w:pPr>
-        <w:spacing w:line="336" w:lineRule="auto" w:after="180"/>
-      </w:pPr>
-      <w:r>
-        <w:rPr>
-          <w:b w:val="0"/>
-        </w:rPr>
-        <w:t xml:space="preserve">My answer, with a trace, calculation or supporting </w:t>
-      </w:r>
-      <w:r>
-        <w:rPr>
-          <w:b/>
-        </w:rPr>
-        <w:t>evidence</w:t>
-      </w:r>
-    </w:p>
-    <w:p>
-      <w:pPr>
-        <w:pStyle w:val="Heading3"/>
-      </w:pPr>
-      <w:r>
-        <w:t>Write or draw your reasoning and evidence.</w:t>
-      </w:r>
-    </w:p>
-    <w:p>
-      <w:r>
-        <w:t>________________________________________________________________</w:t>
-      </w:r>
-    </w:p>
-    <w:p>
-      <w:r>
-        <w:t>________________________________________________________________</w:t>
-      </w:r>
-    </w:p>
-    <w:p>
-      <w:r>
-        <w:t>________________________________________________________________</w:t>
-      </w:r>
-    </w:p>
-    <w:p>
-      <w:r>
-        <w:t>________________________________________________________________</w:t>
-      </w:r>
-    </w:p>
-    <w:p>
-      <w:r>
-        <w:t>________________________________________________________________</w:t>
-      </w:r>
-    </w:p>
-    <w:p>
-      <w:pPr>
-        <w:pStyle w:val="Heading3"/>
-      </w:pPr>
-      <w:r>
-        <w:t>Create and test</w:t>
-      </w:r>
-    </w:p>
-    <w:p>
-      <w:pPr>
-        <w:spacing w:line="336" w:lineRule="auto" w:after="180"/>
-      </w:pPr>
-      <w:r>
-        <w:rPr>
-          <w:b w:val="0"/>
-        </w:rPr>
-        <w:t>Change one relevant detail. Predict the result before testing. Include a boundary or missing-information case when it helps reveal a limit.</w:t>
-      </w:r>
-    </w:p>
-    <w:p>
-      <w:pPr>
-        <w:spacing w:line="336" w:lineRule="auto" w:after="180"/>
-      </w:pPr>
-      <w:r>
-        <w:rPr>
-          <w:b w:val="0"/>
-        </w:rPr>
-        <w:t xml:space="preserve">My changed </w:t>
-      </w:r>
-      <w:r>
-        <w:rPr>
-          <w:b/>
-        </w:rPr>
-        <w:t>input</w:t>
-      </w:r>
-      <w:r>
-        <w:rPr>
-          <w:b w:val="0"/>
-        </w:rPr>
-        <w:t xml:space="preserve"> and expected result</w:t>
-      </w:r>
-    </w:p>
-    <w:p>
-      <w:pPr>
-        <w:pStyle w:val="Heading3"/>
-      </w:pPr>
-      <w:r>
-        <w:t>Write or draw your reasoning and evidence.</w:t>
-      </w:r>
-    </w:p>
-    <w:p>
-      <w:r>
-        <w:t>________________________________________________________________</w:t>
-      </w:r>
-    </w:p>
-    <w:p>
-      <w:r>
-        <w:t>________________________________________________________________</w:t>
-      </w:r>
-    </w:p>
-    <w:p>
-      <w:r>
-        <w:t>________________________________________________________________</w:t>
-      </w:r>
-    </w:p>
-    <w:p>
-      <w:r>
-        <w:t>________________________________________________________________</w:t>
-      </w:r>
-    </w:p>
-    <w:p>
-      <w:r>
-        <w:t>________________________________________________________________</w:t>
-      </w:r>
-    </w:p>
-    <w:p>
-      <w:pPr>
-        <w:pStyle w:val="Heading3"/>
-      </w:pPr>
-      <w:r>
-        <w:t>Connect to your project</w:t>
-      </w:r>
-    </w:p>
-    <w:p>
-      <w:pPr>
-        <w:spacing w:line="336" w:lineRule="auto" w:after="180"/>
-      </w:pPr>
-      <w:r>
-        <w:rPr>
-          <w:b w:val="0"/>
-        </w:rPr>
-        <w:t>The Study Buddy retrieves course passages and never presents model memory as a citation.</w:t>
-      </w:r>
-    </w:p>
-    <w:p>
-      <w:pPr>
-        <w:spacing w:line="336" w:lineRule="auto" w:after="180"/>
-      </w:pPr>
-      <w:r>
-        <w:rPr>
-          <w:b w:val="0"/>
-        </w:rPr>
-        <w:t xml:space="preserve">The </w:t>
-      </w:r>
-      <w:r>
-        <w:rPr>
-          <w:b/>
-        </w:rPr>
-        <w:t>evidence</w:t>
-      </w:r>
-      <w:r>
-        <w:rPr>
-          <w:b w:val="0"/>
-        </w:rPr>
-        <w:t xml:space="preserve"> I will keep</w:t>
-      </w:r>
-    </w:p>
-    <w:p>
-      <w:pPr>
-        <w:pStyle w:val="Heading3"/>
-      </w:pPr>
-      <w:r>
-        <w:t>Write or draw your reasoning and evidence.</w:t>
-      </w:r>
-    </w:p>
-    <w:p>
-      <w:r>
-        <w:t>________________________________________________________________</w:t>
-      </w:r>
-    </w:p>
-    <w:p>
-      <w:r>
-        <w:t>________________________________________________________________</w:t>
-      </w:r>
-    </w:p>
-    <w:p>
-      <w:r>
-        <w:t>________________________________________________________________</w:t>
-      </w:r>
-    </w:p>
-    <w:p>
-      <w:r>
-        <w:t>________________________________________________________________</w:t>
-      </w:r>
-    </w:p>
-    <w:p>
-      <w:r>
-        <w:t>________________________________________________________________</w:t>
-      </w:r>
-    </w:p>
-    <w:p>
-      <w:pPr>
-        <w:spacing w:line="336" w:lineRule="auto" w:after="180"/>
-      </w:pPr>
-      <w:r>
-        <w:rPr>
-          <w:b w:val="0"/>
-        </w:rPr>
-        <w:t xml:space="preserve">Your teacher has the independent answer and scoring criteria. Complete the matching workbook week to keep your practice </w:t>
-      </w:r>
-      <w:r>
-        <w:rPr>
-          <w:b/>
-        </w:rPr>
-        <w:t>evidence</w:t>
-      </w:r>
-      <w:r>
-        <w:rPr>
-          <w:b w:val="0"/>
-        </w:rPr>
-        <w:t xml:space="preserve"> together.</w:t>
-      </w:r>
-    </w:p>
-    <w:p>
-      <w:pPr>
-        <w:pStyle w:val="Heading3"/>
-      </w:pPr>
-      <w:r>
-        <w:t>Transfer practice from the original programme</w:t>
-      </w:r>
-    </w:p>
-    <w:p>
-      <w:pPr>
-        <w:spacing w:line="336" w:lineRule="auto" w:after="180"/>
-      </w:pPr>
-      <w:r>
-        <w:rPr>
-          <w:b w:val="0"/>
-        </w:rPr>
-        <w:t>A model states the library opens at 8 from learned patterns. A supplied current notice says 9. Explain the stronger answer and one remaining check.</w:t>
-      </w:r>
-    </w:p>
-    <w:p>
-      <w:pPr>
-        <w:pStyle w:val="Heading3"/>
-      </w:pPr>
-      <w:r>
-        <w:t>Explain the mechanism, evidence and one limit.</w:t>
-      </w:r>
-    </w:p>
-    <w:p>
-      <w:r>
-        <w:t>________________________________________________________________</w:t>
-      </w:r>
-    </w:p>
-    <w:p>
-      <w:r>
-        <w:t>________________________________________________________________</w:t>
-      </w:r>
-    </w:p>
-    <w:p>
-      <w:r>
-        <w:t>________________________________________________________________</w:t>
-      </w:r>
-    </w:p>
-    <w:p>
-      <w:r>
-        <w:t>________________________________________________________________</w:t>
-      </w:r>
-    </w:p>
-    <w:p>
-      <w:r>
-        <w:t>________________________________________________________________</w:t>
-      </w:r>
-    </w:p>
-    <w:p>
-      <w:r>
-        <w:t>________________________________________________________________</w:t>
-      </w:r>
-    </w:p>
-    <w:p>
-      <w:r>
-        <w:t>________________________________________________________________</w:t>
-      </w:r>
-    </w:p>
-    <w:p>
-      <w:pPr>
-        <w:pStyle w:val="Heading3"/>
-      </w:pPr>
-      <w:r>
-        <w:t>Use feedback to improve</w:t>
-      </w:r>
-    </w:p>
-    <w:p>
-      <w:pPr>
-        <w:spacing w:line="336" w:lineRule="auto" w:after="180"/>
-      </w:pPr>
-      <w:r>
-        <w:rPr>
-          <w:b w:val="0"/>
-        </w:rPr>
-        <w:t>Attempt the independent case before hints. Record whether you worked alone, used a hint or followed a model. After feedback, fix the first unsupported step and explain why it changed.</w:t>
-      </w:r>
-    </w:p>
-    <w:p>
-      <w:pPr>
-        <w:spacing w:line="336" w:lineRule="auto" w:after="180"/>
-      </w:pPr>
-      <w:r>
-        <w:rPr>
-          <w:b w:val="0"/>
-        </w:rPr>
-        <w:t>A later check uses a changed case, not a copied answer.</w:t>
-      </w:r>
-    </w:p>
-    <w:p>
-      <w:pPr>
-        <w:pStyle w:val="Heading1"/>
-      </w:pPr>
-      <w:r>
-        <w:t>15. Your lesson route</w:t>
-      </w:r>
-    </w:p>
-    <w:p>
-      <w:r>
-        <w:t>Use this map to navigate Model Memory vs Retrieval, connect the goals to tasks and keep one evidence record for each attempt.</w:t>
-      </w:r>
-    </w:p>
-    <w:p>
-      <w:pPr>
-        <w:spacing w:line="336" w:lineRule="auto" w:after="180"/>
-      </w:pPr>
-      <w:r>
-        <w:rPr>
-          <w:b w:val="0"/>
-        </w:rPr>
-        <w:t>Start with this question: The library assistant remembers an old opening time, but a current notice can be retrieved.</w:t>
+        <w:t>15. Reference: original lesson checklist</w:t>
+      </w:r>
+    </w:p>
+    <w:p>
+      <w:r>
+        <w:t>Use an additional checklist when it helps inspect your explanation.</w:t>
+      </w:r>
+    </w:p>
+    <w:p>
+      <w:pPr>
+        <w:pStyle w:val="Heading2"/>
+      </w:pPr>
+      <w:r>
+        <w:t>Targets and evidence</w:t>
       </w:r>
     </w:p>
     <w:tbl>
@@ -6151,6 +6951,14 @@
     </w:tbl>
     <w:p>
       <w:pPr>
+        <w:pStyle w:val="Heading2"/>
+      </w:pPr>
+      <w:r>
+        <w:t>Keep your route and first prediction</w:t>
+      </w:r>
+    </w:p>
+    <w:p>
+      <w:pPr>
         <w:spacing w:line="336" w:lineRule="auto" w:after="180"/>
       </w:pPr>
       <w:r>
@@ -6209,15 +7017,268 @@
     </w:p>
     <w:p>
       <w:pPr>
+        <w:pStyle w:val="Heading2"/>
+      </w:pPr>
+      <w:r>
+        <w:t>Earlier wording, alternatives and picture transcripts · reference / check after trying</w:t>
+      </w:r>
+    </w:p>
+    <w:p>
+      <w:pPr>
+        <w:spacing w:line="336" w:lineRule="auto" w:after="180"/>
+      </w:pPr>
+      <w:r>
+        <w:rPr>
+          <w:b w:val="0"/>
+        </w:rPr>
+        <w:t>Start with this question: The library assistant remembers an old opening time, but a current notice can be retrieved.</w:t>
+      </w:r>
+    </w:p>
+    <w:p>
+      <w:pPr>
         <w:pStyle w:val="Heading1"/>
       </w:pPr>
       <w:r>
-        <w:t>16. Finish and return</w:t>
-      </w:r>
-    </w:p>
-    <w:p>
-      <w:r>
-        <w:t>Explain Model Memory vs Retrieval without notes, identify a remaining question and plan a later check with a changed case.</w:t>
+        <w:t>17. Extra practice: pictures, repair and feedback</w:t>
+      </w:r>
+    </w:p>
+    <w:p>
+      <w:r>
+        <w:t>Attempt each question before opening its explanation. Use one browser or paper copy.</w:t>
+      </w:r>
+    </w:p>
+    <w:p>
+      <w:pPr>
+        <w:pStyle w:val="Heading2"/>
+      </w:pPr>
+      <w:r>
+        <w:t>First supported question</w:t>
+      </w:r>
+    </w:p>
+    <w:p>
+      <w:pPr>
+        <w:pStyle w:val="ListBullet"/>
+      </w:pPr>
+      <w:r>
+        <w:t>The library assistant remembers an old opening time, but a current notice can be retrieved.</w:t>
+      </w:r>
+    </w:p>
+    <w:p>
+      <w:pPr>
+        <w:pStyle w:val="Heading3"/>
+      </w:pPr>
+      <w:r>
+        <w:t>Practice 1: explain the deciding evidence</w:t>
+      </w:r>
+    </w:p>
+    <w:p>
+      <w:pPr>
+        <w:pStyle w:val="ListBullet"/>
+      </w:pPr>
+      <w:r>
+        <w:t>Which labelled step matches this detail? Answer 16: 00 and attach LIB-v = 2. Its words, rather than the earlier guess, support this claim.</w:t>
+      </w:r>
+    </w:p>
+    <w:p>
+      <w:pPr>
+        <w:pStyle w:val="ListBullet"/>
+      </w:pPr>
+      <w:r>
+        <w:t>1. Old guess</w:t>
+      </w:r>
+    </w:p>
+    <w:p>
+      <w:pPr>
+        <w:pStyle w:val="ListBullet"/>
+      </w:pPr>
+      <w:r>
+        <w:t>2. Find notice</w:t>
+      </w:r>
+    </w:p>
+    <w:p>
+      <w:pPr>
+        <w:pStyle w:val="ListBullet"/>
+      </w:pPr>
+      <w:r>
+        <w:t>3. Ground answer</w:t>
+      </w:r>
+    </w:p>
+    <w:p>
+      <w:pPr>
+        <w:pStyle w:val="Heading3"/>
+      </w:pPr>
+      <w:r>
+        <w:t>My selected conclusion, deciding fact and explanation</w:t>
+      </w:r>
+    </w:p>
+    <w:p>
+      <w:r>
+        <w:t>________________________________________________________________</w:t>
+      </w:r>
+    </w:p>
+    <w:p>
+      <w:r>
+        <w:t>________________________________________________________________</w:t>
+      </w:r>
+    </w:p>
+    <w:p>
+      <w:r>
+        <w:t>________________________________________________________________</w:t>
+      </w:r>
+    </w:p>
+    <w:p>
+      <w:r>
+        <w:t>________________________________________________________________</w:t>
+      </w:r>
+    </w:p>
+    <w:p>
+      <w:r>
+        <w:t>________________________________________________________________</w:t>
+      </w:r>
+    </w:p>
+    <w:p>
+      <w:pPr>
+        <w:pStyle w:val="ListBullet"/>
+      </w:pPr>
+      <w:r>
+        <w:t>Hint if needed: Read the steps in the pictorial case. Match the supplied detail to the stage that performs or records it.</w:t>
+      </w:r>
+    </w:p>
+    <w:p>
+      <w:pPr>
+        <w:pStyle w:val="ListBullet"/>
+      </w:pPr>
+      <w:r>
+        <w:t>After your attempt, compare with the supported explanation: Ground answer Answer 16: 00 and attach LIB-v = 2. Its words, rather than the earlier guess, support this claim. Read the picture in order. Answer 16: 00 and attach LIB-v = 2. Its words, rather than the earlier guess, support this claim. The arrows show which recorded input or intermediate result each decision uses. Explain the deciding step aloud before checking the changed case; pointing to the final answer alone does not show how it follows.</w:t>
+      </w:r>
+    </w:p>
+    <w:p>
+      <w:pPr>
+        <w:pStyle w:val="Heading2"/>
+      </w:pPr>
+      <w:r>
+        <w:t>Check the first explanation · reference / check after trying</w:t>
+      </w:r>
+    </w:p>
+    <w:p>
+      <w:pPr>
+        <w:pStyle w:val="Heading3"/>
+      </w:pPr>
+      <w:r>
+        <w:t>Practice 2: explain the deciding evidence</w:t>
+      </w:r>
+    </w:p>
+    <w:p>
+      <w:pPr>
+        <w:pStyle w:val="Heading2"/>
+      </w:pPr>
+      <w:r>
+        <w:t>Changed-case question</w:t>
+      </w:r>
+    </w:p>
+    <w:p>
+      <w:pPr>
+        <w:pStyle w:val="ListBullet"/>
+      </w:pPr>
+      <w:r>
+        <w:t>Changed-case practice: LIB-v = 2 is unavailable. Which conclusion is supported by the supplied facts?</w:t>
+      </w:r>
+    </w:p>
+    <w:p>
+      <w:pPr>
+        <w:pStyle w:val="ListBullet"/>
+      </w:pPr>
+      <w:r>
+        <w:t>1. We can decide the result without examining the changed input or the procedure.</w:t>
+      </w:r>
+    </w:p>
+    <w:p>
+      <w:pPr>
+        <w:pStyle w:val="ListBullet"/>
+      </w:pPr>
+      <w:r>
+        <w:t>2. This one example guarantees correct results for every future input.</w:t>
+      </w:r>
+    </w:p>
+    <w:p>
+      <w:pPr>
+        <w:pStyle w:val="ListBullet"/>
+      </w:pPr>
+      <w:r>
+        <w:t>3. Report that the current time cannot be verified.</w:t>
+      </w:r>
+    </w:p>
+    <w:p>
+      <w:pPr>
+        <w:pStyle w:val="Heading3"/>
+      </w:pPr>
+      <w:r>
+        <w:t>My selected conclusion, deciding fact and explanation</w:t>
+      </w:r>
+    </w:p>
+    <w:p>
+      <w:r>
+        <w:t>________________________________________________________________</w:t>
+      </w:r>
+    </w:p>
+    <w:p>
+      <w:r>
+        <w:t>________________________________________________________________</w:t>
+      </w:r>
+    </w:p>
+    <w:p>
+      <w:r>
+        <w:t>________________________________________________________________</w:t>
+      </w:r>
+    </w:p>
+    <w:p>
+      <w:r>
+        <w:t>________________________________________________________________</w:t>
+      </w:r>
+    </w:p>
+    <w:p>
+      <w:r>
+        <w:t>________________________________________________________________</w:t>
+      </w:r>
+    </w:p>
+    <w:p>
+      <w:pPr>
+        <w:pStyle w:val="ListBullet"/>
+      </w:pPr>
+      <w:r>
+        <w:t>Hint if needed: Use the changed condition and the deciding step in the pictorial trace. The answer must say what follows from those facts.</w:t>
+      </w:r>
+    </w:p>
+    <w:p>
+      <w:pPr>
+        <w:pStyle w:val="ListBullet"/>
+      </w:pPr>
+      <w:r>
+        <w:t>After your attempt, compare with the supported explanation: Report that the current time cannot be verified. The unsupported old guess does not become current evidence when retrieval fails.</w:t>
+      </w:r>
+    </w:p>
+    <w:p>
+      <w:pPr>
+        <w:pStyle w:val="Heading2"/>
+      </w:pPr>
+      <w:r>
+        <w:t>Check the changed case · reference / check after trying</w:t>
+      </w:r>
+    </w:p>
+    <w:p>
+      <w:pPr>
+        <w:pStyle w:val="Heading3"/>
+      </w:pPr>
+      <w:r>
+        <w:t>Repair a missing building block</w:t>
+      </w:r>
+    </w:p>
+    <w:p>
+      <w:pPr>
+        <w:pStyle w:val="Heading2"/>
+      </w:pPr>
+      <w:r>
+        <w:t>Repair and save your work</w:t>
       </w:r>
     </w:p>
     <w:p>
@@ -6228,43 +7289,117 @@
         <w:rPr>
           <w:b w:val="0"/>
         </w:rPr>
-        <w:t xml:space="preserve">Close your notes. Explain this goal in your own words: Explain the </w:t>
+        <w:t xml:space="preserve">Review Verify Numbers and Dates (ai-3/16). Goal: Verify a numeric claim using its source, denominator and units. Short practice: Which part can be corrected immediately from existing </w:t>
       </w:r>
       <w:r>
         <w:rPr>
           <w:b/>
         </w:rPr>
+        <w:t>evidence</w:t>
+      </w:r>
+      <w:r>
+        <w:rPr>
+          <w:b w:val="0"/>
+        </w:rPr>
+        <w:t>, and which needs follow-up?. Return to this week and explain what you changed.</w:t>
+      </w:r>
+    </w:p>
+    <w:p>
+      <w:pPr>
+        <w:spacing w:line="336" w:lineRule="auto" w:after="180"/>
+      </w:pPr>
+      <w:r>
+        <w:rPr>
+          <w:b w:val="0"/>
+        </w:rPr>
+        <w:t xml:space="preserve">Review Hallucination Failure Types (ai-3/14). Goal: Explain the </w:t>
+      </w:r>
+      <w:r>
+        <w:rPr>
+          <w:b/>
+        </w:rPr>
         <w:t>mechanism</w:t>
       </w:r>
       <w:r>
         <w:rPr>
           <w:b w:val="0"/>
         </w:rPr>
-        <w:t xml:space="preserve"> and terminology of </w:t>
+        <w:t xml:space="preserve"> and terminology of generation failures and verification. Short practice: Can we conclude there will definitely be no lunch from S alone?.</w:t>
+      </w:r>
+    </w:p>
+    <w:p>
+      <w:pPr>
+        <w:spacing w:line="336" w:lineRule="auto" w:after="180"/>
+      </w:pPr>
+      <w:r>
+        <w:rPr>
+          <w:b w:val="0"/>
+        </w:rPr>
+        <w:t>Return to this week and explain what you changed.</w:t>
+      </w:r>
+    </w:p>
+    <w:p>
+      <w:pPr>
+        <w:spacing w:line="336" w:lineRule="auto" w:after="180"/>
+      </w:pPr>
+      <w:r>
+        <w:rPr>
+          <w:b w:val="0"/>
+        </w:rPr>
+        <w:t>Review Visual Composition (ai-3/11). Goal: Check object counts, spatial relations and arrow meaning separately. Short practice: Which checks pass after that single change, and what still needs repair?. Return to this week and explain what you changed.</w:t>
+      </w:r>
+    </w:p>
+    <w:p>
+      <w:pPr>
+        <w:spacing w:line="336" w:lineRule="auto" w:after="180"/>
+      </w:pPr>
+      <w:r>
+        <w:rPr>
+          <w:b w:val="0"/>
+        </w:rPr>
+        <w:t xml:space="preserve">Use Download completed work in the hosted lesson to export your answers, reflections, practice feedback and code-run </w:t>
       </w:r>
       <w:r>
         <w:rPr>
           <w:b/>
         </w:rPr>
-        <w:t>retrieval</w:t>
+        <w:t>evidence</w:t>
       </w:r>
       <w:r>
         <w:rPr>
           <w:b w:val="0"/>
         </w:rPr>
-        <w:t xml:space="preserve"> and </w:t>
-      </w:r>
-      <w:r>
-        <w:rPr>
-          <w:b/>
-        </w:rPr>
-        <w:t>index</w:t>
-      </w:r>
+        <w:t>. Open the HTML copy to read or print it.</w:t>
+      </w:r>
+    </w:p>
+    <w:p>
+      <w:pPr>
+        <w:spacing w:line="336" w:lineRule="auto" w:after="180"/>
+      </w:pPr>
       <w:r>
         <w:rPr>
           <w:b w:val="0"/>
         </w:rPr>
-        <w:t>ing</w:t>
+        <w:t>Drafts stay in this browser when storage is available; clear drafts on a shared device.</w:t>
+      </w:r>
+    </w:p>
+    <w:p>
+      <w:pPr>
+        <w:pStyle w:val="Heading2"/>
+      </w:pPr>
+      <w:r>
+        <w:t>Earlier wording, alternatives and picture transcripts · reference / check after trying</w:t>
+      </w:r>
+    </w:p>
+    <w:p>
+      <w:pPr>
+        <w:spacing w:line="336" w:lineRule="auto" w:after="180"/>
+      </w:pPr>
+      <w:r>
+        <w:rPr>
+          <w:b w:val="0"/>
+        </w:rPr>
+        <w:t>Use this supported practice once, in the browser or on paper. Keep the reserved independent assessment for a separate first attempt before teacher feedback.</w:t>
       </w:r>
     </w:p>
     <w:p>
@@ -6272,90 +7407,7 @@
         <w:pStyle w:val="Heading3"/>
       </w:pPr>
       <w:r>
-        <w:t>My deciding step, evidence and one remaining question</w:t>
-      </w:r>
-    </w:p>
-    <w:p>
-      <w:r>
-        <w:t>________________________________________________________________</w:t>
-      </w:r>
-    </w:p>
-    <w:p>
-      <w:r>
-        <w:t>________________________________________________________________</w:t>
-      </w:r>
-    </w:p>
-    <w:p>
-      <w:r>
-        <w:t>________________________________________________________________</w:t>
-      </w:r>
-    </w:p>
-    <w:p>
-      <w:r>
-        <w:t>________________________________________________________________</w:t>
-      </w:r>
-    </w:p>
-    <w:p>
-      <w:r>
-        <w:t>________________________________________________________________</w:t>
-      </w:r>
-    </w:p>
-    <w:p>
-      <w:pPr>
-        <w:spacing w:line="336" w:lineRule="auto" w:after="180"/>
-      </w:pPr>
-      <w:r>
-        <w:rPr>
-          <w:b w:val="0"/>
-        </w:rPr>
-        <w:t xml:space="preserve">If you are unsure, return to the worked picture and explain one arrow. If you are ready, change an </w:t>
-      </w:r>
-      <w:r>
-        <w:rPr>
-          <w:b/>
-        </w:rPr>
-        <w:t>input</w:t>
-      </w:r>
-      <w:r>
-        <w:rPr>
-          <w:b w:val="0"/>
-        </w:rPr>
-        <w:t xml:space="preserve"> or assumption and justify your </w:t>
-      </w:r>
-      <w:r>
-        <w:rPr>
-          <w:b/>
-        </w:rPr>
-        <w:t>prediction</w:t>
-      </w:r>
-      <w:r>
-        <w:rPr>
-          <w:b w:val="0"/>
-        </w:rPr>
-        <w:t>.</w:t>
-      </w:r>
-    </w:p>
-    <w:p>
-      <w:pPr>
-        <w:spacing w:line="336" w:lineRule="auto" w:after="180"/>
-      </w:pPr>
-      <w:r>
-        <w:rPr>
-          <w:b w:val="0"/>
-        </w:rPr>
-        <w:t xml:space="preserve">Save your workbook </w:t>
-      </w:r>
-      <w:r>
-        <w:rPr>
-          <w:b/>
-        </w:rPr>
-        <w:t>evidence</w:t>
-      </w:r>
-      <w:r>
-        <w:rPr>
-          <w:b w:val="0"/>
-        </w:rPr>
-        <w:t>. At the next review, try a different case before opening your old answer.</w:t>
+        <w:t>Keep your completed work</w:t>
       </w:r>
     </w:p>
     <w:p>
@@ -6363,565 +7415,17 @@
         <w:pStyle w:val="Heading1"/>
       </w:pPr>
       <w:r>
-        <w:t>17. Supported practice, repair and portfolio</w:t>
-      </w:r>
-    </w:p>
-    <w:p>
-      <w:r>
-        <w:t>Attempt supported questions before using hints or feedback. Review a missing building block, then keep the completed work.</w:t>
-      </w:r>
-    </w:p>
-    <w:p>
-      <w:pPr>
-        <w:spacing w:line="336" w:lineRule="auto" w:after="180"/>
-      </w:pPr>
-      <w:r>
-        <w:rPr>
-          <w:b w:val="0"/>
-        </w:rPr>
-        <w:t>Use this supported practice once, in the browser or on paper. Keep the reserved independent assessment for a separate first attempt before teacher feedback.</w:t>
-      </w:r>
-    </w:p>
-    <w:p>
-      <w:pPr>
-        <w:spacing w:line="336" w:lineRule="auto" w:after="180"/>
-      </w:pPr>
-      <w:r>
-        <w:rPr>
-          <w:b w:val="0"/>
-        </w:rPr>
-        <w:t>The library assistant remembers an old opening time, but a current notice can be retrieved.</w:t>
-      </w:r>
-    </w:p>
-    <w:p>
-      <w:pPr>
-        <w:pStyle w:val="Heading3"/>
-      </w:pPr>
-      <w:r>
-        <w:t>Practice 1: explain the deciding evidence</w:t>
-      </w:r>
-    </w:p>
-    <w:p>
-      <w:pPr>
-        <w:spacing w:line="336" w:lineRule="auto" w:after="180"/>
-      </w:pPr>
-      <w:r>
-        <w:rPr>
-          <w:b w:val="0"/>
-        </w:rPr>
-        <w:t>Which labelled step matches this detail? Answer 16: 00 and attach LIB-v = 2. Its words, rather than the earlier guess, support this claim.</w:t>
-      </w:r>
-    </w:p>
-    <w:p>
-      <w:pPr>
-        <w:spacing w:line="336" w:lineRule="auto" w:after="180"/>
-        <w:shd w:fill="F4F9FC"/>
-      </w:pPr>
-      <w:r>
-        <w:rPr>
-          <w:b w:val="0"/>
-        </w:rPr>
-        <w:t>1. Old guess</w:t>
-      </w:r>
-    </w:p>
-    <w:p>
-      <w:pPr>
-        <w:spacing w:line="336" w:lineRule="auto" w:after="180"/>
-        <w:shd w:fill="F4F9FC"/>
-      </w:pPr>
-      <w:r>
-        <w:rPr>
-          <w:b w:val="0"/>
-        </w:rPr>
-        <w:t>2. Find notice</w:t>
-      </w:r>
-    </w:p>
-    <w:p>
-      <w:pPr>
-        <w:spacing w:line="336" w:lineRule="auto" w:after="180"/>
-        <w:shd w:fill="F4F9FC"/>
-      </w:pPr>
-      <w:r>
-        <w:rPr>
-          <w:b w:val="0"/>
-        </w:rPr>
-        <w:t>3. Ground answer</w:t>
-      </w:r>
-    </w:p>
-    <w:p>
-      <w:pPr>
-        <w:pStyle w:val="Heading3"/>
-      </w:pPr>
-      <w:r>
-        <w:t>My selected conclusion, deciding fact and explanation</w:t>
-      </w:r>
-    </w:p>
-    <w:p>
-      <w:r>
-        <w:t>________________________________________________________________</w:t>
-      </w:r>
-    </w:p>
-    <w:p>
-      <w:r>
-        <w:t>________________________________________________________________</w:t>
-      </w:r>
-    </w:p>
-    <w:p>
-      <w:r>
-        <w:t>________________________________________________________________</w:t>
-      </w:r>
-    </w:p>
-    <w:p>
-      <w:r>
-        <w:t>________________________________________________________________</w:t>
-      </w:r>
-    </w:p>
-    <w:p>
-      <w:r>
-        <w:t>________________________________________________________________</w:t>
-      </w:r>
-    </w:p>
-    <w:p>
-      <w:pPr>
-        <w:pStyle w:val="Heading3"/>
-      </w:pPr>
-      <w:r>
-        <w:t>Hint · try first</w:t>
-      </w:r>
-    </w:p>
-    <w:p>
-      <w:pPr>
-        <w:spacing w:line="336" w:lineRule="auto" w:after="180"/>
-        <w:shd w:fill="F1F6F8"/>
-      </w:pPr>
-      <w:r>
-        <w:rPr>
-          <w:b w:val="0"/>
-        </w:rPr>
-        <w:t>Hint if needed: Read the steps in the pictorial case. Match the supplied detail to the stage that performs or records it.</w:t>
-      </w:r>
-    </w:p>
-    <w:p>
-      <w:pPr>
-        <w:pStyle w:val="Heading3"/>
-      </w:pPr>
-      <w:r>
-        <w:t>Feedback · compare after trying</w:t>
-      </w:r>
-    </w:p>
-    <w:p>
-      <w:pPr>
-        <w:spacing w:line="336" w:lineRule="auto" w:after="180"/>
-        <w:shd w:fill="F1F6FC"/>
-      </w:pPr>
-      <w:r>
-        <w:rPr>
-          <w:b w:val="0"/>
-        </w:rPr>
-        <w:t>After your attempt, compare with the supported explanation: Ground answer Answer 16: 00 and attach LIB-v = 2. Its words, rather than the earlier guess, support this claim. Read the picture in order.</w:t>
-      </w:r>
-    </w:p>
-    <w:p>
-      <w:pPr>
-        <w:spacing w:line="336" w:lineRule="auto" w:after="180"/>
-        <w:shd w:fill="F1F6FC"/>
-      </w:pPr>
-      <w:r>
-        <w:rPr>
-          <w:b w:val="0"/>
-        </w:rPr>
-        <w:t xml:space="preserve">Answer 16: 00 and attach LIB-v = 2. Its words, rather than the earlier guess, support this claim. The arrows show which recorded </w:t>
-      </w:r>
-      <w:r>
-        <w:rPr>
-          <w:b/>
-        </w:rPr>
-        <w:t>input</w:t>
-      </w:r>
-      <w:r>
-        <w:rPr>
-          <w:b w:val="0"/>
-        </w:rPr>
-        <w:t xml:space="preserve"> or intermediate result each decision uses.</w:t>
-      </w:r>
-    </w:p>
-    <w:p>
-      <w:pPr>
-        <w:spacing w:line="336" w:lineRule="auto" w:after="180"/>
-        <w:shd w:fill="F1F6FC"/>
-      </w:pPr>
-      <w:r>
-        <w:rPr>
-          <w:b w:val="0"/>
-        </w:rPr>
-        <w:t>Explain the deciding step aloud before checking the changed case; pointing to the final answer alone does not show how it follows.</w:t>
-      </w:r>
-    </w:p>
-    <w:p>
-      <w:pPr>
-        <w:pStyle w:val="Heading3"/>
-      </w:pPr>
-      <w:r>
-        <w:t>Practice 2: explain the deciding evidence</w:t>
-      </w:r>
-    </w:p>
-    <w:p>
-      <w:pPr>
-        <w:pStyle w:val="Heading3"/>
-      </w:pPr>
-      <w:r>
-        <w:t>Changed case · predict first</w:t>
-      </w:r>
-    </w:p>
-    <w:p>
-      <w:pPr>
-        <w:spacing w:line="336" w:lineRule="auto" w:after="180"/>
-        <w:shd w:fill="F5F1FB"/>
-      </w:pPr>
-      <w:r>
-        <w:rPr>
-          <w:b w:val="0"/>
-        </w:rPr>
-        <w:t>Changed-case practice: LIB-v = 2 is unavailable. Which conclusion is supported by the supplied facts?</w:t>
-      </w:r>
-    </w:p>
-    <w:p>
-      <w:pPr>
-        <w:spacing w:line="336" w:lineRule="auto" w:after="180"/>
-        <w:shd w:fill="F4F9FC"/>
-      </w:pPr>
-      <w:r>
-        <w:rPr>
-          <w:b w:val="0"/>
-        </w:rPr>
-        <w:t xml:space="preserve">1. We can decide the result without examining the changed </w:t>
-      </w:r>
-      <w:r>
-        <w:rPr>
-          <w:b/>
-        </w:rPr>
-        <w:t>input</w:t>
-      </w:r>
-      <w:r>
-        <w:rPr>
-          <w:b w:val="0"/>
-        </w:rPr>
-        <w:t xml:space="preserve"> or the procedure.</w:t>
-      </w:r>
-    </w:p>
-    <w:p>
-      <w:pPr>
-        <w:spacing w:line="336" w:lineRule="auto" w:after="180"/>
-        <w:shd w:fill="F4F9FC"/>
-      </w:pPr>
-      <w:r>
-        <w:rPr>
-          <w:b w:val="0"/>
-        </w:rPr>
-        <w:t xml:space="preserve">2. This one example guarantees correct results for every future </w:t>
-      </w:r>
-      <w:r>
-        <w:rPr>
-          <w:b/>
-        </w:rPr>
-        <w:t>input</w:t>
-      </w:r>
-      <w:r>
-        <w:rPr>
-          <w:b w:val="0"/>
-        </w:rPr>
-        <w:t>.</w:t>
-      </w:r>
-    </w:p>
-    <w:p>
-      <w:pPr>
-        <w:spacing w:line="336" w:lineRule="auto" w:after="180"/>
-        <w:shd w:fill="F4F9FC"/>
-      </w:pPr>
-      <w:r>
-        <w:rPr>
-          <w:b w:val="0"/>
-        </w:rPr>
-        <w:t>3. Report that the current time cannot be verified.</w:t>
-      </w:r>
-    </w:p>
-    <w:p>
-      <w:pPr>
-        <w:pStyle w:val="Heading3"/>
-      </w:pPr>
-      <w:r>
-        <w:t>My selected conclusion, deciding fact and explanation</w:t>
-      </w:r>
-    </w:p>
-    <w:p>
-      <w:r>
-        <w:t>________________________________________________________________</w:t>
-      </w:r>
-    </w:p>
-    <w:p>
-      <w:r>
-        <w:t>________________________________________________________________</w:t>
-      </w:r>
-    </w:p>
-    <w:p>
-      <w:r>
-        <w:t>________________________________________________________________</w:t>
-      </w:r>
-    </w:p>
-    <w:p>
-      <w:r>
-        <w:t>________________________________________________________________</w:t>
-      </w:r>
-    </w:p>
-    <w:p>
-      <w:r>
-        <w:t>________________________________________________________________</w:t>
-      </w:r>
-    </w:p>
-    <w:p>
-      <w:pPr>
-        <w:pStyle w:val="Heading3"/>
-      </w:pPr>
-      <w:r>
-        <w:t>Hint · try first</w:t>
-      </w:r>
-    </w:p>
-    <w:p>
-      <w:pPr>
-        <w:spacing w:line="336" w:lineRule="auto" w:after="180"/>
-        <w:shd w:fill="F1F6F8"/>
-      </w:pPr>
-      <w:r>
-        <w:rPr>
-          <w:b w:val="0"/>
-        </w:rPr>
-        <w:t>Hint if needed: Use the changed condition and the deciding step in the pictorial trace. The answer must say what follows from those facts.</w:t>
-      </w:r>
-    </w:p>
-    <w:p>
-      <w:pPr>
-        <w:pStyle w:val="Heading3"/>
-      </w:pPr>
-      <w:r>
-        <w:t>Feedback · compare after trying</w:t>
-      </w:r>
-    </w:p>
-    <w:p>
-      <w:pPr>
-        <w:spacing w:line="336" w:lineRule="auto" w:after="180"/>
-        <w:shd w:fill="F1F6FC"/>
-      </w:pPr>
-      <w:r>
-        <w:rPr>
-          <w:b w:val="0"/>
-        </w:rPr>
-        <w:t xml:space="preserve">After your attempt, compare with the supported explanation: Report that the current time cannot be verified. The unsupported old guess does not become current </w:t>
-      </w:r>
-      <w:r>
-        <w:rPr>
-          <w:b/>
-        </w:rPr>
-        <w:t>evidence</w:t>
-      </w:r>
-      <w:r>
-        <w:rPr>
-          <w:b w:val="0"/>
-        </w:rPr>
-        <w:t xml:space="preserve"> when </w:t>
-      </w:r>
-      <w:r>
-        <w:rPr>
-          <w:b/>
-        </w:rPr>
-        <w:t>retrieval</w:t>
-      </w:r>
-      <w:r>
-        <w:rPr>
-          <w:b w:val="0"/>
-        </w:rPr>
-        <w:t xml:space="preserve"> fails.</w:t>
-      </w:r>
-    </w:p>
-    <w:p>
-      <w:pPr>
-        <w:pStyle w:val="Heading3"/>
-      </w:pPr>
-      <w:r>
-        <w:t>Repair a missing building block</w:t>
-      </w:r>
-    </w:p>
-    <w:p>
-      <w:pPr>
-        <w:spacing w:line="336" w:lineRule="auto" w:after="180"/>
-      </w:pPr>
-      <w:r>
-        <w:rPr>
-          <w:b w:val="0"/>
-        </w:rPr>
-        <w:t xml:space="preserve">Review Verify Numbers and Dates (ai-3/16). Goal: Explain the </w:t>
-      </w:r>
-      <w:r>
-        <w:rPr>
-          <w:b/>
-        </w:rPr>
-        <w:t>mechanism</w:t>
-      </w:r>
-      <w:r>
-        <w:rPr>
-          <w:b w:val="0"/>
-        </w:rPr>
-        <w:t xml:space="preserve"> and terminology of claim support and citation evaluation.</w:t>
-      </w:r>
-    </w:p>
-    <w:p>
-      <w:pPr>
-        <w:spacing w:line="336" w:lineRule="auto" w:after="180"/>
-      </w:pPr>
-      <w:r>
-        <w:rPr>
-          <w:b w:val="0"/>
-        </w:rPr>
-        <w:t xml:space="preserve">Short practice: Which part can be corrected immediately from existing </w:t>
-      </w:r>
-      <w:r>
-        <w:rPr>
-          <w:b/>
-        </w:rPr>
-        <w:t>evidence</w:t>
-      </w:r>
-      <w:r>
-        <w:rPr>
-          <w:b w:val="0"/>
-        </w:rPr>
-        <w:t>, and which needs follow-up?. Return to this week and explain what you changed.</w:t>
-      </w:r>
-    </w:p>
-    <w:p>
-      <w:pPr>
-        <w:spacing w:line="336" w:lineRule="auto" w:after="180"/>
-      </w:pPr>
-      <w:r>
-        <w:rPr>
-          <w:b w:val="0"/>
-        </w:rPr>
-        <w:t xml:space="preserve">Review Hallucination Failure Types (ai-3/14). Goal: Explain the </w:t>
-      </w:r>
-      <w:r>
-        <w:rPr>
-          <w:b/>
-        </w:rPr>
-        <w:t>mechanism</w:t>
-      </w:r>
-      <w:r>
-        <w:rPr>
-          <w:b w:val="0"/>
-        </w:rPr>
-        <w:t xml:space="preserve"> and terminology of generation failures and verification. Short practice: Can we conclude there will definitely be no lunch from S alone?.</w:t>
-      </w:r>
-    </w:p>
-    <w:p>
-      <w:pPr>
-        <w:spacing w:line="336" w:lineRule="auto" w:after="180"/>
-      </w:pPr>
-      <w:r>
-        <w:rPr>
-          <w:b w:val="0"/>
-        </w:rPr>
-        <w:t>Return to this week and explain what you changed.</w:t>
-      </w:r>
-    </w:p>
-    <w:p>
-      <w:pPr>
-        <w:spacing w:line="336" w:lineRule="auto" w:after="180"/>
-      </w:pPr>
-      <w:r>
-        <w:rPr>
-          <w:b w:val="0"/>
-        </w:rPr>
-        <w:t xml:space="preserve">Review Visual Composition (ai-3/11). Goal: Explain the </w:t>
-      </w:r>
-      <w:r>
-        <w:rPr>
-          <w:b/>
-        </w:rPr>
-        <w:t>mechanism</w:t>
-      </w:r>
-      <w:r>
-        <w:rPr>
-          <w:b w:val="0"/>
-        </w:rPr>
-        <w:t xml:space="preserve"> and terminology of image generation and provenance. Short practice: Which checks pass after that single change, and what still needs repair?.</w:t>
-      </w:r>
-    </w:p>
-    <w:p>
-      <w:pPr>
-        <w:spacing w:line="336" w:lineRule="auto" w:after="180"/>
-      </w:pPr>
-      <w:r>
-        <w:rPr>
-          <w:b w:val="0"/>
-        </w:rPr>
-        <w:t>Return to this week and explain what you changed.</w:t>
-      </w:r>
-    </w:p>
-    <w:p>
-      <w:pPr>
-        <w:pStyle w:val="Heading3"/>
-      </w:pPr>
-      <w:r>
-        <w:t>Keep your completed work</w:t>
-      </w:r>
-    </w:p>
-    <w:p>
-      <w:pPr>
-        <w:spacing w:line="336" w:lineRule="auto" w:after="180"/>
-      </w:pPr>
-      <w:r>
-        <w:rPr>
-          <w:b w:val="0"/>
-        </w:rPr>
-        <w:t xml:space="preserve">Use Download completed work in the hosted lesson to export your answers, reflections, practice feedback and code-run </w:t>
-      </w:r>
-      <w:r>
-        <w:rPr>
-          <w:b/>
-        </w:rPr>
-        <w:t>evidence</w:t>
-      </w:r>
-      <w:r>
-        <w:rPr>
-          <w:b w:val="0"/>
-        </w:rPr>
-        <w:t>. Open the HTML copy to read or print it.</w:t>
-      </w:r>
-    </w:p>
-    <w:p>
-      <w:pPr>
-        <w:spacing w:line="336" w:lineRule="auto" w:after="180"/>
-      </w:pPr>
-      <w:r>
-        <w:rPr>
-          <w:b w:val="0"/>
-        </w:rPr>
-        <w:t>Drafts stay in this browser when storage is available; clear drafts on a shared device.</w:t>
-      </w:r>
-    </w:p>
-    <w:p>
-      <w:pPr>
-        <w:pStyle w:val="Heading1"/>
-      </w:pPr>
-      <w:r>
-        <w:t>18. Visual concept journey</w:t>
-      </w:r>
-    </w:p>
-    <w:p>
-      <w:r>
-        <w:t>Explain each Model Memory vs Retrieval graphic using its labels, deciding evidence and relevant limitation.</w:t>
-      </w:r>
-    </w:p>
-    <w:p>
-      <w:pPr>
-        <w:pStyle w:val="Heading3"/>
+        <w:t>18. Reference: the six-picture journey</w:t>
+      </w:r>
+    </w:p>
+    <w:p>
+      <w:r>
+        <w:t>Revisit the picture that serves the current question; key diagrams already sit beside the main explanation.</w:t>
+      </w:r>
+    </w:p>
+    <w:p>
+      <w:pPr>
+        <w:pStyle w:val="Heading2"/>
       </w:pPr>
       <w:r>
         <w:t>01. Model Memory vs Retrieval: the case</w:t>
@@ -6932,7 +7436,7 @@
         <w:drawing>
           <wp:inline xmlns:a="http://schemas.openxmlformats.org/drawingml/2006/main" xmlns:pic="http://schemas.openxmlformats.org/drawingml/2006/picture">
             <wp:extent cx="5486400" cy="3291840"/>
-            <wp:docPr id="22" name="Picture 22" descr="The library assistant remembers an old opening time, but a current notice can be retrieved. Supplied facts: Approved notice LIB-v = 2 says Wednesday closes at 16: 00; the model previously produced 15: 00. The question asks the current Wednesday closing time. All inputs and outcomes in this worked example are invented classroom data; no real model run is claimed."/>
+            <wp:docPr id="28" name="Picture 28" descr="The library assistant remembers an old opening time, but a current notice can be retrieved. Supplied facts: Approved notice LIB-v = 2 says Wednesday closes at 16: 00; the model previously produced 15: 00. The question asks the current Wednesday closing time. All inputs and outcomes in this worked example are invented classroom data; no real model run is claimed."/>
             <wp:cNvGraphicFramePr>
               <a:graphicFrameLocks noChangeAspect="1"/>
             </wp:cNvGraphicFramePr>
@@ -6944,7 +7448,7 @@
                     <pic:cNvPicPr/>
                   </pic:nvPicPr>
                   <pic:blipFill>
-                    <a:blip r:embed="rId29"/>
+                    <a:blip r:embed="rId31"/>
                     <a:stretch>
                       <a:fillRect/>
                     </a:stretch>
@@ -7000,7 +7504,6 @@
     <w:p>
       <w:pPr>
         <w:spacing w:line="336" w:lineRule="auto" w:after="180"/>
-        <w:shd w:fill="F5F1FB"/>
       </w:pPr>
       <w:r>
         <w:rPr>
@@ -7011,7 +7514,7 @@
     </w:p>
     <w:p>
       <w:pPr>
-        <w:pStyle w:val="Heading3"/>
+        <w:pStyle w:val="Heading2"/>
       </w:pPr>
       <w:r>
         <w:t>02. Follow the deciding steps</w:t>
@@ -7022,7 +7525,7 @@
         <w:drawing>
           <wp:inline xmlns:a="http://schemas.openxmlformats.org/drawingml/2006/main" xmlns:pic="http://schemas.openxmlformats.org/drawingml/2006/picture">
             <wp:extent cx="5486400" cy="3337560"/>
-            <wp:docPr id="23" name="Picture 23" descr="Old guess: A remembered-looking answer says 15: 00; no current notice is attached. → Find notice: Retrieve authorised LIB-v = 2, which explicitly says Wednesday closes at 16: 00. → Ground answer: Answer 16: 00 and attach LIB-v = 2. Its words, rather than the earlier guess, support this claim."/>
+            <wp:docPr id="29" name="Picture 29" descr="Old guess: A remembered-looking answer says 15: 00; no current notice is attached. → Find notice: Retrieve authorised LIB-v = 2, which explicitly says Wednesday closes at 16: 00. → Ground answer: Answer 16: 00 and attach LIB-v = 2. Its words, rather than the earlier guess, support this claim."/>
             <wp:cNvGraphicFramePr>
               <a:graphicFrameLocks noChangeAspect="1"/>
             </wp:cNvGraphicFramePr>
@@ -7034,7 +7537,7 @@
                     <pic:cNvPicPr/>
                   </pic:nvPicPr>
                   <pic:blipFill>
-                    <a:blip r:embed="rId30"/>
+                    <a:blip r:embed="rId17"/>
                     <a:stretch>
                       <a:fillRect/>
                     </a:stretch>
@@ -7078,7 +7581,6 @@
     <w:p>
       <w:pPr>
         <w:spacing w:line="336" w:lineRule="auto" w:after="180"/>
-        <w:shd w:fill="F5F1FB"/>
       </w:pPr>
       <w:r>
         <w:rPr>
@@ -7101,7 +7603,7 @@
     </w:p>
     <w:p>
       <w:pPr>
-        <w:pStyle w:val="Heading3"/>
+        <w:pStyle w:val="Heading2"/>
       </w:pPr>
       <w:r>
         <w:t>03. Retrieval and indexing — evidence trace</w:t>
@@ -7112,7 +7614,7 @@
         <w:drawing>
           <wp:inline xmlns:a="http://schemas.openxmlformats.org/drawingml/2006/main" xmlns:pic="http://schemas.openxmlformats.org/drawingml/2006/picture">
             <wp:extent cx="5486400" cy="3145536"/>
-            <wp:docPr id="24" name="Picture 24" descr="Retrieval and indexing — evidence trace. Index v1 contains notice N1 for room A. Corpus v2 supersedes it with N2 for room B, but the query still returns N1. What can be reported? | Assign stable document IDs, versions and permitted access before indexing. Retrieve only authorised records. Preserve source references and define behaviour when a document is missing, outdated or access-restricted. | The stale index returns old evidence. It cannot establish current room approval; refresh against authorised corpus v2 or report unresolved freshness."/>
+            <wp:docPr id="30" name="Picture 30" descr="Retrieval and indexing — evidence trace. Index v1 contains notice N1 for room A. Corpus v2 supersedes it with N2 for room B, but the query still returns N1. What can be reported? | Assign stable document IDs, versions and permitted access before indexing. Retrieve only authorised records. Preserve source references and define behaviour when a document is missing, outdated or access-restricted. | The stale index returns old evidence. It cannot establish current room approval; refresh against authorised corpus v2 or report unresolved freshness."/>
             <wp:cNvGraphicFramePr>
               <a:graphicFrameLocks noChangeAspect="1"/>
             </wp:cNvGraphicFramePr>
@@ -7124,7 +7626,7 @@
                     <pic:cNvPicPr/>
                   </pic:nvPicPr>
                   <pic:blipFill>
-                    <a:blip r:embed="rId31"/>
+                    <a:blip r:embed="rId32"/>
                     <a:stretch>
                       <a:fillRect/>
                     </a:stretch>
@@ -7304,7 +7806,6 @@
     <w:p>
       <w:pPr>
         <w:spacing w:line="336" w:lineRule="auto" w:after="180"/>
-        <w:shd w:fill="F5F1FB"/>
       </w:pPr>
       <w:r>
         <w:rPr>
@@ -7315,7 +7816,7 @@
     </w:p>
     <w:p>
       <w:pPr>
-        <w:pStyle w:val="Heading3"/>
+        <w:pStyle w:val="Heading2"/>
       </w:pPr>
       <w:r>
         <w:t>04. Change one thing. Trace what follows.</w:t>
@@ -7326,7 +7827,7 @@
         <w:drawing>
           <wp:inline xmlns:a="http://schemas.openxmlformats.org/drawingml/2006/main" xmlns:pic="http://schemas.openxmlformats.org/drawingml/2006/picture">
             <wp:extent cx="5486400" cy="3041904"/>
-            <wp:docPr id="25" name="Picture 25" descr="Original case: Answer 16: 00 and attach LIB-v = 2. Its words, rather than the earlier guess, support this claim. Changed condition: LIB-v = 2 is unavailable. Expected result: Report that the current time cannot be verified. Reason: The unsupported old guess does not become current evidence when retrieval fails."/>
+            <wp:docPr id="31" name="Picture 31" descr="Original case: Answer 16: 00 and attach LIB-v = 2. Its words, rather than the earlier guess, support this claim. Changed condition: LIB-v = 2 is unavailable. Expected result: Report that the current time cannot be verified. Reason: The unsupported old guess does not become current evidence when retrieval fails."/>
             <wp:cNvGraphicFramePr>
               <a:graphicFrameLocks noChangeAspect="1"/>
             </wp:cNvGraphicFramePr>
@@ -7338,7 +7839,7 @@
                     <pic:cNvPicPr/>
                   </pic:nvPicPr>
                   <pic:blipFill>
-                    <a:blip r:embed="rId32"/>
+                    <a:blip r:embed="rId18"/>
                     <a:stretch>
                       <a:fillRect/>
                     </a:stretch>
@@ -7406,7 +7907,6 @@
     <w:p>
       <w:pPr>
         <w:spacing w:line="336" w:lineRule="auto" w:after="180"/>
-        <w:shd w:fill="F5F1FB"/>
       </w:pPr>
       <w:r>
         <w:rPr>
@@ -7417,7 +7917,7 @@
     </w:p>
     <w:p>
       <w:pPr>
-        <w:pStyle w:val="Heading3"/>
+        <w:pStyle w:val="Heading2"/>
       </w:pPr>
       <w:r>
         <w:t>05. Connect the explanation to its limit</w:t>
@@ -7428,7 +7928,7 @@
         <w:drawing>
           <wp:inline xmlns:a="http://schemas.openxmlformats.org/drawingml/2006/main" xmlns:pic="http://schemas.openxmlformats.org/drawingml/2006/picture">
             <wp:extent cx="5486400" cy="2834640"/>
-            <wp:docPr id="26" name="Picture 26" descr="Read the picture in order. Answer 16: 00 and attach LIB-v = 2. Its words, rather than the earlier guess, support this claim. The arrows show which recorded input or intermediate result each decision uses. Explain the deciding step aloud before checking the changed case; pointing to the final answer alone does not show how it follows. Limit: A retrieved document can itself be wrong or outdated; source approval, date and scope still need checking."/>
+            <wp:docPr id="32" name="Picture 32" descr="Read the picture in order. Answer 16: 00 and attach LIB-v = 2. Its words, rather than the earlier guess, support this claim. The arrows show which recorded input or intermediate result each decision uses. Explain the deciding step aloud before checking the changed case; pointing to the final answer alone does not show how it follows. Limit: A retrieved document can itself be wrong or outdated; source approval, date and scope still need checking."/>
             <wp:cNvGraphicFramePr>
               <a:graphicFrameLocks noChangeAspect="1"/>
             </wp:cNvGraphicFramePr>
@@ -7507,7 +8007,6 @@
     <w:p>
       <w:pPr>
         <w:spacing w:line="336" w:lineRule="auto" w:after="180"/>
-        <w:shd w:fill="F5F1FB"/>
       </w:pPr>
       <w:r>
         <w:rPr>
@@ -7518,7 +8017,7 @@
     </w:p>
     <w:p>
       <w:pPr>
-        <w:pStyle w:val="Heading3"/>
+        <w:pStyle w:val="Heading2"/>
       </w:pPr>
       <w:r>
         <w:t>06. Make the idea visible in your project</w:t>
@@ -7529,7 +8028,7 @@
         <w:drawing>
           <wp:inline xmlns:a="http://schemas.openxmlformats.org/drawingml/2006/main" xmlns:pic="http://schemas.openxmlformats.org/drawingml/2006/picture">
             <wp:extent cx="5486400" cy="3681984"/>
-            <wp:docPr id="27" name="Picture 27" descr="For your Verified Study Buddy, save the input, procedure, observed result and limitation of this check. Label this worked example as practice; use a different, previously unreviewed case when checking independent understanding. Draw your input, deciding step, result and limit. Supported question: Why can the assistant not certify 15: 00 when the notice is missing? Point to the relevant step in the picture, then write the changed result and the rule or evidence that supports it."/>
+            <wp:docPr id="33" name="Picture 33" descr="For your Verified Study Buddy, save the input, procedure, observed result and limitation of this check. Label this worked example as practice; use a different, previously unreviewed case when checking independent understanding. Draw your input, deciding step, result and limit. Supported question: Why can the assistant not certify 15: 00 when the notice is missing? Point to the relevant step in the picture, then write the changed result and the rule or evidence that supports it."/>
             <wp:cNvGraphicFramePr>
               <a:graphicFrameLocks noChangeAspect="1"/>
             </wp:cNvGraphicFramePr>
@@ -7632,7 +8131,6 @@
     <w:p>
       <w:pPr>
         <w:spacing w:line="336" w:lineRule="auto" w:after="180"/>
-        <w:shd w:fill="F5F1FB"/>
       </w:pPr>
       <w:r>
         <w:rPr>
@@ -7651,6 +8149,62 @@
           <w:b w:val="0"/>
         </w:rPr>
         <w:t>.</w:t>
+      </w:r>
+    </w:p>
+    <w:p>
+      <w:pPr>
+        <w:pStyle w:val="Heading2"/>
+      </w:pPr>
+      <w:r>
+        <w:t>Earlier wording, alternatives and picture transcripts · reference / check after trying</w:t>
+      </w:r>
+    </w:p>
+    <w:p>
+      <w:pPr>
+        <w:pStyle w:val="Heading3"/>
+      </w:pPr>
+      <w:r>
+        <w:t>01. Model Memory vs Retrieval: the case</w:t>
+      </w:r>
+    </w:p>
+    <w:p>
+      <w:pPr>
+        <w:pStyle w:val="Heading3"/>
+      </w:pPr>
+      <w:r>
+        <w:t>02. Follow the deciding steps</w:t>
+      </w:r>
+    </w:p>
+    <w:p>
+      <w:pPr>
+        <w:pStyle w:val="Heading3"/>
+      </w:pPr>
+      <w:r>
+        <w:t>03. Retrieval and indexing — evidence trace</w:t>
+      </w:r>
+    </w:p>
+    <w:p>
+      <w:pPr>
+        <w:pStyle w:val="Heading3"/>
+      </w:pPr>
+      <w:r>
+        <w:t>04. Change one thing. Trace what follows.</w:t>
+      </w:r>
+    </w:p>
+    <w:p>
+      <w:pPr>
+        <w:pStyle w:val="Heading3"/>
+      </w:pPr>
+      <w:r>
+        <w:t>05. Connect the explanation to its limit</w:t>
+      </w:r>
+    </w:p>
+    <w:p>
+      <w:pPr>
+        <w:pStyle w:val="Heading3"/>
+      </w:pPr>
+      <w:r>
+        <w:t>06. Make the idea visible in your project</w:t>
       </w:r>
     </w:p>
     <w:sectPr>
